--- a/MAJOR PROJECT - Revised.docx
+++ b/MAJOR PROJECT - Revised.docx
@@ -2861,69 +2861,458 @@
         <w:t xml:space="preserve">Figure 1 — Component and Data-Flow Architecture</w:t>
       </w:r>
     </w:p>
-    <w:p>
-      <w:pPr>
-        <w:pStyle w:val="Normal"/>
-        <w:spacing w:after="120" w:line="240" w:lineRule="auto"/>
-        <w:shd w:val="clear" w:fill="F2F2F2"/>
-      </w:pPr>
-      <w:r>
-        <w:rPr>
-          <w:rFonts w:ascii="Consolas" w:hAnsi="Consolas" w:cs="Consolas"/>
-          <w:sz w:val="16"/>
-          <w:szCs w:val="16"/>
-        </w:rPr>
-        <w:t xml:space="preserve">  +-----------------------------------------------------------+</w:t>
-        <w:br/>
-        <w:t xml:space="preserve">  |            CLIENT  (data owner / user)                    |</w:t>
-        <w:br/>
-        <w:t xml:space="preserve">  |  - AES-256-GCM file encryption      - DEK generation      |</w:t>
-        <w:br/>
-        <w:t xml:space="preserve">  |  - RSA-OAEP device key              - RSA-PSS signing     |</w:t>
-        <w:br/>
-        <w:t xml:space="preserve">  |  - Final (light) CP-ABE decryption step                   |</w:t>
-        <w:br/>
-        <w:t xml:space="preserve">  +----------------+---------------------------^--------------+</w:t>
-        <w:br/>
-        <w:t xml:space="preserve">     upload / DEK  |                           | transformed CT</w:t>
-        <w:br/>
-        <w:t xml:space="preserve">                   v                           |</w:t>
-        <w:br/>
-        <w:t xml:space="preserve">  +----------------+---------+   +--------------+--------------+</w:t>
-        <w:br/>
-        <w:t xml:space="preserve">  | Attribute Authority (AA) |   |     BACKEND (Flask REST)    |</w:t>
-        <w:br/>
-        <w:t xml:space="preserve">  |  - CP-ABE Setup          |--&gt;|  - JWT authentication       |</w:t>
-        <w:br/>
-        <w:t xml:space="preserve">  |  - Attribute key issue   |   |  - ABAC: PDP.PEP.PIP.PAP    |</w:t>
-        <w:br/>
-        <w:t xml:space="preserve">  |  - Key / attr versioning |   |  - CP-ABE wrap / outsourced |</w:t>
-        <w:br/>
-        <w:t xml:space="preserve">  |                          |   |    decryption transform     |</w:t>
-        <w:br/>
-        <w:t xml:space="preserve">  |                          |   |  - Revocation: version +    |</w:t>
-        <w:br/>
-        <w:t xml:space="preserve">  |                          |   |    lazy DEK re-wrap         |</w:t>
-        <w:br/>
-        <w:t xml:space="preserve">  +--------------------------+   +----+-------------------+----+</w:t>
-        <w:br/>
-        <w:t xml:space="preserve">                                      |                   |</w:t>
-        <w:br/>
-        <w:t xml:space="preserve">                         metadata     v                   v  ciphertext</w:t>
-        <w:br/>
-        <w:t xml:space="preserve">                    +-----------------+--+   +------------+-----------+</w:t>
-        <w:br/>
-        <w:t xml:space="preserve">                    | MongoDB            |   | Object store           |</w:t>
-        <w:br/>
-        <w:t xml:space="preserve">                    | policies, wrapped  |   | AWS S3 / Azure Blob    |</w:t>
-        <w:br/>
-        <w:t xml:space="preserve">                    | keys, versions,    |   | (presigned URLs)       |</w:t>
-        <w:br/>
-        <w:t xml:space="preserve">                    | audit log          |   |                        |</w:t>
-        <w:br/>
-        <w:t xml:space="preserve">                    +--------------------+   +------------------------+</w:t>
-      </w:r>
-    </w:p>
+    <w:tbl>
+      <w:tblPr>
+        <w:tblW w:w="9360" w:type="dxa"/>
+        <w:tblBorders>
+          <w:top w:val="nil"/>
+          <w:left w:val="nil"/>
+          <w:bottom w:val="nil"/>
+          <w:right w:val="nil"/>
+          <w:insideH w:val="nil"/>
+          <w:insideV w:val="nil"/>
+        </w:tblBorders>
+        <w:tblLayout w:type="fixed"/>
+      </w:tblPr>
+      <w:tblGrid>
+        <w:gridCol w:w="4680"/>
+        <w:gridCol w:w="4680"/>
+      </w:tblGrid>
+      <w:tr>
+        <w:tc>
+          <w:tcPr>
+            <w:tcW w:w="9360" w:type="dxa"/>
+            <w:gridSpan w:val="2"/>
+            <w:tcBorders>
+              <w:top w:val="single" w:sz="8" w:space="0" w:color="2E74B5"/>
+              <w:left w:val="single" w:sz="8" w:space="0" w:color="2E74B5"/>
+              <w:bottom w:val="single" w:sz="8" w:space="0" w:color="2E74B5"/>
+              <w:right w:val="single" w:sz="8" w:space="0" w:color="2E74B5"/>
+            </w:tcBorders>
+            <w:shd w:val="clear" w:color="auto" w:fill="DBE5F1"/>
+            <w:tcMar>
+              <w:top w:w="100" w:type="dxa"/>
+              <w:bottom w:w="100" w:type="dxa"/>
+              <w:left w:w="120" w:type="dxa"/>
+              <w:right w:w="120" w:type="dxa"/>
+            </w:tcMar>
+            <w:vAlign w:val="center"/>
+          </w:tcPr>
+          <w:p>
+            <w:pPr>
+              <w:jc w:val="center"/>
+              <w:spacing w:after="40" w:line="240" w:lineRule="auto"/>
+            </w:pPr>
+            <w:r>
+              <w:rPr>
+                <w:b/>
+                <w:color w:val="1F3864"/>
+                <w:sz w:val="20"/>
+                <w:szCs w:val="20"/>
+              </w:rPr>
+              <w:t xml:space="preserve">CLIENT  —  Data Owner / User</w:t>
+            </w:r>
+          </w:p>
+          <w:p>
+            <w:pPr>
+              <w:jc w:val="center"/>
+              <w:spacing w:after="20" w:line="240" w:lineRule="auto"/>
+            </w:pPr>
+            <w:r>
+              <w:rPr>
+                <w:sz w:val="16"/>
+                <w:szCs w:val="16"/>
+                <w:color w:val="404040"/>
+              </w:rPr>
+              <w:t xml:space="preserve">AES-256-GCM file encryption   ·   DEK generation</w:t>
+            </w:r>
+          </w:p>
+          <w:p>
+            <w:pPr>
+              <w:jc w:val="center"/>
+              <w:spacing w:after="20" w:line="240" w:lineRule="auto"/>
+            </w:pPr>
+            <w:r>
+              <w:rPr>
+                <w:sz w:val="16"/>
+                <w:szCs w:val="16"/>
+                <w:color w:val="404040"/>
+              </w:rPr>
+              <w:t xml:space="preserve">RSA-OAEP device-key wrap   ·   RSA-PSS signing</w:t>
+            </w:r>
+          </w:p>
+          <w:p>
+            <w:pPr>
+              <w:jc w:val="center"/>
+              <w:spacing w:after="0" w:line="240" w:lineRule="auto"/>
+            </w:pPr>
+            <w:r>
+              <w:rPr>
+                <w:sz w:val="16"/>
+                <w:szCs w:val="16"/>
+                <w:color w:val="404040"/>
+              </w:rPr>
+              <w:t xml:space="preserve">Final (light) CP-ABE decryption step</w:t>
+            </w:r>
+          </w:p>
+        </w:tc>
+      </w:tr>
+      <w:tr>
+        <w:tc>
+          <w:tcPr>
+            <w:tcW w:w="9360" w:type="dxa"/>
+            <w:gridSpan w:val="2"/>
+            <w:tcBorders>
+              <w:top w:val="nil"/>
+              <w:left w:val="nil"/>
+              <w:bottom w:val="nil"/>
+              <w:right w:val="nil"/>
+            </w:tcBorders>
+            <w:vAlign w:val="center"/>
+          </w:tcPr>
+          <w:p>
+            <w:pPr>
+              <w:jc w:val="center"/>
+              <w:spacing w:before="60" w:after="60" w:line="240" w:lineRule="auto"/>
+            </w:pPr>
+            <w:r>
+              <w:rPr>
+                <w:b/>
+                <w:color w:val="2E74B5"/>
+                <w:sz w:val="18"/>
+                <w:szCs w:val="18"/>
+              </w:rPr>
+              <w:t xml:space="preserve">↓  Upload (encrypted file + wrapped DEK)          ↑  Download (transformed ciphertext)</w:t>
+            </w:r>
+          </w:p>
+        </w:tc>
+      </w:tr>
+      <w:tr>
+        <w:tc>
+          <w:tcPr>
+            <w:tcW w:w="4680" w:type="dxa"/>
+            <w:tcBorders>
+              <w:top w:val="single" w:sz="8" w:space="0" w:color="2E74B5"/>
+              <w:left w:val="single" w:sz="8" w:space="0" w:color="2E74B5"/>
+              <w:bottom w:val="single" w:sz="8" w:space="0" w:color="2E74B5"/>
+              <w:right w:val="single" w:sz="8" w:space="0" w:color="2E74B5"/>
+            </w:tcBorders>
+            <w:shd w:val="clear" w:color="auto" w:fill="DBE5F1"/>
+            <w:tcMar>
+              <w:top w:w="100" w:type="dxa"/>
+              <w:bottom w:w="100" w:type="dxa"/>
+              <w:left w:w="120" w:type="dxa"/>
+              <w:right w:w="120" w:type="dxa"/>
+            </w:tcMar>
+            <w:vAlign w:val="center"/>
+          </w:tcPr>
+          <w:p>
+            <w:pPr>
+              <w:jc w:val="center"/>
+              <w:spacing w:after="40" w:line="240" w:lineRule="auto"/>
+            </w:pPr>
+            <w:r>
+              <w:rPr>
+                <w:b/>
+                <w:color w:val="1F3864"/>
+                <w:sz w:val="20"/>
+                <w:szCs w:val="20"/>
+              </w:rPr>
+              <w:t xml:space="preserve">BACKEND  —  Flask REST API</w:t>
+            </w:r>
+          </w:p>
+          <w:p>
+            <w:pPr>
+              <w:jc w:val="center"/>
+              <w:spacing w:after="20" w:line="240" w:lineRule="auto"/>
+            </w:pPr>
+            <w:r>
+              <w:rPr>
+                <w:sz w:val="16"/>
+                <w:szCs w:val="16"/>
+                <w:color w:val="404040"/>
+              </w:rPr>
+              <w:t xml:space="preserve">JWT authentication</w:t>
+            </w:r>
+          </w:p>
+          <w:p>
+            <w:pPr>
+              <w:jc w:val="center"/>
+              <w:spacing w:after="20" w:line="240" w:lineRule="auto"/>
+            </w:pPr>
+            <w:r>
+              <w:rPr>
+                <w:sz w:val="16"/>
+                <w:szCs w:val="16"/>
+                <w:color w:val="404040"/>
+              </w:rPr>
+              <w:t xml:space="preserve">ABAC engine:  PDP · PEP · PIP · PAP</w:t>
+            </w:r>
+          </w:p>
+          <w:p>
+            <w:pPr>
+              <w:jc w:val="center"/>
+              <w:spacing w:after="20" w:line="240" w:lineRule="auto"/>
+            </w:pPr>
+            <w:r>
+              <w:rPr>
+                <w:sz w:val="16"/>
+                <w:szCs w:val="16"/>
+                <w:color w:val="404040"/>
+              </w:rPr>
+              <w:t xml:space="preserve">CP-ABE key-wrap  ·  outsourced decryption</w:t>
+            </w:r>
+          </w:p>
+          <w:p>
+            <w:pPr>
+              <w:jc w:val="center"/>
+              <w:spacing w:after="0" w:line="240" w:lineRule="auto"/>
+            </w:pPr>
+            <w:r>
+              <w:rPr>
+                <w:sz w:val="16"/>
+                <w:szCs w:val="16"/>
+                <w:color w:val="404040"/>
+              </w:rPr>
+              <w:t xml:space="preserve">Revocation: versioning + lazy DEK re-wrap</w:t>
+            </w:r>
+          </w:p>
+        </w:tc>
+        <w:tc>
+          <w:tcPr>
+            <w:tcW w:w="4680" w:type="dxa"/>
+            <w:tcBorders>
+              <w:top w:val="single" w:sz="8" w:space="0" w:color="2E74B5"/>
+              <w:left w:val="single" w:sz="8" w:space="0" w:color="2E74B5"/>
+              <w:bottom w:val="single" w:sz="8" w:space="0" w:color="2E74B5"/>
+              <w:right w:val="single" w:sz="8" w:space="0" w:color="2E74B5"/>
+            </w:tcBorders>
+            <w:shd w:val="clear" w:color="auto" w:fill="DBE5F1"/>
+            <w:tcMar>
+              <w:top w:w="100" w:type="dxa"/>
+              <w:bottom w:w="100" w:type="dxa"/>
+              <w:left w:w="120" w:type="dxa"/>
+              <w:right w:w="120" w:type="dxa"/>
+            </w:tcMar>
+            <w:vAlign w:val="center"/>
+          </w:tcPr>
+          <w:p>
+            <w:pPr>
+              <w:jc w:val="center"/>
+              <w:spacing w:after="40" w:line="240" w:lineRule="auto"/>
+            </w:pPr>
+            <w:r>
+              <w:rPr>
+                <w:b/>
+                <w:color w:val="1F3864"/>
+                <w:sz w:val="20"/>
+                <w:szCs w:val="20"/>
+              </w:rPr>
+              <w:t xml:space="preserve">ATTRIBUTE AUTHORITY (AA)</w:t>
+            </w:r>
+          </w:p>
+          <w:p>
+            <w:pPr>
+              <w:jc w:val="center"/>
+              <w:spacing w:after="20" w:line="240" w:lineRule="auto"/>
+            </w:pPr>
+            <w:r>
+              <w:rPr>
+                <w:sz w:val="16"/>
+                <w:szCs w:val="16"/>
+                <w:color w:val="404040"/>
+              </w:rPr>
+              <w:t xml:space="preserve">CP-ABE global setup</w:t>
+            </w:r>
+          </w:p>
+          <w:p>
+            <w:pPr>
+              <w:jc w:val="center"/>
+              <w:spacing w:after="20" w:line="240" w:lineRule="auto"/>
+            </w:pPr>
+            <w:r>
+              <w:rPr>
+                <w:sz w:val="16"/>
+                <w:szCs w:val="16"/>
+                <w:color w:val="404040"/>
+              </w:rPr>
+              <w:t xml:space="preserve">Attribute-key issuance  →  users</w:t>
+            </w:r>
+          </w:p>
+          <w:p>
+            <w:pPr>
+              <w:jc w:val="center"/>
+              <w:spacing w:after="0" w:line="240" w:lineRule="auto"/>
+            </w:pPr>
+            <w:r>
+              <w:rPr>
+                <w:sz w:val="16"/>
+                <w:szCs w:val="16"/>
+                <w:color w:val="404040"/>
+              </w:rPr>
+              <w:t xml:space="preserve">Key / attribute versioning</w:t>
+            </w:r>
+          </w:p>
+        </w:tc>
+      </w:tr>
+      <w:tr>
+        <w:tc>
+          <w:tcPr>
+            <w:tcW w:w="9360" w:type="dxa"/>
+            <w:gridSpan w:val="2"/>
+            <w:tcBorders>
+              <w:top w:val="nil"/>
+              <w:left w:val="nil"/>
+              <w:bottom w:val="nil"/>
+              <w:right w:val="nil"/>
+            </w:tcBorders>
+            <w:vAlign w:val="center"/>
+          </w:tcPr>
+          <w:p>
+            <w:pPr>
+              <w:jc w:val="center"/>
+              <w:spacing w:before="60" w:after="60" w:line="240" w:lineRule="auto"/>
+            </w:pPr>
+            <w:r>
+              <w:rPr>
+                <w:b/>
+                <w:color w:val="2E74B5"/>
+                <w:sz w:val="18"/>
+                <w:szCs w:val="18"/>
+              </w:rPr>
+              <w:t xml:space="preserve">↓  Backend persists ciphertext, metadata, wrapped keys &amp; audit log</w:t>
+            </w:r>
+          </w:p>
+        </w:tc>
+      </w:tr>
+      <w:tr>
+        <w:tc>
+          <w:tcPr>
+            <w:tcW w:w="4680" w:type="dxa"/>
+            <w:tcBorders>
+              <w:top w:val="single" w:sz="8" w:space="0" w:color="2E74B5"/>
+              <w:left w:val="single" w:sz="8" w:space="0" w:color="2E74B5"/>
+              <w:bottom w:val="single" w:sz="8" w:space="0" w:color="2E74B5"/>
+              <w:right w:val="single" w:sz="8" w:space="0" w:color="2E74B5"/>
+            </w:tcBorders>
+            <w:shd w:val="clear" w:color="auto" w:fill="DBE5F1"/>
+            <w:tcMar>
+              <w:top w:w="100" w:type="dxa"/>
+              <w:bottom w:w="100" w:type="dxa"/>
+              <w:left w:w="120" w:type="dxa"/>
+              <w:right w:w="120" w:type="dxa"/>
+            </w:tcMar>
+            <w:vAlign w:val="center"/>
+          </w:tcPr>
+          <w:p>
+            <w:pPr>
+              <w:jc w:val="center"/>
+              <w:spacing w:after="40" w:line="240" w:lineRule="auto"/>
+            </w:pPr>
+            <w:r>
+              <w:rPr>
+                <w:b/>
+                <w:color w:val="1F3864"/>
+                <w:sz w:val="20"/>
+                <w:szCs w:val="20"/>
+              </w:rPr>
+              <w:t xml:space="preserve">MongoDB  —  Metadata</w:t>
+            </w:r>
+          </w:p>
+          <w:p>
+            <w:pPr>
+              <w:jc w:val="center"/>
+              <w:spacing w:after="20" w:line="240" w:lineRule="auto"/>
+            </w:pPr>
+            <w:r>
+              <w:rPr>
+                <w:sz w:val="16"/>
+                <w:szCs w:val="16"/>
+                <w:color w:val="404040"/>
+              </w:rPr>
+              <w:t xml:space="preserve">Access policies  ·  wrapped keys</w:t>
+            </w:r>
+          </w:p>
+          <w:p>
+            <w:pPr>
+              <w:jc w:val="center"/>
+              <w:spacing w:after="0" w:line="240" w:lineRule="auto"/>
+            </w:pPr>
+            <w:r>
+              <w:rPr>
+                <w:sz w:val="16"/>
+                <w:szCs w:val="16"/>
+                <w:color w:val="404040"/>
+              </w:rPr>
+              <w:t xml:space="preserve">Key versions  ·  audit log</w:t>
+            </w:r>
+          </w:p>
+        </w:tc>
+        <w:tc>
+          <w:tcPr>
+            <w:tcW w:w="4680" w:type="dxa"/>
+            <w:tcBorders>
+              <w:top w:val="single" w:sz="8" w:space="0" w:color="2E74B5"/>
+              <w:left w:val="single" w:sz="8" w:space="0" w:color="2E74B5"/>
+              <w:bottom w:val="single" w:sz="8" w:space="0" w:color="2E74B5"/>
+              <w:right w:val="single" w:sz="8" w:space="0" w:color="2E74B5"/>
+            </w:tcBorders>
+            <w:shd w:val="clear" w:color="auto" w:fill="DBE5F1"/>
+            <w:tcMar>
+              <w:top w:w="100" w:type="dxa"/>
+              <w:bottom w:w="100" w:type="dxa"/>
+              <w:left w:w="120" w:type="dxa"/>
+              <w:right w:w="120" w:type="dxa"/>
+            </w:tcMar>
+            <w:vAlign w:val="center"/>
+          </w:tcPr>
+          <w:p>
+            <w:pPr>
+              <w:jc w:val="center"/>
+              <w:spacing w:after="40" w:line="240" w:lineRule="auto"/>
+            </w:pPr>
+            <w:r>
+              <w:rPr>
+                <w:b/>
+                <w:color w:val="1F3864"/>
+                <w:sz w:val="20"/>
+                <w:szCs w:val="20"/>
+              </w:rPr>
+              <w:t xml:space="preserve">OBJECT STORE  —  AWS S3 / Azure Blob</w:t>
+            </w:r>
+          </w:p>
+          <w:p>
+            <w:pPr>
+              <w:jc w:val="center"/>
+              <w:spacing w:after="20" w:line="240" w:lineRule="auto"/>
+            </w:pPr>
+            <w:r>
+              <w:rPr>
+                <w:sz w:val="16"/>
+                <w:szCs w:val="16"/>
+                <w:color w:val="404040"/>
+              </w:rPr>
+              <w:t xml:space="preserve">Encrypted file objects</w:t>
+            </w:r>
+          </w:p>
+          <w:p>
+            <w:pPr>
+              <w:jc w:val="center"/>
+              <w:spacing w:after="0" w:line="240" w:lineRule="auto"/>
+            </w:pPr>
+            <w:r>
+              <w:rPr>
+                <w:sz w:val="16"/>
+                <w:szCs w:val="16"/>
+                <w:color w:val="404040"/>
+              </w:rPr>
+              <w:t xml:space="preserve">Accessed via presigned URLs</w:t>
+            </w:r>
+          </w:p>
+        </w:tc>
+      </w:tr>
+    </w:tbl>
+    <w:p/>
     <w:p>
       <w:pPr>
         <w:pStyle w:val="Heading3"/>
@@ -2966,45 +3355,363 @@
         <w:t xml:space="preserve">Figure 2 — Three-Tier Key Hierarchy</w:t>
       </w:r>
     </w:p>
-    <w:p>
-      <w:pPr>
-        <w:pStyle w:val="Normal"/>
-        <w:spacing w:after="120" w:line="240" w:lineRule="auto"/>
-        <w:shd w:val="clear" w:fill="F2F2F2"/>
-      </w:pPr>
-      <w:r>
-        <w:rPr>
-          <w:rFonts w:ascii="Consolas" w:hAnsi="Consolas" w:cs="Consolas"/>
-          <w:sz w:val="16"/>
-          <w:szCs w:val="16"/>
-        </w:rPr>
-        <w:t xml:space="preserve">   File plaintext</w:t>
-        <w:br/>
-        <w:t xml:space="preserve">        |  AES-256-GCM</w:t>
-        <w:br/>
-        <w:t xml:space="preserve">        v</w:t>
-        <w:br/>
-        <w:t xml:space="preserve">   Data-Encryption Key (DEK, 256-bit)</w:t>
-        <w:br/>
-        <w:t xml:space="preserve">        |  Tier 1: wrap under CP-ABE access policy</w:t>
-        <w:br/>
-        <w:t xml:space="preserve">        v</w:t>
-        <w:br/>
-        <w:t xml:space="preserve">   CP-ABE-wrapped DEK  (attribute-based authorisation)</w:t>
-        <w:br/>
-        <w:t xml:space="preserve">        |  Tier 2: wrap under per-user RSA-OAEP public key</w:t>
-        <w:br/>
-        <w:t xml:space="preserve">        v</w:t>
-        <w:br/>
-        <w:t xml:space="preserve">   RSA-wrapped DEK     (device / user binding)</w:t>
-        <w:br/>
-        <w:t xml:space="preserve">        |  Tier 3 (integrity): SHA-256 + RSA-PSS signature</w:t>
-        <w:br/>
-        <w:t xml:space="preserve">        v</w:t>
-        <w:br/>
-        <w:t xml:space="preserve">   Stored ciphertext + wrapped keys + signature</w:t>
-      </w:r>
-    </w:p>
+    <w:tbl>
+      <w:tblPr>
+        <w:tblW w:w="6000" w:type="dxa"/>
+        <w:jc w:val="center"/>
+        <w:tblBorders>
+          <w:top w:val="nil"/>
+          <w:left w:val="nil"/>
+          <w:bottom w:val="nil"/>
+          <w:right w:val="nil"/>
+          <w:insideH w:val="nil"/>
+          <w:insideV w:val="nil"/>
+        </w:tblBorders>
+        <w:tblLayout w:type="fixed"/>
+      </w:tblPr>
+      <w:tblGrid>
+        <w:gridCol w:w="6000"/>
+      </w:tblGrid>
+      <w:tr>
+        <w:tc>
+          <w:tcPr>
+            <w:tcW w:w="6000" w:type="dxa"/>
+            <w:tcBorders>
+              <w:top w:val="single" w:sz="8" w:space="0" w:color="2E74B5"/>
+              <w:left w:val="single" w:sz="8" w:space="0" w:color="2E74B5"/>
+              <w:bottom w:val="single" w:sz="8" w:space="0" w:color="2E74B5"/>
+              <w:right w:val="single" w:sz="8" w:space="0" w:color="2E74B5"/>
+            </w:tcBorders>
+            <w:shd w:val="clear" w:color="auto" w:fill="DBE5F1"/>
+            <w:tcMar>
+              <w:top w:w="100" w:type="dxa"/>
+              <w:bottom w:w="100" w:type="dxa"/>
+              <w:left w:w="120" w:type="dxa"/>
+              <w:right w:w="120" w:type="dxa"/>
+            </w:tcMar>
+            <w:vAlign w:val="center"/>
+          </w:tcPr>
+          <w:p>
+            <w:pPr>
+              <w:jc w:val="center"/>
+              <w:spacing w:after="0" w:line="240" w:lineRule="auto"/>
+            </w:pPr>
+            <w:r>
+              <w:rPr>
+                <w:b/>
+                <w:color w:val="1F3864"/>
+                <w:sz w:val="20"/>
+                <w:szCs w:val="20"/>
+              </w:rPr>
+              <w:t xml:space="preserve">File  (plaintext)</w:t>
+            </w:r>
+          </w:p>
+        </w:tc>
+      </w:tr>
+      <w:tr>
+        <w:tc>
+          <w:tcPr>
+            <w:tcW w:w="6000" w:type="dxa"/>
+            <w:tcBorders>
+              <w:top w:val="nil"/>
+              <w:left w:val="nil"/>
+              <w:bottom w:val="nil"/>
+              <w:right w:val="nil"/>
+            </w:tcBorders>
+            <w:vAlign w:val="center"/>
+          </w:tcPr>
+          <w:p>
+            <w:pPr>
+              <w:jc w:val="center"/>
+              <w:spacing w:before="60" w:after="60" w:line="240" w:lineRule="auto"/>
+            </w:pPr>
+            <w:r>
+              <w:rPr>
+                <w:b/>
+                <w:color w:val="2E74B5"/>
+                <w:sz w:val="18"/>
+                <w:szCs w:val="18"/>
+              </w:rPr>
+              <w:t xml:space="preserve">↓   AES-256-GCM encryption</w:t>
+            </w:r>
+          </w:p>
+        </w:tc>
+      </w:tr>
+      <w:tr>
+        <w:tc>
+          <w:tcPr>
+            <w:tcW w:w="6000" w:type="dxa"/>
+            <w:tcBorders>
+              <w:top w:val="single" w:sz="8" w:space="0" w:color="2E74B5"/>
+              <w:left w:val="single" w:sz="8" w:space="0" w:color="2E74B5"/>
+              <w:bottom w:val="single" w:sz="8" w:space="0" w:color="2E74B5"/>
+              <w:right w:val="single" w:sz="8" w:space="0" w:color="2E74B5"/>
+            </w:tcBorders>
+            <w:shd w:val="clear" w:color="auto" w:fill="DBE5F1"/>
+            <w:tcMar>
+              <w:top w:w="100" w:type="dxa"/>
+              <w:bottom w:w="100" w:type="dxa"/>
+              <w:left w:w="120" w:type="dxa"/>
+              <w:right w:w="120" w:type="dxa"/>
+            </w:tcMar>
+            <w:vAlign w:val="center"/>
+          </w:tcPr>
+          <w:p>
+            <w:pPr>
+              <w:jc w:val="center"/>
+              <w:spacing w:after="40" w:line="240" w:lineRule="auto"/>
+            </w:pPr>
+            <w:r>
+              <w:rPr>
+                <w:b/>
+                <w:color w:val="1F3864"/>
+                <w:sz w:val="20"/>
+                <w:szCs w:val="20"/>
+              </w:rPr>
+              <w:t xml:space="preserve">Data-Encryption Key (DEK)</w:t>
+            </w:r>
+          </w:p>
+          <w:p>
+            <w:pPr>
+              <w:jc w:val="center"/>
+              <w:spacing w:after="0" w:line="240" w:lineRule="auto"/>
+            </w:pPr>
+            <w:r>
+              <w:rPr>
+                <w:sz w:val="16"/>
+                <w:szCs w:val="16"/>
+                <w:color w:val="404040"/>
+              </w:rPr>
+              <w:t xml:space="preserve">256-bit symmetric key</w:t>
+            </w:r>
+          </w:p>
+        </w:tc>
+      </w:tr>
+      <w:tr>
+        <w:tc>
+          <w:tcPr>
+            <w:tcW w:w="6000" w:type="dxa"/>
+            <w:tcBorders>
+              <w:top w:val="nil"/>
+              <w:left w:val="nil"/>
+              <w:bottom w:val="nil"/>
+              <w:right w:val="nil"/>
+            </w:tcBorders>
+            <w:vAlign w:val="center"/>
+          </w:tcPr>
+          <w:p>
+            <w:pPr>
+              <w:jc w:val="center"/>
+              <w:spacing w:before="60" w:after="60" w:line="240" w:lineRule="auto"/>
+            </w:pPr>
+            <w:r>
+              <w:rPr>
+                <w:b/>
+                <w:color w:val="2E74B5"/>
+                <w:sz w:val="18"/>
+                <w:szCs w:val="18"/>
+              </w:rPr>
+              <w:t xml:space="preserve">↓   Tier 1 — wrap under CP-ABE access policy</w:t>
+            </w:r>
+          </w:p>
+        </w:tc>
+      </w:tr>
+      <w:tr>
+        <w:tc>
+          <w:tcPr>
+            <w:tcW w:w="6000" w:type="dxa"/>
+            <w:tcBorders>
+              <w:top w:val="single" w:sz="8" w:space="0" w:color="2E74B5"/>
+              <w:left w:val="single" w:sz="8" w:space="0" w:color="2E74B5"/>
+              <w:bottom w:val="single" w:sz="8" w:space="0" w:color="2E74B5"/>
+              <w:right w:val="single" w:sz="8" w:space="0" w:color="2E74B5"/>
+            </w:tcBorders>
+            <w:shd w:val="clear" w:color="auto" w:fill="DBE5F1"/>
+            <w:tcMar>
+              <w:top w:w="100" w:type="dxa"/>
+              <w:bottom w:w="100" w:type="dxa"/>
+              <w:left w:w="120" w:type="dxa"/>
+              <w:right w:w="120" w:type="dxa"/>
+            </w:tcMar>
+            <w:vAlign w:val="center"/>
+          </w:tcPr>
+          <w:p>
+            <w:pPr>
+              <w:jc w:val="center"/>
+              <w:spacing w:after="40" w:line="240" w:lineRule="auto"/>
+            </w:pPr>
+            <w:r>
+              <w:rPr>
+                <w:b/>
+                <w:color w:val="1F3864"/>
+                <w:sz w:val="20"/>
+                <w:szCs w:val="20"/>
+              </w:rPr>
+              <w:t xml:space="preserve">CP-ABE-wrapped DEK</w:t>
+            </w:r>
+          </w:p>
+          <w:p>
+            <w:pPr>
+              <w:jc w:val="center"/>
+              <w:spacing w:after="0" w:line="240" w:lineRule="auto"/>
+            </w:pPr>
+            <w:r>
+              <w:rPr>
+                <w:sz w:val="16"/>
+                <w:szCs w:val="16"/>
+                <w:color w:val="404040"/>
+              </w:rPr>
+              <w:t xml:space="preserve">attribute-based authorisation</w:t>
+            </w:r>
+          </w:p>
+        </w:tc>
+      </w:tr>
+      <w:tr>
+        <w:tc>
+          <w:tcPr>
+            <w:tcW w:w="6000" w:type="dxa"/>
+            <w:tcBorders>
+              <w:top w:val="nil"/>
+              <w:left w:val="nil"/>
+              <w:bottom w:val="nil"/>
+              <w:right w:val="nil"/>
+            </w:tcBorders>
+            <w:vAlign w:val="center"/>
+          </w:tcPr>
+          <w:p>
+            <w:pPr>
+              <w:jc w:val="center"/>
+              <w:spacing w:before="60" w:after="60" w:line="240" w:lineRule="auto"/>
+            </w:pPr>
+            <w:r>
+              <w:rPr>
+                <w:b/>
+                <w:color w:val="2E74B5"/>
+                <w:sz w:val="18"/>
+                <w:szCs w:val="18"/>
+              </w:rPr>
+              <w:t xml:space="preserve">↓   Tier 2 — wrap under per-user RSA-OAEP public key</w:t>
+            </w:r>
+          </w:p>
+        </w:tc>
+      </w:tr>
+      <w:tr>
+        <w:tc>
+          <w:tcPr>
+            <w:tcW w:w="6000" w:type="dxa"/>
+            <w:tcBorders>
+              <w:top w:val="single" w:sz="8" w:space="0" w:color="2E74B5"/>
+              <w:left w:val="single" w:sz="8" w:space="0" w:color="2E74B5"/>
+              <w:bottom w:val="single" w:sz="8" w:space="0" w:color="2E74B5"/>
+              <w:right w:val="single" w:sz="8" w:space="0" w:color="2E74B5"/>
+            </w:tcBorders>
+            <w:shd w:val="clear" w:color="auto" w:fill="DBE5F1"/>
+            <w:tcMar>
+              <w:top w:w="100" w:type="dxa"/>
+              <w:bottom w:w="100" w:type="dxa"/>
+              <w:left w:w="120" w:type="dxa"/>
+              <w:right w:w="120" w:type="dxa"/>
+            </w:tcMar>
+            <w:vAlign w:val="center"/>
+          </w:tcPr>
+          <w:p>
+            <w:pPr>
+              <w:jc w:val="center"/>
+              <w:spacing w:after="40" w:line="240" w:lineRule="auto"/>
+            </w:pPr>
+            <w:r>
+              <w:rPr>
+                <w:b/>
+                <w:color w:val="1F3864"/>
+                <w:sz w:val="20"/>
+                <w:szCs w:val="20"/>
+              </w:rPr>
+              <w:t xml:space="preserve">RSA-wrapped DEK</w:t>
+            </w:r>
+          </w:p>
+          <w:p>
+            <w:pPr>
+              <w:jc w:val="center"/>
+              <w:spacing w:after="0" w:line="240" w:lineRule="auto"/>
+            </w:pPr>
+            <w:r>
+              <w:rPr>
+                <w:sz w:val="16"/>
+                <w:szCs w:val="16"/>
+                <w:color w:val="404040"/>
+              </w:rPr>
+              <w:t xml:space="preserve">device / user binding</w:t>
+            </w:r>
+          </w:p>
+        </w:tc>
+      </w:tr>
+      <w:tr>
+        <w:tc>
+          <w:tcPr>
+            <w:tcW w:w="6000" w:type="dxa"/>
+            <w:tcBorders>
+              <w:top w:val="nil"/>
+              <w:left w:val="nil"/>
+              <w:bottom w:val="nil"/>
+              <w:right w:val="nil"/>
+            </w:tcBorders>
+            <w:vAlign w:val="center"/>
+          </w:tcPr>
+          <w:p>
+            <w:pPr>
+              <w:jc w:val="center"/>
+              <w:spacing w:before="60" w:after="60" w:line="240" w:lineRule="auto"/>
+            </w:pPr>
+            <w:r>
+              <w:rPr>
+                <w:b/>
+                <w:color w:val="2E74B5"/>
+                <w:sz w:val="18"/>
+                <w:szCs w:val="18"/>
+              </w:rPr>
+              <w:t xml:space="preserve">↓   Tier 3 — SHA-256 hash + RSA-PSS signature (integrity)</w:t>
+            </w:r>
+          </w:p>
+        </w:tc>
+      </w:tr>
+      <w:tr>
+        <w:tc>
+          <w:tcPr>
+            <w:tcW w:w="6000" w:type="dxa"/>
+            <w:tcBorders>
+              <w:top w:val="single" w:sz="8" w:space="0" w:color="2E74B5"/>
+              <w:left w:val="single" w:sz="8" w:space="0" w:color="2E74B5"/>
+              <w:bottom w:val="single" w:sz="8" w:space="0" w:color="2E74B5"/>
+              <w:right w:val="single" w:sz="8" w:space="0" w:color="2E74B5"/>
+            </w:tcBorders>
+            <w:shd w:val="clear" w:color="auto" w:fill="DBE5F1"/>
+            <w:tcMar>
+              <w:top w:w="100" w:type="dxa"/>
+              <w:bottom w:w="100" w:type="dxa"/>
+              <w:left w:w="120" w:type="dxa"/>
+              <w:right w:w="120" w:type="dxa"/>
+            </w:tcMar>
+            <w:vAlign w:val="center"/>
+          </w:tcPr>
+          <w:p>
+            <w:pPr>
+              <w:jc w:val="center"/>
+              <w:spacing w:after="0" w:line="240" w:lineRule="auto"/>
+            </w:pPr>
+            <w:r>
+              <w:rPr>
+                <w:b/>
+                <w:color w:val="1F3864"/>
+                <w:sz w:val="20"/>
+                <w:szCs w:val="20"/>
+              </w:rPr>
+              <w:t xml:space="preserve">Stored ciphertext  +  wrapped keys  +  signature</w:t>
+            </w:r>
+          </w:p>
+        </w:tc>
+      </w:tr>
+    </w:tbl>
+    <w:p/>
     <w:p>
       <w:pPr>
         <w:pStyle w:val="Heading1"/>

--- a/MAJOR PROJECT - Revised.docx
+++ b/MAJOR PROJECT - Revised.docx
@@ -8,6 +8,7 @@
         <w:jc w:val="center"/>
       </w:pPr>
       <w:r>
+        <w:rPr/>
         <w:t xml:space="preserve">Privacy-Preserving Secure Cloud Storage Using Hybrid Encryption and Attribute-Based Access Control</w:t>
       </w:r>
     </w:p>
@@ -37,10 +38,22 @@
     </w:p>
     <w:p>
       <w:pPr>
+        <w:pStyle w:val="Normal"/>
+      </w:pPr>
+      <w:r>
+        <w:rPr>
+          <w:i/>
+        </w:rPr>
+        <w:t xml:space="preserve">Note on scope of literature: this report deliberately grounds its survey, research gaps, and references in peer-reviewed work published from 2021 onward, so that the identified gaps reflect the current state of the art rather than historical foundations.</w:t>
+      </w:r>
+    </w:p>
+    <w:p>
+      <w:pPr>
         <w:pStyle w:val="Heading1"/>
         <w:keepNext/>
       </w:pPr>
       <w:r>
+        <w:rPr/>
         <w:t xml:space="preserve">I. Problem Definition</w:t>
       </w:r>
     </w:p>
@@ -50,6 +63,7 @@
         <w:keepNext/>
       </w:pPr>
       <w:r>
+        <w:rPr/>
         <w:t xml:space="preserve">A. Context</w:t>
       </w:r>
     </w:p>
@@ -58,7 +72,8 @@
         <w:pStyle w:val="Normal"/>
       </w:pPr>
       <w:r>
-        <w:t xml:space="preserve">A growing number of organisations now store sensitive material — health records, financial documents, and government files — on third-party platforms such as AWS S3 or Azure Blob. This shift introduces three structural weaknesses.</w:t>
+        <w:rPr/>
+        <w:t xml:space="preserve">A growing number of organisations store sensitive material — health records, financial documents, and government files — on third-party platforms such as AWS S3 or Azure Blob. Recent work continues to confirm three structural weaknesses in this arrangement [1], [8], [15].</w:t>
       </w:r>
     </w:p>
     <w:p>
@@ -66,7 +81,8 @@
         <w:pStyle w:val="Normal"/>
       </w:pPr>
       <w:r>
-        <w:t xml:space="preserve">First, the provider holds the keys. Server-side “encryption at rest” such as SSE-S3 or SSE-KMS uses keys that the cloud provider itself controls. As a result, a malicious insider, a legal subpoena, or a compromised control plane can all recover the plaintext. The provider is, at best, honest-but-curious.</w:t>
+        <w:rPr/>
+        <w:t xml:space="preserve">First, the provider holds the keys. Server-side “encryption at rest” such as SSE-S3 or SSE-KMS uses keys the cloud provider itself controls, so a malicious insider, a subpoena, or a compromised control plane can all recover the plaintext. The provider is, at best, honest-but-curious.</w:t>
       </w:r>
     </w:p>
     <w:p>
@@ -74,7 +90,8 @@
         <w:pStyle w:val="Normal"/>
       </w:pPr>
       <w:r>
-        <w:t xml:space="preserve">Second, access control is coarse-grained and is enforced by the cloud layer rather than by the data itself. IAM policies and ACLs can express “user X may read object Y,” but they cannot naturally express a rule such as “any cardiologist in the Delhi branch with clearance level 3 or higher, during working hours.” If that enforcement layer is bypassed, the plaintext is immediately exposed.</w:t>
+        <w:rPr/>
+        <w:t xml:space="preserve">Second, access control is coarse-grained and is enforced by the cloud layer rather than by the data itself. IAM policies and ACLs express “user X may read object Y,” but cannot naturally express a rule such as “any cardiologist in the Delhi branch with clearance level 3 or higher, during working hours.” If that layer is bypassed, the plaintext is exposed.</w:t>
       </w:r>
     </w:p>
     <w:p>
@@ -82,6 +99,7 @@
         <w:pStyle w:val="Normal"/>
       </w:pPr>
       <w:r>
+        <w:rPr/>
         <w:t xml:space="preserve">Third, sharing tends to break confidentiality. When a file must reach many users, an organisation must either distribute the raw key — which makes revocation practically impossible — or re-encrypt a separate copy for every recipient, which does not scale.</w:t>
       </w:r>
     </w:p>
@@ -91,6 +109,7 @@
         <w:keepNext/>
       </w:pPr>
       <w:r>
+        <w:rPr/>
         <w:t xml:space="preserve">B. Core Problem Statement</w:t>
       </w:r>
     </w:p>
@@ -99,6 +118,7 @@
         <w:pStyle w:val="Normal"/>
       </w:pPr>
       <w:r>
+        <w:rPr/>
         <w:t xml:space="preserve">No existing cloud-storage system simultaneously provides fine-grained access control, efficient key management, near-instant revocation, post-quantum resistance, and search over encrypted data without sacrificing security, performance, or usability. This project targets that combined gap.</w:t>
       </w:r>
     </w:p>
@@ -108,6 +128,7 @@
         <w:keepNext/>
       </w:pPr>
       <w:r>
+        <w:rPr/>
         <w:t xml:space="preserve">C. The Fundamental Tension</w:t>
       </w:r>
     </w:p>
@@ -116,7 +137,8 @@
         <w:pStyle w:val="Normal"/>
       </w:pPr>
       <w:r>
-        <w:t xml:space="preserve">Four recurring tensions emerged from the literature we surveyed:</w:t>
+        <w:rPr/>
+        <w:t xml:space="preserve">Four recurring tensions emerge from the recent (2021-onward) literature:</w:t>
       </w:r>
     </w:p>
     <w:p>
@@ -126,10 +148,17 @@
           <w:ilvl w:val="0"/>
           <w:numId w:val="1"/>
         </w:numPr>
-        <w:spacing w:after="80"/>
-      </w:pPr>
-      <w:r>
-        <w:t xml:space="preserve">Fine-grained control versus computational cost — single-authority ABE schemes tend to suffer from key escrow, heavy overhead, and clumsy revocation.</w:t>
+        <w:spacing w:after="60"/>
+      </w:pPr>
+      <w:r>
+        <w:rPr>
+          <w:b/>
+        </w:rPr>
+        <w:t xml:space="preserve">Fine-grained control vs. computational cost</w:t>
+      </w:r>
+      <w:r>
+        <w:rPr/>
+        <w:t xml:space="preserve"> — single-authority ABE schemes still suffer from key escrow, heavy overhead, and clumsy revocation [2], [12].</w:t>
       </w:r>
     </w:p>
     <w:p>
@@ -139,10 +168,17 @@
           <w:ilvl w:val="0"/>
           <w:numId w:val="1"/>
         </w:numPr>
-        <w:spacing w:after="80"/>
-      </w:pPr>
-      <w:r>
-        <w:t xml:space="preserve">Real-time response versus batch processing — most existing schemes update keys only periodically, which leaves a dangerous exposure window in fast-moving environments such as IoT or connected vehicles.</w:t>
+        <w:spacing w:after="60"/>
+      </w:pPr>
+      <w:r>
+        <w:rPr>
+          <w:b/>
+        </w:rPr>
+        <w:t xml:space="preserve">Real-time response vs. batch processing</w:t>
+      </w:r>
+      <w:r>
+        <w:rPr/>
+        <w:t xml:space="preserve"> — most schemes update keys periodically, leaving an exposure window in fast-moving environments such as IoT and connected vehicles [3], [5].</w:t>
       </w:r>
     </w:p>
     <w:p>
@@ -152,10 +188,17 @@
           <w:ilvl w:val="0"/>
           <w:numId w:val="1"/>
         </w:numPr>
-        <w:spacing w:after="80"/>
-      </w:pPr>
-      <w:r>
-        <w:t xml:space="preserve">Centralised trust versus decentralised resilience — many designs still rely on classical hardness assumptions, a single trusted authority, and static access policies.</w:t>
+        <w:spacing w:after="60"/>
+      </w:pPr>
+      <w:r>
+        <w:rPr>
+          <w:b/>
+        </w:rPr>
+        <w:t xml:space="preserve">Centralised trust vs. decentralised resilience</w:t>
+      </w:r>
+      <w:r>
+        <w:rPr/>
+        <w:t xml:space="preserve"> — many designs still rely on classical hardness assumptions and a single trusted authority [12], [16], [18].</w:t>
       </w:r>
     </w:p>
     <w:p>
@@ -165,10 +208,17 @@
           <w:ilvl w:val="0"/>
           <w:numId w:val="1"/>
         </w:numPr>
-        <w:spacing w:after="80"/>
-      </w:pPr>
-      <w:r>
-        <w:t xml:space="preserve">Regulatory compliance versus practical performance — traditional access-control models struggle to keep pace with multi-tenant, constantly changing cloud infrastructure that handles sensitive data.</w:t>
+        <w:spacing w:after="60"/>
+      </w:pPr>
+      <w:r>
+        <w:rPr>
+          <w:b/>
+        </w:rPr>
+        <w:t xml:space="preserve">Regulatory compliance vs. practical performance</w:t>
+      </w:r>
+      <w:r>
+        <w:rPr/>
+        <w:t xml:space="preserve"> — access-control models struggle to keep pace with multi-tenant, constantly changing cloud infrastructure [19], [20].</w:t>
       </w:r>
     </w:p>
     <w:p>
@@ -177,7 +227,8 @@
         <w:keepNext/>
       </w:pPr>
       <w:r>
-        <w:t xml:space="preserve">II. Literature Survey</w:t>
+        <w:rPr/>
+        <w:t xml:space="preserve">II. Literature Survey (2021–Present)</w:t>
       </w:r>
     </w:p>
     <w:p>
@@ -186,7 +237,8 @@
         <w:keepNext/>
       </w:pPr>
       <w:r>
-        <w:t xml:space="preserve">A. Current State of Research</w:t>
+        <w:rPr/>
+        <w:t xml:space="preserve">A. Review Scope and Method</w:t>
       </w:r>
     </w:p>
     <w:p>
@@ -194,7 +246,8 @@
         <w:pStyle w:val="Normal"/>
       </w:pPr>
       <w:r>
-        <w:t xml:space="preserve">Hybrid cryptography — pairing AES with RSA or ECC — is now a mature, well-understood approach. Attribute-based encryption (ABE) has become close to the standard answer for fine-grained access control in cloud settings, and blockchain is increasingly explored as a way to decentralise key management and maintain tamper-evident audit trails. Deployments of these ideas have already been reported in healthcare, IoT, and financial contexts [10]–[12].</w:t>
+        <w:rPr/>
+        <w:t xml:space="preserve">We restricted the review to peer-reviewed work published from 2021 onward and organised it into six themes that map directly onto the components of this project: (1) hybrid encryption for cloud storage, (2) ciphertext-policy ABE and its efficiency, (3) user/attribute revocation, (4) multi-authority and blockchain-assisted ABE, (5) attribute-based searchable encryption, and (6) post-quantum / lattice-based ABE. For each theme we summarise representative recent works (Table I), then discuss their achievements and drawbacks, and finally synthesise the gaps (Table III).</w:t>
       </w:r>
     </w:p>
     <w:p>
@@ -203,18 +256,8 @@
         <w:keepNext/>
       </w:pPr>
       <w:r>
-        <w:t xml:space="preserve">B. Foundational Literature</w:t>
-      </w:r>
-    </w:p>
-    <w:p>
-      <w:pPr>
-        <w:pStyle w:val="Normal"/>
-      </w:pPr>
-      <w:r>
-        <w:rPr>
-          <w:i/>
-        </w:rPr>
-        <w:t xml:space="preserve">Table I summarises the foundational works on which this project builds; the critical paragraphs that follow discuss the achievements and drawbacks of each.</w:t>
+        <w:rPr/>
+        <w:t xml:space="preserve">B. Representative Recent Works (2021–Present)</w:t>
       </w:r>
     </w:p>
     <w:tbl>
@@ -231,9 +274,10 @@
         <w:tblLayout w:type="fixed"/>
       </w:tblPr>
       <w:tblGrid>
-        <w:gridCol w:w="500"/>
-        <w:gridCol w:w="3860"/>
-        <w:gridCol w:w="5000"/>
+        <w:gridCol w:w="420"/>
+        <w:gridCol w:w="4300"/>
+        <w:gridCol w:w="1340"/>
+        <w:gridCol w:w="3300"/>
       </w:tblGrid>
       <w:tr>
         <w:trPr>
@@ -241,18 +285,26 @@
         </w:trPr>
         <w:tc>
           <w:tcPr>
-            <w:tcW w:w="500" w:type="dxa"/>
+            <w:tcW w:w="420" w:type="dxa"/>
             <w:shd w:val="clear" w:fill="1F3864"/>
-            <w:vAlign w:val="center"/>
-          </w:tcPr>
-          <w:p>
-            <w:pPr>
-              <w:spacing w:before="20" w:after="20"/>
+            <w:tcMar>
+              <w:top w:w="30" w:type="dxa"/>
+              <w:bottom w:w="30" w:type="dxa"/>
+              <w:left w:w="80" w:type="dxa"/>
+              <w:right w:w="80" w:type="dxa"/>
+            </w:tcMar>
+            <w:vAlign w:val="center"/>
+          </w:tcPr>
+          <w:p>
+            <w:pPr>
+              <w:spacing w:after="0" w:line="248" w:lineRule="auto"/>
             </w:pPr>
             <w:r>
               <w:rPr>
                 <w:b/>
                 <w:color w:val="FFFFFF"/>
+                <w:sz w:val="19"/>
+                <w:szCs w:val="19"/>
               </w:rPr>
               <w:t xml:space="preserve">#</w:t>
             </w:r>
@@ -260,39 +312,82 @@
         </w:tc>
         <w:tc>
           <w:tcPr>
-            <w:tcW w:w="3860" w:type="dxa"/>
+            <w:tcW w:w="4300" w:type="dxa"/>
             <w:shd w:val="clear" w:fill="1F3864"/>
-            <w:vAlign w:val="center"/>
-          </w:tcPr>
-          <w:p>
-            <w:pPr>
-              <w:spacing w:before="20" w:after="20"/>
+            <w:tcMar>
+              <w:top w:w="30" w:type="dxa"/>
+              <w:bottom w:w="30" w:type="dxa"/>
+              <w:left w:w="80" w:type="dxa"/>
+              <w:right w:w="80" w:type="dxa"/>
+            </w:tcMar>
+            <w:vAlign w:val="center"/>
+          </w:tcPr>
+          <w:p>
+            <w:pPr>
+              <w:spacing w:after="0" w:line="248" w:lineRule="auto"/>
             </w:pPr>
             <w:r>
               <w:rPr>
                 <w:b/>
                 <w:color w:val="FFFFFF"/>
-              </w:rPr>
-              <w:t xml:space="preserve">Work</w:t>
-            </w:r>
-          </w:p>
-        </w:tc>
-        <w:tc>
-          <w:tcPr>
-            <w:tcW w:w="5000" w:type="dxa"/>
+                <w:sz w:val="19"/>
+                <w:szCs w:val="19"/>
+              </w:rPr>
+              <w:t xml:space="preserve">Recent Work (venue, year)</w:t>
+            </w:r>
+          </w:p>
+        </w:tc>
+        <w:tc>
+          <w:tcPr>
+            <w:tcW w:w="1340" w:type="dxa"/>
             <w:shd w:val="clear" w:fill="1F3864"/>
-            <w:vAlign w:val="center"/>
-          </w:tcPr>
-          <w:p>
-            <w:pPr>
-              <w:spacing w:before="20" w:after="20"/>
+            <w:tcMar>
+              <w:top w:w="30" w:type="dxa"/>
+              <w:bottom w:w="30" w:type="dxa"/>
+              <w:left w:w="80" w:type="dxa"/>
+              <w:right w:w="80" w:type="dxa"/>
+            </w:tcMar>
+            <w:vAlign w:val="center"/>
+          </w:tcPr>
+          <w:p>
+            <w:pPr>
+              <w:spacing w:after="0" w:line="248" w:lineRule="auto"/>
             </w:pPr>
             <w:r>
               <w:rPr>
                 <w:b/>
                 <w:color w:val="FFFFFF"/>
-              </w:rPr>
-              <w:t xml:space="preserve">Contribution</w:t>
+                <w:sz w:val="19"/>
+                <w:szCs w:val="19"/>
+              </w:rPr>
+              <w:t xml:space="preserve">Theme</w:t>
+            </w:r>
+          </w:p>
+        </w:tc>
+        <w:tc>
+          <w:tcPr>
+            <w:tcW w:w="3300" w:type="dxa"/>
+            <w:shd w:val="clear" w:fill="1F3864"/>
+            <w:tcMar>
+              <w:top w:w="30" w:type="dxa"/>
+              <w:bottom w:w="30" w:type="dxa"/>
+              <w:left w:w="80" w:type="dxa"/>
+              <w:right w:w="80" w:type="dxa"/>
+            </w:tcMar>
+            <w:vAlign w:val="center"/>
+          </w:tcPr>
+          <w:p>
+            <w:pPr>
+              <w:spacing w:after="0" w:line="248" w:lineRule="auto"/>
+            </w:pPr>
+            <w:r>
+              <w:rPr>
+                <w:b/>
+                <w:color w:val="FFFFFF"/>
+                <w:sz w:val="19"/>
+                <w:szCs w:val="19"/>
+              </w:rPr>
+              <w:t xml:space="preserve">Core contribution</w:t>
             </w:r>
           </w:p>
         </w:tc>
@@ -300,43 +395,97 @@
       <w:tr>
         <w:tc>
           <w:tcPr>
-            <w:tcW w:w="500" w:type="dxa"/>
-            <w:vAlign w:val="center"/>
-          </w:tcPr>
-          <w:p>
-            <w:pPr>
-              <w:spacing w:before="20" w:after="20"/>
-            </w:pPr>
-            <w:r>
+            <w:tcW w:w="420" w:type="dxa"/>
+            <w:tcMar>
+              <w:top w:w="30" w:type="dxa"/>
+              <w:bottom w:w="30" w:type="dxa"/>
+              <w:left w:w="80" w:type="dxa"/>
+              <w:right w:w="80" w:type="dxa"/>
+            </w:tcMar>
+            <w:vAlign w:val="center"/>
+          </w:tcPr>
+          <w:p>
+            <w:pPr>
+              <w:spacing w:after="0" w:line="248" w:lineRule="auto"/>
+            </w:pPr>
+            <w:r>
+              <w:rPr>
+                <w:sz w:val="19"/>
+                <w:szCs w:val="19"/>
+              </w:rPr>
               <w:t xml:space="preserve">1</w:t>
             </w:r>
           </w:p>
         </w:tc>
         <w:tc>
           <w:tcPr>
-            <w:tcW w:w="3860" w:type="dxa"/>
-            <w:vAlign w:val="center"/>
-          </w:tcPr>
-          <w:p>
-            <w:pPr>
-              <w:spacing w:before="20" w:after="20"/>
-            </w:pPr>
-            <w:r>
-              <w:t xml:space="preserve">Sahai &amp; Waters, EUROCRYPT 2005</w:t>
-            </w:r>
-          </w:p>
-        </w:tc>
-        <w:tc>
-          <w:tcPr>
-            <w:tcW w:w="5000" w:type="dxa"/>
-            <w:vAlign w:val="center"/>
-          </w:tcPr>
-          <w:p>
-            <w:pPr>
-              <w:spacing w:before="20" w:after="20"/>
-            </w:pPr>
-            <w:r>
-              <w:t xml:space="preserve">Fuzzy IBE; the origin point of ABE</w:t>
+            <w:tcW w:w="4300" w:type="dxa"/>
+            <w:tcMar>
+              <w:top w:w="30" w:type="dxa"/>
+              <w:bottom w:w="30" w:type="dxa"/>
+              <w:left w:w="80" w:type="dxa"/>
+              <w:right w:w="80" w:type="dxa"/>
+            </w:tcMar>
+            <w:vAlign w:val="center"/>
+          </w:tcPr>
+          <w:p>
+            <w:pPr>
+              <w:spacing w:after="0" w:line="248" w:lineRule="auto"/>
+            </w:pPr>
+            <w:r>
+              <w:rPr>
+                <w:sz w:val="19"/>
+                <w:szCs w:val="19"/>
+              </w:rPr>
+              <w:t xml:space="preserve">Hybrid ECC-AES framework, Sci. Reports (Nature), 2025</w:t>
+            </w:r>
+          </w:p>
+        </w:tc>
+        <w:tc>
+          <w:tcPr>
+            <w:tcW w:w="1340" w:type="dxa"/>
+            <w:tcMar>
+              <w:top w:w="30" w:type="dxa"/>
+              <w:bottom w:w="30" w:type="dxa"/>
+              <w:left w:w="80" w:type="dxa"/>
+              <w:right w:w="80" w:type="dxa"/>
+            </w:tcMar>
+            <w:vAlign w:val="center"/>
+          </w:tcPr>
+          <w:p>
+            <w:pPr>
+              <w:spacing w:after="0" w:line="248" w:lineRule="auto"/>
+            </w:pPr>
+            <w:r>
+              <w:rPr>
+                <w:sz w:val="19"/>
+                <w:szCs w:val="19"/>
+              </w:rPr>
+              <w:t xml:space="preserve">Hybrid enc.</w:t>
+            </w:r>
+          </w:p>
+        </w:tc>
+        <w:tc>
+          <w:tcPr>
+            <w:tcW w:w="3300" w:type="dxa"/>
+            <w:tcMar>
+              <w:top w:w="30" w:type="dxa"/>
+              <w:bottom w:w="30" w:type="dxa"/>
+              <w:left w:w="80" w:type="dxa"/>
+              <w:right w:w="80" w:type="dxa"/>
+            </w:tcMar>
+            <w:vAlign w:val="center"/>
+          </w:tcPr>
+          <w:p>
+            <w:pPr>
+              <w:spacing w:after="0" w:line="248" w:lineRule="auto"/>
+            </w:pPr>
+            <w:r>
+              <w:rPr>
+                <w:sz w:val="19"/>
+                <w:szCs w:val="19"/>
+              </w:rPr>
+              <w:t xml:space="preserve">Fast AES + ECC key protection, low latency</w:t>
             </w:r>
           </w:p>
         </w:tc>
@@ -344,43 +493,97 @@
       <w:tr>
         <w:tc>
           <w:tcPr>
-            <w:tcW w:w="500" w:type="dxa"/>
-            <w:vAlign w:val="center"/>
-          </w:tcPr>
-          <w:p>
-            <w:pPr>
-              <w:spacing w:before="20" w:after="20"/>
-            </w:pPr>
-            <w:r>
+            <w:tcW w:w="420" w:type="dxa"/>
+            <w:tcMar>
+              <w:top w:w="30" w:type="dxa"/>
+              <w:bottom w:w="30" w:type="dxa"/>
+              <w:left w:w="80" w:type="dxa"/>
+              <w:right w:w="80" w:type="dxa"/>
+            </w:tcMar>
+            <w:vAlign w:val="center"/>
+          </w:tcPr>
+          <w:p>
+            <w:pPr>
+              <w:spacing w:after="0" w:line="248" w:lineRule="auto"/>
+            </w:pPr>
+            <w:r>
+              <w:rPr>
+                <w:sz w:val="19"/>
+                <w:szCs w:val="19"/>
+              </w:rPr>
               <w:t xml:space="preserve">2</w:t>
             </w:r>
           </w:p>
         </w:tc>
         <w:tc>
           <w:tcPr>
-            <w:tcW w:w="3860" w:type="dxa"/>
-            <w:vAlign w:val="center"/>
-          </w:tcPr>
-          <w:p>
-            <w:pPr>
-              <w:spacing w:before="20" w:after="20"/>
-            </w:pPr>
-            <w:r>
-              <w:t xml:space="preserve">Goyal et al., CCS 2006</w:t>
-            </w:r>
-          </w:p>
-        </w:tc>
-        <w:tc>
-          <w:tcPr>
-            <w:tcW w:w="5000" w:type="dxa"/>
-            <w:vAlign w:val="center"/>
-          </w:tcPr>
-          <w:p>
-            <w:pPr>
-              <w:spacing w:before="20" w:after="20"/>
-            </w:pPr>
-            <w:r>
-              <w:t xml:space="preserve">Key-policy ABE (KP-ABE)</w:t>
+            <w:tcW w:w="4300" w:type="dxa"/>
+            <w:tcMar>
+              <w:top w:w="30" w:type="dxa"/>
+              <w:bottom w:w="30" w:type="dxa"/>
+              <w:left w:w="80" w:type="dxa"/>
+              <w:right w:w="80" w:type="dxa"/>
+            </w:tcMar>
+            <w:vAlign w:val="center"/>
+          </w:tcPr>
+          <w:p>
+            <w:pPr>
+              <w:spacing w:after="0" w:line="248" w:lineRule="auto"/>
+            </w:pPr>
+            <w:r>
+              <w:rPr>
+                <w:sz w:val="19"/>
+                <w:szCs w:val="19"/>
+              </w:rPr>
+              <w:t xml:space="preserve">Privacy-preserving storage w/ hybrid enc. + homomorphic search + blockchain, Sci. Reports, 2026</w:t>
+            </w:r>
+          </w:p>
+        </w:tc>
+        <w:tc>
+          <w:tcPr>
+            <w:tcW w:w="1340" w:type="dxa"/>
+            <w:tcMar>
+              <w:top w:w="30" w:type="dxa"/>
+              <w:bottom w:w="30" w:type="dxa"/>
+              <w:left w:w="80" w:type="dxa"/>
+              <w:right w:w="80" w:type="dxa"/>
+            </w:tcMar>
+            <w:vAlign w:val="center"/>
+          </w:tcPr>
+          <w:p>
+            <w:pPr>
+              <w:spacing w:after="0" w:line="248" w:lineRule="auto"/>
+            </w:pPr>
+            <w:r>
+              <w:rPr>
+                <w:sz w:val="19"/>
+                <w:szCs w:val="19"/>
+              </w:rPr>
+              <w:t xml:space="preserve">Hybrid + search</w:t>
+            </w:r>
+          </w:p>
+        </w:tc>
+        <w:tc>
+          <w:tcPr>
+            <w:tcW w:w="3300" w:type="dxa"/>
+            <w:tcMar>
+              <w:top w:w="30" w:type="dxa"/>
+              <w:bottom w:w="30" w:type="dxa"/>
+              <w:left w:w="80" w:type="dxa"/>
+              <w:right w:w="80" w:type="dxa"/>
+            </w:tcMar>
+            <w:vAlign w:val="center"/>
+          </w:tcPr>
+          <w:p>
+            <w:pPr>
+              <w:spacing w:after="0" w:line="248" w:lineRule="auto"/>
+            </w:pPr>
+            <w:r>
+              <w:rPr>
+                <w:sz w:val="19"/>
+                <w:szCs w:val="19"/>
+              </w:rPr>
+              <w:t xml:space="preserve">Confidentiality + keyword search + integrity</w:t>
             </w:r>
           </w:p>
         </w:tc>
@@ -388,43 +591,97 @@
       <w:tr>
         <w:tc>
           <w:tcPr>
-            <w:tcW w:w="500" w:type="dxa"/>
-            <w:vAlign w:val="center"/>
-          </w:tcPr>
-          <w:p>
-            <w:pPr>
-              <w:spacing w:before="20" w:after="20"/>
-            </w:pPr>
-            <w:r>
+            <w:tcW w:w="420" w:type="dxa"/>
+            <w:tcMar>
+              <w:top w:w="30" w:type="dxa"/>
+              <w:bottom w:w="30" w:type="dxa"/>
+              <w:left w:w="80" w:type="dxa"/>
+              <w:right w:w="80" w:type="dxa"/>
+            </w:tcMar>
+            <w:vAlign w:val="center"/>
+          </w:tcPr>
+          <w:p>
+            <w:pPr>
+              <w:spacing w:after="0" w:line="248" w:lineRule="auto"/>
+            </w:pPr>
+            <w:r>
+              <w:rPr>
+                <w:sz w:val="19"/>
+                <w:szCs w:val="19"/>
+              </w:rPr>
               <w:t xml:space="preserve">3</w:t>
             </w:r>
           </w:p>
         </w:tc>
         <w:tc>
           <w:tcPr>
-            <w:tcW w:w="3860" w:type="dxa"/>
-            <w:vAlign w:val="center"/>
-          </w:tcPr>
-          <w:p>
-            <w:pPr>
-              <w:spacing w:before="20" w:after="20"/>
-            </w:pPr>
-            <w:r>
-              <w:t xml:space="preserve">Bethencourt, Sahai &amp; Waters, IEEE S&amp;P 2007</w:t>
-            </w:r>
-          </w:p>
-        </w:tc>
-        <w:tc>
-          <w:tcPr>
-            <w:tcW w:w="5000" w:type="dxa"/>
-            <w:vAlign w:val="center"/>
-          </w:tcPr>
-          <w:p>
-            <w:pPr>
-              <w:spacing w:before="20" w:after="20"/>
-            </w:pPr>
-            <w:r>
-              <w:t xml:space="preserve">CP-ABE — the scheme implemented in this project</w:t>
+            <w:tcW w:w="4300" w:type="dxa"/>
+            <w:tcMar>
+              <w:top w:w="30" w:type="dxa"/>
+              <w:bottom w:w="30" w:type="dxa"/>
+              <w:left w:w="80" w:type="dxa"/>
+              <w:right w:w="80" w:type="dxa"/>
+            </w:tcMar>
+            <w:vAlign w:val="center"/>
+          </w:tcPr>
+          <w:p>
+            <w:pPr>
+              <w:spacing w:after="0" w:line="248" w:lineRule="auto"/>
+            </w:pPr>
+            <w:r>
+              <w:rPr>
+                <w:sz w:val="19"/>
+                <w:szCs w:val="19"/>
+              </w:rPr>
+              <w:t xml:space="preserve">Hybrid AES-ECC model for cloud data, Electronics (MDPI), 2021</w:t>
+            </w:r>
+          </w:p>
+        </w:tc>
+        <w:tc>
+          <w:tcPr>
+            <w:tcW w:w="1340" w:type="dxa"/>
+            <w:tcMar>
+              <w:top w:w="30" w:type="dxa"/>
+              <w:bottom w:w="30" w:type="dxa"/>
+              <w:left w:w="80" w:type="dxa"/>
+              <w:right w:w="80" w:type="dxa"/>
+            </w:tcMar>
+            <w:vAlign w:val="center"/>
+          </w:tcPr>
+          <w:p>
+            <w:pPr>
+              <w:spacing w:after="0" w:line="248" w:lineRule="auto"/>
+            </w:pPr>
+            <w:r>
+              <w:rPr>
+                <w:sz w:val="19"/>
+                <w:szCs w:val="19"/>
+              </w:rPr>
+              <w:t xml:space="preserve">Hybrid enc.</w:t>
+            </w:r>
+          </w:p>
+        </w:tc>
+        <w:tc>
+          <w:tcPr>
+            <w:tcW w:w="3300" w:type="dxa"/>
+            <w:tcMar>
+              <w:top w:w="30" w:type="dxa"/>
+              <w:bottom w:w="30" w:type="dxa"/>
+              <w:left w:w="80" w:type="dxa"/>
+              <w:right w:w="80" w:type="dxa"/>
+            </w:tcMar>
+            <w:vAlign w:val="center"/>
+          </w:tcPr>
+          <w:p>
+            <w:pPr>
+              <w:spacing w:after="0" w:line="248" w:lineRule="auto"/>
+            </w:pPr>
+            <w:r>
+              <w:rPr>
+                <w:sz w:val="19"/>
+                <w:szCs w:val="19"/>
+              </w:rPr>
+              <w:t xml:space="preserve">AES-ECC authentication and integrity</w:t>
             </w:r>
           </w:p>
         </w:tc>
@@ -432,43 +689,97 @@
       <w:tr>
         <w:tc>
           <w:tcPr>
-            <w:tcW w:w="500" w:type="dxa"/>
-            <w:vAlign w:val="center"/>
-          </w:tcPr>
-          <w:p>
-            <w:pPr>
-              <w:spacing w:before="20" w:after="20"/>
-            </w:pPr>
-            <w:r>
+            <w:tcW w:w="420" w:type="dxa"/>
+            <w:tcMar>
+              <w:top w:w="30" w:type="dxa"/>
+              <w:bottom w:w="30" w:type="dxa"/>
+              <w:left w:w="80" w:type="dxa"/>
+              <w:right w:w="80" w:type="dxa"/>
+            </w:tcMar>
+            <w:vAlign w:val="center"/>
+          </w:tcPr>
+          <w:p>
+            <w:pPr>
+              <w:spacing w:after="0" w:line="248" w:lineRule="auto"/>
+            </w:pPr>
+            <w:r>
+              <w:rPr>
+                <w:sz w:val="19"/>
+                <w:szCs w:val="19"/>
+              </w:rPr>
               <w:t xml:space="preserve">4</w:t>
             </w:r>
           </w:p>
         </w:tc>
         <w:tc>
           <w:tcPr>
-            <w:tcW w:w="3860" w:type="dxa"/>
-            <w:vAlign w:val="center"/>
-          </w:tcPr>
-          <w:p>
-            <w:pPr>
-              <w:spacing w:before="20" w:after="20"/>
-            </w:pPr>
-            <w:r>
-              <w:t xml:space="preserve">Waters, PKC 2011</w:t>
-            </w:r>
-          </w:p>
-        </w:tc>
-        <w:tc>
-          <w:tcPr>
-            <w:tcW w:w="5000" w:type="dxa"/>
-            <w:vAlign w:val="center"/>
-          </w:tcPr>
-          <w:p>
-            <w:pPr>
-              <w:spacing w:before="20" w:after="20"/>
-            </w:pPr>
-            <w:r>
-              <w:t xml:space="preserve">LSSS-based CP-ABE in the standard model</w:t>
+            <w:tcW w:w="4300" w:type="dxa"/>
+            <w:tcMar>
+              <w:top w:w="30" w:type="dxa"/>
+              <w:bottom w:w="30" w:type="dxa"/>
+              <w:left w:w="80" w:type="dxa"/>
+              <w:right w:w="80" w:type="dxa"/>
+            </w:tcMar>
+            <w:vAlign w:val="center"/>
+          </w:tcPr>
+          <w:p>
+            <w:pPr>
+              <w:spacing w:after="0" w:line="248" w:lineRule="auto"/>
+            </w:pPr>
+            <w:r>
+              <w:rPr>
+                <w:sz w:val="19"/>
+                <w:szCs w:val="19"/>
+              </w:rPr>
+              <w:t xml:space="preserve">Efficient revocable CP-ABE w/ black-box traceability, Int. J. Inf. Security, 2026</w:t>
+            </w:r>
+          </w:p>
+        </w:tc>
+        <w:tc>
+          <w:tcPr>
+            <w:tcW w:w="1340" w:type="dxa"/>
+            <w:tcMar>
+              <w:top w:w="30" w:type="dxa"/>
+              <w:bottom w:w="30" w:type="dxa"/>
+              <w:left w:w="80" w:type="dxa"/>
+              <w:right w:w="80" w:type="dxa"/>
+            </w:tcMar>
+            <w:vAlign w:val="center"/>
+          </w:tcPr>
+          <w:p>
+            <w:pPr>
+              <w:spacing w:after="0" w:line="248" w:lineRule="auto"/>
+            </w:pPr>
+            <w:r>
+              <w:rPr>
+                <w:sz w:val="19"/>
+                <w:szCs w:val="19"/>
+              </w:rPr>
+              <w:t xml:space="preserve">CP-ABE</w:t>
+            </w:r>
+          </w:p>
+        </w:tc>
+        <w:tc>
+          <w:tcPr>
+            <w:tcW w:w="3300" w:type="dxa"/>
+            <w:tcMar>
+              <w:top w:w="30" w:type="dxa"/>
+              <w:bottom w:w="30" w:type="dxa"/>
+              <w:left w:w="80" w:type="dxa"/>
+              <w:right w:w="80" w:type="dxa"/>
+            </w:tcMar>
+            <w:vAlign w:val="center"/>
+          </w:tcPr>
+          <w:p>
+            <w:pPr>
+              <w:spacing w:after="0" w:line="248" w:lineRule="auto"/>
+            </w:pPr>
+            <w:r>
+              <w:rPr>
+                <w:sz w:val="19"/>
+                <w:szCs w:val="19"/>
+              </w:rPr>
+              <w:t xml:space="preserve">Balances revocation and key tracing</w:t>
             </w:r>
           </w:p>
         </w:tc>
@@ -476,43 +787,97 @@
       <w:tr>
         <w:tc>
           <w:tcPr>
-            <w:tcW w:w="500" w:type="dxa"/>
-            <w:vAlign w:val="center"/>
-          </w:tcPr>
-          <w:p>
-            <w:pPr>
-              <w:spacing w:before="20" w:after="20"/>
-            </w:pPr>
-            <w:r>
+            <w:tcW w:w="420" w:type="dxa"/>
+            <w:tcMar>
+              <w:top w:w="30" w:type="dxa"/>
+              <w:bottom w:w="30" w:type="dxa"/>
+              <w:left w:w="80" w:type="dxa"/>
+              <w:right w:w="80" w:type="dxa"/>
+            </w:tcMar>
+            <w:vAlign w:val="center"/>
+          </w:tcPr>
+          <w:p>
+            <w:pPr>
+              <w:spacing w:after="0" w:line="248" w:lineRule="auto"/>
+            </w:pPr>
+            <w:r>
+              <w:rPr>
+                <w:sz w:val="19"/>
+                <w:szCs w:val="19"/>
+              </w:rPr>
               <w:t xml:space="preserve">5</w:t>
             </w:r>
           </w:p>
         </w:tc>
         <w:tc>
           <w:tcPr>
-            <w:tcW w:w="3860" w:type="dxa"/>
-            <w:vAlign w:val="center"/>
-          </w:tcPr>
-          <w:p>
-            <w:pPr>
-              <w:spacing w:before="20" w:after="20"/>
-            </w:pPr>
-            <w:r>
-              <w:t xml:space="preserve">Lewko &amp; Waters, EUROCRYPT 2011</w:t>
-            </w:r>
-          </w:p>
-        </w:tc>
-        <w:tc>
-          <w:tcPr>
-            <w:tcW w:w="5000" w:type="dxa"/>
-            <w:vAlign w:val="center"/>
-          </w:tcPr>
-          <w:p>
-            <w:pPr>
-              <w:spacing w:before="20" w:after="20"/>
-            </w:pPr>
-            <w:r>
-              <w:t xml:space="preserve">Multi-authority ABE</w:t>
+            <w:tcW w:w="4300" w:type="dxa"/>
+            <w:tcMar>
+              <w:top w:w="30" w:type="dxa"/>
+              <w:bottom w:w="30" w:type="dxa"/>
+              <w:left w:w="80" w:type="dxa"/>
+              <w:right w:w="80" w:type="dxa"/>
+            </w:tcMar>
+            <w:vAlign w:val="center"/>
+          </w:tcPr>
+          <w:p>
+            <w:pPr>
+              <w:spacing w:after="0" w:line="248" w:lineRule="auto"/>
+            </w:pPr>
+            <w:r>
+              <w:rPr>
+                <w:sz w:val="19"/>
+                <w:szCs w:val="19"/>
+              </w:rPr>
+              <w:t xml:space="preserve">Puncturable CP-ABE for flexible user revocation, Science China Inf. Sci., 2023</w:t>
+            </w:r>
+          </w:p>
+        </w:tc>
+        <w:tc>
+          <w:tcPr>
+            <w:tcW w:w="1340" w:type="dxa"/>
+            <w:tcMar>
+              <w:top w:w="30" w:type="dxa"/>
+              <w:bottom w:w="30" w:type="dxa"/>
+              <w:left w:w="80" w:type="dxa"/>
+              <w:right w:w="80" w:type="dxa"/>
+            </w:tcMar>
+            <w:vAlign w:val="center"/>
+          </w:tcPr>
+          <w:p>
+            <w:pPr>
+              <w:spacing w:after="0" w:line="248" w:lineRule="auto"/>
+            </w:pPr>
+            <w:r>
+              <w:rPr>
+                <w:sz w:val="19"/>
+                <w:szCs w:val="19"/>
+              </w:rPr>
+              <w:t xml:space="preserve">Revocation</w:t>
+            </w:r>
+          </w:p>
+        </w:tc>
+        <w:tc>
+          <w:tcPr>
+            <w:tcW w:w="3300" w:type="dxa"/>
+            <w:tcMar>
+              <w:top w:w="30" w:type="dxa"/>
+              <w:bottom w:w="30" w:type="dxa"/>
+              <w:left w:w="80" w:type="dxa"/>
+              <w:right w:w="80" w:type="dxa"/>
+            </w:tcMar>
+            <w:vAlign w:val="center"/>
+          </w:tcPr>
+          <w:p>
+            <w:pPr>
+              <w:spacing w:after="0" w:line="248" w:lineRule="auto"/>
+            </w:pPr>
+            <w:r>
+              <w:rPr>
+                <w:sz w:val="19"/>
+                <w:szCs w:val="19"/>
+              </w:rPr>
+              <w:t xml:space="preserve">Puncturable enc. + proxy decryption</w:t>
             </w:r>
           </w:p>
         </w:tc>
@@ -520,43 +885,97 @@
       <w:tr>
         <w:tc>
           <w:tcPr>
-            <w:tcW w:w="500" w:type="dxa"/>
-            <w:vAlign w:val="center"/>
-          </w:tcPr>
-          <w:p>
-            <w:pPr>
-              <w:spacing w:before="20" w:after="20"/>
-            </w:pPr>
-            <w:r>
+            <w:tcW w:w="420" w:type="dxa"/>
+            <w:tcMar>
+              <w:top w:w="30" w:type="dxa"/>
+              <w:bottom w:w="30" w:type="dxa"/>
+              <w:left w:w="80" w:type="dxa"/>
+              <w:right w:w="80" w:type="dxa"/>
+            </w:tcMar>
+            <w:vAlign w:val="center"/>
+          </w:tcPr>
+          <w:p>
+            <w:pPr>
+              <w:spacing w:after="0" w:line="248" w:lineRule="auto"/>
+            </w:pPr>
+            <w:r>
+              <w:rPr>
+                <w:sz w:val="19"/>
+                <w:szCs w:val="19"/>
+              </w:rPr>
               <w:t xml:space="preserve">6</w:t>
             </w:r>
           </w:p>
         </w:tc>
         <w:tc>
           <w:tcPr>
-            <w:tcW w:w="3860" w:type="dxa"/>
-            <w:vAlign w:val="center"/>
-          </w:tcPr>
-          <w:p>
-            <w:pPr>
-              <w:spacing w:before="20" w:after="20"/>
-            </w:pPr>
-            <w:r>
-              <w:t xml:space="preserve">NIST SP 800-162</w:t>
-            </w:r>
-          </w:p>
-        </w:tc>
-        <w:tc>
-          <w:tcPr>
-            <w:tcW w:w="5000" w:type="dxa"/>
-            <w:vAlign w:val="center"/>
-          </w:tcPr>
-          <w:p>
-            <w:pPr>
-              <w:spacing w:before="20" w:after="20"/>
-            </w:pPr>
-            <w:r>
-              <w:t xml:space="preserve">Definition of and considerations for ABAC</w:t>
+            <w:tcW w:w="4300" w:type="dxa"/>
+            <w:tcMar>
+              <w:top w:w="30" w:type="dxa"/>
+              <w:bottom w:w="30" w:type="dxa"/>
+              <w:left w:w="80" w:type="dxa"/>
+              <w:right w:w="80" w:type="dxa"/>
+            </w:tcMar>
+            <w:vAlign w:val="center"/>
+          </w:tcPr>
+          <w:p>
+            <w:pPr>
+              <w:spacing w:after="0" w:line="248" w:lineRule="auto"/>
+            </w:pPr>
+            <w:r>
+              <w:rPr>
+                <w:sz w:val="19"/>
+                <w:szCs w:val="19"/>
+              </w:rPr>
+              <w:t xml:space="preserve">Revocable, dynamic, decentralized access control, J. Supercomputing, 2022</w:t>
+            </w:r>
+          </w:p>
+        </w:tc>
+        <w:tc>
+          <w:tcPr>
+            <w:tcW w:w="1340" w:type="dxa"/>
+            <w:tcMar>
+              <w:top w:w="30" w:type="dxa"/>
+              <w:bottom w:w="30" w:type="dxa"/>
+              <w:left w:w="80" w:type="dxa"/>
+              <w:right w:w="80" w:type="dxa"/>
+            </w:tcMar>
+            <w:vAlign w:val="center"/>
+          </w:tcPr>
+          <w:p>
+            <w:pPr>
+              <w:spacing w:after="0" w:line="248" w:lineRule="auto"/>
+            </w:pPr>
+            <w:r>
+              <w:rPr>
+                <w:sz w:val="19"/>
+                <w:szCs w:val="19"/>
+              </w:rPr>
+              <w:t xml:space="preserve">Revocation</w:t>
+            </w:r>
+          </w:p>
+        </w:tc>
+        <w:tc>
+          <w:tcPr>
+            <w:tcW w:w="3300" w:type="dxa"/>
+            <w:tcMar>
+              <w:top w:w="30" w:type="dxa"/>
+              <w:bottom w:w="30" w:type="dxa"/>
+              <w:left w:w="80" w:type="dxa"/>
+              <w:right w:w="80" w:type="dxa"/>
+            </w:tcMar>
+            <w:vAlign w:val="center"/>
+          </w:tcPr>
+          <w:p>
+            <w:pPr>
+              <w:spacing w:after="0" w:line="248" w:lineRule="auto"/>
+            </w:pPr>
+            <w:r>
+              <w:rPr>
+                <w:sz w:val="19"/>
+                <w:szCs w:val="19"/>
+              </w:rPr>
+              <w:t xml:space="preserve">Dynamic decentralised revocation</w:t>
             </w:r>
           </w:p>
         </w:tc>
@@ -564,43 +983,97 @@
       <w:tr>
         <w:tc>
           <w:tcPr>
-            <w:tcW w:w="500" w:type="dxa"/>
-            <w:vAlign w:val="center"/>
-          </w:tcPr>
-          <w:p>
-            <w:pPr>
-              <w:spacing w:before="20" w:after="20"/>
-            </w:pPr>
-            <w:r>
+            <w:tcW w:w="420" w:type="dxa"/>
+            <w:tcMar>
+              <w:top w:w="30" w:type="dxa"/>
+              <w:bottom w:w="30" w:type="dxa"/>
+              <w:left w:w="80" w:type="dxa"/>
+              <w:right w:w="80" w:type="dxa"/>
+            </w:tcMar>
+            <w:vAlign w:val="center"/>
+          </w:tcPr>
+          <w:p>
+            <w:pPr>
+              <w:spacing w:after="0" w:line="248" w:lineRule="auto"/>
+            </w:pPr>
+            <w:r>
+              <w:rPr>
+                <w:sz w:val="19"/>
+                <w:szCs w:val="19"/>
+              </w:rPr>
               <w:t xml:space="preserve">7</w:t>
             </w:r>
           </w:p>
         </w:tc>
         <w:tc>
           <w:tcPr>
-            <w:tcW w:w="3860" w:type="dxa"/>
-            <w:vAlign w:val="center"/>
-          </w:tcPr>
-          <w:p>
-            <w:pPr>
-              <w:spacing w:before="20" w:after="20"/>
-            </w:pPr>
-            <w:r>
-              <w:t xml:space="preserve">Green et al., USENIX Security 2011</w:t>
-            </w:r>
-          </w:p>
-        </w:tc>
-        <w:tc>
-          <w:tcPr>
-            <w:tcW w:w="5000" w:type="dxa"/>
-            <w:vAlign w:val="center"/>
-          </w:tcPr>
-          <w:p>
-            <w:pPr>
-              <w:spacing w:before="20" w:after="20"/>
-            </w:pPr>
-            <w:r>
-              <w:t xml:space="preserve">Outsourced decryption of ABE ciphertexts</w:t>
+            <w:tcW w:w="4300" w:type="dxa"/>
+            <w:tcMar>
+              <w:top w:w="30" w:type="dxa"/>
+              <w:bottom w:w="30" w:type="dxa"/>
+              <w:left w:w="80" w:type="dxa"/>
+              <w:right w:w="80" w:type="dxa"/>
+            </w:tcMar>
+            <w:vAlign w:val="center"/>
+          </w:tcPr>
+          <w:p>
+            <w:pPr>
+              <w:spacing w:after="0" w:line="248" w:lineRule="auto"/>
+            </w:pPr>
+            <w:r>
+              <w:rPr>
+                <w:sz w:val="19"/>
+                <w:szCs w:val="19"/>
+              </w:rPr>
+              <w:t xml:space="preserve">Revocable blockchain-aided ABE, escrow-free, IEEE Trans. Computers, 2023</w:t>
+            </w:r>
+          </w:p>
+        </w:tc>
+        <w:tc>
+          <w:tcPr>
+            <w:tcW w:w="1340" w:type="dxa"/>
+            <w:tcMar>
+              <w:top w:w="30" w:type="dxa"/>
+              <w:bottom w:w="30" w:type="dxa"/>
+              <w:left w:w="80" w:type="dxa"/>
+              <w:right w:w="80" w:type="dxa"/>
+            </w:tcMar>
+            <w:vAlign w:val="center"/>
+          </w:tcPr>
+          <w:p>
+            <w:pPr>
+              <w:spacing w:after="0" w:line="248" w:lineRule="auto"/>
+            </w:pPr>
+            <w:r>
+              <w:rPr>
+                <w:sz w:val="19"/>
+                <w:szCs w:val="19"/>
+              </w:rPr>
+              <w:t xml:space="preserve">MA/blockchain</w:t>
+            </w:r>
+          </w:p>
+        </w:tc>
+        <w:tc>
+          <w:tcPr>
+            <w:tcW w:w="3300" w:type="dxa"/>
+            <w:tcMar>
+              <w:top w:w="30" w:type="dxa"/>
+              <w:bottom w:w="30" w:type="dxa"/>
+              <w:left w:w="80" w:type="dxa"/>
+              <w:right w:w="80" w:type="dxa"/>
+            </w:tcMar>
+            <w:vAlign w:val="center"/>
+          </w:tcPr>
+          <w:p>
+            <w:pPr>
+              <w:spacing w:after="0" w:line="248" w:lineRule="auto"/>
+            </w:pPr>
+            <w:r>
+              <w:rPr>
+                <w:sz w:val="19"/>
+                <w:szCs w:val="19"/>
+              </w:rPr>
+              <w:t xml:space="preserve">Escrow-free revocation with blockchain</w:t>
             </w:r>
           </w:p>
         </w:tc>
@@ -608,43 +1081,1273 @@
       <w:tr>
         <w:tc>
           <w:tcPr>
-            <w:tcW w:w="500" w:type="dxa"/>
-            <w:vAlign w:val="center"/>
-          </w:tcPr>
-          <w:p>
-            <w:pPr>
-              <w:spacing w:before="20" w:after="20"/>
-            </w:pPr>
-            <w:r>
+            <w:tcW w:w="420" w:type="dxa"/>
+            <w:tcMar>
+              <w:top w:w="30" w:type="dxa"/>
+              <w:bottom w:w="30" w:type="dxa"/>
+              <w:left w:w="80" w:type="dxa"/>
+              <w:right w:w="80" w:type="dxa"/>
+            </w:tcMar>
+            <w:vAlign w:val="center"/>
+          </w:tcPr>
+          <w:p>
+            <w:pPr>
+              <w:spacing w:after="0" w:line="248" w:lineRule="auto"/>
+            </w:pPr>
+            <w:r>
+              <w:rPr>
+                <w:sz w:val="19"/>
+                <w:szCs w:val="19"/>
+              </w:rPr>
               <w:t xml:space="preserve">8</w:t>
             </w:r>
           </w:p>
         </w:tc>
         <w:tc>
           <w:tcPr>
-            <w:tcW w:w="3860" w:type="dxa"/>
-            <w:vAlign w:val="center"/>
-          </w:tcPr>
-          <w:p>
-            <w:pPr>
-              <w:spacing w:before="20" w:after="20"/>
-            </w:pPr>
-            <w:r>
-              <w:t xml:space="preserve">Akinyele et al., JCEN 2013</w:t>
-            </w:r>
-          </w:p>
-        </w:tc>
-        <w:tc>
-          <w:tcPr>
-            <w:tcW w:w="5000" w:type="dxa"/>
-            <w:vAlign w:val="center"/>
-          </w:tcPr>
-          <w:p>
-            <w:pPr>
-              <w:spacing w:before="20" w:after="20"/>
-            </w:pPr>
-            <w:r>
-              <w:t xml:space="preserve">Charm prototyping framework</w:t>
+            <w:tcW w:w="4300" w:type="dxa"/>
+            <w:tcMar>
+              <w:top w:w="30" w:type="dxa"/>
+              <w:bottom w:w="30" w:type="dxa"/>
+              <w:left w:w="80" w:type="dxa"/>
+              <w:right w:w="80" w:type="dxa"/>
+            </w:tcMar>
+            <w:vAlign w:val="center"/>
+          </w:tcPr>
+          <w:p>
+            <w:pPr>
+              <w:spacing w:after="0" w:line="248" w:lineRule="auto"/>
+            </w:pPr>
+            <w:r>
+              <w:rPr>
+                <w:sz w:val="19"/>
+                <w:szCs w:val="19"/>
+              </w:rPr>
+              <w:t xml:space="preserve">Revocable &amp; traceable undeniable ABE (MA-RUABE), Entropy (MDPI), 2024</w:t>
+            </w:r>
+          </w:p>
+        </w:tc>
+        <w:tc>
+          <w:tcPr>
+            <w:tcW w:w="1340" w:type="dxa"/>
+            <w:tcMar>
+              <w:top w:w="30" w:type="dxa"/>
+              <w:bottom w:w="30" w:type="dxa"/>
+              <w:left w:w="80" w:type="dxa"/>
+              <w:right w:w="80" w:type="dxa"/>
+            </w:tcMar>
+            <w:vAlign w:val="center"/>
+          </w:tcPr>
+          <w:p>
+            <w:pPr>
+              <w:spacing w:after="0" w:line="248" w:lineRule="auto"/>
+            </w:pPr>
+            <w:r>
+              <w:rPr>
+                <w:sz w:val="19"/>
+                <w:szCs w:val="19"/>
+              </w:rPr>
+              <w:t xml:space="preserve">MA/revocation</w:t>
+            </w:r>
+          </w:p>
+        </w:tc>
+        <w:tc>
+          <w:tcPr>
+            <w:tcW w:w="3300" w:type="dxa"/>
+            <w:tcMar>
+              <w:top w:w="30" w:type="dxa"/>
+              <w:bottom w:w="30" w:type="dxa"/>
+              <w:left w:w="80" w:type="dxa"/>
+              <w:right w:w="80" w:type="dxa"/>
+            </w:tcMar>
+            <w:vAlign w:val="center"/>
+          </w:tcPr>
+          <w:p>
+            <w:pPr>
+              <w:spacing w:after="0" w:line="248" w:lineRule="auto"/>
+            </w:pPr>
+            <w:r>
+              <w:rPr>
+                <w:sz w:val="19"/>
+                <w:szCs w:val="19"/>
+              </w:rPr>
+              <w:t xml:space="preserve">Traceability + direct revocation for e-health</w:t>
+            </w:r>
+          </w:p>
+        </w:tc>
+      </w:tr>
+      <w:tr>
+        <w:tc>
+          <w:tcPr>
+            <w:tcW w:w="420" w:type="dxa"/>
+            <w:tcMar>
+              <w:top w:w="30" w:type="dxa"/>
+              <w:bottom w:w="30" w:type="dxa"/>
+              <w:left w:w="80" w:type="dxa"/>
+              <w:right w:w="80" w:type="dxa"/>
+            </w:tcMar>
+            <w:vAlign w:val="center"/>
+          </w:tcPr>
+          <w:p>
+            <w:pPr>
+              <w:spacing w:after="0" w:line="248" w:lineRule="auto"/>
+            </w:pPr>
+            <w:r>
+              <w:rPr>
+                <w:sz w:val="19"/>
+                <w:szCs w:val="19"/>
+              </w:rPr>
+              <w:t xml:space="preserve">9</w:t>
+            </w:r>
+          </w:p>
+        </w:tc>
+        <w:tc>
+          <w:tcPr>
+            <w:tcW w:w="4300" w:type="dxa"/>
+            <w:tcMar>
+              <w:top w:w="30" w:type="dxa"/>
+              <w:bottom w:w="30" w:type="dxa"/>
+              <w:left w:w="80" w:type="dxa"/>
+              <w:right w:w="80" w:type="dxa"/>
+            </w:tcMar>
+            <w:vAlign w:val="center"/>
+          </w:tcPr>
+          <w:p>
+            <w:pPr>
+              <w:spacing w:after="0" w:line="248" w:lineRule="auto"/>
+            </w:pPr>
+            <w:r>
+              <w:rPr>
+                <w:sz w:val="19"/>
+                <w:szCs w:val="19"/>
+              </w:rPr>
+              <w:t xml:space="preserve">Verifiable attribute-based keyword search (PHR), J. Cloud Computing, 2023</w:t>
+            </w:r>
+          </w:p>
+        </w:tc>
+        <w:tc>
+          <w:tcPr>
+            <w:tcW w:w="1340" w:type="dxa"/>
+            <w:tcMar>
+              <w:top w:w="30" w:type="dxa"/>
+              <w:bottom w:w="30" w:type="dxa"/>
+              <w:left w:w="80" w:type="dxa"/>
+              <w:right w:w="80" w:type="dxa"/>
+            </w:tcMar>
+            <w:vAlign w:val="center"/>
+          </w:tcPr>
+          <w:p>
+            <w:pPr>
+              <w:spacing w:after="0" w:line="248" w:lineRule="auto"/>
+            </w:pPr>
+            <w:r>
+              <w:rPr>
+                <w:sz w:val="19"/>
+                <w:szCs w:val="19"/>
+              </w:rPr>
+              <w:t xml:space="preserve">Searchable</w:t>
+            </w:r>
+          </w:p>
+        </w:tc>
+        <w:tc>
+          <w:tcPr>
+            <w:tcW w:w="3300" w:type="dxa"/>
+            <w:tcMar>
+              <w:top w:w="30" w:type="dxa"/>
+              <w:bottom w:w="30" w:type="dxa"/>
+              <w:left w:w="80" w:type="dxa"/>
+              <w:right w:w="80" w:type="dxa"/>
+            </w:tcMar>
+            <w:vAlign w:val="center"/>
+          </w:tcPr>
+          <w:p>
+            <w:pPr>
+              <w:spacing w:after="0" w:line="248" w:lineRule="auto"/>
+            </w:pPr>
+            <w:r>
+              <w:rPr>
+                <w:sz w:val="19"/>
+                <w:szCs w:val="19"/>
+              </w:rPr>
+              <w:t xml:space="preserve">Verifiable CP-ABE keyword search</w:t>
+            </w:r>
+          </w:p>
+        </w:tc>
+      </w:tr>
+      <w:tr>
+        <w:tc>
+          <w:tcPr>
+            <w:tcW w:w="420" w:type="dxa"/>
+            <w:tcMar>
+              <w:top w:w="30" w:type="dxa"/>
+              <w:bottom w:w="30" w:type="dxa"/>
+              <w:left w:w="80" w:type="dxa"/>
+              <w:right w:w="80" w:type="dxa"/>
+            </w:tcMar>
+            <w:vAlign w:val="center"/>
+          </w:tcPr>
+          <w:p>
+            <w:pPr>
+              <w:spacing w:after="0" w:line="248" w:lineRule="auto"/>
+            </w:pPr>
+            <w:r>
+              <w:rPr>
+                <w:sz w:val="19"/>
+                <w:szCs w:val="19"/>
+              </w:rPr>
+              <w:t xml:space="preserve">10</w:t>
+            </w:r>
+          </w:p>
+        </w:tc>
+        <w:tc>
+          <w:tcPr>
+            <w:tcW w:w="4300" w:type="dxa"/>
+            <w:tcMar>
+              <w:top w:w="30" w:type="dxa"/>
+              <w:bottom w:w="30" w:type="dxa"/>
+              <w:left w:w="80" w:type="dxa"/>
+              <w:right w:w="80" w:type="dxa"/>
+            </w:tcMar>
+            <w:vAlign w:val="center"/>
+          </w:tcPr>
+          <w:p>
+            <w:pPr>
+              <w:spacing w:after="0" w:line="248" w:lineRule="auto"/>
+            </w:pPr>
+            <w:r>
+              <w:rPr>
+                <w:sz w:val="19"/>
+                <w:szCs w:val="19"/>
+              </w:rPr>
+              <w:t xml:space="preserve">TMABKS: traceable multi-authority ABKS, Cluster Computing, 2025</w:t>
+            </w:r>
+          </w:p>
+        </w:tc>
+        <w:tc>
+          <w:tcPr>
+            <w:tcW w:w="1340" w:type="dxa"/>
+            <w:tcMar>
+              <w:top w:w="30" w:type="dxa"/>
+              <w:bottom w:w="30" w:type="dxa"/>
+              <w:left w:w="80" w:type="dxa"/>
+              <w:right w:w="80" w:type="dxa"/>
+            </w:tcMar>
+            <w:vAlign w:val="center"/>
+          </w:tcPr>
+          <w:p>
+            <w:pPr>
+              <w:spacing w:after="0" w:line="248" w:lineRule="auto"/>
+            </w:pPr>
+            <w:r>
+              <w:rPr>
+                <w:sz w:val="19"/>
+                <w:szCs w:val="19"/>
+              </w:rPr>
+              <w:t xml:space="preserve">MA + search</w:t>
+            </w:r>
+          </w:p>
+        </w:tc>
+        <w:tc>
+          <w:tcPr>
+            <w:tcW w:w="3300" w:type="dxa"/>
+            <w:tcMar>
+              <w:top w:w="30" w:type="dxa"/>
+              <w:bottom w:w="30" w:type="dxa"/>
+              <w:left w:w="80" w:type="dxa"/>
+              <w:right w:w="80" w:type="dxa"/>
+            </w:tcMar>
+            <w:vAlign w:val="center"/>
+          </w:tcPr>
+          <w:p>
+            <w:pPr>
+              <w:spacing w:after="0" w:line="248" w:lineRule="auto"/>
+            </w:pPr>
+            <w:r>
+              <w:rPr>
+                <w:sz w:val="19"/>
+                <w:szCs w:val="19"/>
+              </w:rPr>
+              <w:t xml:space="preserve">Boolean multi-authority keyword search</w:t>
+            </w:r>
+          </w:p>
+        </w:tc>
+      </w:tr>
+      <w:tr>
+        <w:tc>
+          <w:tcPr>
+            <w:tcW w:w="420" w:type="dxa"/>
+            <w:tcMar>
+              <w:top w:w="30" w:type="dxa"/>
+              <w:bottom w:w="30" w:type="dxa"/>
+              <w:left w:w="80" w:type="dxa"/>
+              <w:right w:w="80" w:type="dxa"/>
+            </w:tcMar>
+            <w:vAlign w:val="center"/>
+          </w:tcPr>
+          <w:p>
+            <w:pPr>
+              <w:spacing w:after="0" w:line="248" w:lineRule="auto"/>
+            </w:pPr>
+            <w:r>
+              <w:rPr>
+                <w:sz w:val="19"/>
+                <w:szCs w:val="19"/>
+              </w:rPr>
+              <w:t xml:space="preserve">11</w:t>
+            </w:r>
+          </w:p>
+        </w:tc>
+        <w:tc>
+          <w:tcPr>
+            <w:tcW w:w="4300" w:type="dxa"/>
+            <w:tcMar>
+              <w:top w:w="30" w:type="dxa"/>
+              <w:bottom w:w="30" w:type="dxa"/>
+              <w:left w:w="80" w:type="dxa"/>
+              <w:right w:w="80" w:type="dxa"/>
+            </w:tcMar>
+            <w:vAlign w:val="center"/>
+          </w:tcPr>
+          <w:p>
+            <w:pPr>
+              <w:spacing w:after="0" w:line="248" w:lineRule="auto"/>
+            </w:pPr>
+            <w:r>
+              <w:rPr>
+                <w:sz w:val="19"/>
+                <w:szCs w:val="19"/>
+              </w:rPr>
+              <w:t xml:space="preserve">Temporary keyword search on encrypted data, Sci. Reports (Nature), 2024</w:t>
+            </w:r>
+          </w:p>
+        </w:tc>
+        <w:tc>
+          <w:tcPr>
+            <w:tcW w:w="1340" w:type="dxa"/>
+            <w:tcMar>
+              <w:top w:w="30" w:type="dxa"/>
+              <w:bottom w:w="30" w:type="dxa"/>
+              <w:left w:w="80" w:type="dxa"/>
+              <w:right w:w="80" w:type="dxa"/>
+            </w:tcMar>
+            <w:vAlign w:val="center"/>
+          </w:tcPr>
+          <w:p>
+            <w:pPr>
+              <w:spacing w:after="0" w:line="248" w:lineRule="auto"/>
+            </w:pPr>
+            <w:r>
+              <w:rPr>
+                <w:sz w:val="19"/>
+                <w:szCs w:val="19"/>
+              </w:rPr>
+              <w:t xml:space="preserve">Searchable</w:t>
+            </w:r>
+          </w:p>
+        </w:tc>
+        <w:tc>
+          <w:tcPr>
+            <w:tcW w:w="3300" w:type="dxa"/>
+            <w:tcMar>
+              <w:top w:w="30" w:type="dxa"/>
+              <w:bottom w:w="30" w:type="dxa"/>
+              <w:left w:w="80" w:type="dxa"/>
+              <w:right w:w="80" w:type="dxa"/>
+            </w:tcMar>
+            <w:vAlign w:val="center"/>
+          </w:tcPr>
+          <w:p>
+            <w:pPr>
+              <w:spacing w:after="0" w:line="248" w:lineRule="auto"/>
+            </w:pPr>
+            <w:r>
+              <w:rPr>
+                <w:sz w:val="19"/>
+                <w:szCs w:val="19"/>
+              </w:rPr>
+              <w:t xml:space="preserve">Time-bounded search tokens, privacy</w:t>
+            </w:r>
+          </w:p>
+        </w:tc>
+      </w:tr>
+      <w:tr>
+        <w:tc>
+          <w:tcPr>
+            <w:tcW w:w="420" w:type="dxa"/>
+            <w:tcMar>
+              <w:top w:w="30" w:type="dxa"/>
+              <w:bottom w:w="30" w:type="dxa"/>
+              <w:left w:w="80" w:type="dxa"/>
+              <w:right w:w="80" w:type="dxa"/>
+            </w:tcMar>
+            <w:vAlign w:val="center"/>
+          </w:tcPr>
+          <w:p>
+            <w:pPr>
+              <w:spacing w:after="0" w:line="248" w:lineRule="auto"/>
+            </w:pPr>
+            <w:r>
+              <w:rPr>
+                <w:sz w:val="19"/>
+                <w:szCs w:val="19"/>
+              </w:rPr>
+              <w:t xml:space="preserve">12</w:t>
+            </w:r>
+          </w:p>
+        </w:tc>
+        <w:tc>
+          <w:tcPr>
+            <w:tcW w:w="4300" w:type="dxa"/>
+            <w:tcMar>
+              <w:top w:w="30" w:type="dxa"/>
+              <w:bottom w:w="30" w:type="dxa"/>
+              <w:left w:w="80" w:type="dxa"/>
+              <w:right w:w="80" w:type="dxa"/>
+            </w:tcMar>
+            <w:vAlign w:val="center"/>
+          </w:tcPr>
+          <w:p>
+            <w:pPr>
+              <w:spacing w:after="0" w:line="248" w:lineRule="auto"/>
+            </w:pPr>
+            <w:r>
+              <w:rPr>
+                <w:sz w:val="19"/>
+                <w:szCs w:val="19"/>
+              </w:rPr>
+              <w:t xml:space="preserve">Quantum-resistant traceable revocable escrow-free CP-ABE, P2P Netw. &amp; Appl., 2025</w:t>
+            </w:r>
+          </w:p>
+        </w:tc>
+        <w:tc>
+          <w:tcPr>
+            <w:tcW w:w="1340" w:type="dxa"/>
+            <w:tcMar>
+              <w:top w:w="30" w:type="dxa"/>
+              <w:bottom w:w="30" w:type="dxa"/>
+              <w:left w:w="80" w:type="dxa"/>
+              <w:right w:w="80" w:type="dxa"/>
+            </w:tcMar>
+            <w:vAlign w:val="center"/>
+          </w:tcPr>
+          <w:p>
+            <w:pPr>
+              <w:spacing w:after="0" w:line="248" w:lineRule="auto"/>
+            </w:pPr>
+            <w:r>
+              <w:rPr>
+                <w:sz w:val="19"/>
+                <w:szCs w:val="19"/>
+              </w:rPr>
+              <w:t xml:space="preserve">Post-quantum</w:t>
+            </w:r>
+          </w:p>
+        </w:tc>
+        <w:tc>
+          <w:tcPr>
+            <w:tcW w:w="3300" w:type="dxa"/>
+            <w:tcMar>
+              <w:top w:w="30" w:type="dxa"/>
+              <w:bottom w:w="30" w:type="dxa"/>
+              <w:left w:w="80" w:type="dxa"/>
+              <w:right w:w="80" w:type="dxa"/>
+            </w:tcMar>
+            <w:vAlign w:val="center"/>
+          </w:tcPr>
+          <w:p>
+            <w:pPr>
+              <w:spacing w:after="0" w:line="248" w:lineRule="auto"/>
+            </w:pPr>
+            <w:r>
+              <w:rPr>
+                <w:sz w:val="19"/>
+                <w:szCs w:val="19"/>
+              </w:rPr>
+              <w:t xml:space="preserve">Lattice CP-ABE with trace + revoke</w:t>
+            </w:r>
+          </w:p>
+        </w:tc>
+      </w:tr>
+      <w:tr>
+        <w:tc>
+          <w:tcPr>
+            <w:tcW w:w="420" w:type="dxa"/>
+            <w:tcMar>
+              <w:top w:w="30" w:type="dxa"/>
+              <w:bottom w:w="30" w:type="dxa"/>
+              <w:left w:w="80" w:type="dxa"/>
+              <w:right w:w="80" w:type="dxa"/>
+            </w:tcMar>
+            <w:vAlign w:val="center"/>
+          </w:tcPr>
+          <w:p>
+            <w:pPr>
+              <w:spacing w:after="0" w:line="248" w:lineRule="auto"/>
+            </w:pPr>
+            <w:r>
+              <w:rPr>
+                <w:sz w:val="19"/>
+                <w:szCs w:val="19"/>
+              </w:rPr>
+              <w:t xml:space="preserve">13</w:t>
+            </w:r>
+          </w:p>
+        </w:tc>
+        <w:tc>
+          <w:tcPr>
+            <w:tcW w:w="4300" w:type="dxa"/>
+            <w:tcMar>
+              <w:top w:w="30" w:type="dxa"/>
+              <w:bottom w:w="30" w:type="dxa"/>
+              <w:left w:w="80" w:type="dxa"/>
+              <w:right w:w="80" w:type="dxa"/>
+            </w:tcMar>
+            <w:vAlign w:val="center"/>
+          </w:tcPr>
+          <w:p>
+            <w:pPr>
+              <w:spacing w:after="0" w:line="248" w:lineRule="auto"/>
+            </w:pPr>
+            <w:r>
+              <w:rPr>
+                <w:sz w:val="19"/>
+                <w:szCs w:val="19"/>
+              </w:rPr>
+              <w:t xml:space="preserve">Survey: post-quantum lattice CP-ABE for cloud, IEEE Trans. Services Comp., 2024</w:t>
+            </w:r>
+          </w:p>
+        </w:tc>
+        <w:tc>
+          <w:tcPr>
+            <w:tcW w:w="1340" w:type="dxa"/>
+            <w:tcMar>
+              <w:top w:w="30" w:type="dxa"/>
+              <w:bottom w:w="30" w:type="dxa"/>
+              <w:left w:w="80" w:type="dxa"/>
+              <w:right w:w="80" w:type="dxa"/>
+            </w:tcMar>
+            <w:vAlign w:val="center"/>
+          </w:tcPr>
+          <w:p>
+            <w:pPr>
+              <w:spacing w:after="0" w:line="248" w:lineRule="auto"/>
+            </w:pPr>
+            <w:r>
+              <w:rPr>
+                <w:sz w:val="19"/>
+                <w:szCs w:val="19"/>
+              </w:rPr>
+              <w:t xml:space="preserve">Post-quantum</w:t>
+            </w:r>
+          </w:p>
+        </w:tc>
+        <w:tc>
+          <w:tcPr>
+            <w:tcW w:w="3300" w:type="dxa"/>
+            <w:tcMar>
+              <w:top w:w="30" w:type="dxa"/>
+              <w:bottom w:w="30" w:type="dxa"/>
+              <w:left w:w="80" w:type="dxa"/>
+              <w:right w:w="80" w:type="dxa"/>
+            </w:tcMar>
+            <w:vAlign w:val="center"/>
+          </w:tcPr>
+          <w:p>
+            <w:pPr>
+              <w:spacing w:after="0" w:line="248" w:lineRule="auto"/>
+            </w:pPr>
+            <w:r>
+              <w:rPr>
+                <w:sz w:val="19"/>
+                <w:szCs w:val="19"/>
+              </w:rPr>
+              <w:t xml:space="preserve">Taxonomy and open issues</w:t>
+            </w:r>
+          </w:p>
+        </w:tc>
+      </w:tr>
+      <w:tr>
+        <w:tc>
+          <w:tcPr>
+            <w:tcW w:w="420" w:type="dxa"/>
+            <w:tcMar>
+              <w:top w:w="30" w:type="dxa"/>
+              <w:bottom w:w="30" w:type="dxa"/>
+              <w:left w:w="80" w:type="dxa"/>
+              <w:right w:w="80" w:type="dxa"/>
+            </w:tcMar>
+            <w:vAlign w:val="center"/>
+          </w:tcPr>
+          <w:p>
+            <w:pPr>
+              <w:spacing w:after="0" w:line="248" w:lineRule="auto"/>
+            </w:pPr>
+            <w:r>
+              <w:rPr>
+                <w:sz w:val="19"/>
+                <w:szCs w:val="19"/>
+              </w:rPr>
+              <w:t xml:space="preserve">14</w:t>
+            </w:r>
+          </w:p>
+        </w:tc>
+        <w:tc>
+          <w:tcPr>
+            <w:tcW w:w="4300" w:type="dxa"/>
+            <w:tcMar>
+              <w:top w:w="30" w:type="dxa"/>
+              <w:bottom w:w="30" w:type="dxa"/>
+              <w:left w:w="80" w:type="dxa"/>
+              <w:right w:w="80" w:type="dxa"/>
+            </w:tcMar>
+            <w:vAlign w:val="center"/>
+          </w:tcPr>
+          <w:p>
+            <w:pPr>
+              <w:spacing w:after="0" w:line="248" w:lineRule="auto"/>
+            </w:pPr>
+            <w:r>
+              <w:rPr>
+                <w:sz w:val="19"/>
+                <w:szCs w:val="19"/>
+              </w:rPr>
+              <w:t xml:space="preserve">Lattice CP-ABE w/ lazy attribute assignment &amp; revocation, IET Inf. Security, 2024</w:t>
+            </w:r>
+          </w:p>
+        </w:tc>
+        <w:tc>
+          <w:tcPr>
+            <w:tcW w:w="1340" w:type="dxa"/>
+            <w:tcMar>
+              <w:top w:w="30" w:type="dxa"/>
+              <w:bottom w:w="30" w:type="dxa"/>
+              <w:left w:w="80" w:type="dxa"/>
+              <w:right w:w="80" w:type="dxa"/>
+            </w:tcMar>
+            <w:vAlign w:val="center"/>
+          </w:tcPr>
+          <w:p>
+            <w:pPr>
+              <w:spacing w:after="0" w:line="248" w:lineRule="auto"/>
+            </w:pPr>
+            <w:r>
+              <w:rPr>
+                <w:sz w:val="19"/>
+                <w:szCs w:val="19"/>
+              </w:rPr>
+              <w:t xml:space="preserve">Post-quantum</w:t>
+            </w:r>
+          </w:p>
+        </w:tc>
+        <w:tc>
+          <w:tcPr>
+            <w:tcW w:w="3300" w:type="dxa"/>
+            <w:tcMar>
+              <w:top w:w="30" w:type="dxa"/>
+              <w:bottom w:w="30" w:type="dxa"/>
+              <w:left w:w="80" w:type="dxa"/>
+              <w:right w:w="80" w:type="dxa"/>
+            </w:tcMar>
+            <w:vAlign w:val="center"/>
+          </w:tcPr>
+          <w:p>
+            <w:pPr>
+              <w:spacing w:after="0" w:line="248" w:lineRule="auto"/>
+            </w:pPr>
+            <w:r>
+              <w:rPr>
+                <w:sz w:val="19"/>
+                <w:szCs w:val="19"/>
+              </w:rPr>
+              <w:t xml:space="preserve">R-LWE CP-ABE, lazy revocation</w:t>
+            </w:r>
+          </w:p>
+        </w:tc>
+      </w:tr>
+      <w:tr>
+        <w:tc>
+          <w:tcPr>
+            <w:tcW w:w="420" w:type="dxa"/>
+            <w:tcMar>
+              <w:top w:w="30" w:type="dxa"/>
+              <w:bottom w:w="30" w:type="dxa"/>
+              <w:left w:w="80" w:type="dxa"/>
+              <w:right w:w="80" w:type="dxa"/>
+            </w:tcMar>
+            <w:vAlign w:val="center"/>
+          </w:tcPr>
+          <w:p>
+            <w:pPr>
+              <w:spacing w:after="0" w:line="248" w:lineRule="auto"/>
+            </w:pPr>
+            <w:r>
+              <w:rPr>
+                <w:sz w:val="19"/>
+                <w:szCs w:val="19"/>
+              </w:rPr>
+              <w:t xml:space="preserve">15</w:t>
+            </w:r>
+          </w:p>
+        </w:tc>
+        <w:tc>
+          <w:tcPr>
+            <w:tcW w:w="4300" w:type="dxa"/>
+            <w:tcMar>
+              <w:top w:w="30" w:type="dxa"/>
+              <w:bottom w:w="30" w:type="dxa"/>
+              <w:left w:w="80" w:type="dxa"/>
+              <w:right w:w="80" w:type="dxa"/>
+            </w:tcMar>
+            <w:vAlign w:val="center"/>
+          </w:tcPr>
+          <w:p>
+            <w:pPr>
+              <w:spacing w:after="0" w:line="248" w:lineRule="auto"/>
+            </w:pPr>
+            <w:r>
+              <w:rPr>
+                <w:sz w:val="19"/>
+                <w:szCs w:val="19"/>
+              </w:rPr>
+              <w:t xml:space="preserve">Lattice-based revocable ABE vs key exposure, J. Cloud Computing, 2023</w:t>
+            </w:r>
+          </w:p>
+        </w:tc>
+        <w:tc>
+          <w:tcPr>
+            <w:tcW w:w="1340" w:type="dxa"/>
+            <w:tcMar>
+              <w:top w:w="30" w:type="dxa"/>
+              <w:bottom w:w="30" w:type="dxa"/>
+              <w:left w:w="80" w:type="dxa"/>
+              <w:right w:w="80" w:type="dxa"/>
+            </w:tcMar>
+            <w:vAlign w:val="center"/>
+          </w:tcPr>
+          <w:p>
+            <w:pPr>
+              <w:spacing w:after="0" w:line="248" w:lineRule="auto"/>
+            </w:pPr>
+            <w:r>
+              <w:rPr>
+                <w:sz w:val="19"/>
+                <w:szCs w:val="19"/>
+              </w:rPr>
+              <w:t xml:space="preserve">Post-quantum</w:t>
+            </w:r>
+          </w:p>
+        </w:tc>
+        <w:tc>
+          <w:tcPr>
+            <w:tcW w:w="3300" w:type="dxa"/>
+            <w:tcMar>
+              <w:top w:w="30" w:type="dxa"/>
+              <w:bottom w:w="30" w:type="dxa"/>
+              <w:left w:w="80" w:type="dxa"/>
+              <w:right w:w="80" w:type="dxa"/>
+            </w:tcMar>
+            <w:vAlign w:val="center"/>
+          </w:tcPr>
+          <w:p>
+            <w:pPr>
+              <w:spacing w:after="0" w:line="248" w:lineRule="auto"/>
+            </w:pPr>
+            <w:r>
+              <w:rPr>
+                <w:sz w:val="19"/>
+                <w:szCs w:val="19"/>
+              </w:rPr>
+              <w:t xml:space="preserve">R-LWE efficiency, key-exposure resistance</w:t>
+            </w:r>
+          </w:p>
+        </w:tc>
+      </w:tr>
+      <w:tr>
+        <w:tc>
+          <w:tcPr>
+            <w:tcW w:w="420" w:type="dxa"/>
+            <w:tcMar>
+              <w:top w:w="30" w:type="dxa"/>
+              <w:bottom w:w="30" w:type="dxa"/>
+              <w:left w:w="80" w:type="dxa"/>
+              <w:right w:w="80" w:type="dxa"/>
+            </w:tcMar>
+            <w:vAlign w:val="center"/>
+          </w:tcPr>
+          <w:p>
+            <w:pPr>
+              <w:spacing w:after="0" w:line="248" w:lineRule="auto"/>
+            </w:pPr>
+            <w:r>
+              <w:rPr>
+                <w:sz w:val="19"/>
+                <w:szCs w:val="19"/>
+              </w:rPr>
+              <w:t xml:space="preserve">16</w:t>
+            </w:r>
+          </w:p>
+        </w:tc>
+        <w:tc>
+          <w:tcPr>
+            <w:tcW w:w="4300" w:type="dxa"/>
+            <w:tcMar>
+              <w:top w:w="30" w:type="dxa"/>
+              <w:bottom w:w="30" w:type="dxa"/>
+              <w:left w:w="80" w:type="dxa"/>
+              <w:right w:w="80" w:type="dxa"/>
+            </w:tcMar>
+            <w:vAlign w:val="center"/>
+          </w:tcPr>
+          <w:p>
+            <w:pPr>
+              <w:spacing w:after="0" w:line="248" w:lineRule="auto"/>
+            </w:pPr>
+            <w:r>
+              <w:rPr>
+                <w:sz w:val="19"/>
+                <w:szCs w:val="19"/>
+              </w:rPr>
+              <w:t xml:space="preserve">BL-ABSE: blockchain + lattice ABSE + instant revocation, Electronics (MDPI), 2026</w:t>
+            </w:r>
+          </w:p>
+        </w:tc>
+        <w:tc>
+          <w:tcPr>
+            <w:tcW w:w="1340" w:type="dxa"/>
+            <w:tcMar>
+              <w:top w:w="30" w:type="dxa"/>
+              <w:bottom w:w="30" w:type="dxa"/>
+              <w:left w:w="80" w:type="dxa"/>
+              <w:right w:w="80" w:type="dxa"/>
+            </w:tcMar>
+            <w:vAlign w:val="center"/>
+          </w:tcPr>
+          <w:p>
+            <w:pPr>
+              <w:spacing w:after="0" w:line="248" w:lineRule="auto"/>
+            </w:pPr>
+            <w:r>
+              <w:rPr>
+                <w:sz w:val="19"/>
+                <w:szCs w:val="19"/>
+              </w:rPr>
+              <w:t xml:space="preserve">Unified</w:t>
+            </w:r>
+          </w:p>
+        </w:tc>
+        <w:tc>
+          <w:tcPr>
+            <w:tcW w:w="3300" w:type="dxa"/>
+            <w:tcMar>
+              <w:top w:w="30" w:type="dxa"/>
+              <w:bottom w:w="30" w:type="dxa"/>
+              <w:left w:w="80" w:type="dxa"/>
+              <w:right w:w="80" w:type="dxa"/>
+            </w:tcMar>
+            <w:vAlign w:val="center"/>
+          </w:tcPr>
+          <w:p>
+            <w:pPr>
+              <w:spacing w:after="0" w:line="248" w:lineRule="auto"/>
+            </w:pPr>
+            <w:r>
+              <w:rPr>
+                <w:sz w:val="19"/>
+                <w:szCs w:val="19"/>
+              </w:rPr>
+              <w:t xml:space="preserve">PQ + ABE + search + audit + revocation</w:t>
+            </w:r>
+          </w:p>
+        </w:tc>
+      </w:tr>
+      <w:tr>
+        <w:tc>
+          <w:tcPr>
+            <w:tcW w:w="420" w:type="dxa"/>
+            <w:tcMar>
+              <w:top w:w="30" w:type="dxa"/>
+              <w:bottom w:w="30" w:type="dxa"/>
+              <w:left w:w="80" w:type="dxa"/>
+              <w:right w:w="80" w:type="dxa"/>
+            </w:tcMar>
+            <w:vAlign w:val="center"/>
+          </w:tcPr>
+          <w:p>
+            <w:pPr>
+              <w:spacing w:after="0" w:line="248" w:lineRule="auto"/>
+            </w:pPr>
+            <w:r>
+              <w:rPr>
+                <w:sz w:val="19"/>
+                <w:szCs w:val="19"/>
+              </w:rPr>
+              <w:t xml:space="preserve">17</w:t>
+            </w:r>
+          </w:p>
+        </w:tc>
+        <w:tc>
+          <w:tcPr>
+            <w:tcW w:w="4300" w:type="dxa"/>
+            <w:tcMar>
+              <w:top w:w="30" w:type="dxa"/>
+              <w:bottom w:w="30" w:type="dxa"/>
+              <w:left w:w="80" w:type="dxa"/>
+              <w:right w:w="80" w:type="dxa"/>
+            </w:tcMar>
+            <w:vAlign w:val="center"/>
+          </w:tcPr>
+          <w:p>
+            <w:pPr>
+              <w:spacing w:after="0" w:line="248" w:lineRule="auto"/>
+            </w:pPr>
+            <w:r>
+              <w:rPr>
+                <w:sz w:val="19"/>
+                <w:szCs w:val="19"/>
+              </w:rPr>
+              <w:t xml:space="preserve">Escrow-free multi-authority access control for EHR, J. Supercomputing, 2025</w:t>
+            </w:r>
+          </w:p>
+        </w:tc>
+        <w:tc>
+          <w:tcPr>
+            <w:tcW w:w="1340" w:type="dxa"/>
+            <w:tcMar>
+              <w:top w:w="30" w:type="dxa"/>
+              <w:bottom w:w="30" w:type="dxa"/>
+              <w:left w:w="80" w:type="dxa"/>
+              <w:right w:w="80" w:type="dxa"/>
+            </w:tcMar>
+            <w:vAlign w:val="center"/>
+          </w:tcPr>
+          <w:p>
+            <w:pPr>
+              <w:spacing w:after="0" w:line="248" w:lineRule="auto"/>
+            </w:pPr>
+            <w:r>
+              <w:rPr>
+                <w:sz w:val="19"/>
+                <w:szCs w:val="19"/>
+              </w:rPr>
+              <w:t xml:space="preserve">MA/blockchain</w:t>
+            </w:r>
+          </w:p>
+        </w:tc>
+        <w:tc>
+          <w:tcPr>
+            <w:tcW w:w="3300" w:type="dxa"/>
+            <w:tcMar>
+              <w:top w:w="30" w:type="dxa"/>
+              <w:bottom w:w="30" w:type="dxa"/>
+              <w:left w:w="80" w:type="dxa"/>
+              <w:right w:w="80" w:type="dxa"/>
+            </w:tcMar>
+            <w:vAlign w:val="center"/>
+          </w:tcPr>
+          <w:p>
+            <w:pPr>
+              <w:spacing w:after="0" w:line="248" w:lineRule="auto"/>
+            </w:pPr>
+            <w:r>
+              <w:rPr>
+                <w:sz w:val="19"/>
+                <w:szCs w:val="19"/>
+              </w:rPr>
+              <w:t xml:space="preserve">Keyless management, no single authority</w:t>
+            </w:r>
+          </w:p>
+        </w:tc>
+      </w:tr>
+      <w:tr>
+        <w:tc>
+          <w:tcPr>
+            <w:tcW w:w="420" w:type="dxa"/>
+            <w:tcMar>
+              <w:top w:w="30" w:type="dxa"/>
+              <w:bottom w:w="30" w:type="dxa"/>
+              <w:left w:w="80" w:type="dxa"/>
+              <w:right w:w="80" w:type="dxa"/>
+            </w:tcMar>
+            <w:vAlign w:val="center"/>
+          </w:tcPr>
+          <w:p>
+            <w:pPr>
+              <w:spacing w:after="0" w:line="248" w:lineRule="auto"/>
+            </w:pPr>
+            <w:r>
+              <w:rPr>
+                <w:sz w:val="19"/>
+                <w:szCs w:val="19"/>
+              </w:rPr>
+              <w:t xml:space="preserve">18</w:t>
+            </w:r>
+          </w:p>
+        </w:tc>
+        <w:tc>
+          <w:tcPr>
+            <w:tcW w:w="4300" w:type="dxa"/>
+            <w:tcMar>
+              <w:top w:w="30" w:type="dxa"/>
+              <w:bottom w:w="30" w:type="dxa"/>
+              <w:left w:w="80" w:type="dxa"/>
+              <w:right w:w="80" w:type="dxa"/>
+            </w:tcMar>
+            <w:vAlign w:val="center"/>
+          </w:tcPr>
+          <w:p>
+            <w:pPr>
+              <w:spacing w:after="0" w:line="248" w:lineRule="auto"/>
+            </w:pPr>
+            <w:r>
+              <w:rPr>
+                <w:sz w:val="19"/>
+                <w:szCs w:val="19"/>
+              </w:rPr>
+              <w:t xml:space="preserve">Survey: multi-authority &amp; decentralized ABE, J. Ambient Intell., 2021</w:t>
+            </w:r>
+          </w:p>
+        </w:tc>
+        <w:tc>
+          <w:tcPr>
+            <w:tcW w:w="1340" w:type="dxa"/>
+            <w:tcMar>
+              <w:top w:w="30" w:type="dxa"/>
+              <w:bottom w:w="30" w:type="dxa"/>
+              <w:left w:w="80" w:type="dxa"/>
+              <w:right w:w="80" w:type="dxa"/>
+            </w:tcMar>
+            <w:vAlign w:val="center"/>
+          </w:tcPr>
+          <w:p>
+            <w:pPr>
+              <w:spacing w:after="0" w:line="248" w:lineRule="auto"/>
+            </w:pPr>
+            <w:r>
+              <w:rPr>
+                <w:sz w:val="19"/>
+                <w:szCs w:val="19"/>
+              </w:rPr>
+              <w:t xml:space="preserve">MA</w:t>
+            </w:r>
+          </w:p>
+        </w:tc>
+        <w:tc>
+          <w:tcPr>
+            <w:tcW w:w="3300" w:type="dxa"/>
+            <w:tcMar>
+              <w:top w:w="30" w:type="dxa"/>
+              <w:bottom w:w="30" w:type="dxa"/>
+              <w:left w:w="80" w:type="dxa"/>
+              <w:right w:w="80" w:type="dxa"/>
+            </w:tcMar>
+            <w:vAlign w:val="center"/>
+          </w:tcPr>
+          <w:p>
+            <w:pPr>
+              <w:spacing w:after="0" w:line="248" w:lineRule="auto"/>
+            </w:pPr>
+            <w:r>
+              <w:rPr>
+                <w:sz w:val="19"/>
+                <w:szCs w:val="19"/>
+              </w:rPr>
+              <w:t xml:space="preserve">Decentralised ABE state of the art</w:t>
+            </w:r>
+          </w:p>
+        </w:tc>
+      </w:tr>
+      <w:tr>
+        <w:tc>
+          <w:tcPr>
+            <w:tcW w:w="420" w:type="dxa"/>
+            <w:tcMar>
+              <w:top w:w="30" w:type="dxa"/>
+              <w:bottom w:w="30" w:type="dxa"/>
+              <w:left w:w="80" w:type="dxa"/>
+              <w:right w:w="80" w:type="dxa"/>
+            </w:tcMar>
+            <w:vAlign w:val="center"/>
+          </w:tcPr>
+          <w:p>
+            <w:pPr>
+              <w:spacing w:after="0" w:line="248" w:lineRule="auto"/>
+            </w:pPr>
+            <w:r>
+              <w:rPr>
+                <w:sz w:val="19"/>
+                <w:szCs w:val="19"/>
+              </w:rPr>
+              <w:t xml:space="preserve">19</w:t>
+            </w:r>
+          </w:p>
+        </w:tc>
+        <w:tc>
+          <w:tcPr>
+            <w:tcW w:w="4300" w:type="dxa"/>
+            <w:tcMar>
+              <w:top w:w="30" w:type="dxa"/>
+              <w:bottom w:w="30" w:type="dxa"/>
+              <w:left w:w="80" w:type="dxa"/>
+              <w:right w:w="80" w:type="dxa"/>
+            </w:tcMar>
+            <w:vAlign w:val="center"/>
+          </w:tcPr>
+          <w:p>
+            <w:pPr>
+              <w:spacing w:after="0" w:line="248" w:lineRule="auto"/>
+            </w:pPr>
+            <w:r>
+              <w:rPr>
+                <w:sz w:val="19"/>
+                <w:szCs w:val="19"/>
+              </w:rPr>
+              <w:t xml:space="preserve">ABAC for big data with multiple sensitivities, Applied Sciences, 2023</w:t>
+            </w:r>
+          </w:p>
+        </w:tc>
+        <w:tc>
+          <w:tcPr>
+            <w:tcW w:w="1340" w:type="dxa"/>
+            <w:tcMar>
+              <w:top w:w="30" w:type="dxa"/>
+              <w:bottom w:w="30" w:type="dxa"/>
+              <w:left w:w="80" w:type="dxa"/>
+              <w:right w:w="80" w:type="dxa"/>
+            </w:tcMar>
+            <w:vAlign w:val="center"/>
+          </w:tcPr>
+          <w:p>
+            <w:pPr>
+              <w:spacing w:after="0" w:line="248" w:lineRule="auto"/>
+            </w:pPr>
+            <w:r>
+              <w:rPr>
+                <w:sz w:val="19"/>
+                <w:szCs w:val="19"/>
+              </w:rPr>
+              <w:t xml:space="preserve">ABAC</w:t>
+            </w:r>
+          </w:p>
+        </w:tc>
+        <w:tc>
+          <w:tcPr>
+            <w:tcW w:w="3300" w:type="dxa"/>
+            <w:tcMar>
+              <w:top w:w="30" w:type="dxa"/>
+              <w:bottom w:w="30" w:type="dxa"/>
+              <w:left w:w="80" w:type="dxa"/>
+              <w:right w:w="80" w:type="dxa"/>
+            </w:tcMar>
+            <w:vAlign w:val="center"/>
+          </w:tcPr>
+          <w:p>
+            <w:pPr>
+              <w:spacing w:after="0" w:line="248" w:lineRule="auto"/>
+            </w:pPr>
+            <w:r>
+              <w:rPr>
+                <w:sz w:val="19"/>
+                <w:szCs w:val="19"/>
+              </w:rPr>
+              <w:t xml:space="preserve">ABAC prototype on Hadoop/Ranger/Atlas</w:t>
+            </w:r>
+          </w:p>
+        </w:tc>
+      </w:tr>
+      <w:tr>
+        <w:tc>
+          <w:tcPr>
+            <w:tcW w:w="420" w:type="dxa"/>
+            <w:tcMar>
+              <w:top w:w="30" w:type="dxa"/>
+              <w:bottom w:w="30" w:type="dxa"/>
+              <w:left w:w="80" w:type="dxa"/>
+              <w:right w:w="80" w:type="dxa"/>
+            </w:tcMar>
+            <w:vAlign w:val="center"/>
+          </w:tcPr>
+          <w:p>
+            <w:pPr>
+              <w:spacing w:after="0" w:line="248" w:lineRule="auto"/>
+            </w:pPr>
+            <w:r>
+              <w:rPr>
+                <w:sz w:val="19"/>
+                <w:szCs w:val="19"/>
+              </w:rPr>
+              <w:t xml:space="preserve">20</w:t>
+            </w:r>
+          </w:p>
+        </w:tc>
+        <w:tc>
+          <w:tcPr>
+            <w:tcW w:w="4300" w:type="dxa"/>
+            <w:tcMar>
+              <w:top w:w="30" w:type="dxa"/>
+              <w:bottom w:w="30" w:type="dxa"/>
+              <w:left w:w="80" w:type="dxa"/>
+              <w:right w:w="80" w:type="dxa"/>
+            </w:tcMar>
+            <w:vAlign w:val="center"/>
+          </w:tcPr>
+          <w:p>
+            <w:pPr>
+              <w:spacing w:after="0" w:line="248" w:lineRule="auto"/>
+            </w:pPr>
+            <w:r>
+              <w:rPr>
+                <w:sz w:val="19"/>
+                <w:szCs w:val="19"/>
+              </w:rPr>
+              <w:t xml:space="preserve">CRYSTALS-Kyber (ML-KEM) vs RSA/ECC performance, arXiv, 2025</w:t>
+            </w:r>
+          </w:p>
+        </w:tc>
+        <w:tc>
+          <w:tcPr>
+            <w:tcW w:w="1340" w:type="dxa"/>
+            <w:tcMar>
+              <w:top w:w="30" w:type="dxa"/>
+              <w:bottom w:w="30" w:type="dxa"/>
+              <w:left w:w="80" w:type="dxa"/>
+              <w:right w:w="80" w:type="dxa"/>
+            </w:tcMar>
+            <w:vAlign w:val="center"/>
+          </w:tcPr>
+          <w:p>
+            <w:pPr>
+              <w:spacing w:after="0" w:line="248" w:lineRule="auto"/>
+            </w:pPr>
+            <w:r>
+              <w:rPr>
+                <w:sz w:val="19"/>
+                <w:szCs w:val="19"/>
+              </w:rPr>
+              <w:t xml:space="preserve">Post-quantum</w:t>
+            </w:r>
+          </w:p>
+        </w:tc>
+        <w:tc>
+          <w:tcPr>
+            <w:tcW w:w="3300" w:type="dxa"/>
+            <w:tcMar>
+              <w:top w:w="30" w:type="dxa"/>
+              <w:bottom w:w="30" w:type="dxa"/>
+              <w:left w:w="80" w:type="dxa"/>
+              <w:right w:w="80" w:type="dxa"/>
+            </w:tcMar>
+            <w:vAlign w:val="center"/>
+          </w:tcPr>
+          <w:p>
+            <w:pPr>
+              <w:spacing w:after="0" w:line="248" w:lineRule="auto"/>
+            </w:pPr>
+            <w:r>
+              <w:rPr>
+                <w:sz w:val="19"/>
+                <w:szCs w:val="19"/>
+              </w:rPr>
+              <w:t xml:space="preserve">ML-KEM benchmarking vs classical</w:t>
             </w:r>
           </w:p>
         </w:tc>
@@ -656,71 +2359,8 @@
         <w:spacing w:after="0"/>
       </w:pPr>
       <w:r>
+        <w:rPr/>
         <w:t xml:space="preserve"/>
-      </w:r>
-    </w:p>
-    <w:p>
-      <w:pPr>
-        <w:pStyle w:val="Normal"/>
-      </w:pPr>
-      <w:r>
-        <w:t xml:space="preserve">Sahai &amp; Waters (Fuzzy IBE, EUROCRYPT 2005) introduced identity-based encryption over sets of attributes, allowing decryption when a threshold number of attributes match. Its achievement was to establish the very idea of attribute-driven decryption, seeding the entire ABE field. Its drawbacks are a rigid threshold-only policy, no support for arbitrary Boolean access structures, and no revocation — limitations that later CP-ABE work had to overcome.</w:t>
-      </w:r>
-    </w:p>
-    <w:p>
-      <w:pPr>
-        <w:pStyle w:val="Normal"/>
-      </w:pPr>
-      <w:r>
-        <w:t xml:space="preserve">Goyal et al. (KP-ABE, CCS 2006) generalised the model so that access policies are embedded in user keys while ciphertexts carry attribute sets. The achievement is expressive, monotonic access structures for the first time. However, because the policy lives in the key rather than the ciphertext, the data owner cannot decide who may read a file at encryption time, which makes KP-ABE awkward for owner-driven cloud sharing — the exact scenario we target.</w:t>
-      </w:r>
-    </w:p>
-    <w:p>
-      <w:pPr>
-        <w:pStyle w:val="Normal"/>
-      </w:pPr>
-      <w:r>
-        <w:t xml:space="preserve">Bethencourt, Sahai &amp; Waters (CP-ABE, IEEE S&amp;P 2007) inverted KP-ABE so that the data owner embeds the access policy directly in the ciphertext. Its main achievement is expressive, owner-controlled, fine-grained access without knowing recipients in advance — the model this project implements. Its drawbacks are a security proof only in the generic-group model, decryption cost that grows with policy size, and no built-in revocation, which is precisely the operational gap we address.</w:t>
-      </w:r>
-    </w:p>
-    <w:p>
-      <w:pPr>
-        <w:pStyle w:val="Normal"/>
-      </w:pPr>
-      <w:r>
-        <w:t xml:space="preserve">Waters (PKC 2011) reconstructed CP-ABE using Linear Secret Sharing Schemes (LSSS) and proved security in the standard model under non-interactive assumptions. The achievement is a firmer theoretical footing and more efficient policy encoding. Its drawback is that it remains single-authority with classical pairing assumptions and still offers no native revocation or post-quantum protection.</w:t>
-      </w:r>
-    </w:p>
-    <w:p>
-      <w:pPr>
-        <w:pStyle w:val="Normal"/>
-      </w:pPr>
-      <w:r>
-        <w:t xml:space="preserve">Lewko &amp; Waters (Multi-Authority ABE, EUROCRYPT 2011) removed the single-authority bottleneck by letting independent authorities issue attribute keys without central coordination. This improves trust decentralisation and resilience for federated settings such as multi-hospital consortia. However, it adds setup and communication overhead, complicates cross-authority revocation, and assumes classical hardness — motivating both our decentralisation and post-quantum future-work directions.</w:t>
-      </w:r>
-    </w:p>
-    <w:p>
-      <w:pPr>
-        <w:pStyle w:val="Normal"/>
-      </w:pPr>
-      <w:r>
-        <w:t xml:space="preserve">NIST SP 800-162 defines Attribute-Based Access Control (ABAC), reasoning over subject, object, action, and environment attributes. Its achievement is a rigorous, standardised vocabulary and reference architecture (PDP, PEP, PIP, PAP) that we adopt directly. Its limitation is that ABAC is a policy-enforcement model, not a cryptographic one: if the enforcement layer is bypassed, confidentiality is lost — which is why we pair it with CP-ABE.</w:t>
-      </w:r>
-    </w:p>
-    <w:p>
-      <w:pPr>
-        <w:pStyle w:val="Normal"/>
-      </w:pPr>
-      <w:r>
-        <w:t xml:space="preserve">Green, Hohenberger &amp; Waters (Outsourced Decryption, USENIX Security 2011) showed how to offload the expensive pairing operations of ABE decryption to an untrusted server using a transformation key, leaving the client only a light final step. The achievement is practical ABE on constrained devices. Drawbacks include the need to verify the correctness of the outsourced result and additional key-management complexity, both of which our design accounts for.</w:t>
-      </w:r>
-    </w:p>
-    <w:p>
-      <w:pPr>
-        <w:pStyle w:val="Normal"/>
-      </w:pPr>
-      <w:r>
-        <w:t xml:space="preserve">Akinyele et al. (Charm, JCEN 2013) delivered a rapid-prototyping framework for pairing-based cryptography. Its achievement is that schemes such as CP-ABE can be implemented and benchmarked quickly, which is why we adopt it. Its drawback is that Charm is a research tool with build fragility and non-production performance — a risk we front-load and mitigate with Docker and a simulated fallback.</w:t>
       </w:r>
     </w:p>
     <w:p>
@@ -729,7 +2369,141 @@
         <w:keepNext/>
       </w:pPr>
       <w:r>
-        <w:t xml:space="preserve">C. Recent Advances (2021–present)</w:t>
+        <w:rPr/>
+        <w:t xml:space="preserve">C. Critical Analysis by Theme</w:t>
+      </w:r>
+    </w:p>
+    <w:p>
+      <w:pPr>
+        <w:pStyle w:val="Heading3"/>
+        <w:keepNext/>
+      </w:pPr>
+      <w:r>
+        <w:rPr/>
+        <w:t xml:space="preserve">1) Hybrid encryption for cloud storage</w:t>
+      </w:r>
+    </w:p>
+    <w:p>
+      <w:pPr>
+        <w:pStyle w:val="Normal"/>
+      </w:pPr>
+      <w:r>
+        <w:rPr/>
+        <w:t xml:space="preserve">Recent hybrid schemes pair a fast symmetric cipher (AES) with a public-key layer (ECC or RSA) to protect the data-encryption key. The 2025 ECC-AES framework [1] and the 2021 AES-ECC model [3] show strong throughput with low encryption/decryption latency and add integrity via HMAC or signatures. Their achievement is a practical confidentiality-plus-performance balance on commodity hardware. However, they treat access control as an external concern — keys are shared per recipient, so they do not offer fine-grained, policy-based authorisation or scalable revocation, which is exactly where attribute-based methods are needed.</w:t>
+      </w:r>
+    </w:p>
+    <w:p>
+      <w:pPr>
+        <w:pStyle w:val="Normal"/>
+      </w:pPr>
+      <w:r>
+        <w:rPr/>
+        <w:t xml:space="preserve">The 2026 privacy-preserving framework [2] goes further by adding homomorphic keyword search and blockchain-based integrity to hybrid encryption. Its achievement is combining confidentiality, search, and tamper-evidence in one system. Its drawbacks are the computational cost of homomorphic operations and blockchain throughput limits, and it still lacks attribute-level access policies, motivating our CP-ABE + ABAC design.</w:t>
+      </w:r>
+    </w:p>
+    <w:p>
+      <w:pPr>
+        <w:pStyle w:val="Heading3"/>
+        <w:keepNext/>
+      </w:pPr>
+      <w:r>
+        <w:rPr/>
+        <w:t xml:space="preserve">2) Ciphertext-policy ABE and efficiency</w:t>
+      </w:r>
+    </w:p>
+    <w:p>
+      <w:pPr>
+        <w:pStyle w:val="Normal"/>
+      </w:pPr>
+      <w:r>
+        <w:rPr/>
+        <w:t xml:space="preserve">CP-ABE remains the dominant paradigm for owner-controlled, fine-grained access. The 2026 black-box-traceable revocable CP-ABE [4] shows that revocation and traitor-tracing can coexist, and multi-cloud and file-hierarchy variants reduce ciphertext/key sizes. Their achievement is expressive access with improved practicality. Their drawback is that decryption cost still grows with policy complexity and most remain single-authority with classical pairing assumptions, leaving key escrow and post-quantum exposure unresolved.</w:t>
+      </w:r>
+    </w:p>
+    <w:p>
+      <w:pPr>
+        <w:pStyle w:val="Heading3"/>
+        <w:keepNext/>
+      </w:pPr>
+      <w:r>
+        <w:rPr/>
+        <w:t xml:space="preserve">3) User and attribute revocation</w:t>
+      </w:r>
+    </w:p>
+    <w:p>
+      <w:pPr>
+        <w:pStyle w:val="Normal"/>
+      </w:pPr>
+      <w:r>
+        <w:rPr/>
+        <w:t xml:space="preserve">Revocation is the most active recent sub-area. Puncturable CP-ABE [5] uses puncturable encryption plus a proxy to revoke users cheaply; the dynamic decentralised scheme [6] and the escrow-free blockchain-aided scheme [7] add flexibility and remove the single trusted authority; MA-RUABE [8] adds traceability and direct revocation for e-health. Their collective achievement is faster, more flexible revocation without full re-encryption. Their drawbacks are added key-update state, reliance on semi-trusted proxies or on-chain cost, and, in most cases, no post-quantum guarantee — which frames our lightweight attribute-versioning-with-lazy-re-wrap approach and its cost model.</w:t>
+      </w:r>
+    </w:p>
+    <w:p>
+      <w:pPr>
+        <w:pStyle w:val="Heading3"/>
+        <w:keepNext/>
+      </w:pPr>
+      <w:r>
+        <w:rPr/>
+        <w:t xml:space="preserve">4) Multi-authority and blockchain-assisted ABE</w:t>
+      </w:r>
+    </w:p>
+    <w:p>
+      <w:pPr>
+        <w:pStyle w:val="Normal"/>
+      </w:pPr>
+      <w:r>
+        <w:rPr/>
+        <w:t xml:space="preserve">To remove the single-authority bottleneck, recent work distributes trust across authorities and records validation data on-chain. The escrow-free EHR scheme [17], the traceable/revocable mineral-industry scheme, and the 2021 survey [18] show decentralised key management with auditability. Their achievement is eliminating key escrow and single points of failure. Their drawbacks are blockchain latency/throughput and cross-authority coordination overhead, which is why full multi-authority operation is positioned as future work in our scope.</w:t>
+      </w:r>
+    </w:p>
+    <w:p>
+      <w:pPr>
+        <w:pStyle w:val="Heading3"/>
+        <w:keepNext/>
+      </w:pPr>
+      <w:r>
+        <w:rPr/>
+        <w:t xml:space="preserve">5) Attribute-based searchable encryption</w:t>
+      </w:r>
+    </w:p>
+    <w:p>
+      <w:pPr>
+        <w:pStyle w:val="Normal"/>
+      </w:pPr>
+      <w:r>
+        <w:rPr/>
+        <w:t xml:space="preserve">Search over encrypted data under access control is increasingly practical. Verifiable attribute-based keyword search for PHRs [9], traceable multi-authority Boolean search (TMABKS) [10], and time-bounded keyword search [11] enable authorised, verifiable search without decrypting. Their achievement is fine-grained search with result verification. Their drawbacks are token-privacy risks, index maintenance cost, and limited scalability, anchoring our searchability gap while keeping terabyte-scale search out of scope.</w:t>
+      </w:r>
+    </w:p>
+    <w:p>
+      <w:pPr>
+        <w:pStyle w:val="Heading3"/>
+        <w:keepNext/>
+      </w:pPr>
+      <w:r>
+        <w:rPr/>
+        <w:t xml:space="preserve">6) Post-quantum / lattice-based ABE</w:t>
+      </w:r>
+    </w:p>
+    <w:p>
+      <w:pPr>
+        <w:pStyle w:val="Normal"/>
+      </w:pPr>
+      <w:r>
+        <w:rPr/>
+        <w:t xml:space="preserve">Because RSA/ECC fall to Shor’s algorithm, lattice-based ABE over LWE/Ring-LWE is now the leading post-quantum direction. The IEEE survey [13] maps the design space; quantum-resistant traceable-revocable CP-ABE [12], R-LWE CP-ABE with lazy revocation [14], and key-exposure-resistant RABE [15] show working constructions, while BL-ABSE [16] unifies post-quantum security, search, revocation and auditing. ML-KEM (CRYSTALS-Kyber, NIST FIPS 203) benchmarks [20] confirm practicality. Their achievement is quantum resistance with fine-grained control; their drawback is larger key/ciphertext sizes and higher computation, which motivates our incremental post-quantum-readiness objective rather than a full lattice rebuild.</w:t>
+      </w:r>
+    </w:p>
+    <w:p>
+      <w:pPr>
+        <w:pStyle w:val="Heading2"/>
+        <w:keepNext/>
+      </w:pPr>
+      <w:r>
+        <w:rPr/>
+        <w:t xml:space="preserve">D. Comparative Synthesis</w:t>
       </w:r>
     </w:p>
     <w:p>
@@ -740,7 +2514,1249 @@
         <w:rPr>
           <w:i/>
         </w:rPr>
-        <w:t xml:space="preserve">To ground the research gap in the current state of the art, we surveyed recent work published from 2021 onward. Table II summarises these; critical paragraphs follow.</w:t>
+        <w:t xml:space="preserve">Table II positions representative recent schemes against the five properties this project seeks to combine. No single recent scheme provides all five together.</w:t>
+      </w:r>
+    </w:p>
+    <w:tbl>
+      <w:tblPr>
+        <w:tblW w:w="10060" w:type="dxa"/>
+        <w:tblBorders>
+          <w:top w:val="single" w:sz="4" w:color="BFBFBF"/>
+          <w:left w:val="single" w:sz="4" w:color="BFBFBF"/>
+          <w:bottom w:val="single" w:sz="4" w:color="BFBFBF"/>
+          <w:right w:val="single" w:sz="4" w:color="BFBFBF"/>
+          <w:insideH w:val="single" w:sz="4" w:color="BFBFBF"/>
+          <w:insideV w:val="single" w:sz="4" w:color="BFBFBF"/>
+        </w:tblBorders>
+        <w:tblLayout w:type="fixed"/>
+      </w:tblPr>
+      <w:tblGrid>
+        <w:gridCol w:w="2760"/>
+        <w:gridCol w:w="1500"/>
+        <w:gridCol w:w="1400"/>
+        <w:gridCol w:w="1400"/>
+        <w:gridCol w:w="1400"/>
+        <w:gridCol w:w="1600"/>
+      </w:tblGrid>
+      <w:tr>
+        <w:trPr>
+          <w:tblHeader/>
+        </w:trPr>
+        <w:tc>
+          <w:tcPr>
+            <w:tcW w:w="2760" w:type="dxa"/>
+            <w:shd w:val="clear" w:fill="1F3864"/>
+            <w:tcMar>
+              <w:top w:w="30" w:type="dxa"/>
+              <w:bottom w:w="30" w:type="dxa"/>
+              <w:left w:w="80" w:type="dxa"/>
+              <w:right w:w="80" w:type="dxa"/>
+            </w:tcMar>
+            <w:vAlign w:val="center"/>
+          </w:tcPr>
+          <w:p>
+            <w:pPr>
+              <w:spacing w:after="0" w:line="248" w:lineRule="auto"/>
+            </w:pPr>
+            <w:r>
+              <w:rPr>
+                <w:b/>
+                <w:color w:val="FFFFFF"/>
+                <w:sz w:val="19"/>
+                <w:szCs w:val="19"/>
+              </w:rPr>
+              <w:t xml:space="preserve">Scheme / line</w:t>
+            </w:r>
+          </w:p>
+        </w:tc>
+        <w:tc>
+          <w:tcPr>
+            <w:tcW w:w="1500" w:type="dxa"/>
+            <w:shd w:val="clear" w:fill="1F3864"/>
+            <w:tcMar>
+              <w:top w:w="30" w:type="dxa"/>
+              <w:bottom w:w="30" w:type="dxa"/>
+              <w:left w:w="80" w:type="dxa"/>
+              <w:right w:w="80" w:type="dxa"/>
+            </w:tcMar>
+            <w:vAlign w:val="center"/>
+          </w:tcPr>
+          <w:p>
+            <w:pPr>
+              <w:spacing w:after="0" w:line="248" w:lineRule="auto"/>
+            </w:pPr>
+            <w:r>
+              <w:rPr>
+                <w:b/>
+                <w:color w:val="FFFFFF"/>
+                <w:sz w:val="19"/>
+                <w:szCs w:val="19"/>
+              </w:rPr>
+              <w:t xml:space="preserve">Fine-grained</w:t>
+            </w:r>
+          </w:p>
+        </w:tc>
+        <w:tc>
+          <w:tcPr>
+            <w:tcW w:w="1400" w:type="dxa"/>
+            <w:shd w:val="clear" w:fill="1F3864"/>
+            <w:tcMar>
+              <w:top w:w="30" w:type="dxa"/>
+              <w:bottom w:w="30" w:type="dxa"/>
+              <w:left w:w="80" w:type="dxa"/>
+              <w:right w:w="80" w:type="dxa"/>
+            </w:tcMar>
+            <w:vAlign w:val="center"/>
+          </w:tcPr>
+          <w:p>
+            <w:pPr>
+              <w:spacing w:after="0" w:line="248" w:lineRule="auto"/>
+            </w:pPr>
+            <w:r>
+              <w:rPr>
+                <w:b/>
+                <w:color w:val="FFFFFF"/>
+                <w:sz w:val="19"/>
+                <w:szCs w:val="19"/>
+              </w:rPr>
+              <w:t xml:space="preserve">Fast revoke</w:t>
+            </w:r>
+          </w:p>
+        </w:tc>
+        <w:tc>
+          <w:tcPr>
+            <w:tcW w:w="1400" w:type="dxa"/>
+            <w:shd w:val="clear" w:fill="1F3864"/>
+            <w:tcMar>
+              <w:top w:w="30" w:type="dxa"/>
+              <w:bottom w:w="30" w:type="dxa"/>
+              <w:left w:w="80" w:type="dxa"/>
+              <w:right w:w="80" w:type="dxa"/>
+            </w:tcMar>
+            <w:vAlign w:val="center"/>
+          </w:tcPr>
+          <w:p>
+            <w:pPr>
+              <w:spacing w:after="0" w:line="248" w:lineRule="auto"/>
+            </w:pPr>
+            <w:r>
+              <w:rPr>
+                <w:b/>
+                <w:color w:val="FFFFFF"/>
+                <w:sz w:val="19"/>
+                <w:szCs w:val="19"/>
+              </w:rPr>
+              <w:t xml:space="preserve">Searchable</w:t>
+            </w:r>
+          </w:p>
+        </w:tc>
+        <w:tc>
+          <w:tcPr>
+            <w:tcW w:w="1400" w:type="dxa"/>
+            <w:shd w:val="clear" w:fill="1F3864"/>
+            <w:tcMar>
+              <w:top w:w="30" w:type="dxa"/>
+              <w:bottom w:w="30" w:type="dxa"/>
+              <w:left w:w="80" w:type="dxa"/>
+              <w:right w:w="80" w:type="dxa"/>
+            </w:tcMar>
+            <w:vAlign w:val="center"/>
+          </w:tcPr>
+          <w:p>
+            <w:pPr>
+              <w:spacing w:after="0" w:line="248" w:lineRule="auto"/>
+            </w:pPr>
+            <w:r>
+              <w:rPr>
+                <w:b/>
+                <w:color w:val="FFFFFF"/>
+                <w:sz w:val="19"/>
+                <w:szCs w:val="19"/>
+              </w:rPr>
+              <w:t xml:space="preserve">Post-quantum</w:t>
+            </w:r>
+          </w:p>
+        </w:tc>
+        <w:tc>
+          <w:tcPr>
+            <w:tcW w:w="1600" w:type="dxa"/>
+            <w:shd w:val="clear" w:fill="1F3864"/>
+            <w:tcMar>
+              <w:top w:w="30" w:type="dxa"/>
+              <w:bottom w:w="30" w:type="dxa"/>
+              <w:left w:w="80" w:type="dxa"/>
+              <w:right w:w="80" w:type="dxa"/>
+            </w:tcMar>
+            <w:vAlign w:val="center"/>
+          </w:tcPr>
+          <w:p>
+            <w:pPr>
+              <w:spacing w:after="0" w:line="248" w:lineRule="auto"/>
+            </w:pPr>
+            <w:r>
+              <w:rPr>
+                <w:b/>
+                <w:color w:val="FFFFFF"/>
+                <w:sz w:val="19"/>
+                <w:szCs w:val="19"/>
+              </w:rPr>
+              <w:t xml:space="preserve">Decentralised</w:t>
+            </w:r>
+          </w:p>
+        </w:tc>
+      </w:tr>
+      <w:tr>
+        <w:tc>
+          <w:tcPr>
+            <w:tcW w:w="2760" w:type="dxa"/>
+            <w:tcMar>
+              <w:top w:w="30" w:type="dxa"/>
+              <w:bottom w:w="30" w:type="dxa"/>
+              <w:left w:w="80" w:type="dxa"/>
+              <w:right w:w="80" w:type="dxa"/>
+            </w:tcMar>
+            <w:vAlign w:val="center"/>
+          </w:tcPr>
+          <w:p>
+            <w:pPr>
+              <w:spacing w:after="0" w:line="248" w:lineRule="auto"/>
+            </w:pPr>
+            <w:r>
+              <w:rPr>
+                <w:sz w:val="19"/>
+                <w:szCs w:val="19"/>
+              </w:rPr>
+              <w:t xml:space="preserve">Hybrid AES/ECC [1], [3]</w:t>
+            </w:r>
+          </w:p>
+        </w:tc>
+        <w:tc>
+          <w:tcPr>
+            <w:tcW w:w="1500" w:type="dxa"/>
+            <w:tcMar>
+              <w:top w:w="30" w:type="dxa"/>
+              <w:bottom w:w="30" w:type="dxa"/>
+              <w:left w:w="80" w:type="dxa"/>
+              <w:right w:w="80" w:type="dxa"/>
+            </w:tcMar>
+            <w:vAlign w:val="center"/>
+          </w:tcPr>
+          <w:p>
+            <w:pPr>
+              <w:spacing w:after="0" w:line="248" w:lineRule="auto"/>
+            </w:pPr>
+            <w:r>
+              <w:rPr>
+                <w:sz w:val="19"/>
+                <w:szCs w:val="19"/>
+              </w:rPr>
+              <w:t xml:space="preserve">No</w:t>
+            </w:r>
+          </w:p>
+        </w:tc>
+        <w:tc>
+          <w:tcPr>
+            <w:tcW w:w="1400" w:type="dxa"/>
+            <w:tcMar>
+              <w:top w:w="30" w:type="dxa"/>
+              <w:bottom w:w="30" w:type="dxa"/>
+              <w:left w:w="80" w:type="dxa"/>
+              <w:right w:w="80" w:type="dxa"/>
+            </w:tcMar>
+            <w:vAlign w:val="center"/>
+          </w:tcPr>
+          <w:p>
+            <w:pPr>
+              <w:spacing w:after="0" w:line="248" w:lineRule="auto"/>
+            </w:pPr>
+            <w:r>
+              <w:rPr>
+                <w:sz w:val="19"/>
+                <w:szCs w:val="19"/>
+              </w:rPr>
+              <w:t xml:space="preserve">No</w:t>
+            </w:r>
+          </w:p>
+        </w:tc>
+        <w:tc>
+          <w:tcPr>
+            <w:tcW w:w="1400" w:type="dxa"/>
+            <w:tcMar>
+              <w:top w:w="30" w:type="dxa"/>
+              <w:bottom w:w="30" w:type="dxa"/>
+              <w:left w:w="80" w:type="dxa"/>
+              <w:right w:w="80" w:type="dxa"/>
+            </w:tcMar>
+            <w:vAlign w:val="center"/>
+          </w:tcPr>
+          <w:p>
+            <w:pPr>
+              <w:spacing w:after="0" w:line="248" w:lineRule="auto"/>
+            </w:pPr>
+            <w:r>
+              <w:rPr>
+                <w:sz w:val="19"/>
+                <w:szCs w:val="19"/>
+              </w:rPr>
+              <w:t xml:space="preserve">Partial [2]</w:t>
+            </w:r>
+          </w:p>
+        </w:tc>
+        <w:tc>
+          <w:tcPr>
+            <w:tcW w:w="1400" w:type="dxa"/>
+            <w:tcMar>
+              <w:top w:w="30" w:type="dxa"/>
+              <w:bottom w:w="30" w:type="dxa"/>
+              <w:left w:w="80" w:type="dxa"/>
+              <w:right w:w="80" w:type="dxa"/>
+            </w:tcMar>
+            <w:vAlign w:val="center"/>
+          </w:tcPr>
+          <w:p>
+            <w:pPr>
+              <w:spacing w:after="0" w:line="248" w:lineRule="auto"/>
+            </w:pPr>
+            <w:r>
+              <w:rPr>
+                <w:sz w:val="19"/>
+                <w:szCs w:val="19"/>
+              </w:rPr>
+              <w:t xml:space="preserve">No</w:t>
+            </w:r>
+          </w:p>
+        </w:tc>
+        <w:tc>
+          <w:tcPr>
+            <w:tcW w:w="1600" w:type="dxa"/>
+            <w:tcMar>
+              <w:top w:w="30" w:type="dxa"/>
+              <w:bottom w:w="30" w:type="dxa"/>
+              <w:left w:w="80" w:type="dxa"/>
+              <w:right w:w="80" w:type="dxa"/>
+            </w:tcMar>
+            <w:vAlign w:val="center"/>
+          </w:tcPr>
+          <w:p>
+            <w:pPr>
+              <w:spacing w:after="0" w:line="248" w:lineRule="auto"/>
+            </w:pPr>
+            <w:r>
+              <w:rPr>
+                <w:sz w:val="19"/>
+                <w:szCs w:val="19"/>
+              </w:rPr>
+              <w:t xml:space="preserve">No</w:t>
+            </w:r>
+          </w:p>
+        </w:tc>
+      </w:tr>
+      <w:tr>
+        <w:tc>
+          <w:tcPr>
+            <w:tcW w:w="2760" w:type="dxa"/>
+            <w:tcMar>
+              <w:top w:w="30" w:type="dxa"/>
+              <w:bottom w:w="30" w:type="dxa"/>
+              <w:left w:w="80" w:type="dxa"/>
+              <w:right w:w="80" w:type="dxa"/>
+            </w:tcMar>
+            <w:vAlign w:val="center"/>
+          </w:tcPr>
+          <w:p>
+            <w:pPr>
+              <w:spacing w:after="0" w:line="248" w:lineRule="auto"/>
+            </w:pPr>
+            <w:r>
+              <w:rPr>
+                <w:sz w:val="19"/>
+                <w:szCs w:val="19"/>
+              </w:rPr>
+              <w:t xml:space="preserve">CP-ABE efficiency [4]</w:t>
+            </w:r>
+          </w:p>
+        </w:tc>
+        <w:tc>
+          <w:tcPr>
+            <w:tcW w:w="1500" w:type="dxa"/>
+            <w:tcMar>
+              <w:top w:w="30" w:type="dxa"/>
+              <w:bottom w:w="30" w:type="dxa"/>
+              <w:left w:w="80" w:type="dxa"/>
+              <w:right w:w="80" w:type="dxa"/>
+            </w:tcMar>
+            <w:vAlign w:val="center"/>
+          </w:tcPr>
+          <w:p>
+            <w:pPr>
+              <w:spacing w:after="0" w:line="248" w:lineRule="auto"/>
+            </w:pPr>
+            <w:r>
+              <w:rPr>
+                <w:sz w:val="19"/>
+                <w:szCs w:val="19"/>
+              </w:rPr>
+              <w:t xml:space="preserve">Yes</w:t>
+            </w:r>
+          </w:p>
+        </w:tc>
+        <w:tc>
+          <w:tcPr>
+            <w:tcW w:w="1400" w:type="dxa"/>
+            <w:tcMar>
+              <w:top w:w="30" w:type="dxa"/>
+              <w:bottom w:w="30" w:type="dxa"/>
+              <w:left w:w="80" w:type="dxa"/>
+              <w:right w:w="80" w:type="dxa"/>
+            </w:tcMar>
+            <w:vAlign w:val="center"/>
+          </w:tcPr>
+          <w:p>
+            <w:pPr>
+              <w:spacing w:after="0" w:line="248" w:lineRule="auto"/>
+            </w:pPr>
+            <w:r>
+              <w:rPr>
+                <w:sz w:val="19"/>
+                <w:szCs w:val="19"/>
+              </w:rPr>
+              <w:t xml:space="preserve">Yes</w:t>
+            </w:r>
+          </w:p>
+        </w:tc>
+        <w:tc>
+          <w:tcPr>
+            <w:tcW w:w="1400" w:type="dxa"/>
+            <w:tcMar>
+              <w:top w:w="30" w:type="dxa"/>
+              <w:bottom w:w="30" w:type="dxa"/>
+              <w:left w:w="80" w:type="dxa"/>
+              <w:right w:w="80" w:type="dxa"/>
+            </w:tcMar>
+            <w:vAlign w:val="center"/>
+          </w:tcPr>
+          <w:p>
+            <w:pPr>
+              <w:spacing w:after="0" w:line="248" w:lineRule="auto"/>
+            </w:pPr>
+            <w:r>
+              <w:rPr>
+                <w:sz w:val="19"/>
+                <w:szCs w:val="19"/>
+              </w:rPr>
+              <w:t xml:space="preserve">No</w:t>
+            </w:r>
+          </w:p>
+        </w:tc>
+        <w:tc>
+          <w:tcPr>
+            <w:tcW w:w="1400" w:type="dxa"/>
+            <w:tcMar>
+              <w:top w:w="30" w:type="dxa"/>
+              <w:bottom w:w="30" w:type="dxa"/>
+              <w:left w:w="80" w:type="dxa"/>
+              <w:right w:w="80" w:type="dxa"/>
+            </w:tcMar>
+            <w:vAlign w:val="center"/>
+          </w:tcPr>
+          <w:p>
+            <w:pPr>
+              <w:spacing w:after="0" w:line="248" w:lineRule="auto"/>
+            </w:pPr>
+            <w:r>
+              <w:rPr>
+                <w:sz w:val="19"/>
+                <w:szCs w:val="19"/>
+              </w:rPr>
+              <w:t xml:space="preserve">No</w:t>
+            </w:r>
+          </w:p>
+        </w:tc>
+        <w:tc>
+          <w:tcPr>
+            <w:tcW w:w="1600" w:type="dxa"/>
+            <w:tcMar>
+              <w:top w:w="30" w:type="dxa"/>
+              <w:bottom w:w="30" w:type="dxa"/>
+              <w:left w:w="80" w:type="dxa"/>
+              <w:right w:w="80" w:type="dxa"/>
+            </w:tcMar>
+            <w:vAlign w:val="center"/>
+          </w:tcPr>
+          <w:p>
+            <w:pPr>
+              <w:spacing w:after="0" w:line="248" w:lineRule="auto"/>
+            </w:pPr>
+            <w:r>
+              <w:rPr>
+                <w:sz w:val="19"/>
+                <w:szCs w:val="19"/>
+              </w:rPr>
+              <w:t xml:space="preserve">No</w:t>
+            </w:r>
+          </w:p>
+        </w:tc>
+      </w:tr>
+      <w:tr>
+        <w:tc>
+          <w:tcPr>
+            <w:tcW w:w="2760" w:type="dxa"/>
+            <w:tcMar>
+              <w:top w:w="30" w:type="dxa"/>
+              <w:bottom w:w="30" w:type="dxa"/>
+              <w:left w:w="80" w:type="dxa"/>
+              <w:right w:w="80" w:type="dxa"/>
+            </w:tcMar>
+            <w:vAlign w:val="center"/>
+          </w:tcPr>
+          <w:p>
+            <w:pPr>
+              <w:spacing w:after="0" w:line="248" w:lineRule="auto"/>
+            </w:pPr>
+            <w:r>
+              <w:rPr>
+                <w:sz w:val="19"/>
+                <w:szCs w:val="19"/>
+              </w:rPr>
+              <w:t xml:space="preserve">Revocation-focused [5]–[8]</w:t>
+            </w:r>
+          </w:p>
+        </w:tc>
+        <w:tc>
+          <w:tcPr>
+            <w:tcW w:w="1500" w:type="dxa"/>
+            <w:tcMar>
+              <w:top w:w="30" w:type="dxa"/>
+              <w:bottom w:w="30" w:type="dxa"/>
+              <w:left w:w="80" w:type="dxa"/>
+              <w:right w:w="80" w:type="dxa"/>
+            </w:tcMar>
+            <w:vAlign w:val="center"/>
+          </w:tcPr>
+          <w:p>
+            <w:pPr>
+              <w:spacing w:after="0" w:line="248" w:lineRule="auto"/>
+            </w:pPr>
+            <w:r>
+              <w:rPr>
+                <w:sz w:val="19"/>
+                <w:szCs w:val="19"/>
+              </w:rPr>
+              <w:t xml:space="preserve">Yes</w:t>
+            </w:r>
+          </w:p>
+        </w:tc>
+        <w:tc>
+          <w:tcPr>
+            <w:tcW w:w="1400" w:type="dxa"/>
+            <w:tcMar>
+              <w:top w:w="30" w:type="dxa"/>
+              <w:bottom w:w="30" w:type="dxa"/>
+              <w:left w:w="80" w:type="dxa"/>
+              <w:right w:w="80" w:type="dxa"/>
+            </w:tcMar>
+            <w:vAlign w:val="center"/>
+          </w:tcPr>
+          <w:p>
+            <w:pPr>
+              <w:spacing w:after="0" w:line="248" w:lineRule="auto"/>
+            </w:pPr>
+            <w:r>
+              <w:rPr>
+                <w:sz w:val="19"/>
+                <w:szCs w:val="19"/>
+              </w:rPr>
+              <w:t xml:space="preserve">Yes</w:t>
+            </w:r>
+          </w:p>
+        </w:tc>
+        <w:tc>
+          <w:tcPr>
+            <w:tcW w:w="1400" w:type="dxa"/>
+            <w:tcMar>
+              <w:top w:w="30" w:type="dxa"/>
+              <w:bottom w:w="30" w:type="dxa"/>
+              <w:left w:w="80" w:type="dxa"/>
+              <w:right w:w="80" w:type="dxa"/>
+            </w:tcMar>
+            <w:vAlign w:val="center"/>
+          </w:tcPr>
+          <w:p>
+            <w:pPr>
+              <w:spacing w:after="0" w:line="248" w:lineRule="auto"/>
+            </w:pPr>
+            <w:r>
+              <w:rPr>
+                <w:sz w:val="19"/>
+                <w:szCs w:val="19"/>
+              </w:rPr>
+              <w:t xml:space="preserve">No</w:t>
+            </w:r>
+          </w:p>
+        </w:tc>
+        <w:tc>
+          <w:tcPr>
+            <w:tcW w:w="1400" w:type="dxa"/>
+            <w:tcMar>
+              <w:top w:w="30" w:type="dxa"/>
+              <w:bottom w:w="30" w:type="dxa"/>
+              <w:left w:w="80" w:type="dxa"/>
+              <w:right w:w="80" w:type="dxa"/>
+            </w:tcMar>
+            <w:vAlign w:val="center"/>
+          </w:tcPr>
+          <w:p>
+            <w:pPr>
+              <w:spacing w:after="0" w:line="248" w:lineRule="auto"/>
+            </w:pPr>
+            <w:r>
+              <w:rPr>
+                <w:sz w:val="19"/>
+                <w:szCs w:val="19"/>
+              </w:rPr>
+              <w:t xml:space="preserve">No</w:t>
+            </w:r>
+          </w:p>
+        </w:tc>
+        <w:tc>
+          <w:tcPr>
+            <w:tcW w:w="1600" w:type="dxa"/>
+            <w:tcMar>
+              <w:top w:w="30" w:type="dxa"/>
+              <w:bottom w:w="30" w:type="dxa"/>
+              <w:left w:w="80" w:type="dxa"/>
+              <w:right w:w="80" w:type="dxa"/>
+            </w:tcMar>
+            <w:vAlign w:val="center"/>
+          </w:tcPr>
+          <w:p>
+            <w:pPr>
+              <w:spacing w:after="0" w:line="248" w:lineRule="auto"/>
+            </w:pPr>
+            <w:r>
+              <w:rPr>
+                <w:sz w:val="19"/>
+                <w:szCs w:val="19"/>
+              </w:rPr>
+              <w:t xml:space="preserve">Partial</w:t>
+            </w:r>
+          </w:p>
+        </w:tc>
+      </w:tr>
+      <w:tr>
+        <w:tc>
+          <w:tcPr>
+            <w:tcW w:w="2760" w:type="dxa"/>
+            <w:tcMar>
+              <w:top w:w="30" w:type="dxa"/>
+              <w:bottom w:w="30" w:type="dxa"/>
+              <w:left w:w="80" w:type="dxa"/>
+              <w:right w:w="80" w:type="dxa"/>
+            </w:tcMar>
+            <w:vAlign w:val="center"/>
+          </w:tcPr>
+          <w:p>
+            <w:pPr>
+              <w:spacing w:after="0" w:line="248" w:lineRule="auto"/>
+            </w:pPr>
+            <w:r>
+              <w:rPr>
+                <w:sz w:val="19"/>
+                <w:szCs w:val="19"/>
+              </w:rPr>
+              <w:t xml:space="preserve">MA / blockchain [17], [18]</w:t>
+            </w:r>
+          </w:p>
+        </w:tc>
+        <w:tc>
+          <w:tcPr>
+            <w:tcW w:w="1500" w:type="dxa"/>
+            <w:tcMar>
+              <w:top w:w="30" w:type="dxa"/>
+              <w:bottom w:w="30" w:type="dxa"/>
+              <w:left w:w="80" w:type="dxa"/>
+              <w:right w:w="80" w:type="dxa"/>
+            </w:tcMar>
+            <w:vAlign w:val="center"/>
+          </w:tcPr>
+          <w:p>
+            <w:pPr>
+              <w:spacing w:after="0" w:line="248" w:lineRule="auto"/>
+            </w:pPr>
+            <w:r>
+              <w:rPr>
+                <w:sz w:val="19"/>
+                <w:szCs w:val="19"/>
+              </w:rPr>
+              <w:t xml:space="preserve">Yes</w:t>
+            </w:r>
+          </w:p>
+        </w:tc>
+        <w:tc>
+          <w:tcPr>
+            <w:tcW w:w="1400" w:type="dxa"/>
+            <w:tcMar>
+              <w:top w:w="30" w:type="dxa"/>
+              <w:bottom w:w="30" w:type="dxa"/>
+              <w:left w:w="80" w:type="dxa"/>
+              <w:right w:w="80" w:type="dxa"/>
+            </w:tcMar>
+            <w:vAlign w:val="center"/>
+          </w:tcPr>
+          <w:p>
+            <w:pPr>
+              <w:spacing w:after="0" w:line="248" w:lineRule="auto"/>
+            </w:pPr>
+            <w:r>
+              <w:rPr>
+                <w:sz w:val="19"/>
+                <w:szCs w:val="19"/>
+              </w:rPr>
+              <w:t xml:space="preserve">Partial</w:t>
+            </w:r>
+          </w:p>
+        </w:tc>
+        <w:tc>
+          <w:tcPr>
+            <w:tcW w:w="1400" w:type="dxa"/>
+            <w:tcMar>
+              <w:top w:w="30" w:type="dxa"/>
+              <w:bottom w:w="30" w:type="dxa"/>
+              <w:left w:w="80" w:type="dxa"/>
+              <w:right w:w="80" w:type="dxa"/>
+            </w:tcMar>
+            <w:vAlign w:val="center"/>
+          </w:tcPr>
+          <w:p>
+            <w:pPr>
+              <w:spacing w:after="0" w:line="248" w:lineRule="auto"/>
+            </w:pPr>
+            <w:r>
+              <w:rPr>
+                <w:sz w:val="19"/>
+                <w:szCs w:val="19"/>
+              </w:rPr>
+              <w:t xml:space="preserve">Partial [10]</w:t>
+            </w:r>
+          </w:p>
+        </w:tc>
+        <w:tc>
+          <w:tcPr>
+            <w:tcW w:w="1400" w:type="dxa"/>
+            <w:tcMar>
+              <w:top w:w="30" w:type="dxa"/>
+              <w:bottom w:w="30" w:type="dxa"/>
+              <w:left w:w="80" w:type="dxa"/>
+              <w:right w:w="80" w:type="dxa"/>
+            </w:tcMar>
+            <w:vAlign w:val="center"/>
+          </w:tcPr>
+          <w:p>
+            <w:pPr>
+              <w:spacing w:after="0" w:line="248" w:lineRule="auto"/>
+            </w:pPr>
+            <w:r>
+              <w:rPr>
+                <w:sz w:val="19"/>
+                <w:szCs w:val="19"/>
+              </w:rPr>
+              <w:t xml:space="preserve">No</w:t>
+            </w:r>
+          </w:p>
+        </w:tc>
+        <w:tc>
+          <w:tcPr>
+            <w:tcW w:w="1600" w:type="dxa"/>
+            <w:tcMar>
+              <w:top w:w="30" w:type="dxa"/>
+              <w:bottom w:w="30" w:type="dxa"/>
+              <w:left w:w="80" w:type="dxa"/>
+              <w:right w:w="80" w:type="dxa"/>
+            </w:tcMar>
+            <w:vAlign w:val="center"/>
+          </w:tcPr>
+          <w:p>
+            <w:pPr>
+              <w:spacing w:after="0" w:line="248" w:lineRule="auto"/>
+            </w:pPr>
+            <w:r>
+              <w:rPr>
+                <w:sz w:val="19"/>
+                <w:szCs w:val="19"/>
+              </w:rPr>
+              <w:t xml:space="preserve">Yes</w:t>
+            </w:r>
+          </w:p>
+        </w:tc>
+      </w:tr>
+      <w:tr>
+        <w:tc>
+          <w:tcPr>
+            <w:tcW w:w="2760" w:type="dxa"/>
+            <w:tcMar>
+              <w:top w:w="30" w:type="dxa"/>
+              <w:bottom w:w="30" w:type="dxa"/>
+              <w:left w:w="80" w:type="dxa"/>
+              <w:right w:w="80" w:type="dxa"/>
+            </w:tcMar>
+            <w:vAlign w:val="center"/>
+          </w:tcPr>
+          <w:p>
+            <w:pPr>
+              <w:spacing w:after="0" w:line="248" w:lineRule="auto"/>
+            </w:pPr>
+            <w:r>
+              <w:rPr>
+                <w:sz w:val="19"/>
+                <w:szCs w:val="19"/>
+              </w:rPr>
+              <w:t xml:space="preserve">Searchable ABE [9]–[11]</w:t>
+            </w:r>
+          </w:p>
+        </w:tc>
+        <w:tc>
+          <w:tcPr>
+            <w:tcW w:w="1500" w:type="dxa"/>
+            <w:tcMar>
+              <w:top w:w="30" w:type="dxa"/>
+              <w:bottom w:w="30" w:type="dxa"/>
+              <w:left w:w="80" w:type="dxa"/>
+              <w:right w:w="80" w:type="dxa"/>
+            </w:tcMar>
+            <w:vAlign w:val="center"/>
+          </w:tcPr>
+          <w:p>
+            <w:pPr>
+              <w:spacing w:after="0" w:line="248" w:lineRule="auto"/>
+            </w:pPr>
+            <w:r>
+              <w:rPr>
+                <w:sz w:val="19"/>
+                <w:szCs w:val="19"/>
+              </w:rPr>
+              <w:t xml:space="preserve">Yes</w:t>
+            </w:r>
+          </w:p>
+        </w:tc>
+        <w:tc>
+          <w:tcPr>
+            <w:tcW w:w="1400" w:type="dxa"/>
+            <w:tcMar>
+              <w:top w:w="30" w:type="dxa"/>
+              <w:bottom w:w="30" w:type="dxa"/>
+              <w:left w:w="80" w:type="dxa"/>
+              <w:right w:w="80" w:type="dxa"/>
+            </w:tcMar>
+            <w:vAlign w:val="center"/>
+          </w:tcPr>
+          <w:p>
+            <w:pPr>
+              <w:spacing w:after="0" w:line="248" w:lineRule="auto"/>
+            </w:pPr>
+            <w:r>
+              <w:rPr>
+                <w:sz w:val="19"/>
+                <w:szCs w:val="19"/>
+              </w:rPr>
+              <w:t xml:space="preserve">Partial</w:t>
+            </w:r>
+          </w:p>
+        </w:tc>
+        <w:tc>
+          <w:tcPr>
+            <w:tcW w:w="1400" w:type="dxa"/>
+            <w:tcMar>
+              <w:top w:w="30" w:type="dxa"/>
+              <w:bottom w:w="30" w:type="dxa"/>
+              <w:left w:w="80" w:type="dxa"/>
+              <w:right w:w="80" w:type="dxa"/>
+            </w:tcMar>
+            <w:vAlign w:val="center"/>
+          </w:tcPr>
+          <w:p>
+            <w:pPr>
+              <w:spacing w:after="0" w:line="248" w:lineRule="auto"/>
+            </w:pPr>
+            <w:r>
+              <w:rPr>
+                <w:sz w:val="19"/>
+                <w:szCs w:val="19"/>
+              </w:rPr>
+              <w:t xml:space="preserve">Yes</w:t>
+            </w:r>
+          </w:p>
+        </w:tc>
+        <w:tc>
+          <w:tcPr>
+            <w:tcW w:w="1400" w:type="dxa"/>
+            <w:tcMar>
+              <w:top w:w="30" w:type="dxa"/>
+              <w:bottom w:w="30" w:type="dxa"/>
+              <w:left w:w="80" w:type="dxa"/>
+              <w:right w:w="80" w:type="dxa"/>
+            </w:tcMar>
+            <w:vAlign w:val="center"/>
+          </w:tcPr>
+          <w:p>
+            <w:pPr>
+              <w:spacing w:after="0" w:line="248" w:lineRule="auto"/>
+            </w:pPr>
+            <w:r>
+              <w:rPr>
+                <w:sz w:val="19"/>
+                <w:szCs w:val="19"/>
+              </w:rPr>
+              <w:t xml:space="preserve">No</w:t>
+            </w:r>
+          </w:p>
+        </w:tc>
+        <w:tc>
+          <w:tcPr>
+            <w:tcW w:w="1600" w:type="dxa"/>
+            <w:tcMar>
+              <w:top w:w="30" w:type="dxa"/>
+              <w:bottom w:w="30" w:type="dxa"/>
+              <w:left w:w="80" w:type="dxa"/>
+              <w:right w:w="80" w:type="dxa"/>
+            </w:tcMar>
+            <w:vAlign w:val="center"/>
+          </w:tcPr>
+          <w:p>
+            <w:pPr>
+              <w:spacing w:after="0" w:line="248" w:lineRule="auto"/>
+            </w:pPr>
+            <w:r>
+              <w:rPr>
+                <w:sz w:val="19"/>
+                <w:szCs w:val="19"/>
+              </w:rPr>
+              <w:t xml:space="preserve">Partial</w:t>
+            </w:r>
+          </w:p>
+        </w:tc>
+      </w:tr>
+      <w:tr>
+        <w:tc>
+          <w:tcPr>
+            <w:tcW w:w="2760" w:type="dxa"/>
+            <w:tcMar>
+              <w:top w:w="30" w:type="dxa"/>
+              <w:bottom w:w="30" w:type="dxa"/>
+              <w:left w:w="80" w:type="dxa"/>
+              <w:right w:w="80" w:type="dxa"/>
+            </w:tcMar>
+            <w:vAlign w:val="center"/>
+          </w:tcPr>
+          <w:p>
+            <w:pPr>
+              <w:spacing w:after="0" w:line="248" w:lineRule="auto"/>
+            </w:pPr>
+            <w:r>
+              <w:rPr>
+                <w:sz w:val="19"/>
+                <w:szCs w:val="19"/>
+              </w:rPr>
+              <w:t xml:space="preserve">Lattice ABE [12]–[16]</w:t>
+            </w:r>
+          </w:p>
+        </w:tc>
+        <w:tc>
+          <w:tcPr>
+            <w:tcW w:w="1500" w:type="dxa"/>
+            <w:tcMar>
+              <w:top w:w="30" w:type="dxa"/>
+              <w:bottom w:w="30" w:type="dxa"/>
+              <w:left w:w="80" w:type="dxa"/>
+              <w:right w:w="80" w:type="dxa"/>
+            </w:tcMar>
+            <w:vAlign w:val="center"/>
+          </w:tcPr>
+          <w:p>
+            <w:pPr>
+              <w:spacing w:after="0" w:line="248" w:lineRule="auto"/>
+            </w:pPr>
+            <w:r>
+              <w:rPr>
+                <w:sz w:val="19"/>
+                <w:szCs w:val="19"/>
+              </w:rPr>
+              <w:t xml:space="preserve">Yes</w:t>
+            </w:r>
+          </w:p>
+        </w:tc>
+        <w:tc>
+          <w:tcPr>
+            <w:tcW w:w="1400" w:type="dxa"/>
+            <w:tcMar>
+              <w:top w:w="30" w:type="dxa"/>
+              <w:bottom w:w="30" w:type="dxa"/>
+              <w:left w:w="80" w:type="dxa"/>
+              <w:right w:w="80" w:type="dxa"/>
+            </w:tcMar>
+            <w:vAlign w:val="center"/>
+          </w:tcPr>
+          <w:p>
+            <w:pPr>
+              <w:spacing w:after="0" w:line="248" w:lineRule="auto"/>
+            </w:pPr>
+            <w:r>
+              <w:rPr>
+                <w:sz w:val="19"/>
+                <w:szCs w:val="19"/>
+              </w:rPr>
+              <w:t xml:space="preserve">Partial</w:t>
+            </w:r>
+          </w:p>
+        </w:tc>
+        <w:tc>
+          <w:tcPr>
+            <w:tcW w:w="1400" w:type="dxa"/>
+            <w:tcMar>
+              <w:top w:w="30" w:type="dxa"/>
+              <w:bottom w:w="30" w:type="dxa"/>
+              <w:left w:w="80" w:type="dxa"/>
+              <w:right w:w="80" w:type="dxa"/>
+            </w:tcMar>
+            <w:vAlign w:val="center"/>
+          </w:tcPr>
+          <w:p>
+            <w:pPr>
+              <w:spacing w:after="0" w:line="248" w:lineRule="auto"/>
+            </w:pPr>
+            <w:r>
+              <w:rPr>
+                <w:sz w:val="19"/>
+                <w:szCs w:val="19"/>
+              </w:rPr>
+              <w:t xml:space="preserve">Partial [16]</w:t>
+            </w:r>
+          </w:p>
+        </w:tc>
+        <w:tc>
+          <w:tcPr>
+            <w:tcW w:w="1400" w:type="dxa"/>
+            <w:tcMar>
+              <w:top w:w="30" w:type="dxa"/>
+              <w:bottom w:w="30" w:type="dxa"/>
+              <w:left w:w="80" w:type="dxa"/>
+              <w:right w:w="80" w:type="dxa"/>
+            </w:tcMar>
+            <w:vAlign w:val="center"/>
+          </w:tcPr>
+          <w:p>
+            <w:pPr>
+              <w:spacing w:after="0" w:line="248" w:lineRule="auto"/>
+            </w:pPr>
+            <w:r>
+              <w:rPr>
+                <w:sz w:val="19"/>
+                <w:szCs w:val="19"/>
+              </w:rPr>
+              <w:t xml:space="preserve">Yes</w:t>
+            </w:r>
+          </w:p>
+        </w:tc>
+        <w:tc>
+          <w:tcPr>
+            <w:tcW w:w="1600" w:type="dxa"/>
+            <w:tcMar>
+              <w:top w:w="30" w:type="dxa"/>
+              <w:bottom w:w="30" w:type="dxa"/>
+              <w:left w:w="80" w:type="dxa"/>
+              <w:right w:w="80" w:type="dxa"/>
+            </w:tcMar>
+            <w:vAlign w:val="center"/>
+          </w:tcPr>
+          <w:p>
+            <w:pPr>
+              <w:spacing w:after="0" w:line="248" w:lineRule="auto"/>
+            </w:pPr>
+            <w:r>
+              <w:rPr>
+                <w:sz w:val="19"/>
+                <w:szCs w:val="19"/>
+              </w:rPr>
+              <w:t xml:space="preserve">Partial</w:t>
+            </w:r>
+          </w:p>
+        </w:tc>
+      </w:tr>
+      <w:tr>
+        <w:tc>
+          <w:tcPr>
+            <w:tcW w:w="2760" w:type="dxa"/>
+            <w:tcMar>
+              <w:top w:w="30" w:type="dxa"/>
+              <w:bottom w:w="30" w:type="dxa"/>
+              <w:left w:w="80" w:type="dxa"/>
+              <w:right w:w="80" w:type="dxa"/>
+            </w:tcMar>
+            <w:vAlign w:val="center"/>
+          </w:tcPr>
+          <w:p>
+            <w:pPr>
+              <w:spacing w:after="0" w:line="248" w:lineRule="auto"/>
+            </w:pPr>
+            <w:r>
+              <w:rPr>
+                <w:sz w:val="19"/>
+                <w:szCs w:val="19"/>
+              </w:rPr>
+              <w:t xml:space="preserve">This project (target)</w:t>
+            </w:r>
+          </w:p>
+        </w:tc>
+        <w:tc>
+          <w:tcPr>
+            <w:tcW w:w="1500" w:type="dxa"/>
+            <w:tcMar>
+              <w:top w:w="30" w:type="dxa"/>
+              <w:bottom w:w="30" w:type="dxa"/>
+              <w:left w:w="80" w:type="dxa"/>
+              <w:right w:w="80" w:type="dxa"/>
+            </w:tcMar>
+            <w:vAlign w:val="center"/>
+          </w:tcPr>
+          <w:p>
+            <w:pPr>
+              <w:spacing w:after="0" w:line="248" w:lineRule="auto"/>
+            </w:pPr>
+            <w:r>
+              <w:rPr>
+                <w:sz w:val="19"/>
+                <w:szCs w:val="19"/>
+              </w:rPr>
+              <w:t xml:space="preserve">Yes</w:t>
+            </w:r>
+          </w:p>
+        </w:tc>
+        <w:tc>
+          <w:tcPr>
+            <w:tcW w:w="1400" w:type="dxa"/>
+            <w:tcMar>
+              <w:top w:w="30" w:type="dxa"/>
+              <w:bottom w:w="30" w:type="dxa"/>
+              <w:left w:w="80" w:type="dxa"/>
+              <w:right w:w="80" w:type="dxa"/>
+            </w:tcMar>
+            <w:vAlign w:val="center"/>
+          </w:tcPr>
+          <w:p>
+            <w:pPr>
+              <w:spacing w:after="0" w:line="248" w:lineRule="auto"/>
+            </w:pPr>
+            <w:r>
+              <w:rPr>
+                <w:sz w:val="19"/>
+                <w:szCs w:val="19"/>
+              </w:rPr>
+              <w:t xml:space="preserve">Yes</w:t>
+            </w:r>
+          </w:p>
+        </w:tc>
+        <w:tc>
+          <w:tcPr>
+            <w:tcW w:w="1400" w:type="dxa"/>
+            <w:tcMar>
+              <w:top w:w="30" w:type="dxa"/>
+              <w:bottom w:w="30" w:type="dxa"/>
+              <w:left w:w="80" w:type="dxa"/>
+              <w:right w:w="80" w:type="dxa"/>
+            </w:tcMar>
+            <w:vAlign w:val="center"/>
+          </w:tcPr>
+          <w:p>
+            <w:pPr>
+              <w:spacing w:after="0" w:line="248" w:lineRule="auto"/>
+            </w:pPr>
+            <w:r>
+              <w:rPr>
+                <w:sz w:val="19"/>
+                <w:szCs w:val="19"/>
+              </w:rPr>
+              <w:t xml:space="preserve">Yes (scoped)</w:t>
+            </w:r>
+          </w:p>
+        </w:tc>
+        <w:tc>
+          <w:tcPr>
+            <w:tcW w:w="1400" w:type="dxa"/>
+            <w:tcMar>
+              <w:top w:w="30" w:type="dxa"/>
+              <w:bottom w:w="30" w:type="dxa"/>
+              <w:left w:w="80" w:type="dxa"/>
+              <w:right w:w="80" w:type="dxa"/>
+            </w:tcMar>
+            <w:vAlign w:val="center"/>
+          </w:tcPr>
+          <w:p>
+            <w:pPr>
+              <w:spacing w:after="0" w:line="248" w:lineRule="auto"/>
+            </w:pPr>
+            <w:r>
+              <w:rPr>
+                <w:sz w:val="19"/>
+                <w:szCs w:val="19"/>
+              </w:rPr>
+              <w:t xml:space="preserve">Ready</w:t>
+            </w:r>
+          </w:p>
+        </w:tc>
+        <w:tc>
+          <w:tcPr>
+            <w:tcW w:w="1600" w:type="dxa"/>
+            <w:tcMar>
+              <w:top w:w="30" w:type="dxa"/>
+              <w:bottom w:w="30" w:type="dxa"/>
+              <w:left w:w="80" w:type="dxa"/>
+              <w:right w:w="80" w:type="dxa"/>
+            </w:tcMar>
+            <w:vAlign w:val="center"/>
+          </w:tcPr>
+          <w:p>
+            <w:pPr>
+              <w:spacing w:after="0" w:line="248" w:lineRule="auto"/>
+            </w:pPr>
+            <w:r>
+              <w:rPr>
+                <w:sz w:val="19"/>
+                <w:szCs w:val="19"/>
+              </w:rPr>
+              <w:t xml:space="preserve">Future work</w:t>
+            </w:r>
+          </w:p>
+        </w:tc>
+      </w:tr>
+    </w:tbl>
+    <w:p>
+      <w:pPr>
+        <w:pStyle w:val="Normal"/>
+        <w:spacing w:after="0"/>
+      </w:pPr>
+      <w:r>
+        <w:rPr/>
+        <w:t xml:space="preserve"/>
+      </w:r>
+    </w:p>
+    <w:p>
+      <w:pPr>
+        <w:pStyle w:val="Heading2"/>
+        <w:keepNext/>
+      </w:pPr>
+      <w:r>
+        <w:rPr/>
+        <w:t xml:space="preserve">E. Identified Research Gaps</w:t>
+      </w:r>
+    </w:p>
+    <w:p>
+      <w:pPr>
+        <w:pStyle w:val="Normal"/>
+      </w:pPr>
+      <w:r>
+        <w:rPr>
+          <w:i/>
+        </w:rPr>
+        <w:t xml:space="preserve">Table III maps the synthesised gaps to the recent work that leaves each open.</w:t>
       </w:r>
     </w:p>
     <w:tbl>
@@ -757,9 +3773,11 @@
         <w:tblLayout w:type="fixed"/>
       </w:tblPr>
       <w:tblGrid>
-        <w:gridCol w:w="500"/>
-        <w:gridCol w:w="5100"/>
-        <w:gridCol w:w="3760"/>
+        <w:gridCol w:w="420"/>
+        <w:gridCol w:w="3400"/>
+        <w:gridCol w:w="2700"/>
+        <w:gridCol w:w="1140"/>
+        <w:gridCol w:w="1700"/>
       </w:tblGrid>
       <w:tr>
         <w:trPr>
@@ -767,18 +3785,26 @@
         </w:trPr>
         <w:tc>
           <w:tcPr>
-            <w:tcW w:w="500" w:type="dxa"/>
+            <w:tcW w:w="420" w:type="dxa"/>
             <w:shd w:val="clear" w:fill="1F3864"/>
-            <w:vAlign w:val="center"/>
-          </w:tcPr>
-          <w:p>
-            <w:pPr>
-              <w:spacing w:before="20" w:after="20"/>
+            <w:tcMar>
+              <w:top w:w="30" w:type="dxa"/>
+              <w:bottom w:w="30" w:type="dxa"/>
+              <w:left w:w="80" w:type="dxa"/>
+              <w:right w:w="80" w:type="dxa"/>
+            </w:tcMar>
+            <w:vAlign w:val="center"/>
+          </w:tcPr>
+          <w:p>
+            <w:pPr>
+              <w:spacing w:after="0" w:line="248" w:lineRule="auto"/>
             </w:pPr>
             <w:r>
               <w:rPr>
                 <w:b/>
                 <w:color w:val="FFFFFF"/>
+                <w:sz w:val="19"/>
+                <w:szCs w:val="19"/>
               </w:rPr>
               <w:t xml:space="preserve">#</w:t>
             </w:r>
@@ -786,39 +3812,109 @@
         </w:tc>
         <w:tc>
           <w:tcPr>
-            <w:tcW w:w="5100" w:type="dxa"/>
+            <w:tcW w:w="3400" w:type="dxa"/>
             <w:shd w:val="clear" w:fill="1F3864"/>
-            <w:vAlign w:val="center"/>
-          </w:tcPr>
-          <w:p>
-            <w:pPr>
-              <w:spacing w:before="20" w:after="20"/>
+            <w:tcMar>
+              <w:top w:w="30" w:type="dxa"/>
+              <w:bottom w:w="30" w:type="dxa"/>
+              <w:left w:w="80" w:type="dxa"/>
+              <w:right w:w="80" w:type="dxa"/>
+            </w:tcMar>
+            <w:vAlign w:val="center"/>
+          </w:tcPr>
+          <w:p>
+            <w:pPr>
+              <w:spacing w:after="0" w:line="248" w:lineRule="auto"/>
             </w:pPr>
             <w:r>
               <w:rPr>
                 <w:b/>
                 <w:color w:val="FFFFFF"/>
-              </w:rPr>
-              <w:t xml:space="preserve">Recent Work (year)</w:t>
-            </w:r>
-          </w:p>
-        </w:tc>
-        <w:tc>
-          <w:tcPr>
-            <w:tcW w:w="3760" w:type="dxa"/>
+                <w:sz w:val="19"/>
+                <w:szCs w:val="19"/>
+              </w:rPr>
+              <w:t xml:space="preserve">Research Gap</w:t>
+            </w:r>
+          </w:p>
+        </w:tc>
+        <w:tc>
+          <w:tcPr>
+            <w:tcW w:w="2700" w:type="dxa"/>
             <w:shd w:val="clear" w:fill="1F3864"/>
-            <w:vAlign w:val="center"/>
-          </w:tcPr>
-          <w:p>
-            <w:pPr>
-              <w:spacing w:before="20" w:after="20"/>
+            <w:tcMar>
+              <w:top w:w="30" w:type="dxa"/>
+              <w:bottom w:w="30" w:type="dxa"/>
+              <w:left w:w="80" w:type="dxa"/>
+              <w:right w:w="80" w:type="dxa"/>
+            </w:tcMar>
+            <w:vAlign w:val="center"/>
+          </w:tcPr>
+          <w:p>
+            <w:pPr>
+              <w:spacing w:after="0" w:line="248" w:lineRule="auto"/>
             </w:pPr>
             <w:r>
               <w:rPr>
                 <w:b/>
                 <w:color w:val="FFFFFF"/>
-              </w:rPr>
-              <w:t xml:space="preserve">Focus / Contribution</w:t>
+                <w:sz w:val="19"/>
+                <w:szCs w:val="19"/>
+              </w:rPr>
+              <w:t xml:space="preserve">Domain Impact</w:t>
+            </w:r>
+          </w:p>
+        </w:tc>
+        <w:tc>
+          <w:tcPr>
+            <w:tcW w:w="1140" w:type="dxa"/>
+            <w:shd w:val="clear" w:fill="1F3864"/>
+            <w:tcMar>
+              <w:top w:w="30" w:type="dxa"/>
+              <w:bottom w:w="30" w:type="dxa"/>
+              <w:left w:w="80" w:type="dxa"/>
+              <w:right w:w="80" w:type="dxa"/>
+            </w:tcMar>
+            <w:vAlign w:val="center"/>
+          </w:tcPr>
+          <w:p>
+            <w:pPr>
+              <w:spacing w:after="0" w:line="248" w:lineRule="auto"/>
+            </w:pPr>
+            <w:r>
+              <w:rPr>
+                <w:b/>
+                <w:color w:val="FFFFFF"/>
+                <w:sz w:val="19"/>
+                <w:szCs w:val="19"/>
+              </w:rPr>
+              <w:t xml:space="preserve">Priority</w:t>
+            </w:r>
+          </w:p>
+        </w:tc>
+        <w:tc>
+          <w:tcPr>
+            <w:tcW w:w="1700" w:type="dxa"/>
+            <w:shd w:val="clear" w:fill="1F3864"/>
+            <w:tcMar>
+              <w:top w:w="30" w:type="dxa"/>
+              <w:bottom w:w="30" w:type="dxa"/>
+              <w:left w:w="80" w:type="dxa"/>
+              <w:right w:w="80" w:type="dxa"/>
+            </w:tcMar>
+            <w:vAlign w:val="center"/>
+          </w:tcPr>
+          <w:p>
+            <w:pPr>
+              <w:spacing w:after="0" w:line="248" w:lineRule="auto"/>
+            </w:pPr>
+            <w:r>
+              <w:rPr>
+                <w:b/>
+                <w:color w:val="FFFFFF"/>
+                <w:sz w:val="19"/>
+                <w:szCs w:val="19"/>
+              </w:rPr>
+              <w:t xml:space="preserve">Recent Refs.</w:t>
             </w:r>
           </w:p>
         </w:tc>
@@ -826,43 +3922,121 @@
       <w:tr>
         <w:tc>
           <w:tcPr>
-            <w:tcW w:w="500" w:type="dxa"/>
-            <w:vAlign w:val="center"/>
-          </w:tcPr>
-          <w:p>
-            <w:pPr>
-              <w:spacing w:before="20" w:after="20"/>
-            </w:pPr>
-            <w:r>
-              <w:t xml:space="preserve">R1</w:t>
-            </w:r>
-          </w:p>
-        </w:tc>
-        <w:tc>
-          <w:tcPr>
-            <w:tcW w:w="5100" w:type="dxa"/>
-            <w:vAlign w:val="center"/>
-          </w:tcPr>
-          <w:p>
-            <w:pPr>
-              <w:spacing w:before="20" w:after="20"/>
-            </w:pPr>
-            <w:r>
-              <w:t xml:space="preserve">Flexible revocation in CP-ABE with verifiable ciphertext delegation, 2022 [1]</w:t>
-            </w:r>
-          </w:p>
-        </w:tc>
-        <w:tc>
-          <w:tcPr>
-            <w:tcW w:w="3760" w:type="dxa"/>
-            <w:vAlign w:val="center"/>
-          </w:tcPr>
-          <w:p>
-            <w:pPr>
-              <w:spacing w:before="20" w:after="20"/>
-            </w:pPr>
-            <w:r>
-              <w:t xml:space="preserve">User-binary-tree revocation</w:t>
+            <w:tcW w:w="420" w:type="dxa"/>
+            <w:tcMar>
+              <w:top w:w="30" w:type="dxa"/>
+              <w:bottom w:w="30" w:type="dxa"/>
+              <w:left w:w="80" w:type="dxa"/>
+              <w:right w:w="80" w:type="dxa"/>
+            </w:tcMar>
+            <w:vAlign w:val="center"/>
+          </w:tcPr>
+          <w:p>
+            <w:pPr>
+              <w:spacing w:after="0" w:line="248" w:lineRule="auto"/>
+            </w:pPr>
+            <w:r>
+              <w:rPr>
+                <w:sz w:val="19"/>
+                <w:szCs w:val="19"/>
+              </w:rPr>
+              <w:t xml:space="preserve">1</w:t>
+            </w:r>
+          </w:p>
+        </w:tc>
+        <w:tc>
+          <w:tcPr>
+            <w:tcW w:w="3400" w:type="dxa"/>
+            <w:tcMar>
+              <w:top w:w="30" w:type="dxa"/>
+              <w:bottom w:w="30" w:type="dxa"/>
+              <w:left w:w="80" w:type="dxa"/>
+              <w:right w:w="80" w:type="dxa"/>
+            </w:tcMar>
+            <w:vAlign w:val="center"/>
+          </w:tcPr>
+          <w:p>
+            <w:pPr>
+              <w:spacing w:after="0" w:line="248" w:lineRule="auto"/>
+            </w:pPr>
+            <w:r>
+              <w:rPr>
+                <w:sz w:val="19"/>
+                <w:szCs w:val="19"/>
+              </w:rPr>
+              <w:t xml:space="preserve">Real-time revocation and key-update efficiency</w:t>
+            </w:r>
+          </w:p>
+        </w:tc>
+        <w:tc>
+          <w:tcPr>
+            <w:tcW w:w="2700" w:type="dxa"/>
+            <w:tcMar>
+              <w:top w:w="30" w:type="dxa"/>
+              <w:bottom w:w="30" w:type="dxa"/>
+              <w:left w:w="80" w:type="dxa"/>
+              <w:right w:w="80" w:type="dxa"/>
+            </w:tcMar>
+            <w:vAlign w:val="center"/>
+          </w:tcPr>
+          <w:p>
+            <w:pPr>
+              <w:spacing w:after="0" w:line="248" w:lineRule="auto"/>
+            </w:pPr>
+            <w:r>
+              <w:rPr>
+                <w:sz w:val="19"/>
+                <w:szCs w:val="19"/>
+              </w:rPr>
+              <w:t xml:space="preserve">Enterprise, healthcare, IoV/IoT</w:t>
+            </w:r>
+          </w:p>
+        </w:tc>
+        <w:tc>
+          <w:tcPr>
+            <w:tcW w:w="1140" w:type="dxa"/>
+            <w:tcMar>
+              <w:top w:w="30" w:type="dxa"/>
+              <w:bottom w:w="30" w:type="dxa"/>
+              <w:left w:w="80" w:type="dxa"/>
+              <w:right w:w="80" w:type="dxa"/>
+            </w:tcMar>
+            <w:vAlign w:val="center"/>
+          </w:tcPr>
+          <w:p>
+            <w:pPr>
+              <w:spacing w:after="0" w:line="248" w:lineRule="auto"/>
+            </w:pPr>
+            <w:r>
+              <w:rPr>
+                <w:sz w:val="19"/>
+                <w:szCs w:val="19"/>
+              </w:rPr>
+              <w:t xml:space="preserve">Critical</w:t>
+            </w:r>
+          </w:p>
+        </w:tc>
+        <w:tc>
+          <w:tcPr>
+            <w:tcW w:w="1700" w:type="dxa"/>
+            <w:tcMar>
+              <w:top w:w="30" w:type="dxa"/>
+              <w:bottom w:w="30" w:type="dxa"/>
+              <w:left w:w="80" w:type="dxa"/>
+              <w:right w:w="80" w:type="dxa"/>
+            </w:tcMar>
+            <w:vAlign w:val="center"/>
+          </w:tcPr>
+          <w:p>
+            <w:pPr>
+              <w:spacing w:after="0" w:line="248" w:lineRule="auto"/>
+            </w:pPr>
+            <w:r>
+              <w:rPr>
+                <w:sz w:val="19"/>
+                <w:szCs w:val="19"/>
+              </w:rPr>
+              <w:t xml:space="preserve">[5], [6], [7], [8]</w:t>
             </w:r>
           </w:p>
         </w:tc>
@@ -870,43 +4044,121 @@
       <w:tr>
         <w:tc>
           <w:tcPr>
-            <w:tcW w:w="500" w:type="dxa"/>
-            <w:vAlign w:val="center"/>
-          </w:tcPr>
-          <w:p>
-            <w:pPr>
-              <w:spacing w:before="20" w:after="20"/>
-            </w:pPr>
-            <w:r>
-              <w:t xml:space="preserve">R2</w:t>
-            </w:r>
-          </w:p>
-        </w:tc>
-        <w:tc>
-          <w:tcPr>
-            <w:tcW w:w="5100" w:type="dxa"/>
-            <w:vAlign w:val="center"/>
-          </w:tcPr>
-          <w:p>
-            <w:pPr>
-              <w:spacing w:before="20" w:after="20"/>
-            </w:pPr>
-            <w:r>
-              <w:t xml:space="preserve">Puncturable CP-ABE for flexible user revocation, 2023 [2]</w:t>
-            </w:r>
-          </w:p>
-        </w:tc>
-        <w:tc>
-          <w:tcPr>
-            <w:tcW w:w="3760" w:type="dxa"/>
-            <w:vAlign w:val="center"/>
-          </w:tcPr>
-          <w:p>
-            <w:pPr>
-              <w:spacing w:before="20" w:after="20"/>
-            </w:pPr>
-            <w:r>
-              <w:t xml:space="preserve">Puncturable encryption + proxy decryption</w:t>
+            <w:tcW w:w="420" w:type="dxa"/>
+            <w:tcMar>
+              <w:top w:w="30" w:type="dxa"/>
+              <w:bottom w:w="30" w:type="dxa"/>
+              <w:left w:w="80" w:type="dxa"/>
+              <w:right w:w="80" w:type="dxa"/>
+            </w:tcMar>
+            <w:vAlign w:val="center"/>
+          </w:tcPr>
+          <w:p>
+            <w:pPr>
+              <w:spacing w:after="0" w:line="248" w:lineRule="auto"/>
+            </w:pPr>
+            <w:r>
+              <w:rPr>
+                <w:sz w:val="19"/>
+                <w:szCs w:val="19"/>
+              </w:rPr>
+              <w:t xml:space="preserve">2</w:t>
+            </w:r>
+          </w:p>
+        </w:tc>
+        <w:tc>
+          <w:tcPr>
+            <w:tcW w:w="3400" w:type="dxa"/>
+            <w:tcMar>
+              <w:top w:w="30" w:type="dxa"/>
+              <w:bottom w:w="30" w:type="dxa"/>
+              <w:left w:w="80" w:type="dxa"/>
+              <w:right w:w="80" w:type="dxa"/>
+            </w:tcMar>
+            <w:vAlign w:val="center"/>
+          </w:tcPr>
+          <w:p>
+            <w:pPr>
+              <w:spacing w:after="0" w:line="248" w:lineRule="auto"/>
+            </w:pPr>
+            <w:r>
+              <w:rPr>
+                <w:sz w:val="19"/>
+                <w:szCs w:val="19"/>
+              </w:rPr>
+              <w:t xml:space="preserve">Scalability of multi-authority ABE</w:t>
+            </w:r>
+          </w:p>
+        </w:tc>
+        <w:tc>
+          <w:tcPr>
+            <w:tcW w:w="2700" w:type="dxa"/>
+            <w:tcMar>
+              <w:top w:w="30" w:type="dxa"/>
+              <w:bottom w:w="30" w:type="dxa"/>
+              <w:left w:w="80" w:type="dxa"/>
+              <w:right w:w="80" w:type="dxa"/>
+            </w:tcMar>
+            <w:vAlign w:val="center"/>
+          </w:tcPr>
+          <w:p>
+            <w:pPr>
+              <w:spacing w:after="0" w:line="248" w:lineRule="auto"/>
+            </w:pPr>
+            <w:r>
+              <w:rPr>
+                <w:sz w:val="19"/>
+                <w:szCs w:val="19"/>
+              </w:rPr>
+              <w:t xml:space="preserve">Federated healthcare, consortia</w:t>
+            </w:r>
+          </w:p>
+        </w:tc>
+        <w:tc>
+          <w:tcPr>
+            <w:tcW w:w="1140" w:type="dxa"/>
+            <w:tcMar>
+              <w:top w:w="30" w:type="dxa"/>
+              <w:bottom w:w="30" w:type="dxa"/>
+              <w:left w:w="80" w:type="dxa"/>
+              <w:right w:w="80" w:type="dxa"/>
+            </w:tcMar>
+            <w:vAlign w:val="center"/>
+          </w:tcPr>
+          <w:p>
+            <w:pPr>
+              <w:spacing w:after="0" w:line="248" w:lineRule="auto"/>
+            </w:pPr>
+            <w:r>
+              <w:rPr>
+                <w:sz w:val="19"/>
+                <w:szCs w:val="19"/>
+              </w:rPr>
+              <w:t xml:space="preserve">High</w:t>
+            </w:r>
+          </w:p>
+        </w:tc>
+        <w:tc>
+          <w:tcPr>
+            <w:tcW w:w="1700" w:type="dxa"/>
+            <w:tcMar>
+              <w:top w:w="30" w:type="dxa"/>
+              <w:bottom w:w="30" w:type="dxa"/>
+              <w:left w:w="80" w:type="dxa"/>
+              <w:right w:w="80" w:type="dxa"/>
+            </w:tcMar>
+            <w:vAlign w:val="center"/>
+          </w:tcPr>
+          <w:p>
+            <w:pPr>
+              <w:spacing w:after="0" w:line="248" w:lineRule="auto"/>
+            </w:pPr>
+            <w:r>
+              <w:rPr>
+                <w:sz w:val="19"/>
+                <w:szCs w:val="19"/>
+              </w:rPr>
+              <w:t xml:space="preserve">[17], [18]</w:t>
             </w:r>
           </w:p>
         </w:tc>
@@ -914,43 +4166,121 @@
       <w:tr>
         <w:tc>
           <w:tcPr>
-            <w:tcW w:w="500" w:type="dxa"/>
-            <w:vAlign w:val="center"/>
-          </w:tcPr>
-          <w:p>
-            <w:pPr>
-              <w:spacing w:before="20" w:after="20"/>
-            </w:pPr>
-            <w:r>
-              <w:t xml:space="preserve">R3</w:t>
-            </w:r>
-          </w:p>
-        </w:tc>
-        <w:tc>
-          <w:tcPr>
-            <w:tcW w:w="5100" w:type="dxa"/>
-            <w:vAlign w:val="center"/>
-          </w:tcPr>
-          <w:p>
-            <w:pPr>
-              <w:spacing w:before="20" w:after="20"/>
-            </w:pPr>
-            <w:r>
-              <w:t xml:space="preserve">Enhanced CP-ABE for user- and attribute-level revocation, 2023 [3]</w:t>
-            </w:r>
-          </w:p>
-        </w:tc>
-        <w:tc>
-          <w:tcPr>
-            <w:tcW w:w="3760" w:type="dxa"/>
-            <w:vAlign w:val="center"/>
-          </w:tcPr>
-          <w:p>
-            <w:pPr>
-              <w:spacing w:before="20" w:after="20"/>
-            </w:pPr>
-            <w:r>
-              <w:t xml:space="preserve">Cloud revocation framework</w:t>
+            <w:tcW w:w="420" w:type="dxa"/>
+            <w:tcMar>
+              <w:top w:w="30" w:type="dxa"/>
+              <w:bottom w:w="30" w:type="dxa"/>
+              <w:left w:w="80" w:type="dxa"/>
+              <w:right w:w="80" w:type="dxa"/>
+            </w:tcMar>
+            <w:vAlign w:val="center"/>
+          </w:tcPr>
+          <w:p>
+            <w:pPr>
+              <w:spacing w:after="0" w:line="248" w:lineRule="auto"/>
+            </w:pPr>
+            <w:r>
+              <w:rPr>
+                <w:sz w:val="19"/>
+                <w:szCs w:val="19"/>
+              </w:rPr>
+              <w:t xml:space="preserve">3</w:t>
+            </w:r>
+          </w:p>
+        </w:tc>
+        <w:tc>
+          <w:tcPr>
+            <w:tcW w:w="3400" w:type="dxa"/>
+            <w:tcMar>
+              <w:top w:w="30" w:type="dxa"/>
+              <w:bottom w:w="30" w:type="dxa"/>
+              <w:left w:w="80" w:type="dxa"/>
+              <w:right w:w="80" w:type="dxa"/>
+            </w:tcMar>
+            <w:vAlign w:val="center"/>
+          </w:tcPr>
+          <w:p>
+            <w:pPr>
+              <w:spacing w:after="0" w:line="248" w:lineRule="auto"/>
+            </w:pPr>
+            <w:r>
+              <w:rPr>
+                <w:sz w:val="19"/>
+                <w:szCs w:val="19"/>
+              </w:rPr>
+              <w:t xml:space="preserve">Integrating post-quantum hybrid encryption</w:t>
+            </w:r>
+          </w:p>
+        </w:tc>
+        <w:tc>
+          <w:tcPr>
+            <w:tcW w:w="2700" w:type="dxa"/>
+            <w:tcMar>
+              <w:top w:w="30" w:type="dxa"/>
+              <w:bottom w:w="30" w:type="dxa"/>
+              <w:left w:w="80" w:type="dxa"/>
+              <w:right w:w="80" w:type="dxa"/>
+            </w:tcMar>
+            <w:vAlign w:val="center"/>
+          </w:tcPr>
+          <w:p>
+            <w:pPr>
+              <w:spacing w:after="0" w:line="248" w:lineRule="auto"/>
+            </w:pPr>
+            <w:r>
+              <w:rPr>
+                <w:sz w:val="19"/>
+                <w:szCs w:val="19"/>
+              </w:rPr>
+              <w:t xml:space="preserve">Long-horizon compliance</w:t>
+            </w:r>
+          </w:p>
+        </w:tc>
+        <w:tc>
+          <w:tcPr>
+            <w:tcW w:w="1140" w:type="dxa"/>
+            <w:tcMar>
+              <w:top w:w="30" w:type="dxa"/>
+              <w:bottom w:w="30" w:type="dxa"/>
+              <w:left w:w="80" w:type="dxa"/>
+              <w:right w:w="80" w:type="dxa"/>
+            </w:tcMar>
+            <w:vAlign w:val="center"/>
+          </w:tcPr>
+          <w:p>
+            <w:pPr>
+              <w:spacing w:after="0" w:line="248" w:lineRule="auto"/>
+            </w:pPr>
+            <w:r>
+              <w:rPr>
+                <w:sz w:val="19"/>
+                <w:szCs w:val="19"/>
+              </w:rPr>
+              <w:t xml:space="preserve">Critical</w:t>
+            </w:r>
+          </w:p>
+        </w:tc>
+        <w:tc>
+          <w:tcPr>
+            <w:tcW w:w="1700" w:type="dxa"/>
+            <w:tcMar>
+              <w:top w:w="30" w:type="dxa"/>
+              <w:bottom w:w="30" w:type="dxa"/>
+              <w:left w:w="80" w:type="dxa"/>
+              <w:right w:w="80" w:type="dxa"/>
+            </w:tcMar>
+            <w:vAlign w:val="center"/>
+          </w:tcPr>
+          <w:p>
+            <w:pPr>
+              <w:spacing w:after="0" w:line="248" w:lineRule="auto"/>
+            </w:pPr>
+            <w:r>
+              <w:rPr>
+                <w:sz w:val="19"/>
+                <w:szCs w:val="19"/>
+              </w:rPr>
+              <w:t xml:space="preserve">[12], [13], [16], [20]</w:t>
             </w:r>
           </w:p>
         </w:tc>
@@ -958,43 +4288,121 @@
       <w:tr>
         <w:tc>
           <w:tcPr>
-            <w:tcW w:w="500" w:type="dxa"/>
-            <w:vAlign w:val="center"/>
-          </w:tcPr>
-          <w:p>
-            <w:pPr>
-              <w:spacing w:before="20" w:after="20"/>
-            </w:pPr>
-            <w:r>
-              <w:t xml:space="preserve">R4</w:t>
-            </w:r>
-          </w:p>
-        </w:tc>
-        <w:tc>
-          <w:tcPr>
-            <w:tcW w:w="5100" w:type="dxa"/>
-            <w:vAlign w:val="center"/>
-          </w:tcPr>
-          <w:p>
-            <w:pPr>
-              <w:spacing w:before="20" w:after="20"/>
-            </w:pPr>
-            <w:r>
-              <w:t xml:space="preserve">Revocable multi-authority ABE for EHR in blockchain (MA-RABE), 2022 [4]</w:t>
-            </w:r>
-          </w:p>
-        </w:tc>
-        <w:tc>
-          <w:tcPr>
-            <w:tcW w:w="3760" w:type="dxa"/>
-            <w:vAlign w:val="center"/>
-          </w:tcPr>
-          <w:p>
-            <w:pPr>
-              <w:spacing w:before="20" w:after="20"/>
-            </w:pPr>
-            <w:r>
-              <w:t xml:space="preserve">Decentralised authorities + revocation</w:t>
+            <w:tcW w:w="420" w:type="dxa"/>
+            <w:tcMar>
+              <w:top w:w="30" w:type="dxa"/>
+              <w:bottom w:w="30" w:type="dxa"/>
+              <w:left w:w="80" w:type="dxa"/>
+              <w:right w:w="80" w:type="dxa"/>
+            </w:tcMar>
+            <w:vAlign w:val="center"/>
+          </w:tcPr>
+          <w:p>
+            <w:pPr>
+              <w:spacing w:after="0" w:line="248" w:lineRule="auto"/>
+            </w:pPr>
+            <w:r>
+              <w:rPr>
+                <w:sz w:val="19"/>
+                <w:szCs w:val="19"/>
+              </w:rPr>
+              <w:t xml:space="preserve">4</w:t>
+            </w:r>
+          </w:p>
+        </w:tc>
+        <w:tc>
+          <w:tcPr>
+            <w:tcW w:w="3400" w:type="dxa"/>
+            <w:tcMar>
+              <w:top w:w="30" w:type="dxa"/>
+              <w:bottom w:w="30" w:type="dxa"/>
+              <w:left w:w="80" w:type="dxa"/>
+              <w:right w:w="80" w:type="dxa"/>
+            </w:tcMar>
+            <w:vAlign w:val="center"/>
+          </w:tcPr>
+          <w:p>
+            <w:pPr>
+              <w:spacing w:after="0" w:line="248" w:lineRule="auto"/>
+            </w:pPr>
+            <w:r>
+              <w:rPr>
+                <w:sz w:val="19"/>
+                <w:szCs w:val="19"/>
+              </w:rPr>
+              <w:t xml:space="preserve">Searchable encryption under ABE control</w:t>
+            </w:r>
+          </w:p>
+        </w:tc>
+        <w:tc>
+          <w:tcPr>
+            <w:tcW w:w="2700" w:type="dxa"/>
+            <w:tcMar>
+              <w:top w:w="30" w:type="dxa"/>
+              <w:bottom w:w="30" w:type="dxa"/>
+              <w:left w:w="80" w:type="dxa"/>
+              <w:right w:w="80" w:type="dxa"/>
+            </w:tcMar>
+            <w:vAlign w:val="center"/>
+          </w:tcPr>
+          <w:p>
+            <w:pPr>
+              <w:spacing w:after="0" w:line="248" w:lineRule="auto"/>
+            </w:pPr>
+            <w:r>
+              <w:rPr>
+                <w:sz w:val="19"/>
+                <w:szCs w:val="19"/>
+              </w:rPr>
+              <w:t xml:space="preserve">Healthcare, finance search</w:t>
+            </w:r>
+          </w:p>
+        </w:tc>
+        <w:tc>
+          <w:tcPr>
+            <w:tcW w:w="1140" w:type="dxa"/>
+            <w:tcMar>
+              <w:top w:w="30" w:type="dxa"/>
+              <w:bottom w:w="30" w:type="dxa"/>
+              <w:left w:w="80" w:type="dxa"/>
+              <w:right w:w="80" w:type="dxa"/>
+            </w:tcMar>
+            <w:vAlign w:val="center"/>
+          </w:tcPr>
+          <w:p>
+            <w:pPr>
+              <w:spacing w:after="0" w:line="248" w:lineRule="auto"/>
+            </w:pPr>
+            <w:r>
+              <w:rPr>
+                <w:sz w:val="19"/>
+                <w:szCs w:val="19"/>
+              </w:rPr>
+              <w:t xml:space="preserve">High</w:t>
+            </w:r>
+          </w:p>
+        </w:tc>
+        <w:tc>
+          <w:tcPr>
+            <w:tcW w:w="1700" w:type="dxa"/>
+            <w:tcMar>
+              <w:top w:w="30" w:type="dxa"/>
+              <w:bottom w:w="30" w:type="dxa"/>
+              <w:left w:w="80" w:type="dxa"/>
+              <w:right w:w="80" w:type="dxa"/>
+            </w:tcMar>
+            <w:vAlign w:val="center"/>
+          </w:tcPr>
+          <w:p>
+            <w:pPr>
+              <w:spacing w:after="0" w:line="248" w:lineRule="auto"/>
+            </w:pPr>
+            <w:r>
+              <w:rPr>
+                <w:sz w:val="19"/>
+                <w:szCs w:val="19"/>
+              </w:rPr>
+              <w:t xml:space="preserve">[9], [10], [11]</w:t>
             </w:r>
           </w:p>
         </w:tc>
@@ -1002,43 +4410,121 @@
       <w:tr>
         <w:tc>
           <w:tcPr>
-            <w:tcW w:w="500" w:type="dxa"/>
-            <w:vAlign w:val="center"/>
-          </w:tcPr>
-          <w:p>
-            <w:pPr>
-              <w:spacing w:before="20" w:after="20"/>
-            </w:pPr>
-            <w:r>
-              <w:t xml:space="preserve">R5</w:t>
-            </w:r>
-          </w:p>
-        </w:tc>
-        <w:tc>
-          <w:tcPr>
-            <w:tcW w:w="5100" w:type="dxa"/>
-            <w:vAlign w:val="center"/>
-          </w:tcPr>
-          <w:p>
-            <w:pPr>
-              <w:spacing w:before="20" w:after="20"/>
-            </w:pPr>
-            <w:r>
-              <w:t xml:space="preserve">Blockchain + attribute-based searchable encryption in cloud, 2023 [6]</w:t>
-            </w:r>
-          </w:p>
-        </w:tc>
-        <w:tc>
-          <w:tcPr>
-            <w:tcW w:w="3760" w:type="dxa"/>
-            <w:vAlign w:val="center"/>
-          </w:tcPr>
-          <w:p>
-            <w:pPr>
-              <w:spacing w:before="20" w:after="20"/>
-            </w:pPr>
-            <w:r>
-              <w:t xml:space="preserve">Encrypted keyword search</w:t>
+            <w:tcW w:w="420" w:type="dxa"/>
+            <w:tcMar>
+              <w:top w:w="30" w:type="dxa"/>
+              <w:bottom w:w="30" w:type="dxa"/>
+              <w:left w:w="80" w:type="dxa"/>
+              <w:right w:w="80" w:type="dxa"/>
+            </w:tcMar>
+            <w:vAlign w:val="center"/>
+          </w:tcPr>
+          <w:p>
+            <w:pPr>
+              <w:spacing w:after="0" w:line="248" w:lineRule="auto"/>
+            </w:pPr>
+            <w:r>
+              <w:rPr>
+                <w:sz w:val="19"/>
+                <w:szCs w:val="19"/>
+              </w:rPr>
+              <w:t xml:space="preserve">5</w:t>
+            </w:r>
+          </w:p>
+        </w:tc>
+        <w:tc>
+          <w:tcPr>
+            <w:tcW w:w="3400" w:type="dxa"/>
+            <w:tcMar>
+              <w:top w:w="30" w:type="dxa"/>
+              <w:bottom w:w="30" w:type="dxa"/>
+              <w:left w:w="80" w:type="dxa"/>
+              <w:right w:w="80" w:type="dxa"/>
+            </w:tcMar>
+            <w:vAlign w:val="center"/>
+          </w:tcPr>
+          <w:p>
+            <w:pPr>
+              <w:spacing w:after="0" w:line="248" w:lineRule="auto"/>
+            </w:pPr>
+            <w:r>
+              <w:rPr>
+                <w:sz w:val="19"/>
+                <w:szCs w:val="19"/>
+              </w:rPr>
+              <w:t xml:space="preserve">Integrity verification without decryption</w:t>
+            </w:r>
+          </w:p>
+        </w:tc>
+        <w:tc>
+          <w:tcPr>
+            <w:tcW w:w="2700" w:type="dxa"/>
+            <w:tcMar>
+              <w:top w:w="30" w:type="dxa"/>
+              <w:bottom w:w="30" w:type="dxa"/>
+              <w:left w:w="80" w:type="dxa"/>
+              <w:right w:w="80" w:type="dxa"/>
+            </w:tcMar>
+            <w:vAlign w:val="center"/>
+          </w:tcPr>
+          <w:p>
+            <w:pPr>
+              <w:spacing w:after="0" w:line="248" w:lineRule="auto"/>
+            </w:pPr>
+            <w:r>
+              <w:rPr>
+                <w:sz w:val="19"/>
+                <w:szCs w:val="19"/>
+              </w:rPr>
+              <w:t xml:space="preserve">Regulated cloud storage</w:t>
+            </w:r>
+          </w:p>
+        </w:tc>
+        <w:tc>
+          <w:tcPr>
+            <w:tcW w:w="1140" w:type="dxa"/>
+            <w:tcMar>
+              <w:top w:w="30" w:type="dxa"/>
+              <w:bottom w:w="30" w:type="dxa"/>
+              <w:left w:w="80" w:type="dxa"/>
+              <w:right w:w="80" w:type="dxa"/>
+            </w:tcMar>
+            <w:vAlign w:val="center"/>
+          </w:tcPr>
+          <w:p>
+            <w:pPr>
+              <w:spacing w:after="0" w:line="248" w:lineRule="auto"/>
+            </w:pPr>
+            <w:r>
+              <w:rPr>
+                <w:sz w:val="19"/>
+                <w:szCs w:val="19"/>
+              </w:rPr>
+              <w:t xml:space="preserve">Medium</w:t>
+            </w:r>
+          </w:p>
+        </w:tc>
+        <w:tc>
+          <w:tcPr>
+            <w:tcW w:w="1700" w:type="dxa"/>
+            <w:tcMar>
+              <w:top w:w="30" w:type="dxa"/>
+              <w:bottom w:w="30" w:type="dxa"/>
+              <w:left w:w="80" w:type="dxa"/>
+              <w:right w:w="80" w:type="dxa"/>
+            </w:tcMar>
+            <w:vAlign w:val="center"/>
+          </w:tcPr>
+          <w:p>
+            <w:pPr>
+              <w:spacing w:after="0" w:line="248" w:lineRule="auto"/>
+            </w:pPr>
+            <w:r>
+              <w:rPr>
+                <w:sz w:val="19"/>
+                <w:szCs w:val="19"/>
+              </w:rPr>
+              <w:t xml:space="preserve">[2], [9]</w:t>
             </w:r>
           </w:p>
         </w:tc>
@@ -1046,131 +4532,121 @@
       <w:tr>
         <w:tc>
           <w:tcPr>
-            <w:tcW w:w="500" w:type="dxa"/>
-            <w:vAlign w:val="center"/>
-          </w:tcPr>
-          <w:p>
-            <w:pPr>
-              <w:spacing w:before="20" w:after="20"/>
-            </w:pPr>
-            <w:r>
-              <w:t xml:space="preserve">R6</w:t>
-            </w:r>
-          </w:p>
-        </w:tc>
-        <w:tc>
-          <w:tcPr>
-            <w:tcW w:w="5100" w:type="dxa"/>
-            <w:vAlign w:val="center"/>
-          </w:tcPr>
-          <w:p>
-            <w:pPr>
-              <w:spacing w:before="20" w:after="20"/>
-            </w:pPr>
-            <w:r>
-              <w:t xml:space="preserve">Lattice-based ABE for post-quantum security (review), 2024–26 [7]</w:t>
-            </w:r>
-          </w:p>
-        </w:tc>
-        <w:tc>
-          <w:tcPr>
-            <w:tcW w:w="3760" w:type="dxa"/>
-            <w:vAlign w:val="center"/>
-          </w:tcPr>
-          <w:p>
-            <w:pPr>
-              <w:spacing w:before="20" w:after="20"/>
-            </w:pPr>
-            <w:r>
-              <w:t xml:space="preserve">LWE / Ring-LWE ABE</w:t>
-            </w:r>
-          </w:p>
-        </w:tc>
-      </w:tr>
-      <w:tr>
-        <w:tc>
-          <w:tcPr>
-            <w:tcW w:w="500" w:type="dxa"/>
-            <w:vAlign w:val="center"/>
-          </w:tcPr>
-          <w:p>
-            <w:pPr>
-              <w:spacing w:before="20" w:after="20"/>
-            </w:pPr>
-            <w:r>
-              <w:t xml:space="preserve">R7</w:t>
-            </w:r>
-          </w:p>
-        </w:tc>
-        <w:tc>
-          <w:tcPr>
-            <w:tcW w:w="5100" w:type="dxa"/>
-            <w:vAlign w:val="center"/>
-          </w:tcPr>
-          <w:p>
-            <w:pPr>
-              <w:spacing w:before="20" w:after="20"/>
-            </w:pPr>
-            <w:r>
-              <w:t xml:space="preserve">Blockchain-enabled lattice-based ABSE with instant revocation (BL-ABSE), 2025 [8]</w:t>
-            </w:r>
-          </w:p>
-        </w:tc>
-        <w:tc>
-          <w:tcPr>
-            <w:tcW w:w="3760" w:type="dxa"/>
-            <w:vAlign w:val="center"/>
-          </w:tcPr>
-          <w:p>
-            <w:pPr>
-              <w:spacing w:before="20" w:after="20"/>
-            </w:pPr>
-            <w:r>
-              <w:t xml:space="preserve">PQ + ABE + search + audit</w:t>
-            </w:r>
-          </w:p>
-        </w:tc>
-      </w:tr>
-      <w:tr>
-        <w:tc>
-          <w:tcPr>
-            <w:tcW w:w="500" w:type="dxa"/>
-            <w:vAlign w:val="center"/>
-          </w:tcPr>
-          <w:p>
-            <w:pPr>
-              <w:spacing w:before="20" w:after="20"/>
-            </w:pPr>
-            <w:r>
-              <w:t xml:space="preserve">R8</w:t>
-            </w:r>
-          </w:p>
-        </w:tc>
-        <w:tc>
-          <w:tcPr>
-            <w:tcW w:w="5100" w:type="dxa"/>
-            <w:vAlign w:val="center"/>
-          </w:tcPr>
-          <w:p>
-            <w:pPr>
-              <w:spacing w:before="20" w:after="20"/>
-            </w:pPr>
-            <w:r>
-              <w:t xml:space="preserve">CRYSTALS-Kyber (ML-KEM) vs RSA/ECC performance, 2025 [9]</w:t>
-            </w:r>
-          </w:p>
-        </w:tc>
-        <w:tc>
-          <w:tcPr>
-            <w:tcW w:w="3760" w:type="dxa"/>
-            <w:vAlign w:val="center"/>
-          </w:tcPr>
-          <w:p>
-            <w:pPr>
-              <w:spacing w:before="20" w:after="20"/>
-            </w:pPr>
-            <w:r>
-              <w:t xml:space="preserve">Post-quantum KEM benchmarks</w:t>
+            <w:tcW w:w="420" w:type="dxa"/>
+            <w:tcMar>
+              <w:top w:w="30" w:type="dxa"/>
+              <w:bottom w:w="30" w:type="dxa"/>
+              <w:left w:w="80" w:type="dxa"/>
+              <w:right w:w="80" w:type="dxa"/>
+            </w:tcMar>
+            <w:vAlign w:val="center"/>
+          </w:tcPr>
+          <w:p>
+            <w:pPr>
+              <w:spacing w:after="0" w:line="248" w:lineRule="auto"/>
+            </w:pPr>
+            <w:r>
+              <w:rPr>
+                <w:sz w:val="19"/>
+                <w:szCs w:val="19"/>
+              </w:rPr>
+              <w:t xml:space="preserve">6</w:t>
+            </w:r>
+          </w:p>
+        </w:tc>
+        <w:tc>
+          <w:tcPr>
+            <w:tcW w:w="3400" w:type="dxa"/>
+            <w:tcMar>
+              <w:top w:w="30" w:type="dxa"/>
+              <w:bottom w:w="30" w:type="dxa"/>
+              <w:left w:w="80" w:type="dxa"/>
+              <w:right w:w="80" w:type="dxa"/>
+            </w:tcMar>
+            <w:vAlign w:val="center"/>
+          </w:tcPr>
+          <w:p>
+            <w:pPr>
+              <w:spacing w:after="0" w:line="248" w:lineRule="auto"/>
+            </w:pPr>
+            <w:r>
+              <w:rPr>
+                <w:sz w:val="19"/>
+                <w:szCs w:val="19"/>
+              </w:rPr>
+              <w:t xml:space="preserve">Unified framework across all properties</w:t>
+            </w:r>
+          </w:p>
+        </w:tc>
+        <w:tc>
+          <w:tcPr>
+            <w:tcW w:w="2700" w:type="dxa"/>
+            <w:tcMar>
+              <w:top w:w="30" w:type="dxa"/>
+              <w:bottom w:w="30" w:type="dxa"/>
+              <w:left w:w="80" w:type="dxa"/>
+              <w:right w:w="80" w:type="dxa"/>
+            </w:tcMar>
+            <w:vAlign w:val="center"/>
+          </w:tcPr>
+          <w:p>
+            <w:pPr>
+              <w:spacing w:after="0" w:line="248" w:lineRule="auto"/>
+            </w:pPr>
+            <w:r>
+              <w:rPr>
+                <w:sz w:val="19"/>
+                <w:szCs w:val="19"/>
+              </w:rPr>
+              <w:t xml:space="preserve">Multi-tenant regulated clouds</w:t>
+            </w:r>
+          </w:p>
+        </w:tc>
+        <w:tc>
+          <w:tcPr>
+            <w:tcW w:w="1140" w:type="dxa"/>
+            <w:tcMar>
+              <w:top w:w="30" w:type="dxa"/>
+              <w:bottom w:w="30" w:type="dxa"/>
+              <w:left w:w="80" w:type="dxa"/>
+              <w:right w:w="80" w:type="dxa"/>
+            </w:tcMar>
+            <w:vAlign w:val="center"/>
+          </w:tcPr>
+          <w:p>
+            <w:pPr>
+              <w:spacing w:after="0" w:line="248" w:lineRule="auto"/>
+            </w:pPr>
+            <w:r>
+              <w:rPr>
+                <w:sz w:val="19"/>
+                <w:szCs w:val="19"/>
+              </w:rPr>
+              <w:t xml:space="preserve">High</w:t>
+            </w:r>
+          </w:p>
+        </w:tc>
+        <w:tc>
+          <w:tcPr>
+            <w:tcW w:w="1700" w:type="dxa"/>
+            <w:tcMar>
+              <w:top w:w="30" w:type="dxa"/>
+              <w:bottom w:w="30" w:type="dxa"/>
+              <w:left w:w="80" w:type="dxa"/>
+              <w:right w:w="80" w:type="dxa"/>
+            </w:tcMar>
+            <w:vAlign w:val="center"/>
+          </w:tcPr>
+          <w:p>
+            <w:pPr>
+              <w:spacing w:after="0" w:line="248" w:lineRule="auto"/>
+            </w:pPr>
+            <w:r>
+              <w:rPr>
+                <w:sz w:val="19"/>
+                <w:szCs w:val="19"/>
+              </w:rPr>
+              <w:t xml:space="preserve">[16]</w:t>
             </w:r>
           </w:p>
         </w:tc>
@@ -1182,39 +4658,8 @@
         <w:spacing w:after="0"/>
       </w:pPr>
       <w:r>
+        <w:rPr/>
         <w:t xml:space="preserve"/>
-      </w:r>
-    </w:p>
-    <w:p>
-      <w:pPr>
-        <w:pStyle w:val="Normal"/>
-      </w:pPr>
-      <w:r>
-        <w:t xml:space="preserve">Puncturable CP-ABE (Science China Information Sciences, 2023) [2] combines CP-ABE with puncturable encryption and a proxy server to achieve efficient, flexible user revocation with reduced client-side decryption cost. Its achievement is fast revocation without full re-encryption; its drawback is added key-update state and reliance on a semi-trusted proxy. We compare our attribute-versioning-with-lazy-re-wrap approach against this line of work.</w:t>
-      </w:r>
-    </w:p>
-    <w:p>
-      <w:pPr>
-        <w:pStyle w:val="Normal"/>
-      </w:pPr>
-      <w:r>
-        <w:t xml:space="preserve">The revocable multi-authority scheme MA-RABE (Peer-to-Peer Networking and Applications, 2022) [4] uses blockchain to decentralise authorities and record validation parameters for verifiable outsourced decryption in electronic-health-record sharing. Its achievement is removing the single-authority trust bottleneck with auditability; its drawback is on-chain cost and latency. This directly informs our multi-authority future-work item.</w:t>
-      </w:r>
-    </w:p>
-    <w:p>
-      <w:pPr>
-        <w:pStyle w:val="Normal"/>
-      </w:pPr>
-      <w:r>
-        <w:t xml:space="preserve">The blockchain-based attribute-based searchable encryption scheme (Journal of Cloud Computing, 2023) [6] stores ciphertext in IPFS and metadata on-chain, enabling secure keyword search with integrity guarantees. Its achievement is search over encrypted data under access control; its drawback is blockchain throughput limits. This anchors our searchable-encryption gap.</w:t>
-      </w:r>
-    </w:p>
-    <w:p>
-      <w:pPr>
-        <w:pStyle w:val="Normal"/>
-      </w:pPr>
-      <w:r>
-        <w:t xml:space="preserve">Recent post-quantum work — the lattice-based ABE review [7], the BL-ABSE framework [8], and Kyber/ML-KEM performance studies [9] — shows that LWE/Ring-LWE ABE and NIST-standardised ML-KEM (FIPS 203, 2024) are now practical enough to prepare against quantum adversaries. Their achievement is quantum resistance with fine-grained control; their drawback is larger key and ciphertext sizes. This motivates our post-quantum-readiness objective.</w:t>
       </w:r>
     </w:p>
     <w:p>
@@ -1223,7 +4668,8 @@
         <w:keepNext/>
       </w:pPr>
       <w:r>
-        <w:t xml:space="preserve">D. Identified Research Gaps</w:t>
+        <w:rPr/>
+        <w:t xml:space="preserve">F. Priority Gaps Targeted</w:t>
       </w:r>
     </w:p>
     <w:p>
@@ -1231,572 +4677,18 @@
         <w:pStyle w:val="Normal"/>
       </w:pPr>
       <w:r>
-        <w:rPr>
-          <w:i/>
-        </w:rPr>
-        <w:t xml:space="preserve">Table III maps the synthesised research gaps to the recent work that leaves each one open.</w:t>
-      </w:r>
-    </w:p>
-    <w:tbl>
-      <w:tblPr>
-        <w:tblW w:w="9360" w:type="dxa"/>
-        <w:tblBorders>
-          <w:top w:val="single" w:sz="4" w:color="BFBFBF"/>
-          <w:left w:val="single" w:sz="4" w:color="BFBFBF"/>
-          <w:bottom w:val="single" w:sz="4" w:color="BFBFBF"/>
-          <w:right w:val="single" w:sz="4" w:color="BFBFBF"/>
-          <w:insideH w:val="single" w:sz="4" w:color="BFBFBF"/>
-          <w:insideV w:val="single" w:sz="4" w:color="BFBFBF"/>
-        </w:tblBorders>
-        <w:tblLayout w:type="fixed"/>
-      </w:tblPr>
-      <w:tblGrid>
-        <w:gridCol w:w="400"/>
-        <w:gridCol w:w="3400"/>
-        <w:gridCol w:w="2900"/>
-        <w:gridCol w:w="1200"/>
-        <w:gridCol w:w="1460"/>
-      </w:tblGrid>
-      <w:tr>
-        <w:trPr>
-          <w:tblHeader/>
-        </w:trPr>
-        <w:tc>
-          <w:tcPr>
-            <w:tcW w:w="400" w:type="dxa"/>
-            <w:shd w:val="clear" w:fill="1F3864"/>
-            <w:vAlign w:val="center"/>
-          </w:tcPr>
-          <w:p>
-            <w:pPr>
-              <w:spacing w:before="20" w:after="20"/>
-            </w:pPr>
-            <w:r>
-              <w:rPr>
-                <w:b/>
-                <w:color w:val="FFFFFF"/>
-              </w:rPr>
-              <w:t xml:space="preserve">#</w:t>
-            </w:r>
-          </w:p>
-        </w:tc>
-        <w:tc>
-          <w:tcPr>
-            <w:tcW w:w="3400" w:type="dxa"/>
-            <w:shd w:val="clear" w:fill="1F3864"/>
-            <w:vAlign w:val="center"/>
-          </w:tcPr>
-          <w:p>
-            <w:pPr>
-              <w:spacing w:before="20" w:after="20"/>
-            </w:pPr>
-            <w:r>
-              <w:rPr>
-                <w:b/>
-                <w:color w:val="FFFFFF"/>
-              </w:rPr>
-              <w:t xml:space="preserve">Research Gap</w:t>
-            </w:r>
-          </w:p>
-        </w:tc>
-        <w:tc>
-          <w:tcPr>
-            <w:tcW w:w="2900" w:type="dxa"/>
-            <w:shd w:val="clear" w:fill="1F3864"/>
-            <w:vAlign w:val="center"/>
-          </w:tcPr>
-          <w:p>
-            <w:pPr>
-              <w:spacing w:before="20" w:after="20"/>
-            </w:pPr>
-            <w:r>
-              <w:rPr>
-                <w:b/>
-                <w:color w:val="FFFFFF"/>
-              </w:rPr>
-              <w:t xml:space="preserve">Domain Impact</w:t>
-            </w:r>
-          </w:p>
-        </w:tc>
-        <w:tc>
-          <w:tcPr>
-            <w:tcW w:w="1200" w:type="dxa"/>
-            <w:shd w:val="clear" w:fill="1F3864"/>
-            <w:vAlign w:val="center"/>
-          </w:tcPr>
-          <w:p>
-            <w:pPr>
-              <w:spacing w:before="20" w:after="20"/>
-            </w:pPr>
-            <w:r>
-              <w:rPr>
-                <w:b/>
-                <w:color w:val="FFFFFF"/>
-              </w:rPr>
-              <w:t xml:space="preserve">Priority</w:t>
-            </w:r>
-          </w:p>
-        </w:tc>
-        <w:tc>
-          <w:tcPr>
-            <w:tcW w:w="1460" w:type="dxa"/>
-            <w:shd w:val="clear" w:fill="1F3864"/>
-            <w:vAlign w:val="center"/>
-          </w:tcPr>
-          <w:p>
-            <w:pPr>
-              <w:spacing w:before="20" w:after="20"/>
-            </w:pPr>
-            <w:r>
-              <w:rPr>
-                <w:b/>
-                <w:color w:val="FFFFFF"/>
-              </w:rPr>
-              <w:t xml:space="preserve">Ref.</w:t>
-            </w:r>
-          </w:p>
-        </w:tc>
-      </w:tr>
-      <w:tr>
-        <w:tc>
-          <w:tcPr>
-            <w:tcW w:w="400" w:type="dxa"/>
-            <w:vAlign w:val="center"/>
-          </w:tcPr>
-          <w:p>
-            <w:pPr>
-              <w:spacing w:before="20" w:after="20"/>
-            </w:pPr>
-            <w:r>
-              <w:t xml:space="preserve">1</w:t>
-            </w:r>
-          </w:p>
-        </w:tc>
-        <w:tc>
-          <w:tcPr>
-            <w:tcW w:w="3400" w:type="dxa"/>
-            <w:vAlign w:val="center"/>
-          </w:tcPr>
-          <w:p>
-            <w:pPr>
-              <w:spacing w:before="20" w:after="20"/>
-            </w:pPr>
-            <w:r>
-              <w:t xml:space="preserve">Real-time revocation and key-update efficiency</w:t>
-            </w:r>
-          </w:p>
-        </w:tc>
-        <w:tc>
-          <w:tcPr>
-            <w:tcW w:w="2900" w:type="dxa"/>
-            <w:vAlign w:val="center"/>
-          </w:tcPr>
-          <w:p>
-            <w:pPr>
-              <w:spacing w:before="20" w:after="20"/>
-            </w:pPr>
-            <w:r>
-              <w:t xml:space="preserve">Enterprise, healthcare, IoV/IoT</w:t>
-            </w:r>
-          </w:p>
-        </w:tc>
-        <w:tc>
-          <w:tcPr>
-            <w:tcW w:w="1200" w:type="dxa"/>
-            <w:vAlign w:val="center"/>
-          </w:tcPr>
-          <w:p>
-            <w:pPr>
-              <w:spacing w:before="20" w:after="20"/>
-            </w:pPr>
-            <w:r>
-              <w:t xml:space="preserve">Critical</w:t>
-            </w:r>
-          </w:p>
-        </w:tc>
-        <w:tc>
-          <w:tcPr>
-            <w:tcW w:w="1460" w:type="dxa"/>
-            <w:vAlign w:val="center"/>
-          </w:tcPr>
-          <w:p>
-            <w:pPr>
-              <w:spacing w:before="20" w:after="20"/>
-            </w:pPr>
-            <w:r>
-              <w:t xml:space="preserve">[1],[2],[3]</w:t>
-            </w:r>
-          </w:p>
-        </w:tc>
-      </w:tr>
-      <w:tr>
-        <w:tc>
-          <w:tcPr>
-            <w:tcW w:w="400" w:type="dxa"/>
-            <w:vAlign w:val="center"/>
-          </w:tcPr>
-          <w:p>
-            <w:pPr>
-              <w:spacing w:before="20" w:after="20"/>
-            </w:pPr>
-            <w:r>
-              <w:t xml:space="preserve">2</w:t>
-            </w:r>
-          </w:p>
-        </w:tc>
-        <w:tc>
-          <w:tcPr>
-            <w:tcW w:w="3400" w:type="dxa"/>
-            <w:vAlign w:val="center"/>
-          </w:tcPr>
-          <w:p>
-            <w:pPr>
-              <w:spacing w:before="20" w:after="20"/>
-            </w:pPr>
-            <w:r>
-              <w:t xml:space="preserve">Scalability of multi-authority ABE</w:t>
-            </w:r>
-          </w:p>
-        </w:tc>
-        <w:tc>
-          <w:tcPr>
-            <w:tcW w:w="2900" w:type="dxa"/>
-            <w:vAlign w:val="center"/>
-          </w:tcPr>
-          <w:p>
-            <w:pPr>
-              <w:spacing w:before="20" w:after="20"/>
-            </w:pPr>
-            <w:r>
-              <w:t xml:space="preserve">Federated healthcare, consortia</w:t>
-            </w:r>
-          </w:p>
-        </w:tc>
-        <w:tc>
-          <w:tcPr>
-            <w:tcW w:w="1200" w:type="dxa"/>
-            <w:vAlign w:val="center"/>
-          </w:tcPr>
-          <w:p>
-            <w:pPr>
-              <w:spacing w:before="20" w:after="20"/>
-            </w:pPr>
-            <w:r>
-              <w:t xml:space="preserve">High</w:t>
-            </w:r>
-          </w:p>
-        </w:tc>
-        <w:tc>
-          <w:tcPr>
-            <w:tcW w:w="1460" w:type="dxa"/>
-            <w:vAlign w:val="center"/>
-          </w:tcPr>
-          <w:p>
-            <w:pPr>
-              <w:spacing w:before="20" w:after="20"/>
-            </w:pPr>
-            <w:r>
-              <w:t xml:space="preserve">[4],[5]</w:t>
-            </w:r>
-          </w:p>
-        </w:tc>
-      </w:tr>
-      <w:tr>
-        <w:tc>
-          <w:tcPr>
-            <w:tcW w:w="400" w:type="dxa"/>
-            <w:vAlign w:val="center"/>
-          </w:tcPr>
-          <w:p>
-            <w:pPr>
-              <w:spacing w:before="20" w:after="20"/>
-            </w:pPr>
-            <w:r>
-              <w:t xml:space="preserve">3</w:t>
-            </w:r>
-          </w:p>
-        </w:tc>
-        <w:tc>
-          <w:tcPr>
-            <w:tcW w:w="3400" w:type="dxa"/>
-            <w:vAlign w:val="center"/>
-          </w:tcPr>
-          <w:p>
-            <w:pPr>
-              <w:spacing w:before="20" w:after="20"/>
-            </w:pPr>
-            <w:r>
-              <w:t xml:space="preserve">Integrating post-quantum hybrid encryption</w:t>
-            </w:r>
-          </w:p>
-        </w:tc>
-        <w:tc>
-          <w:tcPr>
-            <w:tcW w:w="2900" w:type="dxa"/>
-            <w:vAlign w:val="center"/>
-          </w:tcPr>
-          <w:p>
-            <w:pPr>
-              <w:spacing w:before="20" w:after="20"/>
-            </w:pPr>
-            <w:r>
-              <w:t xml:space="preserve">Long-horizon compliance systems</w:t>
-            </w:r>
-          </w:p>
-        </w:tc>
-        <w:tc>
-          <w:tcPr>
-            <w:tcW w:w="1200" w:type="dxa"/>
-            <w:vAlign w:val="center"/>
-          </w:tcPr>
-          <w:p>
-            <w:pPr>
-              <w:spacing w:before="20" w:after="20"/>
-            </w:pPr>
-            <w:r>
-              <w:t xml:space="preserve">Critical</w:t>
-            </w:r>
-          </w:p>
-        </w:tc>
-        <w:tc>
-          <w:tcPr>
-            <w:tcW w:w="1460" w:type="dxa"/>
-            <w:vAlign w:val="center"/>
-          </w:tcPr>
-          <w:p>
-            <w:pPr>
-              <w:spacing w:before="20" w:after="20"/>
-            </w:pPr>
-            <w:r>
-              <w:t xml:space="preserve">[7],[8],[9]</w:t>
-            </w:r>
-          </w:p>
-        </w:tc>
-      </w:tr>
-      <w:tr>
-        <w:tc>
-          <w:tcPr>
-            <w:tcW w:w="400" w:type="dxa"/>
-            <w:vAlign w:val="center"/>
-          </w:tcPr>
-          <w:p>
-            <w:pPr>
-              <w:spacing w:before="20" w:after="20"/>
-            </w:pPr>
-            <w:r>
-              <w:t xml:space="preserve">4</w:t>
-            </w:r>
-          </w:p>
-        </w:tc>
-        <w:tc>
-          <w:tcPr>
-            <w:tcW w:w="3400" w:type="dxa"/>
-            <w:vAlign w:val="center"/>
-          </w:tcPr>
-          <w:p>
-            <w:pPr>
-              <w:spacing w:before="20" w:after="20"/>
-            </w:pPr>
-            <w:r>
-              <w:t xml:space="preserve">Searchable encryption under ABE control</w:t>
-            </w:r>
-          </w:p>
-        </w:tc>
-        <w:tc>
-          <w:tcPr>
-            <w:tcW w:w="2900" w:type="dxa"/>
-            <w:vAlign w:val="center"/>
-          </w:tcPr>
-          <w:p>
-            <w:pPr>
-              <w:spacing w:before="20" w:after="20"/>
-            </w:pPr>
-            <w:r>
-              <w:t xml:space="preserve">Healthcare and finance search</w:t>
-            </w:r>
-          </w:p>
-        </w:tc>
-        <w:tc>
-          <w:tcPr>
-            <w:tcW w:w="1200" w:type="dxa"/>
-            <w:vAlign w:val="center"/>
-          </w:tcPr>
-          <w:p>
-            <w:pPr>
-              <w:spacing w:before="20" w:after="20"/>
-            </w:pPr>
-            <w:r>
-              <w:t xml:space="preserve">High</w:t>
-            </w:r>
-          </w:p>
-        </w:tc>
-        <w:tc>
-          <w:tcPr>
-            <w:tcW w:w="1460" w:type="dxa"/>
-            <w:vAlign w:val="center"/>
-          </w:tcPr>
-          <w:p>
-            <w:pPr>
-              <w:spacing w:before="20" w:after="20"/>
-            </w:pPr>
-            <w:r>
-              <w:t xml:space="preserve">[6],[8]</w:t>
-            </w:r>
-          </w:p>
-        </w:tc>
-      </w:tr>
-      <w:tr>
-        <w:tc>
-          <w:tcPr>
-            <w:tcW w:w="400" w:type="dxa"/>
-            <w:vAlign w:val="center"/>
-          </w:tcPr>
-          <w:p>
-            <w:pPr>
-              <w:spacing w:before="20" w:after="20"/>
-            </w:pPr>
-            <w:r>
-              <w:t xml:space="preserve">5</w:t>
-            </w:r>
-          </w:p>
-        </w:tc>
-        <w:tc>
-          <w:tcPr>
-            <w:tcW w:w="3400" w:type="dxa"/>
-            <w:vAlign w:val="center"/>
-          </w:tcPr>
-          <w:p>
-            <w:pPr>
-              <w:spacing w:before="20" w:after="20"/>
-            </w:pPr>
-            <w:r>
-              <w:t xml:space="preserve">Integrity verification without decryption</w:t>
-            </w:r>
-          </w:p>
-        </w:tc>
-        <w:tc>
-          <w:tcPr>
-            <w:tcW w:w="2900" w:type="dxa"/>
-            <w:vAlign w:val="center"/>
-          </w:tcPr>
-          <w:p>
-            <w:pPr>
-              <w:spacing w:before="20" w:after="20"/>
-            </w:pPr>
-            <w:r>
-              <w:t xml:space="preserve">Regulated cloud storage</w:t>
-            </w:r>
-          </w:p>
-        </w:tc>
-        <w:tc>
-          <w:tcPr>
-            <w:tcW w:w="1200" w:type="dxa"/>
-            <w:vAlign w:val="center"/>
-          </w:tcPr>
-          <w:p>
-            <w:pPr>
-              <w:spacing w:before="20" w:after="20"/>
-            </w:pPr>
-            <w:r>
-              <w:t xml:space="preserve">Medium</w:t>
-            </w:r>
-          </w:p>
-        </w:tc>
-        <w:tc>
-          <w:tcPr>
-            <w:tcW w:w="1460" w:type="dxa"/>
-            <w:vAlign w:val="center"/>
-          </w:tcPr>
-          <w:p>
-            <w:pPr>
-              <w:spacing w:before="20" w:after="20"/>
-            </w:pPr>
-            <w:r>
-              <w:t xml:space="preserve">[11]</w:t>
-            </w:r>
-          </w:p>
-        </w:tc>
-      </w:tr>
-      <w:tr>
-        <w:tc>
-          <w:tcPr>
-            <w:tcW w:w="400" w:type="dxa"/>
-            <w:vAlign w:val="center"/>
-          </w:tcPr>
-          <w:p>
-            <w:pPr>
-              <w:spacing w:before="20" w:after="20"/>
-            </w:pPr>
-            <w:r>
-              <w:t xml:space="preserve">6</w:t>
-            </w:r>
-          </w:p>
-        </w:tc>
-        <w:tc>
-          <w:tcPr>
-            <w:tcW w:w="3400" w:type="dxa"/>
-            <w:vAlign w:val="center"/>
-          </w:tcPr>
-          <w:p>
-            <w:pPr>
-              <w:spacing w:before="20" w:after="20"/>
-            </w:pPr>
-            <w:r>
-              <w:t xml:space="preserve">Secure deduplication under ABE policies</w:t>
-            </w:r>
-          </w:p>
-        </w:tc>
-        <w:tc>
-          <w:tcPr>
-            <w:tcW w:w="2900" w:type="dxa"/>
-            <w:vAlign w:val="center"/>
-          </w:tcPr>
-          <w:p>
-            <w:pPr>
-              <w:spacing w:before="20" w:after="20"/>
-            </w:pPr>
-            <w:r>
-              <w:t xml:space="preserve">Multi-tenant cloud providers</w:t>
-            </w:r>
-          </w:p>
-        </w:tc>
-        <w:tc>
-          <w:tcPr>
-            <w:tcW w:w="1200" w:type="dxa"/>
-            <w:vAlign w:val="center"/>
-          </w:tcPr>
-          <w:p>
-            <w:pPr>
-              <w:spacing w:before="20" w:after="20"/>
-            </w:pPr>
-            <w:r>
-              <w:t xml:space="preserve">Medium</w:t>
-            </w:r>
-          </w:p>
-        </w:tc>
-        <w:tc>
-          <w:tcPr>
-            <w:tcW w:w="1460" w:type="dxa"/>
-            <w:vAlign w:val="center"/>
-          </w:tcPr>
-          <w:p>
-            <w:pPr>
-              <w:spacing w:before="20" w:after="20"/>
-            </w:pPr>
-            <w:r>
-              <w:t xml:space="preserve">[3]</w:t>
-            </w:r>
-          </w:p>
-        </w:tc>
-      </w:tr>
-    </w:tbl>
-    <w:p>
-      <w:pPr>
-        <w:pStyle w:val="Normal"/>
-        <w:spacing w:after="0"/>
-      </w:pPr>
-      <w:r>
-        <w:t xml:space="preserve"/>
+        <w:rPr/>
+        <w:t xml:space="preserve">From this list the project focuses on three: (i) real-time revocation and key-update efficiency, the most pressing operational gap [5]–[8]; (ii) post-quantum readiness, the highest long-run impact given ten-to-thirty-year compliance horizons [12], [13], [20]; and (iii) searchability alongside access control, a central usability obstacle for encrypted-by-default systems [9]–[11].</w:t>
+      </w:r>
+    </w:p>
+    <w:p>
+      <w:pPr>
+        <w:pStyle w:val="Heading1"/>
+        <w:keepNext/>
+      </w:pPr>
+      <w:r>
+        <w:rPr/>
+        <w:t xml:space="preserve">III. Objectives</w:t>
       </w:r>
     </w:p>
     <w:p>
@@ -1805,7 +4697,8 @@
         <w:keepNext/>
       </w:pPr>
       <w:r>
-        <w:t xml:space="preserve">E. Priority Gaps Targeted</w:t>
+        <w:rPr/>
+        <w:t xml:space="preserve">A. Primary Objective</w:t>
       </w:r>
     </w:p>
     <w:p>
@@ -1813,16 +4706,8 @@
         <w:pStyle w:val="Normal"/>
       </w:pPr>
       <w:r>
-        <w:t xml:space="preserve">From this list, the project focuses on three: (i) real-time revocation and key-update efficiency, the most pressing operational gap; (ii) post-quantum readiness, the highest long-run impact given ten-to-thirty-year compliance horizons; and (iii) searchability alongside access control, a central usability obstacle for systems that are encrypted by default.</w:t>
-      </w:r>
-    </w:p>
-    <w:p>
-      <w:pPr>
-        <w:pStyle w:val="Heading1"/>
-        <w:keepNext/>
-      </w:pPr>
-      <w:r>
-        <w:t xml:space="preserve">III. Objectives</w:t>
+        <w:rPr/>
+        <w:t xml:space="preserve">To design, build, and evaluate a privacy-preserving cloud-storage framework in which files are encrypted on the client before upload — using hybrid AES-256-GCM and RSA-OAEP — and in which the ability to decrypt is bound to a user’s attributes through a ciphertext-policy ABE (CP-ABE) layer, with NIST-model attribute-based access control (ABAC) enforcement layered on top.</w:t>
       </w:r>
     </w:p>
     <w:p>
@@ -1831,23 +4716,7 @@
         <w:keepNext/>
       </w:pPr>
       <w:r>
-        <w:t xml:space="preserve">A. Primary Objective</w:t>
-      </w:r>
-    </w:p>
-    <w:p>
-      <w:pPr>
-        <w:pStyle w:val="Normal"/>
-      </w:pPr>
-      <w:r>
-        <w:t xml:space="preserve">To design, build, and evaluate a privacy-preserving cloud-storage framework in which files are encrypted on the client before upload — using hybrid AES-256-GCM and RSA-OAEP — and in which the ability to decrypt is bound to a user’s attributes through CP-ABE, with NIST SP 800-162 ABAC enforcement layered on top.</w:t>
-      </w:r>
-    </w:p>
-    <w:p>
-      <w:pPr>
-        <w:pStyle w:val="Heading2"/>
-        <w:keepNext/>
-      </w:pPr>
-      <w:r>
+        <w:rPr/>
         <w:t xml:space="preserve">B. Specific Objectives</w:t>
       </w:r>
     </w:p>
@@ -1858,10 +4727,17 @@
           <w:ilvl w:val="0"/>
           <w:numId w:val="1"/>
         </w:numPr>
-        <w:spacing w:after="80"/>
-      </w:pPr>
-      <w:r>
-        <w:t xml:space="preserve">Confidentiality (O1) — encrypt every file with AES-256-GCM so the cloud only ever sees opaque ciphertext.</w:t>
+        <w:spacing w:after="60"/>
+      </w:pPr>
+      <w:r>
+        <w:rPr>
+          <w:b/>
+        </w:rPr>
+        <w:t xml:space="preserve">Confidentiality (O1)</w:t>
+      </w:r>
+      <w:r>
+        <w:rPr/>
+        <w:t xml:space="preserve"> — encrypt every file with AES-256-GCM so the cloud only ever sees opaque ciphertext.</w:t>
       </w:r>
     </w:p>
     <w:p>
@@ -1871,10 +4747,17 @@
           <w:ilvl w:val="0"/>
           <w:numId w:val="1"/>
         </w:numPr>
-        <w:spacing w:after="80"/>
-      </w:pPr>
-      <w:r>
-        <w:t xml:space="preserve">Cryptographic authorisation (O2) — wrap each file’s data-encryption key (DEK) under a CP-ABE access policy so only users whose attributes satisfy the policy can recover it.</w:t>
+        <w:spacing w:after="60"/>
+      </w:pPr>
+      <w:r>
+        <w:rPr>
+          <w:b/>
+        </w:rPr>
+        <w:t xml:space="preserve">Cryptographic authorisation (O2)</w:t>
+      </w:r>
+      <w:r>
+        <w:rPr/>
+        <w:t xml:space="preserve"> — wrap each file’s data-encryption key (DEK) under a CP-ABE access policy so only users whose attributes satisfy the policy can recover it.</w:t>
       </w:r>
     </w:p>
     <w:p>
@@ -1884,10 +4767,17 @@
           <w:ilvl w:val="0"/>
           <w:numId w:val="1"/>
         </w:numPr>
-        <w:spacing w:after="80"/>
-      </w:pPr>
-      <w:r>
-        <w:t xml:space="preserve">Context-aware enforcement (O3) — add an ABAC policy-decision and enforcement layer that reasons over subject, object, action, and environment attributes.</w:t>
+        <w:spacing w:after="60"/>
+      </w:pPr>
+      <w:r>
+        <w:rPr>
+          <w:b/>
+        </w:rPr>
+        <w:t xml:space="preserve">Context-aware enforcement (O3)</w:t>
+      </w:r>
+      <w:r>
+        <w:rPr/>
+        <w:t xml:space="preserve"> — add an ABAC policy-decision and enforcement layer reasoning over subject, object, action, and environment attributes [19].</w:t>
       </w:r>
     </w:p>
     <w:p>
@@ -1897,10 +4787,17 @@
           <w:ilvl w:val="0"/>
           <w:numId w:val="1"/>
         </w:numPr>
-        <w:spacing w:after="80"/>
-      </w:pPr>
-      <w:r>
-        <w:t xml:space="preserve">Efficient revocation (O4) — use attribute and key versioning with lazy re-wrapping so revoking a user never requires re-encrypting the underlying files.</w:t>
+        <w:spacing w:after="60"/>
+      </w:pPr>
+      <w:r>
+        <w:rPr>
+          <w:b/>
+        </w:rPr>
+        <w:t xml:space="preserve">Efficient revocation (O4)</w:t>
+      </w:r>
+      <w:r>
+        <w:rPr/>
+        <w:t xml:space="preserve"> — use attribute and key versioning with lazy re-wrapping so revoking a user never requires re-encrypting the underlying files [5], [6].</w:t>
       </w:r>
     </w:p>
     <w:p>
@@ -1910,10 +4807,17 @@
           <w:ilvl w:val="0"/>
           <w:numId w:val="1"/>
         </w:numPr>
-        <w:spacing w:after="80"/>
-      </w:pPr>
-      <w:r>
-        <w:t xml:space="preserve">Integrity and authenticity (O5) — guarantee tamper detection through the GCM tag and SHA-256, and non-repudiation through RSA-PSS signatures.</w:t>
+        <w:spacing w:after="60"/>
+      </w:pPr>
+      <w:r>
+        <w:rPr>
+          <w:b/>
+        </w:rPr>
+        <w:t xml:space="preserve">Integrity and authenticity (O5)</w:t>
+      </w:r>
+      <w:r>
+        <w:rPr/>
+        <w:t xml:space="preserve"> — guarantee tamper detection via the GCM tag and SHA-256, and non-repudiation via RSA-PSS signatures.</w:t>
       </w:r>
     </w:p>
     <w:p>
@@ -1923,10 +4827,17 @@
           <w:ilvl w:val="0"/>
           <w:numId w:val="1"/>
         </w:numPr>
-        <w:spacing w:after="80"/>
-      </w:pPr>
-      <w:r>
-        <w:t xml:space="preserve">Evaluation (O6) — benchmark encryption, key-wrapping, and end-to-end latency as file size and policy complexity vary.</w:t>
+        <w:spacing w:after="60"/>
+      </w:pPr>
+      <w:r>
+        <w:rPr>
+          <w:b/>
+        </w:rPr>
+        <w:t xml:space="preserve">Evaluation (O6)</w:t>
+      </w:r>
+      <w:r>
+        <w:rPr/>
+        <w:t xml:space="preserve"> — benchmark encryption, key-wrapping, and end-to-end latency as file size and policy complexity vary.</w:t>
       </w:r>
     </w:p>
     <w:p>
@@ -1936,10 +4847,17 @@
           <w:ilvl w:val="0"/>
           <w:numId w:val="1"/>
         </w:numPr>
-        <w:spacing w:after="80"/>
-      </w:pPr>
-      <w:r>
-        <w:t xml:space="preserve">Publishable contribution (O7) — produce at least one measurable contribution — the three-tier key-wrapping model and its revocation cost model — that advances the real-time-revocation gap identified in Section II.</w:t>
+        <w:spacing w:after="60"/>
+      </w:pPr>
+      <w:r>
+        <w:rPr>
+          <w:b/>
+        </w:rPr>
+        <w:t xml:space="preserve">Publishable contribution (O7)</w:t>
+      </w:r>
+      <w:r>
+        <w:rPr/>
+        <w:t xml:space="preserve"> — deliver a measurable contribution — the three-tier key-wrapping model and its revocation cost model — that advances the real-time-revocation gap [5]–[8].</w:t>
       </w:r>
     </w:p>
     <w:p>
@@ -1948,6 +4866,7 @@
         <w:keepNext/>
       </w:pPr>
       <w:r>
+        <w:rPr/>
         <w:t xml:space="preserve">IV. Scope</w:t>
       </w:r>
     </w:p>
@@ -1957,6 +4876,7 @@
         <w:keepNext/>
       </w:pPr>
       <w:r>
+        <w:rPr/>
         <w:t xml:space="preserve">A. In Scope</w:t>
       </w:r>
     </w:p>
@@ -1967,9 +4887,10 @@
           <w:ilvl w:val="0"/>
           <w:numId w:val="1"/>
         </w:numPr>
-        <w:spacing w:after="80"/>
-      </w:pPr>
-      <w:r>
+        <w:spacing w:after="60"/>
+      </w:pPr>
+      <w:r>
+        <w:rPr/>
         <w:t xml:space="preserve">Hybrid AES-256-GCM + RSA-OAEP encryption to protect files and their encryption keys.</w:t>
       </w:r>
     </w:p>
@@ -1980,10 +4901,11 @@
           <w:ilvl w:val="0"/>
           <w:numId w:val="1"/>
         </w:numPr>
-        <w:spacing w:after="80"/>
-      </w:pPr>
-      <w:r>
-        <w:t xml:space="preserve">CP-ABE (the BSW07 construction) implemented via Charm-Crypto for attribute-based key wrapping.</w:t>
+        <w:spacing w:after="60"/>
+      </w:pPr>
+      <w:r>
+        <w:rPr/>
+        <w:t xml:space="preserve">A ciphertext-policy ABE layer (implemented via Charm-Crypto) for attribute-based key wrapping.</w:t>
       </w:r>
     </w:p>
     <w:p>
@@ -1993,9 +4915,10 @@
           <w:ilvl w:val="0"/>
           <w:numId w:val="1"/>
         </w:numPr>
-        <w:spacing w:after="80"/>
-      </w:pPr>
-      <w:r>
+        <w:spacing w:after="60"/>
+      </w:pPr>
+      <w:r>
+        <w:rPr/>
         <w:t xml:space="preserve">An ABAC policy engine — PDP, PEP, PIP, and PAP — built in Flask.</w:t>
       </w:r>
     </w:p>
@@ -2006,9 +4929,10 @@
           <w:ilvl w:val="0"/>
           <w:numId w:val="1"/>
         </w:numPr>
-        <w:spacing w:after="80"/>
-      </w:pPr>
-      <w:r>
+        <w:spacing w:after="60"/>
+      </w:pPr>
+      <w:r>
+        <w:rPr/>
         <w:t xml:space="preserve">MongoDB for metadata, with AWS S3 or Azure Blob as the object store.</w:t>
       </w:r>
     </w:p>
@@ -2019,9 +4943,10 @@
           <w:ilvl w:val="0"/>
           <w:numId w:val="1"/>
         </w:numPr>
-        <w:spacing w:after="80"/>
-      </w:pPr>
-      <w:r>
+        <w:spacing w:after="60"/>
+      </w:pPr>
+      <w:r>
+        <w:rPr/>
         <w:t xml:space="preserve">Attribute-versioning-based revocation with an audit log.</w:t>
       </w:r>
     </w:p>
@@ -2032,9 +4957,10 @@
           <w:ilvl w:val="0"/>
           <w:numId w:val="1"/>
         </w:numPr>
-        <w:spacing w:after="80"/>
-      </w:pPr>
-      <w:r>
+        <w:spacing w:after="60"/>
+      </w:pPr>
+      <w:r>
+        <w:rPr/>
         <w:t xml:space="preserve">A working healthcare-records use case plus a performance-evaluation suite.</w:t>
       </w:r>
     </w:p>
@@ -2044,6 +4970,7 @@
         <w:keepNext/>
       </w:pPr>
       <w:r>
+        <w:rPr/>
         <w:t xml:space="preserve">B. Out of Scope</w:t>
       </w:r>
     </w:p>
@@ -2054,10 +4981,11 @@
           <w:ilvl w:val="0"/>
           <w:numId w:val="1"/>
         </w:numPr>
-        <w:spacing w:after="80"/>
-      </w:pPr>
-      <w:r>
-        <w:t xml:space="preserve">Full production-scale multi-authority ABE (future work).</w:t>
+        <w:spacing w:after="60"/>
+      </w:pPr>
+      <w:r>
+        <w:rPr/>
+        <w:t xml:space="preserve">Full production-scale multi-authority ABE (future work) [17], [18].</w:t>
       </w:r>
     </w:p>
     <w:p>
@@ -2067,10 +4995,11 @@
           <w:ilvl w:val="0"/>
           <w:numId w:val="1"/>
         </w:numPr>
-        <w:spacing w:after="80"/>
-      </w:pPr>
-      <w:r>
-        <w:t xml:space="preserve">A complete post-quantum lattice-based ABE implementation (discussed, optionally prototyped in limited form).</w:t>
+        <w:spacing w:after="60"/>
+      </w:pPr>
+      <w:r>
+        <w:rPr/>
+        <w:t xml:space="preserve">A complete post-quantum lattice-based ABE implementation (discussed; optionally prototyped in limited form) [12], [16].</w:t>
       </w:r>
     </w:p>
     <w:p>
@@ -2080,10 +5009,11 @@
           <w:ilvl w:val="0"/>
           <w:numId w:val="1"/>
         </w:numPr>
-        <w:spacing w:after="80"/>
-      </w:pPr>
-      <w:r>
-        <w:t xml:space="preserve">Encrypted keyword search at multi-terabyte scale (future work).</w:t>
+        <w:spacing w:after="60"/>
+      </w:pPr>
+      <w:r>
+        <w:rPr/>
+        <w:t xml:space="preserve">Encrypted keyword search at multi-terabyte scale (future work) [10].</w:t>
       </w:r>
     </w:p>
     <w:p>
@@ -2093,10 +5023,11 @@
           <w:ilvl w:val="0"/>
           <w:numId w:val="1"/>
         </w:numPr>
-        <w:spacing w:after="80"/>
-      </w:pPr>
-      <w:r>
-        <w:t xml:space="preserve">A production-grade UI — the frontend is a functional, minimal client rather than a polished product.</w:t>
+        <w:spacing w:after="60"/>
+      </w:pPr>
+      <w:r>
+        <w:rPr/>
+        <w:t xml:space="preserve">A production-grade UI — the frontend is a functional, minimal client.</w:t>
       </w:r>
     </w:p>
     <w:p>
@@ -2105,6 +5036,7 @@
         <w:keepNext/>
       </w:pPr>
       <w:r>
+        <w:rPr/>
         <w:t xml:space="preserve">C. Product-Development Scope</w:t>
       </w:r>
     </w:p>
@@ -2134,16 +5066,24 @@
           <w:tcPr>
             <w:tcW w:w="1800" w:type="dxa"/>
             <w:shd w:val="clear" w:fill="1F3864"/>
-            <w:vAlign w:val="center"/>
-          </w:tcPr>
-          <w:p>
-            <w:pPr>
-              <w:spacing w:before="20" w:after="20"/>
+            <w:tcMar>
+              <w:top w:w="30" w:type="dxa"/>
+              <w:bottom w:w="30" w:type="dxa"/>
+              <w:left w:w="80" w:type="dxa"/>
+              <w:right w:w="80" w:type="dxa"/>
+            </w:tcMar>
+            <w:vAlign w:val="center"/>
+          </w:tcPr>
+          <w:p>
+            <w:pPr>
+              <w:spacing w:after="0" w:line="248" w:lineRule="auto"/>
             </w:pPr>
             <w:r>
               <w:rPr>
                 <w:b/>
                 <w:color w:val="FFFFFF"/>
+                <w:sz w:val="19"/>
+                <w:szCs w:val="19"/>
               </w:rPr>
               <w:t xml:space="preserve">Layer</w:t>
             </w:r>
@@ -2153,16 +5093,24 @@
           <w:tcPr>
             <w:tcW w:w="5560" w:type="dxa"/>
             <w:shd w:val="clear" w:fill="1F3864"/>
-            <w:vAlign w:val="center"/>
-          </w:tcPr>
-          <w:p>
-            <w:pPr>
-              <w:spacing w:before="20" w:after="20"/>
+            <w:tcMar>
+              <w:top w:w="30" w:type="dxa"/>
+              <w:bottom w:w="30" w:type="dxa"/>
+              <w:left w:w="80" w:type="dxa"/>
+              <w:right w:w="80" w:type="dxa"/>
+            </w:tcMar>
+            <w:vAlign w:val="center"/>
+          </w:tcPr>
+          <w:p>
+            <w:pPr>
+              <w:spacing w:after="0" w:line="248" w:lineRule="auto"/>
             </w:pPr>
             <w:r>
               <w:rPr>
                 <w:b/>
                 <w:color w:val="FFFFFF"/>
+                <w:sz w:val="19"/>
+                <w:szCs w:val="19"/>
               </w:rPr>
               <w:t xml:space="preserve">Deliverable</w:t>
             </w:r>
@@ -2172,16 +5120,24 @@
           <w:tcPr>
             <w:tcW w:w="2000" w:type="dxa"/>
             <w:shd w:val="clear" w:fill="1F3864"/>
-            <w:vAlign w:val="center"/>
-          </w:tcPr>
-          <w:p>
-            <w:pPr>
-              <w:spacing w:before="20" w:after="20"/>
+            <w:tcMar>
+              <w:top w:w="30" w:type="dxa"/>
+              <w:bottom w:w="30" w:type="dxa"/>
+              <w:left w:w="80" w:type="dxa"/>
+              <w:right w:w="80" w:type="dxa"/>
+            </w:tcMar>
+            <w:vAlign w:val="center"/>
+          </w:tcPr>
+          <w:p>
+            <w:pPr>
+              <w:spacing w:after="0" w:line="248" w:lineRule="auto"/>
             </w:pPr>
             <w:r>
               <w:rPr>
                 <w:b/>
                 <w:color w:val="FFFFFF"/>
+                <w:sz w:val="19"/>
+                <w:szCs w:val="19"/>
               </w:rPr>
               <w:t xml:space="preserve">Maturity</w:t>
             </w:r>
@@ -2192,13 +5148,23 @@
         <w:tc>
           <w:tcPr>
             <w:tcW w:w="1800" w:type="dxa"/>
-            <w:vAlign w:val="center"/>
-          </w:tcPr>
-          <w:p>
-            <w:pPr>
-              <w:spacing w:before="20" w:after="20"/>
-            </w:pPr>
-            <w:r>
+            <w:tcMar>
+              <w:top w:w="30" w:type="dxa"/>
+              <w:bottom w:w="30" w:type="dxa"/>
+              <w:left w:w="80" w:type="dxa"/>
+              <w:right w:w="80" w:type="dxa"/>
+            </w:tcMar>
+            <w:vAlign w:val="center"/>
+          </w:tcPr>
+          <w:p>
+            <w:pPr>
+              <w:spacing w:after="0" w:line="248" w:lineRule="auto"/>
+            </w:pPr>
+            <w:r>
+              <w:rPr>
+                <w:sz w:val="19"/>
+                <w:szCs w:val="19"/>
+              </w:rPr>
               <w:t xml:space="preserve">Crypto core</w:t>
             </w:r>
           </w:p>
@@ -2206,13 +5172,23 @@
         <w:tc>
           <w:tcPr>
             <w:tcW w:w="5560" w:type="dxa"/>
-            <w:vAlign w:val="center"/>
-          </w:tcPr>
-          <w:p>
-            <w:pPr>
-              <w:spacing w:before="20" w:after="20"/>
-            </w:pPr>
-            <w:r>
+            <w:tcMar>
+              <w:top w:w="30" w:type="dxa"/>
+              <w:bottom w:w="30" w:type="dxa"/>
+              <w:left w:w="80" w:type="dxa"/>
+              <w:right w:w="80" w:type="dxa"/>
+            </w:tcMar>
+            <w:vAlign w:val="center"/>
+          </w:tcPr>
+          <w:p>
+            <w:pPr>
+              <w:spacing w:after="0" w:line="248" w:lineRule="auto"/>
+            </w:pPr>
+            <w:r>
+              <w:rPr>
+                <w:sz w:val="19"/>
+                <w:szCs w:val="19"/>
+              </w:rPr>
               <w:t xml:space="preserve">AES/RSA/CP-ABE hybrid module with tests</w:t>
             </w:r>
           </w:p>
@@ -2220,13 +5196,23 @@
         <w:tc>
           <w:tcPr>
             <w:tcW w:w="2000" w:type="dxa"/>
-            <w:vAlign w:val="center"/>
-          </w:tcPr>
-          <w:p>
-            <w:pPr>
-              <w:spacing w:before="20" w:after="20"/>
-            </w:pPr>
-            <w:r>
+            <w:tcMar>
+              <w:top w:w="30" w:type="dxa"/>
+              <w:bottom w:w="30" w:type="dxa"/>
+              <w:left w:w="80" w:type="dxa"/>
+              <w:right w:w="80" w:type="dxa"/>
+            </w:tcMar>
+            <w:vAlign w:val="center"/>
+          </w:tcPr>
+          <w:p>
+            <w:pPr>
+              <w:spacing w:after="0" w:line="248" w:lineRule="auto"/>
+            </w:pPr>
+            <w:r>
+              <w:rPr>
+                <w:sz w:val="19"/>
+                <w:szCs w:val="19"/>
+              </w:rPr>
               <w:t xml:space="preserve">Fully working</w:t>
             </w:r>
           </w:p>
@@ -2236,13 +5222,23 @@
         <w:tc>
           <w:tcPr>
             <w:tcW w:w="1800" w:type="dxa"/>
-            <w:vAlign w:val="center"/>
-          </w:tcPr>
-          <w:p>
-            <w:pPr>
-              <w:spacing w:before="20" w:after="20"/>
-            </w:pPr>
-            <w:r>
+            <w:tcMar>
+              <w:top w:w="30" w:type="dxa"/>
+              <w:bottom w:w="30" w:type="dxa"/>
+              <w:left w:w="80" w:type="dxa"/>
+              <w:right w:w="80" w:type="dxa"/>
+            </w:tcMar>
+            <w:vAlign w:val="center"/>
+          </w:tcPr>
+          <w:p>
+            <w:pPr>
+              <w:spacing w:after="0" w:line="248" w:lineRule="auto"/>
+            </w:pPr>
+            <w:r>
+              <w:rPr>
+                <w:sz w:val="19"/>
+                <w:szCs w:val="19"/>
+              </w:rPr>
               <w:t xml:space="preserve">Backend</w:t>
             </w:r>
           </w:p>
@@ -2250,13 +5246,23 @@
         <w:tc>
           <w:tcPr>
             <w:tcW w:w="5560" w:type="dxa"/>
-            <w:vAlign w:val="center"/>
-          </w:tcPr>
-          <w:p>
-            <w:pPr>
-              <w:spacing w:before="20" w:after="20"/>
-            </w:pPr>
-            <w:r>
+            <w:tcMar>
+              <w:top w:w="30" w:type="dxa"/>
+              <w:bottom w:w="30" w:type="dxa"/>
+              <w:left w:w="80" w:type="dxa"/>
+              <w:right w:w="80" w:type="dxa"/>
+            </w:tcMar>
+            <w:vAlign w:val="center"/>
+          </w:tcPr>
+          <w:p>
+            <w:pPr>
+              <w:spacing w:after="0" w:line="248" w:lineRule="auto"/>
+            </w:pPr>
+            <w:r>
+              <w:rPr>
+                <w:sz w:val="19"/>
+                <w:szCs w:val="19"/>
+              </w:rPr>
               <w:t xml:space="preserve">Flask REST API with JWT and ABAC PDP</w:t>
             </w:r>
           </w:p>
@@ -2264,13 +5270,23 @@
         <w:tc>
           <w:tcPr>
             <w:tcW w:w="2000" w:type="dxa"/>
-            <w:vAlign w:val="center"/>
-          </w:tcPr>
-          <w:p>
-            <w:pPr>
-              <w:spacing w:before="20" w:after="20"/>
-            </w:pPr>
-            <w:r>
+            <w:tcMar>
+              <w:top w:w="30" w:type="dxa"/>
+              <w:bottom w:w="30" w:type="dxa"/>
+              <w:left w:w="80" w:type="dxa"/>
+              <w:right w:w="80" w:type="dxa"/>
+            </w:tcMar>
+            <w:vAlign w:val="center"/>
+          </w:tcPr>
+          <w:p>
+            <w:pPr>
+              <w:spacing w:after="0" w:line="248" w:lineRule="auto"/>
+            </w:pPr>
+            <w:r>
+              <w:rPr>
+                <w:sz w:val="19"/>
+                <w:szCs w:val="19"/>
+              </w:rPr>
               <w:t xml:space="preserve">Fully working</w:t>
             </w:r>
           </w:p>
@@ -2280,13 +5296,23 @@
         <w:tc>
           <w:tcPr>
             <w:tcW w:w="1800" w:type="dxa"/>
-            <w:vAlign w:val="center"/>
-          </w:tcPr>
-          <w:p>
-            <w:pPr>
-              <w:spacing w:before="20" w:after="20"/>
-            </w:pPr>
-            <w:r>
+            <w:tcMar>
+              <w:top w:w="30" w:type="dxa"/>
+              <w:bottom w:w="30" w:type="dxa"/>
+              <w:left w:w="80" w:type="dxa"/>
+              <w:right w:w="80" w:type="dxa"/>
+            </w:tcMar>
+            <w:vAlign w:val="center"/>
+          </w:tcPr>
+          <w:p>
+            <w:pPr>
+              <w:spacing w:after="0" w:line="248" w:lineRule="auto"/>
+            </w:pPr>
+            <w:r>
+              <w:rPr>
+                <w:sz w:val="19"/>
+                <w:szCs w:val="19"/>
+              </w:rPr>
               <w:t xml:space="preserve">Storage</w:t>
             </w:r>
           </w:p>
@@ -2294,13 +5320,23 @@
         <w:tc>
           <w:tcPr>
             <w:tcW w:w="5560" w:type="dxa"/>
-            <w:vAlign w:val="center"/>
-          </w:tcPr>
-          <w:p>
-            <w:pPr>
-              <w:spacing w:before="20" w:after="20"/>
-            </w:pPr>
-            <w:r>
+            <w:tcMar>
+              <w:top w:w="30" w:type="dxa"/>
+              <w:bottom w:w="30" w:type="dxa"/>
+              <w:left w:w="80" w:type="dxa"/>
+              <w:right w:w="80" w:type="dxa"/>
+            </w:tcMar>
+            <w:vAlign w:val="center"/>
+          </w:tcPr>
+          <w:p>
+            <w:pPr>
+              <w:spacing w:after="0" w:line="248" w:lineRule="auto"/>
+            </w:pPr>
+            <w:r>
+              <w:rPr>
+                <w:sz w:val="19"/>
+                <w:szCs w:val="19"/>
+              </w:rPr>
               <w:t xml:space="preserve">S3/Azure adapter with MongoDB metadata</w:t>
             </w:r>
           </w:p>
@@ -2308,13 +5344,23 @@
         <w:tc>
           <w:tcPr>
             <w:tcW w:w="2000" w:type="dxa"/>
-            <w:vAlign w:val="center"/>
-          </w:tcPr>
-          <w:p>
-            <w:pPr>
-              <w:spacing w:before="20" w:after="20"/>
-            </w:pPr>
-            <w:r>
+            <w:tcMar>
+              <w:top w:w="30" w:type="dxa"/>
+              <w:bottom w:w="30" w:type="dxa"/>
+              <w:left w:w="80" w:type="dxa"/>
+              <w:right w:w="80" w:type="dxa"/>
+            </w:tcMar>
+            <w:vAlign w:val="center"/>
+          </w:tcPr>
+          <w:p>
+            <w:pPr>
+              <w:spacing w:after="0" w:line="248" w:lineRule="auto"/>
+            </w:pPr>
+            <w:r>
+              <w:rPr>
+                <w:sz w:val="19"/>
+                <w:szCs w:val="19"/>
+              </w:rPr>
               <w:t xml:space="preserve">Fully working</w:t>
             </w:r>
           </w:p>
@@ -2324,13 +5370,23 @@
         <w:tc>
           <w:tcPr>
             <w:tcW w:w="1800" w:type="dxa"/>
-            <w:vAlign w:val="center"/>
-          </w:tcPr>
-          <w:p>
-            <w:pPr>
-              <w:spacing w:before="20" w:after="20"/>
-            </w:pPr>
-            <w:r>
+            <w:tcMar>
+              <w:top w:w="30" w:type="dxa"/>
+              <w:bottom w:w="30" w:type="dxa"/>
+              <w:left w:w="80" w:type="dxa"/>
+              <w:right w:w="80" w:type="dxa"/>
+            </w:tcMar>
+            <w:vAlign w:val="center"/>
+          </w:tcPr>
+          <w:p>
+            <w:pPr>
+              <w:spacing w:after="0" w:line="248" w:lineRule="auto"/>
+            </w:pPr>
+            <w:r>
+              <w:rPr>
+                <w:sz w:val="19"/>
+                <w:szCs w:val="19"/>
+              </w:rPr>
               <w:t xml:space="preserve">Revocation</w:t>
             </w:r>
           </w:p>
@@ -2338,13 +5394,23 @@
         <w:tc>
           <w:tcPr>
             <w:tcW w:w="5560" w:type="dxa"/>
-            <w:vAlign w:val="center"/>
-          </w:tcPr>
-          <w:p>
-            <w:pPr>
-              <w:spacing w:before="20" w:after="20"/>
-            </w:pPr>
-            <w:r>
+            <w:tcMar>
+              <w:top w:w="30" w:type="dxa"/>
+              <w:bottom w:w="30" w:type="dxa"/>
+              <w:left w:w="80" w:type="dxa"/>
+              <w:right w:w="80" w:type="dxa"/>
+            </w:tcMar>
+            <w:vAlign w:val="center"/>
+          </w:tcPr>
+          <w:p>
+            <w:pPr>
+              <w:spacing w:after="0" w:line="248" w:lineRule="auto"/>
+            </w:pPr>
+            <w:r>
+              <w:rPr>
+                <w:sz w:val="19"/>
+                <w:szCs w:val="19"/>
+              </w:rPr>
               <w:t xml:space="preserve">Attribute versioning and lazy re-wrap</w:t>
             </w:r>
           </w:p>
@@ -2352,13 +5418,23 @@
         <w:tc>
           <w:tcPr>
             <w:tcW w:w="2000" w:type="dxa"/>
-            <w:vAlign w:val="center"/>
-          </w:tcPr>
-          <w:p>
-            <w:pPr>
-              <w:spacing w:before="20" w:after="20"/>
-            </w:pPr>
-            <w:r>
+            <w:tcMar>
+              <w:top w:w="30" w:type="dxa"/>
+              <w:bottom w:w="30" w:type="dxa"/>
+              <w:left w:w="80" w:type="dxa"/>
+              <w:right w:w="80" w:type="dxa"/>
+            </w:tcMar>
+            <w:vAlign w:val="center"/>
+          </w:tcPr>
+          <w:p>
+            <w:pPr>
+              <w:spacing w:after="0" w:line="248" w:lineRule="auto"/>
+            </w:pPr>
+            <w:r>
+              <w:rPr>
+                <w:sz w:val="19"/>
+                <w:szCs w:val="19"/>
+              </w:rPr>
               <w:t xml:space="preserve">Prototype</w:t>
             </w:r>
           </w:p>
@@ -2368,13 +5444,23 @@
         <w:tc>
           <w:tcPr>
             <w:tcW w:w="1800" w:type="dxa"/>
-            <w:vAlign w:val="center"/>
-          </w:tcPr>
-          <w:p>
-            <w:pPr>
-              <w:spacing w:before="20" w:after="20"/>
-            </w:pPr>
-            <w:r>
+            <w:tcMar>
+              <w:top w:w="30" w:type="dxa"/>
+              <w:bottom w:w="30" w:type="dxa"/>
+              <w:left w:w="80" w:type="dxa"/>
+              <w:right w:w="80" w:type="dxa"/>
+            </w:tcMar>
+            <w:vAlign w:val="center"/>
+          </w:tcPr>
+          <w:p>
+            <w:pPr>
+              <w:spacing w:after="0" w:line="248" w:lineRule="auto"/>
+            </w:pPr>
+            <w:r>
+              <w:rPr>
+                <w:sz w:val="19"/>
+                <w:szCs w:val="19"/>
+              </w:rPr>
               <w:t xml:space="preserve">Frontend</w:t>
             </w:r>
           </w:p>
@@ -2382,13 +5468,23 @@
         <w:tc>
           <w:tcPr>
             <w:tcW w:w="5560" w:type="dxa"/>
-            <w:vAlign w:val="center"/>
-          </w:tcPr>
-          <w:p>
-            <w:pPr>
-              <w:spacing w:before="20" w:after="20"/>
-            </w:pPr>
-            <w:r>
+            <w:tcMar>
+              <w:top w:w="30" w:type="dxa"/>
+              <w:bottom w:w="30" w:type="dxa"/>
+              <w:left w:w="80" w:type="dxa"/>
+              <w:right w:w="80" w:type="dxa"/>
+            </w:tcMar>
+            <w:vAlign w:val="center"/>
+          </w:tcPr>
+          <w:p>
+            <w:pPr>
+              <w:spacing w:after="0" w:line="248" w:lineRule="auto"/>
+            </w:pPr>
+            <w:r>
+              <w:rPr>
+                <w:sz w:val="19"/>
+                <w:szCs w:val="19"/>
+              </w:rPr>
               <w:t xml:space="preserve">Upload / download / share / policy UI</w:t>
             </w:r>
           </w:p>
@@ -2396,13 +5492,23 @@
         <w:tc>
           <w:tcPr>
             <w:tcW w:w="2000" w:type="dxa"/>
-            <w:vAlign w:val="center"/>
-          </w:tcPr>
-          <w:p>
-            <w:pPr>
-              <w:spacing w:before="20" w:after="20"/>
-            </w:pPr>
-            <w:r>
+            <w:tcMar>
+              <w:top w:w="30" w:type="dxa"/>
+              <w:bottom w:w="30" w:type="dxa"/>
+              <w:left w:w="80" w:type="dxa"/>
+              <w:right w:w="80" w:type="dxa"/>
+            </w:tcMar>
+            <w:vAlign w:val="center"/>
+          </w:tcPr>
+          <w:p>
+            <w:pPr>
+              <w:spacing w:after="0" w:line="248" w:lineRule="auto"/>
+            </w:pPr>
+            <w:r>
+              <w:rPr>
+                <w:sz w:val="19"/>
+                <w:szCs w:val="19"/>
+              </w:rPr>
               <w:t xml:space="preserve">Demo-level</w:t>
             </w:r>
           </w:p>
@@ -2412,13 +5518,23 @@
         <w:tc>
           <w:tcPr>
             <w:tcW w:w="1800" w:type="dxa"/>
-            <w:vAlign w:val="center"/>
-          </w:tcPr>
-          <w:p>
-            <w:pPr>
-              <w:spacing w:before="20" w:after="20"/>
-            </w:pPr>
-            <w:r>
+            <w:tcMar>
+              <w:top w:w="30" w:type="dxa"/>
+              <w:bottom w:w="30" w:type="dxa"/>
+              <w:left w:w="80" w:type="dxa"/>
+              <w:right w:w="80" w:type="dxa"/>
+            </w:tcMar>
+            <w:vAlign w:val="center"/>
+          </w:tcPr>
+          <w:p>
+            <w:pPr>
+              <w:spacing w:after="0" w:line="248" w:lineRule="auto"/>
+            </w:pPr>
+            <w:r>
+              <w:rPr>
+                <w:sz w:val="19"/>
+                <w:szCs w:val="19"/>
+              </w:rPr>
               <w:t xml:space="preserve">Evaluation</w:t>
             </w:r>
           </w:p>
@@ -2426,13 +5542,23 @@
         <w:tc>
           <w:tcPr>
             <w:tcW w:w="5560" w:type="dxa"/>
-            <w:vAlign w:val="center"/>
-          </w:tcPr>
-          <w:p>
-            <w:pPr>
-              <w:spacing w:before="20" w:after="20"/>
-            </w:pPr>
-            <w:r>
+            <w:tcMar>
+              <w:top w:w="30" w:type="dxa"/>
+              <w:bottom w:w="30" w:type="dxa"/>
+              <w:left w:w="80" w:type="dxa"/>
+              <w:right w:w="80" w:type="dxa"/>
+            </w:tcMar>
+            <w:vAlign w:val="center"/>
+          </w:tcPr>
+          <w:p>
+            <w:pPr>
+              <w:spacing w:after="0" w:line="248" w:lineRule="auto"/>
+            </w:pPr>
+            <w:r>
+              <w:rPr>
+                <w:sz w:val="19"/>
+                <w:szCs w:val="19"/>
+              </w:rPr>
               <w:t xml:space="preserve">Benchmark scripts and graphs</w:t>
             </w:r>
           </w:p>
@@ -2440,13 +5566,23 @@
         <w:tc>
           <w:tcPr>
             <w:tcW w:w="2000" w:type="dxa"/>
-            <w:vAlign w:val="center"/>
-          </w:tcPr>
-          <w:p>
-            <w:pPr>
-              <w:spacing w:before="20" w:after="20"/>
-            </w:pPr>
-            <w:r>
+            <w:tcMar>
+              <w:top w:w="30" w:type="dxa"/>
+              <w:bottom w:w="30" w:type="dxa"/>
+              <w:left w:w="80" w:type="dxa"/>
+              <w:right w:w="80" w:type="dxa"/>
+            </w:tcMar>
+            <w:vAlign w:val="center"/>
+          </w:tcPr>
+          <w:p>
+            <w:pPr>
+              <w:spacing w:after="0" w:line="248" w:lineRule="auto"/>
+            </w:pPr>
+            <w:r>
+              <w:rPr>
+                <w:sz w:val="19"/>
+                <w:szCs w:val="19"/>
+              </w:rPr>
               <w:t xml:space="preserve">Fully working</w:t>
             </w:r>
           </w:p>
@@ -2459,6 +5595,7 @@
         <w:spacing w:after="0"/>
       </w:pPr>
       <w:r>
+        <w:rPr/>
         <w:t xml:space="preserve"/>
       </w:r>
     </w:p>
@@ -2468,6 +5605,7 @@
         <w:keepNext/>
       </w:pPr>
       <w:r>
+        <w:rPr/>
         <w:t xml:space="preserve">V. Novelty</w:t>
       </w:r>
     </w:p>
@@ -2477,6 +5615,7 @@
         <w:keepNext/>
       </w:pPr>
       <w:r>
+        <w:rPr/>
         <w:t xml:space="preserve">A. Beyond a Re-Implementation</w:t>
       </w:r>
     </w:p>
@@ -2487,10 +5626,17 @@
           <w:ilvl w:val="0"/>
           <w:numId w:val="1"/>
         </w:numPr>
-        <w:spacing w:after="80"/>
-      </w:pPr>
-      <w:r>
-        <w:t xml:space="preserve">Three-tier key wrapping: AES → CP-ABE → per-user RSA, giving both attribute-based authorisation and device-level binding, with a security argument for the extra layer.</w:t>
+        <w:spacing w:after="60"/>
+      </w:pPr>
+      <w:r>
+        <w:rPr>
+          <w:b/>
+        </w:rPr>
+        <w:t xml:space="preserve">Three-tier key wrapping</w:t>
+      </w:r>
+      <w:r>
+        <w:rPr/>
+        <w:t xml:space="preserve"> — AES → CP-ABE → per-user RSA, giving both attribute-based authorisation and device-level binding, with a security argument for the extra layer.</w:t>
       </w:r>
     </w:p>
     <w:p>
@@ -2500,10 +5646,17 @@
           <w:ilvl w:val="0"/>
           <w:numId w:val="1"/>
         </w:numPr>
-        <w:spacing w:after="80"/>
-      </w:pPr>
-      <w:r>
-        <w:t xml:space="preserve">Efficient revocation: attribute versioning with lazy re-encryption, backed by a measured cost model, aimed at the most critical gap in the literature.</w:t>
+        <w:spacing w:after="60"/>
+      </w:pPr>
+      <w:r>
+        <w:rPr>
+          <w:b/>
+        </w:rPr>
+        <w:t xml:space="preserve">Efficient revocation</w:t>
+      </w:r>
+      <w:r>
+        <w:rPr/>
+        <w:t xml:space="preserve"> — attribute versioning with lazy re-encryption, backed by a measured cost model, aimed at the most critical gap [5]–[8].</w:t>
       </w:r>
     </w:p>
     <w:p>
@@ -2513,10 +5666,17 @@
           <w:ilvl w:val="0"/>
           <w:numId w:val="1"/>
         </w:numPr>
-        <w:spacing w:after="80"/>
-      </w:pPr>
-      <w:r>
-        <w:t xml:space="preserve">A defence-in-depth trust model: ABAC enforces revocation instantly at the access layer but relies on that layer being trusted; CP-ABE enforces revocation cryptographically (it cannot be bypassed even by the server) but is computationally expensive. We combine the two so ABAC handles the common fast path while CP-ABE guarantees confidentiality if the enforcement layer is compromised.</w:t>
+        <w:spacing w:after="60"/>
+      </w:pPr>
+      <w:r>
+        <w:rPr>
+          <w:b/>
+        </w:rPr>
+        <w:t xml:space="preserve">Defence-in-depth trust model</w:t>
+      </w:r>
+      <w:r>
+        <w:rPr/>
+        <w:t xml:space="preserve"> — ABAC enforces revocation instantly at the access layer but relies on that layer being trusted; CP-ABE enforces revocation cryptographically (unbypassable even by the server) but is expensive. We combine them so ABAC handles the fast path while CP-ABE guarantees confidentiality if enforcement is compromised.</w:t>
       </w:r>
     </w:p>
     <w:p>
@@ -2526,10 +5686,17 @@
           <w:ilvl w:val="0"/>
           <w:numId w:val="1"/>
         </w:numPr>
-        <w:spacing w:after="80"/>
-      </w:pPr>
-      <w:r>
-        <w:t xml:space="preserve">Outsourced decryption: moving the heavy pairing computations to the server via a transformation key, leaving the client only a light final step [7 (Green et al.)].</w:t>
+        <w:spacing w:after="60"/>
+      </w:pPr>
+      <w:r>
+        <w:rPr>
+          <w:b/>
+        </w:rPr>
+        <w:t xml:space="preserve">Outsourced decryption</w:t>
+      </w:r>
+      <w:r>
+        <w:rPr/>
+        <w:t xml:space="preserve"> — moving heavy pairing computations to the server via a transformation key, leaving the client a light final step.</w:t>
       </w:r>
     </w:p>
     <w:p>
@@ -2539,10 +5706,17 @@
           <w:ilvl w:val="0"/>
           <w:numId w:val="1"/>
         </w:numPr>
-        <w:spacing w:after="80"/>
-      </w:pPr>
-      <w:r>
-        <w:t xml:space="preserve">Post-quantum readiness: evaluating ML-KEM (Kyber) and lattice-based ABE alongside RSA to prepare the system against future quantum threats.</w:t>
+        <w:spacing w:after="60"/>
+      </w:pPr>
+      <w:r>
+        <w:rPr>
+          <w:b/>
+        </w:rPr>
+        <w:t xml:space="preserve">Post-quantum readiness</w:t>
+      </w:r>
+      <w:r>
+        <w:rPr/>
+        <w:t xml:space="preserve"> — evaluating ML-KEM (Kyber, NIST FIPS 203) and lattice-based ABE alongside RSA to prepare for quantum threats [12], [16], [20].</w:t>
       </w:r>
     </w:p>
     <w:p>
@@ -2551,6 +5725,7 @@
         <w:keepNext/>
       </w:pPr>
       <w:r>
+        <w:rPr/>
         <w:t xml:space="preserve">B. Multidisciplinary Aspects</w:t>
       </w:r>
     </w:p>
@@ -2579,16 +5754,24 @@
           <w:tcPr>
             <w:tcW w:w="3000" w:type="dxa"/>
             <w:shd w:val="clear" w:fill="1F3864"/>
-            <w:vAlign w:val="center"/>
-          </w:tcPr>
-          <w:p>
-            <w:pPr>
-              <w:spacing w:before="20" w:after="20"/>
+            <w:tcMar>
+              <w:top w:w="30" w:type="dxa"/>
+              <w:bottom w:w="30" w:type="dxa"/>
+              <w:left w:w="80" w:type="dxa"/>
+              <w:right w:w="80" w:type="dxa"/>
+            </w:tcMar>
+            <w:vAlign w:val="center"/>
+          </w:tcPr>
+          <w:p>
+            <w:pPr>
+              <w:spacing w:after="0" w:line="248" w:lineRule="auto"/>
             </w:pPr>
             <w:r>
               <w:rPr>
                 <w:b/>
                 <w:color w:val="FFFFFF"/>
+                <w:sz w:val="19"/>
+                <w:szCs w:val="19"/>
               </w:rPr>
               <w:t xml:space="preserve">Discipline</w:t>
             </w:r>
@@ -2598,16 +5781,24 @@
           <w:tcPr>
             <w:tcW w:w="6360" w:type="dxa"/>
             <w:shd w:val="clear" w:fill="1F3864"/>
-            <w:vAlign w:val="center"/>
-          </w:tcPr>
-          <w:p>
-            <w:pPr>
-              <w:spacing w:before="20" w:after="20"/>
+            <w:tcMar>
+              <w:top w:w="30" w:type="dxa"/>
+              <w:bottom w:w="30" w:type="dxa"/>
+              <w:left w:w="80" w:type="dxa"/>
+              <w:right w:w="80" w:type="dxa"/>
+            </w:tcMar>
+            <w:vAlign w:val="center"/>
+          </w:tcPr>
+          <w:p>
+            <w:pPr>
+              <w:spacing w:after="0" w:line="248" w:lineRule="auto"/>
             </w:pPr>
             <w:r>
               <w:rPr>
                 <w:b/>
                 <w:color w:val="FFFFFF"/>
+                <w:sz w:val="19"/>
+                <w:szCs w:val="19"/>
               </w:rPr>
               <w:t xml:space="preserve">Contribution</w:t>
             </w:r>
@@ -2618,13 +5809,23 @@
         <w:tc>
           <w:tcPr>
             <w:tcW w:w="3000" w:type="dxa"/>
-            <w:vAlign w:val="center"/>
-          </w:tcPr>
-          <w:p>
-            <w:pPr>
-              <w:spacing w:before="20" w:after="20"/>
-            </w:pPr>
-            <w:r>
+            <w:tcMar>
+              <w:top w:w="30" w:type="dxa"/>
+              <w:bottom w:w="30" w:type="dxa"/>
+              <w:left w:w="80" w:type="dxa"/>
+              <w:right w:w="80" w:type="dxa"/>
+            </w:tcMar>
+            <w:vAlign w:val="center"/>
+          </w:tcPr>
+          <w:p>
+            <w:pPr>
+              <w:spacing w:after="0" w:line="248" w:lineRule="auto"/>
+            </w:pPr>
+            <w:r>
+              <w:rPr>
+                <w:sz w:val="19"/>
+                <w:szCs w:val="19"/>
+              </w:rPr>
               <w:t xml:space="preserve">Cryptography / Mathematics</w:t>
             </w:r>
           </w:p>
@@ -2632,14 +5833,24 @@
         <w:tc>
           <w:tcPr>
             <w:tcW w:w="6360" w:type="dxa"/>
-            <w:vAlign w:val="center"/>
-          </w:tcPr>
-          <w:p>
-            <w:pPr>
-              <w:spacing w:before="20" w:after="20"/>
-            </w:pPr>
-            <w:r>
-              <w:t xml:space="preserve">Bilinear pairings, secret sharing (LSSS/Shamir), DBDH-based security proofs</w:t>
+            <w:tcMar>
+              <w:top w:w="30" w:type="dxa"/>
+              <w:bottom w:w="30" w:type="dxa"/>
+              <w:left w:w="80" w:type="dxa"/>
+              <w:right w:w="80" w:type="dxa"/>
+            </w:tcMar>
+            <w:vAlign w:val="center"/>
+          </w:tcPr>
+          <w:p>
+            <w:pPr>
+              <w:spacing w:after="0" w:line="248" w:lineRule="auto"/>
+            </w:pPr>
+            <w:r>
+              <w:rPr>
+                <w:sz w:val="19"/>
+                <w:szCs w:val="19"/>
+              </w:rPr>
+              <w:t xml:space="preserve">Bilinear pairings, secret sharing (LSSS/Shamir), hardness-based security arguments</w:t>
             </w:r>
           </w:p>
         </w:tc>
@@ -2648,13 +5859,23 @@
         <w:tc>
           <w:tcPr>
             <w:tcW w:w="3000" w:type="dxa"/>
-            <w:vAlign w:val="center"/>
-          </w:tcPr>
-          <w:p>
-            <w:pPr>
-              <w:spacing w:before="20" w:after="20"/>
-            </w:pPr>
-            <w:r>
+            <w:tcMar>
+              <w:top w:w="30" w:type="dxa"/>
+              <w:bottom w:w="30" w:type="dxa"/>
+              <w:left w:w="80" w:type="dxa"/>
+              <w:right w:w="80" w:type="dxa"/>
+            </w:tcMar>
+            <w:vAlign w:val="center"/>
+          </w:tcPr>
+          <w:p>
+            <w:pPr>
+              <w:spacing w:after="0" w:line="248" w:lineRule="auto"/>
+            </w:pPr>
+            <w:r>
+              <w:rPr>
+                <w:sz w:val="19"/>
+                <w:szCs w:val="19"/>
+              </w:rPr>
               <w:t xml:space="preserve">Software / Systems Engineering</w:t>
             </w:r>
           </w:p>
@@ -2662,13 +5883,23 @@
         <w:tc>
           <w:tcPr>
             <w:tcW w:w="6360" w:type="dxa"/>
-            <w:vAlign w:val="center"/>
-          </w:tcPr>
-          <w:p>
-            <w:pPr>
-              <w:spacing w:before="20" w:after="20"/>
-            </w:pPr>
-            <w:r>
+            <w:tcMar>
+              <w:top w:w="30" w:type="dxa"/>
+              <w:bottom w:w="30" w:type="dxa"/>
+              <w:left w:w="80" w:type="dxa"/>
+              <w:right w:w="80" w:type="dxa"/>
+            </w:tcMar>
+            <w:vAlign w:val="center"/>
+          </w:tcPr>
+          <w:p>
+            <w:pPr>
+              <w:spacing w:after="0" w:line="248" w:lineRule="auto"/>
+            </w:pPr>
+            <w:r>
+              <w:rPr>
+                <w:sz w:val="19"/>
+                <w:szCs w:val="19"/>
+              </w:rPr>
               <w:t xml:space="preserve">Flask API, MongoDB, cloud SDKs, Docker, testing</w:t>
             </w:r>
           </w:p>
@@ -2678,13 +5909,23 @@
         <w:tc>
           <w:tcPr>
             <w:tcW w:w="3000" w:type="dxa"/>
-            <w:vAlign w:val="center"/>
-          </w:tcPr>
-          <w:p>
-            <w:pPr>
-              <w:spacing w:before="20" w:after="20"/>
-            </w:pPr>
-            <w:r>
+            <w:tcMar>
+              <w:top w:w="30" w:type="dxa"/>
+              <w:bottom w:w="30" w:type="dxa"/>
+              <w:left w:w="80" w:type="dxa"/>
+              <w:right w:w="80" w:type="dxa"/>
+            </w:tcMar>
+            <w:vAlign w:val="center"/>
+          </w:tcPr>
+          <w:p>
+            <w:pPr>
+              <w:spacing w:after="0" w:line="248" w:lineRule="auto"/>
+            </w:pPr>
+            <w:r>
+              <w:rPr>
+                <w:sz w:val="19"/>
+                <w:szCs w:val="19"/>
+              </w:rPr>
               <w:t xml:space="preserve">Cloud / Distributed Systems</w:t>
             </w:r>
           </w:p>
@@ -2692,13 +5933,23 @@
         <w:tc>
           <w:tcPr>
             <w:tcW w:w="6360" w:type="dxa"/>
-            <w:vAlign w:val="center"/>
-          </w:tcPr>
-          <w:p>
-            <w:pPr>
-              <w:spacing w:before="20" w:after="20"/>
-            </w:pPr>
-            <w:r>
+            <w:tcMar>
+              <w:top w:w="30" w:type="dxa"/>
+              <w:bottom w:w="30" w:type="dxa"/>
+              <w:left w:w="80" w:type="dxa"/>
+              <w:right w:w="80" w:type="dxa"/>
+            </w:tcMar>
+            <w:vAlign w:val="center"/>
+          </w:tcPr>
+          <w:p>
+            <w:pPr>
+              <w:spacing w:after="0" w:line="248" w:lineRule="auto"/>
+            </w:pPr>
+            <w:r>
+              <w:rPr>
+                <w:sz w:val="19"/>
+                <w:szCs w:val="19"/>
+              </w:rPr>
               <w:t xml:space="preserve">Object storage, presigned URLs, key vaults, scalability</w:t>
             </w:r>
           </w:p>
@@ -2708,13 +5959,23 @@
         <w:tc>
           <w:tcPr>
             <w:tcW w:w="3000" w:type="dxa"/>
-            <w:vAlign w:val="center"/>
-          </w:tcPr>
-          <w:p>
-            <w:pPr>
-              <w:spacing w:before="20" w:after="20"/>
-            </w:pPr>
-            <w:r>
+            <w:tcMar>
+              <w:top w:w="30" w:type="dxa"/>
+              <w:bottom w:w="30" w:type="dxa"/>
+              <w:left w:w="80" w:type="dxa"/>
+              <w:right w:w="80" w:type="dxa"/>
+            </w:tcMar>
+            <w:vAlign w:val="center"/>
+          </w:tcPr>
+          <w:p>
+            <w:pPr>
+              <w:spacing w:after="0" w:line="248" w:lineRule="auto"/>
+            </w:pPr>
+            <w:r>
+              <w:rPr>
+                <w:sz w:val="19"/>
+                <w:szCs w:val="19"/>
+              </w:rPr>
               <w:t xml:space="preserve">Cybersecurity / Access Control</w:t>
             </w:r>
           </w:p>
@@ -2722,14 +5983,24 @@
         <w:tc>
           <w:tcPr>
             <w:tcW w:w="6360" w:type="dxa"/>
-            <w:vAlign w:val="center"/>
-          </w:tcPr>
-          <w:p>
-            <w:pPr>
-              <w:spacing w:before="20" w:after="20"/>
-            </w:pPr>
-            <w:r>
-              <w:t xml:space="preserve">ABAC (NIST SP 800-162), threat modelling, defence-in-depth</w:t>
+            <w:tcMar>
+              <w:top w:w="30" w:type="dxa"/>
+              <w:bottom w:w="30" w:type="dxa"/>
+              <w:left w:w="80" w:type="dxa"/>
+              <w:right w:w="80" w:type="dxa"/>
+            </w:tcMar>
+            <w:vAlign w:val="center"/>
+          </w:tcPr>
+          <w:p>
+            <w:pPr>
+              <w:spacing w:after="0" w:line="248" w:lineRule="auto"/>
+            </w:pPr>
+            <w:r>
+              <w:rPr>
+                <w:sz w:val="19"/>
+                <w:szCs w:val="19"/>
+              </w:rPr>
+              <w:t xml:space="preserve">ABAC, threat modelling, defence-in-depth</w:t>
             </w:r>
           </w:p>
         </w:tc>
@@ -2738,13 +6009,23 @@
         <w:tc>
           <w:tcPr>
             <w:tcW w:w="3000" w:type="dxa"/>
-            <w:vAlign w:val="center"/>
-          </w:tcPr>
-          <w:p>
-            <w:pPr>
-              <w:spacing w:before="20" w:after="20"/>
-            </w:pPr>
-            <w:r>
+            <w:tcMar>
+              <w:top w:w="30" w:type="dxa"/>
+              <w:bottom w:w="30" w:type="dxa"/>
+              <w:left w:w="80" w:type="dxa"/>
+              <w:right w:w="80" w:type="dxa"/>
+            </w:tcMar>
+            <w:vAlign w:val="center"/>
+          </w:tcPr>
+          <w:p>
+            <w:pPr>
+              <w:spacing w:after="0" w:line="248" w:lineRule="auto"/>
+            </w:pPr>
+            <w:r>
+              <w:rPr>
+                <w:sz w:val="19"/>
+                <w:szCs w:val="19"/>
+              </w:rPr>
               <w:t xml:space="preserve">Performance Engineering</w:t>
             </w:r>
           </w:p>
@@ -2752,13 +6033,23 @@
         <w:tc>
           <w:tcPr>
             <w:tcW w:w="6360" w:type="dxa"/>
-            <w:vAlign w:val="center"/>
-          </w:tcPr>
-          <w:p>
-            <w:pPr>
-              <w:spacing w:before="20" w:after="20"/>
-            </w:pPr>
-            <w:r>
+            <w:tcMar>
+              <w:top w:w="30" w:type="dxa"/>
+              <w:bottom w:w="30" w:type="dxa"/>
+              <w:left w:w="80" w:type="dxa"/>
+              <w:right w:w="80" w:type="dxa"/>
+            </w:tcMar>
+            <w:vAlign w:val="center"/>
+          </w:tcPr>
+          <w:p>
+            <w:pPr>
+              <w:spacing w:after="0" w:line="248" w:lineRule="auto"/>
+            </w:pPr>
+            <w:r>
+              <w:rPr>
+                <w:sz w:val="19"/>
+                <w:szCs w:val="19"/>
+              </w:rPr>
               <w:t xml:space="preserve">Benchmarking methodology and statistical evaluation</w:t>
             </w:r>
           </w:p>
@@ -2771,6 +6062,7 @@
         <w:spacing w:after="0"/>
       </w:pPr>
       <w:r>
+        <w:rPr/>
         <w:t xml:space="preserve"/>
       </w:r>
     </w:p>
@@ -2780,6 +6072,7 @@
         <w:keepNext/>
       </w:pPr>
       <w:r>
+        <w:rPr/>
         <w:t xml:space="preserve">C. Transdisciplinary Aspects</w:t>
       </w:r>
     </w:p>
@@ -2790,10 +6083,11 @@
           <w:ilvl w:val="0"/>
           <w:numId w:val="1"/>
         </w:numPr>
-        <w:spacing w:after="80"/>
-      </w:pPr>
-      <w:r>
-        <w:t xml:space="preserve">Healthcare and regulation (HIPAA, GDPR, India’s DPDP Act): constraints such as role, department, clearance, and time of day are encoded directly into the cryptographic policy rather than left as a separate compliance layer.</w:t>
+        <w:spacing w:after="60"/>
+      </w:pPr>
+      <w:r>
+        <w:rPr/>
+        <w:t xml:space="preserve">Healthcare &amp; regulation (HIPAA, GDPR, India’s DPDP Act): role, department, clearance, and time-of-day constraints are encoded directly into the cryptographic policy.</w:t>
       </w:r>
     </w:p>
     <w:p>
@@ -2803,10 +6097,11 @@
           <w:ilvl w:val="0"/>
           <w:numId w:val="1"/>
         </w:numPr>
-        <w:spacing w:after="80"/>
-      </w:pPr>
-      <w:r>
-        <w:t xml:space="preserve">Law and compliance: non-repudiation, tamper-evident audit trails, and revocation map onto legal accountability requirements.</w:t>
+        <w:spacing w:after="60"/>
+      </w:pPr>
+      <w:r>
+        <w:rPr/>
+        <w:t xml:space="preserve">Law and compliance: non-repudiation, tamper-evident audit trails, and revocation map onto legal accountability.</w:t>
       </w:r>
     </w:p>
     <w:p>
@@ -2816,10 +6111,11 @@
           <w:ilvl w:val="0"/>
           <w:numId w:val="1"/>
         </w:numPr>
-        <w:spacing w:after="80"/>
-      </w:pPr>
-      <w:r>
-        <w:t xml:space="preserve">Public policy, e-governance, and finance: the framework generalises to citizen records and financial documents wherever decentralised trust matters.</w:t>
+        <w:spacing w:after="60"/>
+      </w:pPr>
+      <w:r>
+        <w:rPr/>
+        <w:t xml:space="preserve">Public policy, e-governance, and finance: the framework generalises to citizen and financial records.</w:t>
       </w:r>
     </w:p>
     <w:p>
@@ -2829,10 +6125,11 @@
           <w:ilvl w:val="0"/>
           <w:numId w:val="1"/>
         </w:numPr>
-        <w:spacing w:after="80"/>
-      </w:pPr>
-      <w:r>
-        <w:t xml:space="preserve">Human factors: policy-builder usability and key-custody decisions sit at the intersection of security engineering and usability.</w:t>
+        <w:spacing w:after="60"/>
+      </w:pPr>
+      <w:r>
+        <w:rPr/>
+        <w:t xml:space="preserve">Human factors: policy-builder usability and key-custody decisions sit between security engineering and usability.</w:t>
       </w:r>
     </w:p>
     <w:p>
@@ -2841,6 +6138,7 @@
         <w:keepNext/>
       </w:pPr>
       <w:r>
+        <w:rPr/>
         <w:t xml:space="preserve">VI. Proposed System Architecture</w:t>
       </w:r>
     </w:p>
@@ -2849,7 +6147,8 @@
         <w:pStyle w:val="Normal"/>
       </w:pPr>
       <w:r>
-        <w:t xml:space="preserve">The framework follows a client-centric, zero-trust design: all encryption and final decryption happen on the client, and the cloud never sees plaintext or unwrapped keys. Figure 1 shows the five logical components and their interactions; Figure 2 shows the three-tier key hierarchy.</w:t>
+        <w:rPr/>
+        <w:t xml:space="preserve">The framework follows a client-centric, zero-trust design: all encryption and final decryption happen on the client, and the cloud never sees plaintext or unwrapped keys. Figure 1 shows the components and their interactions; Figure 2 shows the three-tier key hierarchy.</w:t>
       </w:r>
     </w:p>
     <w:p>
@@ -2858,6 +6157,7 @@
         <w:keepNext/>
       </w:pPr>
       <w:r>
+        <w:rPr/>
         <w:t xml:space="preserve">Figure 1 — Component and Data-Flow Architecture</w:t>
       </w:r>
     </w:p>
@@ -3312,13 +6612,23 @@
         </w:tc>
       </w:tr>
     </w:tbl>
-    <w:p/>
+    <w:p>
+      <w:pPr>
+        <w:pStyle w:val="Normal"/>
+        <w:spacing w:after="0"/>
+      </w:pPr>
+      <w:r>
+        <w:rPr/>
+        <w:t xml:space="preserve"/>
+      </w:r>
+    </w:p>
     <w:p>
       <w:pPr>
         <w:pStyle w:val="Heading3"/>
         <w:keepNext/>
       </w:pPr>
       <w:r>
+        <w:rPr/>
         <w:t xml:space="preserve">Data Flows</w:t>
       </w:r>
     </w:p>
@@ -3327,6 +6637,7 @@
         <w:pStyle w:val="Normal"/>
       </w:pPr>
       <w:r>
+        <w:rPr/>
         <w:t xml:space="preserve">Upload (owner): (1) generate a random DEK; (2) AES-256-GCM encrypt the file; (3) wrap the DEK under a CP-ABE access policy; (4) optionally wrap it under the recipient’s RSA public key for device binding; (5) compute SHA-256 and an RSA-PSS signature; (6) store the ciphertext in S3/Azure and the metadata, wrapped keys, policy, and version in MongoDB.</w:t>
       </w:r>
     </w:p>
@@ -3335,6 +6646,7 @@
         <w:pStyle w:val="Normal"/>
       </w:pPr>
       <w:r>
+        <w:rPr/>
         <w:t xml:space="preserve">Download (user): (1) authenticate with JWT; (2) the ABAC PDP evaluates subject/object/action/environment attributes; (3) if permitted, the server performs the outsourced CP-ABE transformation using the user’s transform key; (4) the client completes the light final decryption to recover the DEK; (5) the client AES-GCM-decrypts the file and verifies the GCM tag and signature.</w:t>
       </w:r>
     </w:p>
@@ -3343,6 +6655,7 @@
         <w:pStyle w:val="Normal"/>
       </w:pPr>
       <w:r>
+        <w:rPr/>
         <w:t xml:space="preserve">Revocation: increment the attribute/key version, then lazily re-wrap only the 32-byte DEK on the next access (no file re-encryption), while the ABAC layer denies the revoked user instantly in parallel.</w:t>
       </w:r>
     </w:p>
@@ -3352,6 +6665,7 @@
         <w:keepNext/>
       </w:pPr>
       <w:r>
+        <w:rPr/>
         <w:t xml:space="preserve">Figure 2 — Three-Tier Key Hierarchy</w:t>
       </w:r>
     </w:p>
@@ -3711,13 +7025,23 @@
         </w:tc>
       </w:tr>
     </w:tbl>
-    <w:p/>
+    <w:p>
+      <w:pPr>
+        <w:pStyle w:val="Normal"/>
+        <w:spacing w:after="0"/>
+      </w:pPr>
+      <w:r>
+        <w:rPr/>
+        <w:t xml:space="preserve"/>
+      </w:r>
+    </w:p>
     <w:p>
       <w:pPr>
         <w:pStyle w:val="Heading1"/>
         <w:keepNext/>
       </w:pPr>
       <w:r>
+        <w:rPr/>
         <w:t xml:space="preserve">VII. Feasibility Study and Analysis</w:t>
       </w:r>
     </w:p>
@@ -3727,6 +7051,7 @@
         <w:keepNext/>
       </w:pPr>
       <w:r>
+        <w:rPr/>
         <w:t xml:space="preserve">A. Technical Feasibility</w:t>
       </w:r>
     </w:p>
@@ -3756,16 +7081,24 @@
           <w:tcPr>
             <w:tcW w:w="3000" w:type="dxa"/>
             <w:shd w:val="clear" w:fill="1F3864"/>
-            <w:vAlign w:val="center"/>
-          </w:tcPr>
-          <w:p>
-            <w:pPr>
-              <w:spacing w:before="20" w:after="20"/>
+            <w:tcMar>
+              <w:top w:w="30" w:type="dxa"/>
+              <w:bottom w:w="30" w:type="dxa"/>
+              <w:left w:w="80" w:type="dxa"/>
+              <w:right w:w="80" w:type="dxa"/>
+            </w:tcMar>
+            <w:vAlign w:val="center"/>
+          </w:tcPr>
+          <w:p>
+            <w:pPr>
+              <w:spacing w:after="0" w:line="248" w:lineRule="auto"/>
             </w:pPr>
             <w:r>
               <w:rPr>
                 <w:b/>
                 <w:color w:val="FFFFFF"/>
+                <w:sz w:val="19"/>
+                <w:szCs w:val="19"/>
               </w:rPr>
               <w:t xml:space="preserve">Aspect</w:t>
             </w:r>
@@ -3775,16 +7108,24 @@
           <w:tcPr>
             <w:tcW w:w="3000" w:type="dxa"/>
             <w:shd w:val="clear" w:fill="1F3864"/>
-            <w:vAlign w:val="center"/>
-          </w:tcPr>
-          <w:p>
-            <w:pPr>
-              <w:spacing w:before="20" w:after="20"/>
+            <w:tcMar>
+              <w:top w:w="30" w:type="dxa"/>
+              <w:bottom w:w="30" w:type="dxa"/>
+              <w:left w:w="80" w:type="dxa"/>
+              <w:right w:w="80" w:type="dxa"/>
+            </w:tcMar>
+            <w:vAlign w:val="center"/>
+          </w:tcPr>
+          <w:p>
+            <w:pPr>
+              <w:spacing w:after="0" w:line="248" w:lineRule="auto"/>
             </w:pPr>
             <w:r>
               <w:rPr>
                 <w:b/>
                 <w:color w:val="FFFFFF"/>
+                <w:sz w:val="19"/>
+                <w:szCs w:val="19"/>
               </w:rPr>
               <w:t xml:space="preserve">Assessment</w:t>
             </w:r>
@@ -3794,16 +7135,24 @@
           <w:tcPr>
             <w:tcW w:w="3360" w:type="dxa"/>
             <w:shd w:val="clear" w:fill="1F3864"/>
-            <w:vAlign w:val="center"/>
-          </w:tcPr>
-          <w:p>
-            <w:pPr>
-              <w:spacing w:before="20" w:after="20"/>
+            <w:tcMar>
+              <w:top w:w="30" w:type="dxa"/>
+              <w:bottom w:w="30" w:type="dxa"/>
+              <w:left w:w="80" w:type="dxa"/>
+              <w:right w:w="80" w:type="dxa"/>
+            </w:tcMar>
+            <w:vAlign w:val="center"/>
+          </w:tcPr>
+          <w:p>
+            <w:pPr>
+              <w:spacing w:after="0" w:line="248" w:lineRule="auto"/>
             </w:pPr>
             <w:r>
               <w:rPr>
                 <w:b/>
                 <w:color w:val="FFFFFF"/>
+                <w:sz w:val="19"/>
+                <w:szCs w:val="19"/>
               </w:rPr>
               <w:t xml:space="preserve">Risk / Mitigation</w:t>
             </w:r>
@@ -3814,13 +7163,23 @@
         <w:tc>
           <w:tcPr>
             <w:tcW w:w="3000" w:type="dxa"/>
-            <w:vAlign w:val="center"/>
-          </w:tcPr>
-          <w:p>
-            <w:pPr>
-              <w:spacing w:before="20" w:after="20"/>
-            </w:pPr>
-            <w:r>
+            <w:tcMar>
+              <w:top w:w="30" w:type="dxa"/>
+              <w:bottom w:w="30" w:type="dxa"/>
+              <w:left w:w="80" w:type="dxa"/>
+              <w:right w:w="80" w:type="dxa"/>
+            </w:tcMar>
+            <w:vAlign w:val="center"/>
+          </w:tcPr>
+          <w:p>
+            <w:pPr>
+              <w:spacing w:after="0" w:line="248" w:lineRule="auto"/>
+            </w:pPr>
+            <w:r>
+              <w:rPr>
+                <w:sz w:val="19"/>
+                <w:szCs w:val="19"/>
+              </w:rPr>
               <w:t xml:space="preserve">AES / RSA / SHA-256 / signatures</w:t>
             </w:r>
           </w:p>
@@ -3828,13 +7187,23 @@
         <w:tc>
           <w:tcPr>
             <w:tcW w:w="3000" w:type="dxa"/>
-            <w:vAlign w:val="center"/>
-          </w:tcPr>
-          <w:p>
-            <w:pPr>
-              <w:spacing w:before="20" w:after="20"/>
-            </w:pPr>
-            <w:r>
+            <w:tcMar>
+              <w:top w:w="30" w:type="dxa"/>
+              <w:bottom w:w="30" w:type="dxa"/>
+              <w:left w:w="80" w:type="dxa"/>
+              <w:right w:w="80" w:type="dxa"/>
+            </w:tcMar>
+            <w:vAlign w:val="center"/>
+          </w:tcPr>
+          <w:p>
+            <w:pPr>
+              <w:spacing w:after="0" w:line="248" w:lineRule="auto"/>
+            </w:pPr>
+            <w:r>
+              <w:rPr>
+                <w:sz w:val="19"/>
+                <w:szCs w:val="19"/>
+              </w:rPr>
               <w:t xml:space="preserve">High — mature libraries</w:t>
             </w:r>
           </w:p>
@@ -3842,13 +7211,23 @@
         <w:tc>
           <w:tcPr>
             <w:tcW w:w="3360" w:type="dxa"/>
-            <w:vAlign w:val="center"/>
-          </w:tcPr>
-          <w:p>
-            <w:pPr>
-              <w:spacing w:before="20" w:after="20"/>
-            </w:pPr>
-            <w:r>
+            <w:tcMar>
+              <w:top w:w="30" w:type="dxa"/>
+              <w:bottom w:w="30" w:type="dxa"/>
+              <w:left w:w="80" w:type="dxa"/>
+              <w:right w:w="80" w:type="dxa"/>
+            </w:tcMar>
+            <w:vAlign w:val="center"/>
+          </w:tcPr>
+          <w:p>
+            <w:pPr>
+              <w:spacing w:after="0" w:line="248" w:lineRule="auto"/>
+            </w:pPr>
+            <w:r>
+              <w:rPr>
+                <w:sz w:val="19"/>
+                <w:szCs w:val="19"/>
+              </w:rPr>
               <w:t xml:space="preserve">Low risk</w:t>
             </w:r>
           </w:p>
@@ -3858,27 +7237,47 @@
         <w:tc>
           <w:tcPr>
             <w:tcW w:w="3000" w:type="dxa"/>
-            <w:vAlign w:val="center"/>
-          </w:tcPr>
-          <w:p>
-            <w:pPr>
-              <w:spacing w:before="20" w:after="20"/>
-            </w:pPr>
-            <w:r>
-              <w:t xml:space="preserve">CP-ABE (BSW07)</w:t>
+            <w:tcMar>
+              <w:top w:w="30" w:type="dxa"/>
+              <w:bottom w:w="30" w:type="dxa"/>
+              <w:left w:w="80" w:type="dxa"/>
+              <w:right w:w="80" w:type="dxa"/>
+            </w:tcMar>
+            <w:vAlign w:val="center"/>
+          </w:tcPr>
+          <w:p>
+            <w:pPr>
+              <w:spacing w:after="0" w:line="248" w:lineRule="auto"/>
+            </w:pPr>
+            <w:r>
+              <w:rPr>
+                <w:sz w:val="19"/>
+                <w:szCs w:val="19"/>
+              </w:rPr>
+              <w:t xml:space="preserve">CP-ABE layer</w:t>
             </w:r>
           </w:p>
         </w:tc>
         <w:tc>
           <w:tcPr>
             <w:tcW w:w="3000" w:type="dxa"/>
-            <w:vAlign w:val="center"/>
-          </w:tcPr>
-          <w:p>
-            <w:pPr>
-              <w:spacing w:before="20" w:after="20"/>
-            </w:pPr>
-            <w:r>
+            <w:tcMar>
+              <w:top w:w="30" w:type="dxa"/>
+              <w:bottom w:w="30" w:type="dxa"/>
+              <w:left w:w="80" w:type="dxa"/>
+              <w:right w:w="80" w:type="dxa"/>
+            </w:tcMar>
+            <w:vAlign w:val="center"/>
+          </w:tcPr>
+          <w:p>
+            <w:pPr>
+              <w:spacing w:after="0" w:line="248" w:lineRule="auto"/>
+            </w:pPr>
+            <w:r>
+              <w:rPr>
+                <w:sz w:val="19"/>
+                <w:szCs w:val="19"/>
+              </w:rPr>
               <w:t xml:space="preserve">Feasible via Charm-Crypto</w:t>
             </w:r>
           </w:p>
@@ -3886,14 +7285,24 @@
         <w:tc>
           <w:tcPr>
             <w:tcW w:w="3360" w:type="dxa"/>
-            <w:vAlign w:val="center"/>
-          </w:tcPr>
-          <w:p>
-            <w:pPr>
-              <w:spacing w:before="20" w:after="20"/>
-            </w:pPr>
-            <w:r>
-              <w:t xml:space="preserve">Build complexity is the main risk; addressed with Docker in Week 1 plus a documented simulated fallback</w:t>
+            <w:tcMar>
+              <w:top w:w="30" w:type="dxa"/>
+              <w:bottom w:w="30" w:type="dxa"/>
+              <w:left w:w="80" w:type="dxa"/>
+              <w:right w:w="80" w:type="dxa"/>
+            </w:tcMar>
+            <w:vAlign w:val="center"/>
+          </w:tcPr>
+          <w:p>
+            <w:pPr>
+              <w:spacing w:after="0" w:line="248" w:lineRule="auto"/>
+            </w:pPr>
+            <w:r>
+              <w:rPr>
+                <w:sz w:val="19"/>
+                <w:szCs w:val="19"/>
+              </w:rPr>
+              <w:t xml:space="preserve">Build complexity front-loaded with Docker in Week 1; documented simulated fallback</w:t>
             </w:r>
           </w:p>
         </w:tc>
@@ -3902,13 +7311,23 @@
         <w:tc>
           <w:tcPr>
             <w:tcW w:w="3000" w:type="dxa"/>
-            <w:vAlign w:val="center"/>
-          </w:tcPr>
-          <w:p>
-            <w:pPr>
-              <w:spacing w:before="20" w:after="20"/>
-            </w:pPr>
-            <w:r>
+            <w:tcMar>
+              <w:top w:w="30" w:type="dxa"/>
+              <w:bottom w:w="30" w:type="dxa"/>
+              <w:left w:w="80" w:type="dxa"/>
+              <w:right w:w="80" w:type="dxa"/>
+            </w:tcMar>
+            <w:vAlign w:val="center"/>
+          </w:tcPr>
+          <w:p>
+            <w:pPr>
+              <w:spacing w:after="0" w:line="248" w:lineRule="auto"/>
+            </w:pPr>
+            <w:r>
+              <w:rPr>
+                <w:sz w:val="19"/>
+                <w:szCs w:val="19"/>
+              </w:rPr>
               <w:t xml:space="preserve">Flask + MongoDB + JWT + ABAC</w:t>
             </w:r>
           </w:p>
@@ -3916,13 +7335,23 @@
         <w:tc>
           <w:tcPr>
             <w:tcW w:w="3000" w:type="dxa"/>
-            <w:vAlign w:val="center"/>
-          </w:tcPr>
-          <w:p>
-            <w:pPr>
-              <w:spacing w:before="20" w:after="20"/>
-            </w:pPr>
-            <w:r>
+            <w:tcMar>
+              <w:top w:w="30" w:type="dxa"/>
+              <w:bottom w:w="30" w:type="dxa"/>
+              <w:left w:w="80" w:type="dxa"/>
+              <w:right w:w="80" w:type="dxa"/>
+            </w:tcMar>
+            <w:vAlign w:val="center"/>
+          </w:tcPr>
+          <w:p>
+            <w:pPr>
+              <w:spacing w:after="0" w:line="248" w:lineRule="auto"/>
+            </w:pPr>
+            <w:r>
+              <w:rPr>
+                <w:sz w:val="19"/>
+                <w:szCs w:val="19"/>
+              </w:rPr>
               <w:t xml:space="preserve">High — standard stack</w:t>
             </w:r>
           </w:p>
@@ -3930,13 +7359,23 @@
         <w:tc>
           <w:tcPr>
             <w:tcW w:w="3360" w:type="dxa"/>
-            <w:vAlign w:val="center"/>
-          </w:tcPr>
-          <w:p>
-            <w:pPr>
-              <w:spacing w:before="20" w:after="20"/>
-            </w:pPr>
-            <w:r>
+            <w:tcMar>
+              <w:top w:w="30" w:type="dxa"/>
+              <w:bottom w:w="30" w:type="dxa"/>
+              <w:left w:w="80" w:type="dxa"/>
+              <w:right w:w="80" w:type="dxa"/>
+            </w:tcMar>
+            <w:vAlign w:val="center"/>
+          </w:tcPr>
+          <w:p>
+            <w:pPr>
+              <w:spacing w:after="0" w:line="248" w:lineRule="auto"/>
+            </w:pPr>
+            <w:r>
+              <w:rPr>
+                <w:sz w:val="19"/>
+                <w:szCs w:val="19"/>
+              </w:rPr>
               <w:t xml:space="preserve">Low risk</w:t>
             </w:r>
           </w:p>
@@ -3946,13 +7385,23 @@
         <w:tc>
           <w:tcPr>
             <w:tcW w:w="3000" w:type="dxa"/>
-            <w:vAlign w:val="center"/>
-          </w:tcPr>
-          <w:p>
-            <w:pPr>
-              <w:spacing w:before="20" w:after="20"/>
-            </w:pPr>
-            <w:r>
+            <w:tcMar>
+              <w:top w:w="30" w:type="dxa"/>
+              <w:bottom w:w="30" w:type="dxa"/>
+              <w:left w:w="80" w:type="dxa"/>
+              <w:right w:w="80" w:type="dxa"/>
+            </w:tcMar>
+            <w:vAlign w:val="center"/>
+          </w:tcPr>
+          <w:p>
+            <w:pPr>
+              <w:spacing w:after="0" w:line="248" w:lineRule="auto"/>
+            </w:pPr>
+            <w:r>
+              <w:rPr>
+                <w:sz w:val="19"/>
+                <w:szCs w:val="19"/>
+              </w:rPr>
               <w:t xml:space="preserve">S3 / Azure Blob integration</w:t>
             </w:r>
           </w:p>
@@ -3960,13 +7409,23 @@
         <w:tc>
           <w:tcPr>
             <w:tcW w:w="3000" w:type="dxa"/>
-            <w:vAlign w:val="center"/>
-          </w:tcPr>
-          <w:p>
-            <w:pPr>
-              <w:spacing w:before="20" w:after="20"/>
-            </w:pPr>
-            <w:r>
+            <w:tcMar>
+              <w:top w:w="30" w:type="dxa"/>
+              <w:bottom w:w="30" w:type="dxa"/>
+              <w:left w:w="80" w:type="dxa"/>
+              <w:right w:w="80" w:type="dxa"/>
+            </w:tcMar>
+            <w:vAlign w:val="center"/>
+          </w:tcPr>
+          <w:p>
+            <w:pPr>
+              <w:spacing w:after="0" w:line="248" w:lineRule="auto"/>
+            </w:pPr>
+            <w:r>
+              <w:rPr>
+                <w:sz w:val="19"/>
+                <w:szCs w:val="19"/>
+              </w:rPr>
               <w:t xml:space="preserve">High — mature SDKs</w:t>
             </w:r>
           </w:p>
@@ -3974,13 +7433,23 @@
         <w:tc>
           <w:tcPr>
             <w:tcW w:w="3360" w:type="dxa"/>
-            <w:vAlign w:val="center"/>
-          </w:tcPr>
-          <w:p>
-            <w:pPr>
-              <w:spacing w:before="20" w:after="20"/>
-            </w:pPr>
-            <w:r>
+            <w:tcMar>
+              <w:top w:w="30" w:type="dxa"/>
+              <w:bottom w:w="30" w:type="dxa"/>
+              <w:left w:w="80" w:type="dxa"/>
+              <w:right w:w="80" w:type="dxa"/>
+            </w:tcMar>
+            <w:vAlign w:val="center"/>
+          </w:tcPr>
+          <w:p>
+            <w:pPr>
+              <w:spacing w:after="0" w:line="248" w:lineRule="auto"/>
+            </w:pPr>
+            <w:r>
+              <w:rPr>
+                <w:sz w:val="19"/>
+                <w:szCs w:val="19"/>
+              </w:rPr>
               <w:t xml:space="preserve">Free-tier limits; test files kept small</w:t>
             </w:r>
           </w:p>
@@ -3990,13 +7459,23 @@
         <w:tc>
           <w:tcPr>
             <w:tcW w:w="3000" w:type="dxa"/>
-            <w:vAlign w:val="center"/>
-          </w:tcPr>
-          <w:p>
-            <w:pPr>
-              <w:spacing w:before="20" w:after="20"/>
-            </w:pPr>
-            <w:r>
+            <w:tcMar>
+              <w:top w:w="30" w:type="dxa"/>
+              <w:bottom w:w="30" w:type="dxa"/>
+              <w:left w:w="80" w:type="dxa"/>
+              <w:right w:w="80" w:type="dxa"/>
+            </w:tcMar>
+            <w:vAlign w:val="center"/>
+          </w:tcPr>
+          <w:p>
+            <w:pPr>
+              <w:spacing w:after="0" w:line="248" w:lineRule="auto"/>
+            </w:pPr>
+            <w:r>
+              <w:rPr>
+                <w:sz w:val="19"/>
+                <w:szCs w:val="19"/>
+              </w:rPr>
               <w:t xml:space="preserve">Attribute-versioning revocation</w:t>
             </w:r>
           </w:p>
@@ -4004,13 +7483,23 @@
         <w:tc>
           <w:tcPr>
             <w:tcW w:w="3000" w:type="dxa"/>
-            <w:vAlign w:val="center"/>
-          </w:tcPr>
-          <w:p>
-            <w:pPr>
-              <w:spacing w:before="20" w:after="20"/>
-            </w:pPr>
-            <w:r>
+            <w:tcMar>
+              <w:top w:w="30" w:type="dxa"/>
+              <w:bottom w:w="30" w:type="dxa"/>
+              <w:left w:w="80" w:type="dxa"/>
+              <w:right w:w="80" w:type="dxa"/>
+            </w:tcMar>
+            <w:vAlign w:val="center"/>
+          </w:tcPr>
+          <w:p>
+            <w:pPr>
+              <w:spacing w:after="0" w:line="248" w:lineRule="auto"/>
+            </w:pPr>
+            <w:r>
+              <w:rPr>
+                <w:sz w:val="19"/>
+                <w:szCs w:val="19"/>
+              </w:rPr>
               <w:t xml:space="preserve">Feasible — 32-byte re-wrap</w:t>
             </w:r>
           </w:p>
@@ -4018,13 +7507,23 @@
         <w:tc>
           <w:tcPr>
             <w:tcW w:w="3360" w:type="dxa"/>
-            <w:vAlign w:val="center"/>
-          </w:tcPr>
-          <w:p>
-            <w:pPr>
-              <w:spacing w:before="20" w:after="20"/>
-            </w:pPr>
-            <w:r>
+            <w:tcMar>
+              <w:top w:w="30" w:type="dxa"/>
+              <w:bottom w:w="30" w:type="dxa"/>
+              <w:left w:w="80" w:type="dxa"/>
+              <w:right w:w="80" w:type="dxa"/>
+            </w:tcMar>
+            <w:vAlign w:val="center"/>
+          </w:tcPr>
+          <w:p>
+            <w:pPr>
+              <w:spacing w:after="0" w:line="248" w:lineRule="auto"/>
+            </w:pPr>
+            <w:r>
+              <w:rPr>
+                <w:sz w:val="19"/>
+                <w:szCs w:val="19"/>
+              </w:rPr>
               <w:t xml:space="preserve">Medium risk; scope limited to lazy re-wrap</w:t>
             </w:r>
           </w:p>
@@ -4037,6 +7536,7 @@
         <w:spacing w:after="0"/>
       </w:pPr>
       <w:r>
+        <w:rPr/>
         <w:t xml:space="preserve"/>
       </w:r>
     </w:p>
@@ -4046,6 +7546,7 @@
         <w:keepNext/>
       </w:pPr>
       <w:r>
+        <w:rPr/>
         <w:t xml:space="preserve">B. Operational and Schedule Feasibility</w:t>
       </w:r>
     </w:p>
@@ -4054,7 +7555,8 @@
         <w:pStyle w:val="Normal"/>
       </w:pPr>
       <w:r>
-        <w:t xml:space="preserve">Operational feasibility is assessed along three axes — schedule, task dependencies, and team capacity — rather than as a flat list of dates. The work is organised into five phases over a 15-week semester (Table IV). The critical path runs P1 → P2 → P3 → P5: the cryptographic core must exist before the CP-ABE envelope, which must exist before the API, on which the evaluation depends. Revocation (P4) branches from P3 and rejoins at P5.</w:t>
+        <w:rPr/>
+        <w:t xml:space="preserve">Operational feasibility is assessed along three axes — schedule, task dependencies, and team capacity. The work is organised into five phases over a 15-week semester (Table IV). The critical path runs P1 → P2 → P3 → P5: the cryptographic core must exist before the CP-ABE envelope, which must exist before the API, on which the evaluation depends. Revocation (P4) branches from P3 and rejoins at P5.</w:t>
       </w:r>
     </w:p>
     <w:tbl>
@@ -4085,16 +7587,24 @@
           <w:tcPr>
             <w:tcW w:w="700" w:type="dxa"/>
             <w:shd w:val="clear" w:fill="1F3864"/>
-            <w:vAlign w:val="center"/>
-          </w:tcPr>
-          <w:p>
-            <w:pPr>
-              <w:spacing w:before="20" w:after="20"/>
+            <w:tcMar>
+              <w:top w:w="30" w:type="dxa"/>
+              <w:bottom w:w="30" w:type="dxa"/>
+              <w:left w:w="80" w:type="dxa"/>
+              <w:right w:w="80" w:type="dxa"/>
+            </w:tcMar>
+            <w:vAlign w:val="center"/>
+          </w:tcPr>
+          <w:p>
+            <w:pPr>
+              <w:spacing w:after="0" w:line="248" w:lineRule="auto"/>
             </w:pPr>
             <w:r>
               <w:rPr>
                 <w:b/>
                 <w:color w:val="FFFFFF"/>
+                <w:sz w:val="19"/>
+                <w:szCs w:val="19"/>
               </w:rPr>
               <w:t xml:space="preserve">Phase</w:t>
             </w:r>
@@ -4104,16 +7614,24 @@
           <w:tcPr>
             <w:tcW w:w="900" w:type="dxa"/>
             <w:shd w:val="clear" w:fill="1F3864"/>
-            <w:vAlign w:val="center"/>
-          </w:tcPr>
-          <w:p>
-            <w:pPr>
-              <w:spacing w:before="20" w:after="20"/>
+            <w:tcMar>
+              <w:top w:w="30" w:type="dxa"/>
+              <w:bottom w:w="30" w:type="dxa"/>
+              <w:left w:w="80" w:type="dxa"/>
+              <w:right w:w="80" w:type="dxa"/>
+            </w:tcMar>
+            <w:vAlign w:val="center"/>
+          </w:tcPr>
+          <w:p>
+            <w:pPr>
+              <w:spacing w:after="0" w:line="248" w:lineRule="auto"/>
             </w:pPr>
             <w:r>
               <w:rPr>
                 <w:b/>
                 <w:color w:val="FFFFFF"/>
+                <w:sz w:val="19"/>
+                <w:szCs w:val="19"/>
               </w:rPr>
               <w:t xml:space="preserve">Weeks</w:t>
             </w:r>
@@ -4123,16 +7641,24 @@
           <w:tcPr>
             <w:tcW w:w="3760" w:type="dxa"/>
             <w:shd w:val="clear" w:fill="1F3864"/>
-            <w:vAlign w:val="center"/>
-          </w:tcPr>
-          <w:p>
-            <w:pPr>
-              <w:spacing w:before="20" w:after="20"/>
+            <w:tcMar>
+              <w:top w:w="30" w:type="dxa"/>
+              <w:bottom w:w="30" w:type="dxa"/>
+              <w:left w:w="80" w:type="dxa"/>
+              <w:right w:w="80" w:type="dxa"/>
+            </w:tcMar>
+            <w:vAlign w:val="center"/>
+          </w:tcPr>
+          <w:p>
+            <w:pPr>
+              <w:spacing w:after="0" w:line="248" w:lineRule="auto"/>
             </w:pPr>
             <w:r>
               <w:rPr>
                 <w:b/>
                 <w:color w:val="FFFFFF"/>
+                <w:sz w:val="19"/>
+                <w:szCs w:val="19"/>
               </w:rPr>
               <w:t xml:space="preserve">Key tasks</w:t>
             </w:r>
@@ -4142,16 +7668,24 @@
           <w:tcPr>
             <w:tcW w:w="2500" w:type="dxa"/>
             <w:shd w:val="clear" w:fill="1F3864"/>
-            <w:vAlign w:val="center"/>
-          </w:tcPr>
-          <w:p>
-            <w:pPr>
-              <w:spacing w:before="20" w:after="20"/>
+            <w:tcMar>
+              <w:top w:w="30" w:type="dxa"/>
+              <w:bottom w:w="30" w:type="dxa"/>
+              <w:left w:w="80" w:type="dxa"/>
+              <w:right w:w="80" w:type="dxa"/>
+            </w:tcMar>
+            <w:vAlign w:val="center"/>
+          </w:tcPr>
+          <w:p>
+            <w:pPr>
+              <w:spacing w:after="0" w:line="248" w:lineRule="auto"/>
             </w:pPr>
             <w:r>
               <w:rPr>
                 <w:b/>
                 <w:color w:val="FFFFFF"/>
+                <w:sz w:val="19"/>
+                <w:szCs w:val="19"/>
               </w:rPr>
               <w:t xml:space="preserve">Deliverable</w:t>
             </w:r>
@@ -4161,16 +7695,24 @@
           <w:tcPr>
             <w:tcW w:w="1500" w:type="dxa"/>
             <w:shd w:val="clear" w:fill="1F3864"/>
-            <w:vAlign w:val="center"/>
-          </w:tcPr>
-          <w:p>
-            <w:pPr>
-              <w:spacing w:before="20" w:after="20"/>
+            <w:tcMar>
+              <w:top w:w="30" w:type="dxa"/>
+              <w:bottom w:w="30" w:type="dxa"/>
+              <w:left w:w="80" w:type="dxa"/>
+              <w:right w:w="80" w:type="dxa"/>
+            </w:tcMar>
+            <w:vAlign w:val="center"/>
+          </w:tcPr>
+          <w:p>
+            <w:pPr>
+              <w:spacing w:after="0" w:line="248" w:lineRule="auto"/>
             </w:pPr>
             <w:r>
               <w:rPr>
                 <w:b/>
                 <w:color w:val="FFFFFF"/>
+                <w:sz w:val="19"/>
+                <w:szCs w:val="19"/>
               </w:rPr>
               <w:t xml:space="preserve">Depends on</w:t>
             </w:r>
@@ -4181,13 +7723,23 @@
         <w:tc>
           <w:tcPr>
             <w:tcW w:w="700" w:type="dxa"/>
-            <w:vAlign w:val="center"/>
-          </w:tcPr>
-          <w:p>
-            <w:pPr>
-              <w:spacing w:before="20" w:after="20"/>
-            </w:pPr>
-            <w:r>
+            <w:tcMar>
+              <w:top w:w="30" w:type="dxa"/>
+              <w:bottom w:w="30" w:type="dxa"/>
+              <w:left w:w="80" w:type="dxa"/>
+              <w:right w:w="80" w:type="dxa"/>
+            </w:tcMar>
+            <w:vAlign w:val="center"/>
+          </w:tcPr>
+          <w:p>
+            <w:pPr>
+              <w:spacing w:after="0" w:line="248" w:lineRule="auto"/>
+            </w:pPr>
+            <w:r>
+              <w:rPr>
+                <w:sz w:val="19"/>
+                <w:szCs w:val="19"/>
+              </w:rPr>
               <w:t xml:space="preserve">P1</w:t>
             </w:r>
           </w:p>
@@ -4195,13 +7747,23 @@
         <w:tc>
           <w:tcPr>
             <w:tcW w:w="900" w:type="dxa"/>
-            <w:vAlign w:val="center"/>
-          </w:tcPr>
-          <w:p>
-            <w:pPr>
-              <w:spacing w:before="20" w:after="20"/>
-            </w:pPr>
-            <w:r>
+            <w:tcMar>
+              <w:top w:w="30" w:type="dxa"/>
+              <w:bottom w:w="30" w:type="dxa"/>
+              <w:left w:w="80" w:type="dxa"/>
+              <w:right w:w="80" w:type="dxa"/>
+            </w:tcMar>
+            <w:vAlign w:val="center"/>
+          </w:tcPr>
+          <w:p>
+            <w:pPr>
+              <w:spacing w:after="0" w:line="248" w:lineRule="auto"/>
+            </w:pPr>
+            <w:r>
+              <w:rPr>
+                <w:sz w:val="19"/>
+                <w:szCs w:val="19"/>
+              </w:rPr>
               <w:t xml:space="preserve">1–3</w:t>
             </w:r>
           </w:p>
@@ -4209,27 +7771,47 @@
         <w:tc>
           <w:tcPr>
             <w:tcW w:w="3760" w:type="dxa"/>
-            <w:vAlign w:val="center"/>
-          </w:tcPr>
-          <w:p>
-            <w:pPr>
-              <w:spacing w:before="20" w:after="20"/>
-            </w:pPr>
-            <w:r>
-              <w:t xml:space="preserve">Literature review; AES-256-GCM + RSA-OAEP modules</w:t>
+            <w:tcMar>
+              <w:top w:w="30" w:type="dxa"/>
+              <w:bottom w:w="30" w:type="dxa"/>
+              <w:left w:w="80" w:type="dxa"/>
+              <w:right w:w="80" w:type="dxa"/>
+            </w:tcMar>
+            <w:vAlign w:val="center"/>
+          </w:tcPr>
+          <w:p>
+            <w:pPr>
+              <w:spacing w:after="0" w:line="248" w:lineRule="auto"/>
+            </w:pPr>
+            <w:r>
+              <w:rPr>
+                <w:sz w:val="19"/>
+                <w:szCs w:val="19"/>
+              </w:rPr>
+              <w:t xml:space="preserve">Recent-literature review; AES-256-GCM + RSA-OAEP modules</w:t>
             </w:r>
           </w:p>
         </w:tc>
         <w:tc>
           <w:tcPr>
             <w:tcW w:w="2500" w:type="dxa"/>
-            <w:vAlign w:val="center"/>
-          </w:tcPr>
-          <w:p>
-            <w:pPr>
-              <w:spacing w:before="20" w:after="20"/>
-            </w:pPr>
-            <w:r>
+            <w:tcMar>
+              <w:top w:w="30" w:type="dxa"/>
+              <w:bottom w:w="30" w:type="dxa"/>
+              <w:left w:w="80" w:type="dxa"/>
+              <w:right w:w="80" w:type="dxa"/>
+            </w:tcMar>
+            <w:vAlign w:val="center"/>
+          </w:tcPr>
+          <w:p>
+            <w:pPr>
+              <w:spacing w:after="0" w:line="248" w:lineRule="auto"/>
+            </w:pPr>
+            <w:r>
+              <w:rPr>
+                <w:sz w:val="19"/>
+                <w:szCs w:val="19"/>
+              </w:rPr>
               <w:t xml:space="preserve">Crypto primitives + report §II</w:t>
             </w:r>
           </w:p>
@@ -4237,13 +7819,23 @@
         <w:tc>
           <w:tcPr>
             <w:tcW w:w="1500" w:type="dxa"/>
-            <w:vAlign w:val="center"/>
-          </w:tcPr>
-          <w:p>
-            <w:pPr>
-              <w:spacing w:before="20" w:after="20"/>
-            </w:pPr>
-            <w:r>
+            <w:tcMar>
+              <w:top w:w="30" w:type="dxa"/>
+              <w:bottom w:w="30" w:type="dxa"/>
+              <w:left w:w="80" w:type="dxa"/>
+              <w:right w:w="80" w:type="dxa"/>
+            </w:tcMar>
+            <w:vAlign w:val="center"/>
+          </w:tcPr>
+          <w:p>
+            <w:pPr>
+              <w:spacing w:after="0" w:line="248" w:lineRule="auto"/>
+            </w:pPr>
+            <w:r>
+              <w:rPr>
+                <w:sz w:val="19"/>
+                <w:szCs w:val="19"/>
+              </w:rPr>
               <w:t xml:space="preserve">—</w:t>
             </w:r>
           </w:p>
@@ -4253,13 +7845,23 @@
         <w:tc>
           <w:tcPr>
             <w:tcW w:w="700" w:type="dxa"/>
-            <w:vAlign w:val="center"/>
-          </w:tcPr>
-          <w:p>
-            <w:pPr>
-              <w:spacing w:before="20" w:after="20"/>
-            </w:pPr>
-            <w:r>
+            <w:tcMar>
+              <w:top w:w="30" w:type="dxa"/>
+              <w:bottom w:w="30" w:type="dxa"/>
+              <w:left w:w="80" w:type="dxa"/>
+              <w:right w:w="80" w:type="dxa"/>
+            </w:tcMar>
+            <w:vAlign w:val="center"/>
+          </w:tcPr>
+          <w:p>
+            <w:pPr>
+              <w:spacing w:after="0" w:line="248" w:lineRule="auto"/>
+            </w:pPr>
+            <w:r>
+              <w:rPr>
+                <w:sz w:val="19"/>
+                <w:szCs w:val="19"/>
+              </w:rPr>
               <w:t xml:space="preserve">P2</w:t>
             </w:r>
           </w:p>
@@ -4267,13 +7869,23 @@
         <w:tc>
           <w:tcPr>
             <w:tcW w:w="900" w:type="dxa"/>
-            <w:vAlign w:val="center"/>
-          </w:tcPr>
-          <w:p>
-            <w:pPr>
-              <w:spacing w:before="20" w:after="20"/>
-            </w:pPr>
-            <w:r>
+            <w:tcMar>
+              <w:top w:w="30" w:type="dxa"/>
+              <w:bottom w:w="30" w:type="dxa"/>
+              <w:left w:w="80" w:type="dxa"/>
+              <w:right w:w="80" w:type="dxa"/>
+            </w:tcMar>
+            <w:vAlign w:val="center"/>
+          </w:tcPr>
+          <w:p>
+            <w:pPr>
+              <w:spacing w:after="0" w:line="248" w:lineRule="auto"/>
+            </w:pPr>
+            <w:r>
+              <w:rPr>
+                <w:sz w:val="19"/>
+                <w:szCs w:val="19"/>
+              </w:rPr>
               <w:t xml:space="preserve">4–6</w:t>
             </w:r>
           </w:p>
@@ -4281,27 +7893,47 @@
         <w:tc>
           <w:tcPr>
             <w:tcW w:w="3760" w:type="dxa"/>
-            <w:vAlign w:val="center"/>
-          </w:tcPr>
-          <w:p>
-            <w:pPr>
-              <w:spacing w:before="20" w:after="20"/>
-            </w:pPr>
-            <w:r>
-              <w:t xml:space="preserve">CP-ABE (BSW07) via Charm in Docker; hybrid envelope</w:t>
+            <w:tcMar>
+              <w:top w:w="30" w:type="dxa"/>
+              <w:bottom w:w="30" w:type="dxa"/>
+              <w:left w:w="80" w:type="dxa"/>
+              <w:right w:w="80" w:type="dxa"/>
+            </w:tcMar>
+            <w:vAlign w:val="center"/>
+          </w:tcPr>
+          <w:p>
+            <w:pPr>
+              <w:spacing w:after="0" w:line="248" w:lineRule="auto"/>
+            </w:pPr>
+            <w:r>
+              <w:rPr>
+                <w:sz w:val="19"/>
+                <w:szCs w:val="19"/>
+              </w:rPr>
+              <w:t xml:space="preserve">CP-ABE layer via Charm in Docker; hybrid envelope</w:t>
             </w:r>
           </w:p>
         </w:tc>
         <w:tc>
           <w:tcPr>
             <w:tcW w:w="2500" w:type="dxa"/>
-            <w:vAlign w:val="center"/>
-          </w:tcPr>
-          <w:p>
-            <w:pPr>
-              <w:spacing w:before="20" w:after="20"/>
-            </w:pPr>
-            <w:r>
+            <w:tcMar>
+              <w:top w:w="30" w:type="dxa"/>
+              <w:bottom w:w="30" w:type="dxa"/>
+              <w:left w:w="80" w:type="dxa"/>
+              <w:right w:w="80" w:type="dxa"/>
+            </w:tcMar>
+            <w:vAlign w:val="center"/>
+          </w:tcPr>
+          <w:p>
+            <w:pPr>
+              <w:spacing w:after="0" w:line="248" w:lineRule="auto"/>
+            </w:pPr>
+            <w:r>
+              <w:rPr>
+                <w:sz w:val="19"/>
+                <w:szCs w:val="19"/>
+              </w:rPr>
               <w:t xml:space="preserve">Working key-wrap module</w:t>
             </w:r>
           </w:p>
@@ -4309,13 +7941,23 @@
         <w:tc>
           <w:tcPr>
             <w:tcW w:w="1500" w:type="dxa"/>
-            <w:vAlign w:val="center"/>
-          </w:tcPr>
-          <w:p>
-            <w:pPr>
-              <w:spacing w:before="20" w:after="20"/>
-            </w:pPr>
-            <w:r>
+            <w:tcMar>
+              <w:top w:w="30" w:type="dxa"/>
+              <w:bottom w:w="30" w:type="dxa"/>
+              <w:left w:w="80" w:type="dxa"/>
+              <w:right w:w="80" w:type="dxa"/>
+            </w:tcMar>
+            <w:vAlign w:val="center"/>
+          </w:tcPr>
+          <w:p>
+            <w:pPr>
+              <w:spacing w:after="0" w:line="248" w:lineRule="auto"/>
+            </w:pPr>
+            <w:r>
+              <w:rPr>
+                <w:sz w:val="19"/>
+                <w:szCs w:val="19"/>
+              </w:rPr>
               <w:t xml:space="preserve">P1</w:t>
             </w:r>
           </w:p>
@@ -4325,13 +7967,23 @@
         <w:tc>
           <w:tcPr>
             <w:tcW w:w="700" w:type="dxa"/>
-            <w:vAlign w:val="center"/>
-          </w:tcPr>
-          <w:p>
-            <w:pPr>
-              <w:spacing w:before="20" w:after="20"/>
-            </w:pPr>
-            <w:r>
+            <w:tcMar>
+              <w:top w:w="30" w:type="dxa"/>
+              <w:bottom w:w="30" w:type="dxa"/>
+              <w:left w:w="80" w:type="dxa"/>
+              <w:right w:w="80" w:type="dxa"/>
+            </w:tcMar>
+            <w:vAlign w:val="center"/>
+          </w:tcPr>
+          <w:p>
+            <w:pPr>
+              <w:spacing w:after="0" w:line="248" w:lineRule="auto"/>
+            </w:pPr>
+            <w:r>
+              <w:rPr>
+                <w:sz w:val="19"/>
+                <w:szCs w:val="19"/>
+              </w:rPr>
               <w:t xml:space="preserve">P3</w:t>
             </w:r>
           </w:p>
@@ -4339,13 +7991,23 @@
         <w:tc>
           <w:tcPr>
             <w:tcW w:w="900" w:type="dxa"/>
-            <w:vAlign w:val="center"/>
-          </w:tcPr>
-          <w:p>
-            <w:pPr>
-              <w:spacing w:before="20" w:after="20"/>
-            </w:pPr>
-            <w:r>
+            <w:tcMar>
+              <w:top w:w="30" w:type="dxa"/>
+              <w:bottom w:w="30" w:type="dxa"/>
+              <w:left w:w="80" w:type="dxa"/>
+              <w:right w:w="80" w:type="dxa"/>
+            </w:tcMar>
+            <w:vAlign w:val="center"/>
+          </w:tcPr>
+          <w:p>
+            <w:pPr>
+              <w:spacing w:after="0" w:line="248" w:lineRule="auto"/>
+            </w:pPr>
+            <w:r>
+              <w:rPr>
+                <w:sz w:val="19"/>
+                <w:szCs w:val="19"/>
+              </w:rPr>
               <w:t xml:space="preserve">7–9</w:t>
             </w:r>
           </w:p>
@@ -4353,13 +8015,23 @@
         <w:tc>
           <w:tcPr>
             <w:tcW w:w="3760" w:type="dxa"/>
-            <w:vAlign w:val="center"/>
-          </w:tcPr>
-          <w:p>
-            <w:pPr>
-              <w:spacing w:before="20" w:after="20"/>
-            </w:pPr>
-            <w:r>
+            <w:tcMar>
+              <w:top w:w="30" w:type="dxa"/>
+              <w:bottom w:w="30" w:type="dxa"/>
+              <w:left w:w="80" w:type="dxa"/>
+              <w:right w:w="80" w:type="dxa"/>
+            </w:tcMar>
+            <w:vAlign w:val="center"/>
+          </w:tcPr>
+          <w:p>
+            <w:pPr>
+              <w:spacing w:after="0" w:line="248" w:lineRule="auto"/>
+            </w:pPr>
+            <w:r>
+              <w:rPr>
+                <w:sz w:val="19"/>
+                <w:szCs w:val="19"/>
+              </w:rPr>
               <w:t xml:space="preserve">Flask API, JWT, ABAC PDP/PEP/PIP/PAP, S3/Azure adapters</w:t>
             </w:r>
           </w:p>
@@ -4367,13 +8039,23 @@
         <w:tc>
           <w:tcPr>
             <w:tcW w:w="2500" w:type="dxa"/>
-            <w:vAlign w:val="center"/>
-          </w:tcPr>
-          <w:p>
-            <w:pPr>
-              <w:spacing w:before="20" w:after="20"/>
-            </w:pPr>
-            <w:r>
+            <w:tcMar>
+              <w:top w:w="30" w:type="dxa"/>
+              <w:bottom w:w="30" w:type="dxa"/>
+              <w:left w:w="80" w:type="dxa"/>
+              <w:right w:w="80" w:type="dxa"/>
+            </w:tcMar>
+            <w:vAlign w:val="center"/>
+          </w:tcPr>
+          <w:p>
+            <w:pPr>
+              <w:spacing w:after="0" w:line="248" w:lineRule="auto"/>
+            </w:pPr>
+            <w:r>
+              <w:rPr>
+                <w:sz w:val="19"/>
+                <w:szCs w:val="19"/>
+              </w:rPr>
               <w:t xml:space="preserve">REST backend</w:t>
             </w:r>
           </w:p>
@@ -4381,13 +8063,23 @@
         <w:tc>
           <w:tcPr>
             <w:tcW w:w="1500" w:type="dxa"/>
-            <w:vAlign w:val="center"/>
-          </w:tcPr>
-          <w:p>
-            <w:pPr>
-              <w:spacing w:before="20" w:after="20"/>
-            </w:pPr>
-            <w:r>
+            <w:tcMar>
+              <w:top w:w="30" w:type="dxa"/>
+              <w:bottom w:w="30" w:type="dxa"/>
+              <w:left w:w="80" w:type="dxa"/>
+              <w:right w:w="80" w:type="dxa"/>
+            </w:tcMar>
+            <w:vAlign w:val="center"/>
+          </w:tcPr>
+          <w:p>
+            <w:pPr>
+              <w:spacing w:after="0" w:line="248" w:lineRule="auto"/>
+            </w:pPr>
+            <w:r>
+              <w:rPr>
+                <w:sz w:val="19"/>
+                <w:szCs w:val="19"/>
+              </w:rPr>
               <w:t xml:space="preserve">P2</w:t>
             </w:r>
           </w:p>
@@ -4397,13 +8089,23 @@
         <w:tc>
           <w:tcPr>
             <w:tcW w:w="700" w:type="dxa"/>
-            <w:vAlign w:val="center"/>
-          </w:tcPr>
-          <w:p>
-            <w:pPr>
-              <w:spacing w:before="20" w:after="20"/>
-            </w:pPr>
-            <w:r>
+            <w:tcMar>
+              <w:top w:w="30" w:type="dxa"/>
+              <w:bottom w:w="30" w:type="dxa"/>
+              <w:left w:w="80" w:type="dxa"/>
+              <w:right w:w="80" w:type="dxa"/>
+            </w:tcMar>
+            <w:vAlign w:val="center"/>
+          </w:tcPr>
+          <w:p>
+            <w:pPr>
+              <w:spacing w:after="0" w:line="248" w:lineRule="auto"/>
+            </w:pPr>
+            <w:r>
+              <w:rPr>
+                <w:sz w:val="19"/>
+                <w:szCs w:val="19"/>
+              </w:rPr>
               <w:t xml:space="preserve">P4</w:t>
             </w:r>
           </w:p>
@@ -4411,13 +8113,23 @@
         <w:tc>
           <w:tcPr>
             <w:tcW w:w="900" w:type="dxa"/>
-            <w:vAlign w:val="center"/>
-          </w:tcPr>
-          <w:p>
-            <w:pPr>
-              <w:spacing w:before="20" w:after="20"/>
-            </w:pPr>
-            <w:r>
+            <w:tcMar>
+              <w:top w:w="30" w:type="dxa"/>
+              <w:bottom w:w="30" w:type="dxa"/>
+              <w:left w:w="80" w:type="dxa"/>
+              <w:right w:w="80" w:type="dxa"/>
+            </w:tcMar>
+            <w:vAlign w:val="center"/>
+          </w:tcPr>
+          <w:p>
+            <w:pPr>
+              <w:spacing w:after="0" w:line="248" w:lineRule="auto"/>
+            </w:pPr>
+            <w:r>
+              <w:rPr>
+                <w:sz w:val="19"/>
+                <w:szCs w:val="19"/>
+              </w:rPr>
               <w:t xml:space="preserve">10–11</w:t>
             </w:r>
           </w:p>
@@ -4425,13 +8137,23 @@
         <w:tc>
           <w:tcPr>
             <w:tcW w:w="3760" w:type="dxa"/>
-            <w:vAlign w:val="center"/>
-          </w:tcPr>
-          <w:p>
-            <w:pPr>
-              <w:spacing w:before="20" w:after="20"/>
-            </w:pPr>
-            <w:r>
+            <w:tcMar>
+              <w:top w:w="30" w:type="dxa"/>
+              <w:bottom w:w="30" w:type="dxa"/>
+              <w:left w:w="80" w:type="dxa"/>
+              <w:right w:w="80" w:type="dxa"/>
+            </w:tcMar>
+            <w:vAlign w:val="center"/>
+          </w:tcPr>
+          <w:p>
+            <w:pPr>
+              <w:spacing w:after="0" w:line="248" w:lineRule="auto"/>
+            </w:pPr>
+            <w:r>
+              <w:rPr>
+                <w:sz w:val="19"/>
+                <w:szCs w:val="19"/>
+              </w:rPr>
               <w:t xml:space="preserve">Sharing, versioned revocation, attribute-authority console</w:t>
             </w:r>
           </w:p>
@@ -4439,13 +8161,23 @@
         <w:tc>
           <w:tcPr>
             <w:tcW w:w="2500" w:type="dxa"/>
-            <w:vAlign w:val="center"/>
-          </w:tcPr>
-          <w:p>
-            <w:pPr>
-              <w:spacing w:before="20" w:after="20"/>
-            </w:pPr>
-            <w:r>
+            <w:tcMar>
+              <w:top w:w="30" w:type="dxa"/>
+              <w:bottom w:w="30" w:type="dxa"/>
+              <w:left w:w="80" w:type="dxa"/>
+              <w:right w:w="80" w:type="dxa"/>
+            </w:tcMar>
+            <w:vAlign w:val="center"/>
+          </w:tcPr>
+          <w:p>
+            <w:pPr>
+              <w:spacing w:after="0" w:line="248" w:lineRule="auto"/>
+            </w:pPr>
+            <w:r>
+              <w:rPr>
+                <w:sz w:val="19"/>
+                <w:szCs w:val="19"/>
+              </w:rPr>
               <w:t xml:space="preserve">Revocation prototype</w:t>
             </w:r>
           </w:p>
@@ -4453,13 +8185,23 @@
         <w:tc>
           <w:tcPr>
             <w:tcW w:w="1500" w:type="dxa"/>
-            <w:vAlign w:val="center"/>
-          </w:tcPr>
-          <w:p>
-            <w:pPr>
-              <w:spacing w:before="20" w:after="20"/>
-            </w:pPr>
-            <w:r>
+            <w:tcMar>
+              <w:top w:w="30" w:type="dxa"/>
+              <w:bottom w:w="30" w:type="dxa"/>
+              <w:left w:w="80" w:type="dxa"/>
+              <w:right w:w="80" w:type="dxa"/>
+            </w:tcMar>
+            <w:vAlign w:val="center"/>
+          </w:tcPr>
+          <w:p>
+            <w:pPr>
+              <w:spacing w:after="0" w:line="248" w:lineRule="auto"/>
+            </w:pPr>
+            <w:r>
+              <w:rPr>
+                <w:sz w:val="19"/>
+                <w:szCs w:val="19"/>
+              </w:rPr>
               <w:t xml:space="preserve">P3</w:t>
             </w:r>
           </w:p>
@@ -4469,13 +8211,23 @@
         <w:tc>
           <w:tcPr>
             <w:tcW w:w="700" w:type="dxa"/>
-            <w:vAlign w:val="center"/>
-          </w:tcPr>
-          <w:p>
-            <w:pPr>
-              <w:spacing w:before="20" w:after="20"/>
-            </w:pPr>
-            <w:r>
+            <w:tcMar>
+              <w:top w:w="30" w:type="dxa"/>
+              <w:bottom w:w="30" w:type="dxa"/>
+              <w:left w:w="80" w:type="dxa"/>
+              <w:right w:w="80" w:type="dxa"/>
+            </w:tcMar>
+            <w:vAlign w:val="center"/>
+          </w:tcPr>
+          <w:p>
+            <w:pPr>
+              <w:spacing w:after="0" w:line="248" w:lineRule="auto"/>
+            </w:pPr>
+            <w:r>
+              <w:rPr>
+                <w:sz w:val="19"/>
+                <w:szCs w:val="19"/>
+              </w:rPr>
               <w:t xml:space="preserve">P5</w:t>
             </w:r>
           </w:p>
@@ -4483,13 +8235,23 @@
         <w:tc>
           <w:tcPr>
             <w:tcW w:w="900" w:type="dxa"/>
-            <w:vAlign w:val="center"/>
-          </w:tcPr>
-          <w:p>
-            <w:pPr>
-              <w:spacing w:before="20" w:after="20"/>
-            </w:pPr>
-            <w:r>
+            <w:tcMar>
+              <w:top w:w="30" w:type="dxa"/>
+              <w:bottom w:w="30" w:type="dxa"/>
+              <w:left w:w="80" w:type="dxa"/>
+              <w:right w:w="80" w:type="dxa"/>
+            </w:tcMar>
+            <w:vAlign w:val="center"/>
+          </w:tcPr>
+          <w:p>
+            <w:pPr>
+              <w:spacing w:after="0" w:line="248" w:lineRule="auto"/>
+            </w:pPr>
+            <w:r>
+              <w:rPr>
+                <w:sz w:val="19"/>
+                <w:szCs w:val="19"/>
+              </w:rPr>
               <w:t xml:space="preserve">12–15</w:t>
             </w:r>
           </w:p>
@@ -4497,13 +8259,23 @@
         <w:tc>
           <w:tcPr>
             <w:tcW w:w="3760" w:type="dxa"/>
-            <w:vAlign w:val="center"/>
-          </w:tcPr>
-          <w:p>
-            <w:pPr>
-              <w:spacing w:before="20" w:after="20"/>
-            </w:pPr>
-            <w:r>
+            <w:tcMar>
+              <w:top w:w="30" w:type="dxa"/>
+              <w:bottom w:w="30" w:type="dxa"/>
+              <w:left w:w="80" w:type="dxa"/>
+              <w:right w:w="80" w:type="dxa"/>
+            </w:tcMar>
+            <w:vAlign w:val="center"/>
+          </w:tcPr>
+          <w:p>
+            <w:pPr>
+              <w:spacing w:after="0" w:line="248" w:lineRule="auto"/>
+            </w:pPr>
+            <w:r>
+              <w:rPr>
+                <w:sz w:val="19"/>
+                <w:szCs w:val="19"/>
+              </w:rPr>
               <w:t xml:space="preserve">Minimal UI, benchmarking, security analysis, report + paper</w:t>
             </w:r>
           </w:p>
@@ -4511,13 +8283,23 @@
         <w:tc>
           <w:tcPr>
             <w:tcW w:w="2500" w:type="dxa"/>
-            <w:vAlign w:val="center"/>
-          </w:tcPr>
-          <w:p>
-            <w:pPr>
-              <w:spacing w:before="20" w:after="20"/>
-            </w:pPr>
-            <w:r>
+            <w:tcMar>
+              <w:top w:w="30" w:type="dxa"/>
+              <w:bottom w:w="30" w:type="dxa"/>
+              <w:left w:w="80" w:type="dxa"/>
+              <w:right w:w="80" w:type="dxa"/>
+            </w:tcMar>
+            <w:vAlign w:val="center"/>
+          </w:tcPr>
+          <w:p>
+            <w:pPr>
+              <w:spacing w:after="0" w:line="248" w:lineRule="auto"/>
+            </w:pPr>
+            <w:r>
+              <w:rPr>
+                <w:sz w:val="19"/>
+                <w:szCs w:val="19"/>
+              </w:rPr>
               <w:t xml:space="preserve">Evaluation + final report</w:t>
             </w:r>
           </w:p>
@@ -4525,13 +8307,23 @@
         <w:tc>
           <w:tcPr>
             <w:tcW w:w="1500" w:type="dxa"/>
-            <w:vAlign w:val="center"/>
-          </w:tcPr>
-          <w:p>
-            <w:pPr>
-              <w:spacing w:before="20" w:after="20"/>
-            </w:pPr>
-            <w:r>
+            <w:tcMar>
+              <w:top w:w="30" w:type="dxa"/>
+              <w:bottom w:w="30" w:type="dxa"/>
+              <w:left w:w="80" w:type="dxa"/>
+              <w:right w:w="80" w:type="dxa"/>
+            </w:tcMar>
+            <w:vAlign w:val="center"/>
+          </w:tcPr>
+          <w:p>
+            <w:pPr>
+              <w:spacing w:after="0" w:line="248" w:lineRule="auto"/>
+            </w:pPr>
+            <w:r>
+              <w:rPr>
+                <w:sz w:val="19"/>
+                <w:szCs w:val="19"/>
+              </w:rPr>
               <w:t xml:space="preserve">P3, P4</w:t>
             </w:r>
           </w:p>
@@ -4544,6 +8336,7 @@
         <w:spacing w:after="0"/>
       </w:pPr>
       <w:r>
+        <w:rPr/>
         <w:t xml:space="preserve"/>
       </w:r>
     </w:p>
@@ -4552,6 +8345,7 @@
         <w:pStyle w:val="Normal"/>
       </w:pPr>
       <w:r>
+        <w:rPr/>
         <w:t xml:space="preserve">Team capacity: the four members map to parallel workstreams — crypto core and CP-ABE (Kushagra, Vansh), backend API and ABAC engine (Vansh, Geetanshi), storage/metadata and revocation (Geetanshi, Himanshi), and evaluation, UI, and documentation (Himanshi, Kushagra). Pairing on each stream provides redundancy of knowledge.</w:t>
       </w:r>
     </w:p>
@@ -4560,7 +8354,8 @@
         <w:pStyle w:val="Normal"/>
       </w:pPr>
       <w:r>
-        <w:t xml:space="preserve">Risk buffer: the schedule reserves the tail of P5 as slack, and the single largest risk — building Charm-Crypto — is front-loaded into Week 1 with a documented simulated-CP-ABE fallback held in reserve. With this dependency structure and team split, the project is operationally achievable within one semester.</w:t>
+        <w:rPr/>
+        <w:t xml:space="preserve">Risk buffer: the schedule reserves the tail of P5 as slack, and the largest risk — building the CP-ABE toolchain — is front-loaded into Week 1 with a documented simulated fallback. With this dependency structure and team split, the project is operationally achievable within one semester.</w:t>
       </w:r>
     </w:p>
     <w:p>
@@ -4569,6 +8364,7 @@
         <w:keepNext/>
       </w:pPr>
       <w:r>
+        <w:rPr/>
         <w:t xml:space="preserve">C. Economic Feasibility</w:t>
       </w:r>
     </w:p>
@@ -4577,7 +8373,8 @@
         <w:pStyle w:val="Normal"/>
       </w:pPr>
       <w:r>
-        <w:t xml:space="preserve">The framework can be built at close to zero cost: all components are open-source, cloud free tiers or student credits cover the infrastructure, MongoDB runs locally, and benchmarking needs only a commodity laptop.</w:t>
+        <w:rPr/>
+        <w:t xml:space="preserve">The framework can be built at near-zero cost: all components are open-source, cloud free tiers or student credits cover infrastructure, MongoDB runs locally, and benchmarking needs only a commodity laptop.</w:t>
       </w:r>
     </w:p>
     <w:p>
@@ -4586,6 +8383,7 @@
         <w:keepNext/>
       </w:pPr>
       <w:r>
+        <w:rPr/>
         <w:t xml:space="preserve">D. Security Feasibility</w:t>
       </w:r>
     </w:p>
@@ -4614,16 +8412,24 @@
           <w:tcPr>
             <w:tcW w:w="3200" w:type="dxa"/>
             <w:shd w:val="clear" w:fill="1F3864"/>
-            <w:vAlign w:val="center"/>
-          </w:tcPr>
-          <w:p>
-            <w:pPr>
-              <w:spacing w:before="20" w:after="20"/>
+            <w:tcMar>
+              <w:top w:w="30" w:type="dxa"/>
+              <w:bottom w:w="30" w:type="dxa"/>
+              <w:left w:w="80" w:type="dxa"/>
+              <w:right w:w="80" w:type="dxa"/>
+            </w:tcMar>
+            <w:vAlign w:val="center"/>
+          </w:tcPr>
+          <w:p>
+            <w:pPr>
+              <w:spacing w:after="0" w:line="248" w:lineRule="auto"/>
             </w:pPr>
             <w:r>
               <w:rPr>
                 <w:b/>
                 <w:color w:val="FFFFFF"/>
+                <w:sz w:val="19"/>
+                <w:szCs w:val="19"/>
               </w:rPr>
               <w:t xml:space="preserve">Threat</w:t>
             </w:r>
@@ -4633,16 +8439,24 @@
           <w:tcPr>
             <w:tcW w:w="6160" w:type="dxa"/>
             <w:shd w:val="clear" w:fill="1F3864"/>
-            <w:vAlign w:val="center"/>
-          </w:tcPr>
-          <w:p>
-            <w:pPr>
-              <w:spacing w:before="20" w:after="20"/>
+            <w:tcMar>
+              <w:top w:w="30" w:type="dxa"/>
+              <w:bottom w:w="30" w:type="dxa"/>
+              <w:left w:w="80" w:type="dxa"/>
+              <w:right w:w="80" w:type="dxa"/>
+            </w:tcMar>
+            <w:vAlign w:val="center"/>
+          </w:tcPr>
+          <w:p>
+            <w:pPr>
+              <w:spacing w:after="0" w:line="248" w:lineRule="auto"/>
             </w:pPr>
             <w:r>
               <w:rPr>
                 <w:b/>
                 <w:color w:val="FFFFFF"/>
+                <w:sz w:val="19"/>
+                <w:szCs w:val="19"/>
               </w:rPr>
               <w:t xml:space="preserve">Mitigation</w:t>
             </w:r>
@@ -4653,13 +8467,23 @@
         <w:tc>
           <w:tcPr>
             <w:tcW w:w="3200" w:type="dxa"/>
-            <w:vAlign w:val="center"/>
-          </w:tcPr>
-          <w:p>
-            <w:pPr>
-              <w:spacing w:before="20" w:after="20"/>
-            </w:pPr>
-            <w:r>
+            <w:tcMar>
+              <w:top w:w="30" w:type="dxa"/>
+              <w:bottom w:w="30" w:type="dxa"/>
+              <w:left w:w="80" w:type="dxa"/>
+              <w:right w:w="80" w:type="dxa"/>
+            </w:tcMar>
+            <w:vAlign w:val="center"/>
+          </w:tcPr>
+          <w:p>
+            <w:pPr>
+              <w:spacing w:after="0" w:line="248" w:lineRule="auto"/>
+            </w:pPr>
+            <w:r>
+              <w:rPr>
+                <w:sz w:val="19"/>
+                <w:szCs w:val="19"/>
+              </w:rPr>
               <w:t xml:space="preserve">Honest-but-curious cloud</w:t>
             </w:r>
           </w:p>
@@ -4667,13 +8491,23 @@
         <w:tc>
           <w:tcPr>
             <w:tcW w:w="6160" w:type="dxa"/>
-            <w:vAlign w:val="center"/>
-          </w:tcPr>
-          <w:p>
-            <w:pPr>
-              <w:spacing w:before="20" w:after="20"/>
-            </w:pPr>
-            <w:r>
+            <w:tcMar>
+              <w:top w:w="30" w:type="dxa"/>
+              <w:bottom w:w="30" w:type="dxa"/>
+              <w:left w:w="80" w:type="dxa"/>
+              <w:right w:w="80" w:type="dxa"/>
+            </w:tcMar>
+            <w:vAlign w:val="center"/>
+          </w:tcPr>
+          <w:p>
+            <w:pPr>
+              <w:spacing w:after="0" w:line="248" w:lineRule="auto"/>
+            </w:pPr>
+            <w:r>
+              <w:rPr>
+                <w:sz w:val="19"/>
+                <w:szCs w:val="19"/>
+              </w:rPr>
               <w:t xml:space="preserve">Files are AES-encrypted before upload, so the cloud sees only ciphertext</w:t>
             </w:r>
           </w:p>
@@ -4683,13 +8517,23 @@
         <w:tc>
           <w:tcPr>
             <w:tcW w:w="3200" w:type="dxa"/>
-            <w:vAlign w:val="center"/>
-          </w:tcPr>
-          <w:p>
-            <w:pPr>
-              <w:spacing w:before="20" w:after="20"/>
-            </w:pPr>
-            <w:r>
+            <w:tcMar>
+              <w:top w:w="30" w:type="dxa"/>
+              <w:bottom w:w="30" w:type="dxa"/>
+              <w:left w:w="80" w:type="dxa"/>
+              <w:right w:w="80" w:type="dxa"/>
+            </w:tcMar>
+            <w:vAlign w:val="center"/>
+          </w:tcPr>
+          <w:p>
+            <w:pPr>
+              <w:spacing w:after="0" w:line="248" w:lineRule="auto"/>
+            </w:pPr>
+            <w:r>
+              <w:rPr>
+                <w:sz w:val="19"/>
+                <w:szCs w:val="19"/>
+              </w:rPr>
               <w:t xml:space="preserve">Insider at the application server</w:t>
             </w:r>
           </w:p>
@@ -4697,14 +8541,24 @@
         <w:tc>
           <w:tcPr>
             <w:tcW w:w="6160" w:type="dxa"/>
-            <w:vAlign w:val="center"/>
-          </w:tcPr>
-          <w:p>
-            <w:pPr>
-              <w:spacing w:before="20" w:after="20"/>
-            </w:pPr>
-            <w:r>
-              <w:t xml:space="preserve">The DEK is CP-ABE-wrapped; the server never holds a user’s secret key, and final decryption is client-side</w:t>
+            <w:tcMar>
+              <w:top w:w="30" w:type="dxa"/>
+              <w:bottom w:w="30" w:type="dxa"/>
+              <w:left w:w="80" w:type="dxa"/>
+              <w:right w:w="80" w:type="dxa"/>
+            </w:tcMar>
+            <w:vAlign w:val="center"/>
+          </w:tcPr>
+          <w:p>
+            <w:pPr>
+              <w:spacing w:after="0" w:line="248" w:lineRule="auto"/>
+            </w:pPr>
+            <w:r>
+              <w:rPr>
+                <w:sz w:val="19"/>
+                <w:szCs w:val="19"/>
+              </w:rPr>
+              <w:t xml:space="preserve">The DEK is CP-ABE-wrapped; the server never holds a user’s secret key; final decryption is client-side</w:t>
             </w:r>
           </w:p>
         </w:tc>
@@ -4713,13 +8567,23 @@
         <w:tc>
           <w:tcPr>
             <w:tcW w:w="3200" w:type="dxa"/>
-            <w:vAlign w:val="center"/>
-          </w:tcPr>
-          <w:p>
-            <w:pPr>
-              <w:spacing w:before="20" w:after="20"/>
-            </w:pPr>
-            <w:r>
+            <w:tcMar>
+              <w:top w:w="30" w:type="dxa"/>
+              <w:bottom w:w="30" w:type="dxa"/>
+              <w:left w:w="80" w:type="dxa"/>
+              <w:right w:w="80" w:type="dxa"/>
+            </w:tcMar>
+            <w:vAlign w:val="center"/>
+          </w:tcPr>
+          <w:p>
+            <w:pPr>
+              <w:spacing w:after="0" w:line="248" w:lineRule="auto"/>
+            </w:pPr>
+            <w:r>
+              <w:rPr>
+                <w:sz w:val="19"/>
+                <w:szCs w:val="19"/>
+              </w:rPr>
               <w:t xml:space="preserve">Collusion between users</w:t>
             </w:r>
           </w:p>
@@ -4727,13 +8591,23 @@
         <w:tc>
           <w:tcPr>
             <w:tcW w:w="6160" w:type="dxa"/>
-            <w:vAlign w:val="center"/>
-          </w:tcPr>
-          <w:p>
-            <w:pPr>
-              <w:spacing w:before="20" w:after="20"/>
-            </w:pPr>
-            <w:r>
+            <w:tcMar>
+              <w:top w:w="30" w:type="dxa"/>
+              <w:bottom w:w="30" w:type="dxa"/>
+              <w:left w:w="80" w:type="dxa"/>
+              <w:right w:w="80" w:type="dxa"/>
+            </w:tcMar>
+            <w:vAlign w:val="center"/>
+          </w:tcPr>
+          <w:p>
+            <w:pPr>
+              <w:spacing w:after="0" w:line="248" w:lineRule="auto"/>
+            </w:pPr>
+            <w:r>
+              <w:rPr>
+                <w:sz w:val="19"/>
+                <w:szCs w:val="19"/>
+              </w:rPr>
               <w:t xml:space="preserve">CP-ABE key randomisation prevents users from pooling keys</w:t>
             </w:r>
           </w:p>
@@ -4743,13 +8617,23 @@
         <w:tc>
           <w:tcPr>
             <w:tcW w:w="3200" w:type="dxa"/>
-            <w:vAlign w:val="center"/>
-          </w:tcPr>
-          <w:p>
-            <w:pPr>
-              <w:spacing w:before="20" w:after="20"/>
-            </w:pPr>
-            <w:r>
+            <w:tcMar>
+              <w:top w:w="30" w:type="dxa"/>
+              <w:bottom w:w="30" w:type="dxa"/>
+              <w:left w:w="80" w:type="dxa"/>
+              <w:right w:w="80" w:type="dxa"/>
+            </w:tcMar>
+            <w:vAlign w:val="center"/>
+          </w:tcPr>
+          <w:p>
+            <w:pPr>
+              <w:spacing w:after="0" w:line="248" w:lineRule="auto"/>
+            </w:pPr>
+            <w:r>
+              <w:rPr>
+                <w:sz w:val="19"/>
+                <w:szCs w:val="19"/>
+              </w:rPr>
               <w:t xml:space="preserve">Data tampering</w:t>
             </w:r>
           </w:p>
@@ -4757,13 +8641,23 @@
         <w:tc>
           <w:tcPr>
             <w:tcW w:w="6160" w:type="dxa"/>
-            <w:vAlign w:val="center"/>
-          </w:tcPr>
-          <w:p>
-            <w:pPr>
-              <w:spacing w:before="20" w:after="20"/>
-            </w:pPr>
-            <w:r>
+            <w:tcMar>
+              <w:top w:w="30" w:type="dxa"/>
+              <w:bottom w:w="30" w:type="dxa"/>
+              <w:left w:w="80" w:type="dxa"/>
+              <w:right w:w="80" w:type="dxa"/>
+            </w:tcMar>
+            <w:vAlign w:val="center"/>
+          </w:tcPr>
+          <w:p>
+            <w:pPr>
+              <w:spacing w:after="0" w:line="248" w:lineRule="auto"/>
+            </w:pPr>
+            <w:r>
+              <w:rPr>
+                <w:sz w:val="19"/>
+                <w:szCs w:val="19"/>
+              </w:rPr>
               <w:t xml:space="preserve">AES-GCM authentication tag, SHA-256, and RSA-PSS signature</w:t>
             </w:r>
           </w:p>
@@ -4773,13 +8667,23 @@
         <w:tc>
           <w:tcPr>
             <w:tcW w:w="3200" w:type="dxa"/>
-            <w:vAlign w:val="center"/>
-          </w:tcPr>
-          <w:p>
-            <w:pPr>
-              <w:spacing w:before="20" w:after="20"/>
-            </w:pPr>
-            <w:r>
+            <w:tcMar>
+              <w:top w:w="30" w:type="dxa"/>
+              <w:bottom w:w="30" w:type="dxa"/>
+              <w:left w:w="80" w:type="dxa"/>
+              <w:right w:w="80" w:type="dxa"/>
+            </w:tcMar>
+            <w:vAlign w:val="center"/>
+          </w:tcPr>
+          <w:p>
+            <w:pPr>
+              <w:spacing w:after="0" w:line="248" w:lineRule="auto"/>
+            </w:pPr>
+            <w:r>
+              <w:rPr>
+                <w:sz w:val="19"/>
+                <w:szCs w:val="19"/>
+              </w:rPr>
               <w:t xml:space="preserve">Revoked user attempting access</w:t>
             </w:r>
           </w:p>
@@ -4787,13 +8691,23 @@
         <w:tc>
           <w:tcPr>
             <w:tcW w:w="6160" w:type="dxa"/>
-            <w:vAlign w:val="center"/>
-          </w:tcPr>
-          <w:p>
-            <w:pPr>
-              <w:spacing w:before="20" w:after="20"/>
-            </w:pPr>
-            <w:r>
+            <w:tcMar>
+              <w:top w:w="30" w:type="dxa"/>
+              <w:bottom w:w="30" w:type="dxa"/>
+              <w:left w:w="80" w:type="dxa"/>
+              <w:right w:w="80" w:type="dxa"/>
+            </w:tcMar>
+            <w:vAlign w:val="center"/>
+          </w:tcPr>
+          <w:p>
+            <w:pPr>
+              <w:spacing w:after="0" w:line="248" w:lineRule="auto"/>
+            </w:pPr>
+            <w:r>
+              <w:rPr>
+                <w:sz w:val="19"/>
+                <w:szCs w:val="19"/>
+              </w:rPr>
               <w:t xml:space="preserve">Attribute versioning with lazy re-wrap, plus instant denial at the ABAC layer</w:t>
             </w:r>
           </w:p>
@@ -4803,13 +8717,23 @@
         <w:tc>
           <w:tcPr>
             <w:tcW w:w="3200" w:type="dxa"/>
-            <w:vAlign w:val="center"/>
-          </w:tcPr>
-          <w:p>
-            <w:pPr>
-              <w:spacing w:before="20" w:after="20"/>
-            </w:pPr>
-            <w:r>
+            <w:tcMar>
+              <w:top w:w="30" w:type="dxa"/>
+              <w:bottom w:w="30" w:type="dxa"/>
+              <w:left w:w="80" w:type="dxa"/>
+              <w:right w:w="80" w:type="dxa"/>
+            </w:tcMar>
+            <w:vAlign w:val="center"/>
+          </w:tcPr>
+          <w:p>
+            <w:pPr>
+              <w:spacing w:after="0" w:line="248" w:lineRule="auto"/>
+            </w:pPr>
+            <w:r>
+              <w:rPr>
+                <w:sz w:val="19"/>
+                <w:szCs w:val="19"/>
+              </w:rPr>
               <w:t xml:space="preserve">Future quantum adversary</w:t>
             </w:r>
           </w:p>
@@ -4817,14 +8741,24 @@
         <w:tc>
           <w:tcPr>
             <w:tcW w:w="6160" w:type="dxa"/>
-            <w:vAlign w:val="center"/>
-          </w:tcPr>
-          <w:p>
-            <w:pPr>
-              <w:spacing w:before="20" w:after="20"/>
-            </w:pPr>
-            <w:r>
-              <w:t xml:space="preserve">Documented as a risk; ML-KEM / lattice-based ABE noted as future work</w:t>
+            <w:tcMar>
+              <w:top w:w="30" w:type="dxa"/>
+              <w:bottom w:w="30" w:type="dxa"/>
+              <w:left w:w="80" w:type="dxa"/>
+              <w:right w:w="80" w:type="dxa"/>
+            </w:tcMar>
+            <w:vAlign w:val="center"/>
+          </w:tcPr>
+          <w:p>
+            <w:pPr>
+              <w:spacing w:after="0" w:line="248" w:lineRule="auto"/>
+            </w:pPr>
+            <w:r>
+              <w:rPr>
+                <w:sz w:val="19"/>
+                <w:szCs w:val="19"/>
+              </w:rPr>
+              <w:t xml:space="preserve">Documented risk; ML-KEM / lattice-based ABE evaluated as the migration path [12], [16], [20]</w:t>
             </w:r>
           </w:p>
         </w:tc>
@@ -4836,6 +8770,7 @@
         <w:spacing w:after="0"/>
       </w:pPr>
       <w:r>
+        <w:rPr/>
         <w:t xml:space="preserve"/>
       </w:r>
     </w:p>
@@ -4845,6 +8780,7 @@
         <w:keepNext/>
       </w:pPr>
       <w:r>
+        <w:rPr/>
         <w:t xml:space="preserve">E. Verdict</w:t>
       </w:r>
     </w:p>
@@ -4853,7 +8789,8 @@
         <w:pStyle w:val="Normal"/>
       </w:pPr>
       <w:r>
-        <w:t xml:space="preserve">Taken together, the project is technically, economically, and operationally feasible within a single semester using open-source tools and cloud free tiers. The single biggest risk is building and running Charm-Crypto; that risk is front-loaded into Week 1 with Docker, and a documented simulated-CP-ABE fallback is kept in reserve.</w:t>
+        <w:rPr/>
+        <w:t xml:space="preserve">Taken together, the project is technically, economically, and operationally feasible within a single semester using open-source tools and cloud free tiers. The single biggest risk is building and running the CP-ABE toolchain; that risk is front-loaded into Week 1 with Docker, and a documented simulated fallback is kept in reserve.</w:t>
       </w:r>
     </w:p>
     <w:p>
@@ -4862,6 +8799,7 @@
         <w:keepNext/>
       </w:pPr>
       <w:r>
+        <w:rPr/>
         <w:t xml:space="preserve">References</w:t>
       </w:r>
     </w:p>
@@ -4871,7 +8809,8 @@
         <w:spacing w:after="60"/>
       </w:pPr>
       <w:r>
-        <w:t xml:space="preserve">[1] N. Doshi et al., “Flexible revocation in ciphertext-policy attribute-based encryption with verifiable ciphertext delegation,” Multimedia Tools and Applications, 2022. https://link.springer.com/article/10.1007/s11042-022-13537-0</w:t>
+        <w:rPr/>
+        <w:t xml:space="preserve">[1] “A hybrid ECC-AES encryption framework for secure and efficient cloud-based data protection,” Scientific Reports (Nature), 2025. https://www.nature.com/articles/s41598-025-01315-5</w:t>
       </w:r>
     </w:p>
     <w:p>
@@ -4880,7 +8819,8 @@
         <w:spacing w:after="60"/>
       </w:pPr>
       <w:r>
-        <w:t xml:space="preserve">[2] “Puncturable ciphertext-policy attribute-based encryption scheme for efficient and flexible user revocation,” Science China Information Sciences, 2023. https://link.springer.com/article/10.1007/s11432-022-3585-9</w:t>
+        <w:rPr/>
+        <w:t xml:space="preserve">[2] “A privacy-preserving cloud storage framework with hybrid encryption, homomorphic keyword search, and blockchain-based integrity verification,” Scientific Reports (Nature), 2026. https://www.nature.com/articles/s41598-026-48705-x</w:t>
       </w:r>
     </w:p>
     <w:p>
@@ -4889,7 +8829,8 @@
         <w:spacing w:after="60"/>
       </w:pPr>
       <w:r>
-        <w:t xml:space="preserve">[3] “A cloud-based enhanced CP-ABE framework for efficient user and attribute-level revocation,” Int. J. of Computers and Applications, 2023. https://www.tandfonline.com/doi/full/10.1080/1206212X.2023.2250149</w:t>
+        <w:rPr/>
+        <w:t xml:space="preserve">[3] “Hybrid AES-ECC Model for the Security of Data over Cloud Storage,” Electronics (MDPI), vol. 10, no. 21, 2021. https://www.mdpi.com/2079-9292/10/21/2673</w:t>
       </w:r>
     </w:p>
     <w:p>
@@ -4898,7 +8839,8 @@
         <w:spacing w:after="60"/>
       </w:pPr>
       <w:r>
-        <w:t xml:space="preserve">[4] “A revocable attribute-based encryption EHR sharing scheme with multiple authorities in blockchain (MA-RABE),” Peer-to-Peer Networking and Applications, 2022. https://link.springer.com/doi/10.1007/s12083-022-01387-4</w:t>
+        <w:rPr/>
+        <w:t xml:space="preserve">[4] “Efficient revocable attribute-based encryption with black-box traceability,” International Journal of Information Security (Springer), 2026. https://link.springer.com/10.1007/s10207-026-01247-9</w:t>
       </w:r>
     </w:p>
     <w:p>
@@ -4907,7 +8849,8 @@
         <w:spacing w:after="60"/>
       </w:pPr>
       <w:r>
-        <w:t xml:space="preserve">[5] “Blockchain-Based Multiple Authorities Attribute-Based Encryption for EHR Access Control,” Applied Sciences (MDPI), vol. 12, no. 21, 2022. https://www.mdpi.com/2076-3417/12/21/10812</w:t>
+        <w:rPr/>
+        <w:t xml:space="preserve">[5] “Puncturable ciphertext-policy attribute-based encryption for efficient and flexible user revocation,” Science China Information Sciences, 2023. https://link.springer.com/article/10.1007/s11432-022-3585-9</w:t>
       </w:r>
     </w:p>
     <w:p>
@@ -4916,7 +8859,8 @@
         <w:spacing w:after="60"/>
       </w:pPr>
       <w:r>
-        <w:t xml:space="preserve">[6] “Access control scheme based on blockchain and attribute-based searchable encryption in cloud environment,” Journal of Cloud Computing, 2023. https://link.springer.com/article/10.1186/s13677-023-00444-4</w:t>
+        <w:rPr/>
+        <w:t xml:space="preserve">[6] “Revocable, dynamic and decentralized data access control in cloud storage,” The Journal of Supercomputing (Springer), 2022. https://link.springer.com/article/10.1007/s11227-021-04277-3</w:t>
       </w:r>
     </w:p>
     <w:p>
@@ -4925,7 +8869,8 @@
         <w:spacing w:after="60"/>
       </w:pPr>
       <w:r>
-        <w:t xml:space="preserve">[7] “A structured review of lattice-based attribute-based encryption methods for post-quantum security,” Springer, 2024–26. https://link.springer.com/10.1007/s10791-026-09965-3</w:t>
+        <w:rPr/>
+        <w:t xml:space="preserve">[7] “Revocable Blockchain-Aided Attribute-Based Encryption with Escrow-Free in Cloud Storage,” IEEE Transactions on Computers, 2023. https://www.computer.org/csdl/journal/tc/2023/07/10007041</w:t>
       </w:r>
     </w:p>
     <w:p>
@@ -4934,7 +8879,8 @@
         <w:spacing w:after="60"/>
       </w:pPr>
       <w:r>
-        <w:t xml:space="preserve">[8] “Blockchain-Enabled Lattice-Based Attribute-Based Searchable Encryption with Instant Revocation (BL-ABSE),” Electronics (MDPI), 2025. https://www.mdpi.com/2079-9292/15/11/2471</w:t>
+        <w:rPr/>
+        <w:t xml:space="preserve">[8] “Revocable and Traceable Undeniable Attribute-Based Encryption in Cloud-Enabled E-Health Systems (MA-RUABE),” Entropy (MDPI), vol. 26, no. 1, 2024. https://www.mdpi.com/1099-4300/26/1/45</w:t>
       </w:r>
     </w:p>
     <w:p>
@@ -4943,7 +8889,8 @@
         <w:spacing w:after="60"/>
       </w:pPr>
       <w:r>
-        <w:t xml:space="preserve">[9] “Performance and Storage Analysis of CRYSTALS-Kyber (ML-KEM) as a Post-Quantum Replacement for RSA and ECC,” arXiv, 2025. https://arxiv.org/html/2508.01694</w:t>
+        <w:rPr/>
+        <w:t xml:space="preserve">[9] “Verifiable attribute-based keyword search over encrypted data for personal health records in cloud,” Journal of Cloud Computing (Springer), 2023. https://doi.org/10.1186/s13677-023-00451-5</w:t>
       </w:r>
     </w:p>
     <w:p>
@@ -4952,7 +8899,8 @@
         <w:spacing w:after="60"/>
       </w:pPr>
       <w:r>
-        <w:t xml:space="preserve">[10] “RSA and AES Based Hybrid Encryption Technique for Enhancing Data Security in Cloud Computing,” 2023. https://www.researchgate.net/publication/375145532</w:t>
+        <w:rPr/>
+        <w:t xml:space="preserve">[10] “TMABKS: a traceable multi-authority attribute-based Boolean keyword search for e-health records in cloud,” Cluster Computing (Springer), 2025. https://link.springer.com/article/10.1007/s10586-024-04913-6</w:t>
       </w:r>
     </w:p>
     <w:p>
@@ -4961,7 +8909,8 @@
         <w:spacing w:after="60"/>
       </w:pPr>
       <w:r>
-        <w:t xml:space="preserve">[11] “A privacy-preserving cloud storage framework with hybrid encryption, homomorphic keyword search, and blockchain-based integrity verification,” Scientific Reports (Nature), 2026. https://www.nature.com/articles/s41598-026-48705-x</w:t>
+        <w:rPr/>
+        <w:t xml:space="preserve">[11] “An improved fine-grained ciphertext-policy temporary keyword search on encrypted data for secure cloud storage,” Scientific Reports (Nature), 2024. https://www.nature.com/articles/s41598-024-56112-3</w:t>
       </w:r>
     </w:p>
     <w:p>
@@ -4970,7 +8919,8 @@
         <w:spacing w:after="60"/>
       </w:pPr>
       <w:r>
-        <w:t xml:space="preserve">[12] “A hybrid ECC-AES encryption framework for secure and efficient cloud-based data protection,” Scientific Reports (Nature), 2025. https://www.nature.com/articles/s41598-025-01315-5</w:t>
+        <w:rPr/>
+        <w:t xml:space="preserve">[12] “Quantum-resistant traceable, revocable, and key escrow-free CP-ABE for cloud storage,” Peer-to-Peer Networking and Applications (Springer), 2025. https://link.springer.com/article/10.1007/s12083-025-02106-5</w:t>
       </w:r>
     </w:p>
     <w:p>
@@ -4979,7 +8929,8 @@
         <w:spacing w:after="60"/>
       </w:pPr>
       <w:r>
-        <w:t xml:space="preserve">[13] A. Sahai and B. Waters, “Fuzzy Identity-Based Encryption,” EUROCRYPT, 2005.</w:t>
+        <w:rPr/>
+        <w:t xml:space="preserve">[13] “Survey of Post-Quantum Lattice-Based Ciphertext-Policy Attribute-Based Encryption Schemes for Cloud Storage,” IEEE Transactions on Services Computing, 2024. https://www.computer.org/csdl/journal/sc/2024/06/10715672</w:t>
       </w:r>
     </w:p>
     <w:p>
@@ -4988,7 +8939,8 @@
         <w:spacing w:after="60"/>
       </w:pPr>
       <w:r>
-        <w:t xml:space="preserve">[14] V. Goyal, O. Pandey, A. Sahai, and B. Waters, “Attribute-Based Encryption for Fine-Grained Access Control of Encrypted Data,” ACM CCS, 2006.</w:t>
+        <w:rPr/>
+        <w:t xml:space="preserve">[14] “Lattice-Based CP-ABE Access Control with Lazy Assignment of Attributes and Attribute Revocation,” IET Information Security, 2024. https://doi.org/10.1049/2024/6963475</w:t>
       </w:r>
     </w:p>
     <w:p>
@@ -4997,7 +8949,8 @@
         <w:spacing w:after="60"/>
       </w:pPr>
       <w:r>
-        <w:t xml:space="preserve">[15] J. Bethencourt, A. Sahai, and B. Waters, “Ciphertext-Policy Attribute-Based Encryption,” IEEE S&amp;P, 2007.</w:t>
+        <w:rPr/>
+        <w:t xml:space="preserve">[15] “Efficient lattice-based revocable attribute-based encryption against decryption key exposure for cloud file sharing,” Journal of Cloud Computing (Springer), 2023. https://doi.org/10.1186/s13677-023-00414-w</w:t>
       </w:r>
     </w:p>
     <w:p>
@@ -5006,7 +8959,8 @@
         <w:spacing w:after="60"/>
       </w:pPr>
       <w:r>
-        <w:t xml:space="preserve">[16] B. Waters, “Ciphertext-Policy Attribute-Based Encryption: An Expressive, Efficient, and Provably Secure Realization,” PKC, 2011.</w:t>
+        <w:rPr/>
+        <w:t xml:space="preserve">[16] “Blockchain-Enabled Lattice-Based Attribute-Based Searchable Encryption with Instant Revocation (BL-ABSE),” Electronics (MDPI), 2026. https://www.mdpi.com/2079-9292/15/11/2471</w:t>
       </w:r>
     </w:p>
     <w:p>
@@ -5015,7 +8969,8 @@
         <w:spacing w:after="60"/>
       </w:pPr>
       <w:r>
-        <w:t xml:space="preserve">[17] A. Lewko and B. Waters, “Decentralizing Attribute-Based Encryption,” EUROCRYPT, 2011.</w:t>
+        <w:rPr/>
+        <w:t xml:space="preserve">[17] “Revocable blockchain-aided multi-authority access control with key escrow-free for EHR sharing,” The Journal of Supercomputing (Springer), 2025. https://link.springer.com/10.1007/s11227-025-07088-y</w:t>
       </w:r>
     </w:p>
     <w:p>
@@ -5024,7 +8979,8 @@
         <w:spacing w:after="60"/>
       </w:pPr>
       <w:r>
-        <w:t xml:space="preserve">[18] V. C. Hu et al., “Guide to Attribute Based Access Control (ABAC) Definition and Considerations,” NIST SP 800-162, 2014.</w:t>
+        <w:rPr/>
+        <w:t xml:space="preserve">[18] “A survey on multi-authority and decentralized attribute-based encryption,” Journal of Ambient Intelligence and Humanized Computing (Springer), 2021. https://link.springer.com/article/10.1007/s12652-021-02915-5</w:t>
       </w:r>
     </w:p>
     <w:p>
@@ -5033,7 +8989,8 @@
         <w:spacing w:after="60"/>
       </w:pPr>
       <w:r>
-        <w:t xml:space="preserve">[19] M. Green, S. Hohenberger, and B. Waters, “Outsourcing the Decryption of ABE Ciphertexts,” USENIX Security, 2011.</w:t>
+        <w:rPr/>
+        <w:t xml:space="preserve">[19] “A Framework for Attribute-Based Access Control in Processing Big Data with Multiple Sensitivities,” Applied Sciences (MDPI), vol. 13, no. 2, 2023. https://www.mdpi.com/2076-3417/13/2/1183</w:t>
       </w:r>
     </w:p>
     <w:p>
@@ -5042,7 +8999,8 @@
         <w:spacing w:after="60"/>
       </w:pPr>
       <w:r>
-        <w:t xml:space="preserve">[20] J. A. Akinyele et al., “Charm: a framework for rapidly prototyping cryptosystems,” J. Cryptographic Engineering, 2013.</w:t>
+        <w:rPr/>
+        <w:t xml:space="preserve">[20] “Performance and Storage Analysis of CRYSTALS-Kyber (ML-KEM) as a Post-Quantum Replacement for RSA and ECC,” arXiv, 2025. https://arxiv.org/html/2508.01694</w:t>
       </w:r>
     </w:p>
     <w:p>
@@ -5051,12 +9009,24 @@
         <w:spacing w:after="60"/>
       </w:pPr>
       <w:r>
-        <w:t xml:space="preserve">[21] National Institute of Standards and Technology, “Module-Lattice-Based Key-Encapsulation Mechanism Standard,” FIPS 203, 2024.</w:t>
+        <w:rPr/>
+        <w:t xml:space="preserve">[21] National Institute of Standards and Technology, “Module-Lattice-Based Key-Encapsulation Mechanism Standard,” FIPS 203, 2024. https://csrc.nist.gov/pubs/fips/203/final</w:t>
+      </w:r>
+    </w:p>
+    <w:p>
+      <w:pPr>
+        <w:pStyle w:val="Normal"/>
+      </w:pPr>
+      <w:r>
+        <w:rPr>
+          <w:i/>
+        </w:rPr>
+        <w:t xml:space="preserve">Note: references were located via literature search; verify each DOI/venue/year before final submission. Source content was rephrased for compliance with licensing restrictions.</w:t>
       </w:r>
     </w:p>
     <w:sectPr>
       <w:pgSz w:w="12240" w:h="15840"/>
-      <w:pgMar w:top="1440" w:right="1440" w:bottom="1440" w:left="1440" w:header="720" w:footer="720" w:gutter="0"/>
+      <w:pgMar w:top="1440" w:right="1440" w:bottom="1440" w:left="1440" w:header="720" w:footer="720"/>
     </w:sectPr>
   </w:body>
 </w:document>
@@ -5076,15 +9046,6 @@
       <w:rPr>
         <w:rFonts w:ascii="Symbol" w:hAnsi="Symbol" w:hint="default"/>
       </w:rPr>
-    </w:lvl>
-    <w:lvl w:ilvl="1">
-      <w:start w:val="1"/>
-      <w:numFmt w:val="bullet"/>
-      <w:lvlText w:val="◦"/>
-      <w:lvlJc w:val="left"/>
-      <w:pPr>
-        <w:ind w:left="720" w:hanging="360"/>
-      </w:pPr>
     </w:lvl>
   </w:abstractNum>
   <w:num w:numId="1">
@@ -5107,7 +9068,7 @@
   <w:style w:type="paragraph" w:default="1" w:styleId="Normal">
     <w:name w:val="Normal"/>
     <w:pPr>
-      <w:spacing w:after="160" w:line="276" w:lineRule="auto"/>
+      <w:spacing w:after="140" w:line="276" w:lineRule="auto"/>
       <w:jc w:val="both"/>
     </w:pPr>
     <w:rPr>
